--- a/Documents/Техническое задание_Дей581.docx
+++ b/Documents/Техническое задание_Дей581.docx
@@ -452,9 +452,11 @@
     <w:sdt>
       <w:sdtPr>
         <w:rPr>
-          <w:rFonts w:cs="Times New Roman"/>
+          <w:rFonts w:asciiTheme="minorHAnsi" w:eastAsiaTheme="minorEastAsia" w:hAnsiTheme="minorHAnsi" w:cs="Times New Roman"/>
+          <w:b w:val="0"/>
           <w:sz w:val="24"/>
           <w:szCs w:val="24"/>
+          <w:lang w:val="en-US" w:eastAsia="zh-CN"/>
         </w:rPr>
         <w:id w:val="-653460787"/>
         <w:docPartObj>
@@ -464,9 +466,8 @@
       </w:sdtPr>
       <w:sdtEndPr>
         <w:rPr>
-          <w:rFonts w:asciiTheme="minorHAnsi" w:eastAsiaTheme="minorEastAsia" w:hAnsiTheme="minorHAnsi" w:cstheme="minorBidi"/>
+          <w:rFonts w:cstheme="minorBidi"/>
           <w:bCs/>
-          <w:lang w:val="en-US" w:eastAsia="zh-CN"/>
         </w:rPr>
       </w:sdtEndPr>
       <w:sdtContent>
@@ -1264,29 +1265,7 @@
                 <w:szCs w:val="24"/>
                 <w:lang w:val="ru-RU"/>
               </w:rPr>
-              <w:t>3 ТРЕБО</w:t>
-            </w:r>
-            <w:r>
-              <w:rPr>
-                <w:rStyle w:val="a9"/>
-                <w:rFonts w:ascii="Times New Roman" w:hAnsi="Times New Roman" w:cs="Times New Roman"/>
-                <w:noProof/>
-                <w:sz w:val="24"/>
-                <w:szCs w:val="24"/>
-                <w:lang w:val="ru-RU"/>
-              </w:rPr>
-              <w:t>В</w:t>
-            </w:r>
-            <w:r>
-              <w:rPr>
-                <w:rStyle w:val="a9"/>
-                <w:rFonts w:ascii="Times New Roman" w:hAnsi="Times New Roman" w:cs="Times New Roman"/>
-                <w:noProof/>
-                <w:sz w:val="24"/>
-                <w:szCs w:val="24"/>
-                <w:lang w:val="ru-RU"/>
-              </w:rPr>
-              <w:t>АНИЯ К АВТОМАТИЗИРОВАННОЙ СИСТЕМЕ</w:t>
+              <w:t>3 ТРЕБОВАНИЯ К АВТОМАТИЗИРОВАННОЙ СИСТЕМЕ</w:t>
             </w:r>
             <w:r>
               <w:rPr>
@@ -3123,27 +3102,7 @@
           <w:lang w:val="ru-RU"/>
         </w:rPr>
         <w:tab/>
-        <w:t xml:space="preserve">Заказчиком работ является: кандидат технических наук, доцент кафедры компьютерных систем в управлении и проектировании (КСУП) </w:t>
-      </w:r>
-      <w:proofErr w:type="spellStart"/>
-      <w:r>
-        <w:rPr>
-          <w:rFonts w:ascii="Times New Roman" w:hAnsi="Times New Roman" w:cs="Times New Roman"/>
-          <w:sz w:val="28"/>
-          <w:szCs w:val="28"/>
-          <w:lang w:val="ru-RU"/>
-        </w:rPr>
-        <w:t>Калентьев</w:t>
-      </w:r>
-      <w:proofErr w:type="spellEnd"/>
-      <w:r>
-        <w:rPr>
-          <w:rFonts w:ascii="Times New Roman" w:hAnsi="Times New Roman" w:cs="Times New Roman"/>
-          <w:sz w:val="28"/>
-          <w:szCs w:val="28"/>
-          <w:lang w:val="ru-RU"/>
-        </w:rPr>
-        <w:t xml:space="preserve"> Алексей Анатольевич. </w:t>
+        <w:t xml:space="preserve">Заказчиком работ является: кандидат технических наук, доцент кафедры компьютерных систем в управлении и проектировании (КСУП) Калентьев Алексей Анатольевич. </w:t>
       </w:r>
     </w:p>
     <w:p>
@@ -3714,7 +3673,7 @@
           </mc:Choice>
           <mc:Fallback>
             <w:pict>
-              <v:rect w14:anchorId="7847297F" id="Прямоугольник 4" o:spid="_x0000_s1026" style="position:absolute;margin-left:107.95pt;margin-top:116.15pt;width:92.95pt;height:15.5pt;z-index:251659264;visibility:visible;mso-wrap-style:square;mso-width-percent:0;mso-height-percent:0;mso-wrap-distance-left:9pt;mso-wrap-distance-top:0;mso-wrap-distance-right:9pt;mso-wrap-distance-bottom:0;mso-position-horizontal:absolute;mso-position-horizontal-relative:text;mso-position-vertical:absolute;mso-position-vertical-relative:text;mso-width-percent:0;mso-height-percent:0;mso-width-relative:margin;mso-height-relative:margin;v-text-anchor:middle" o:gfxdata="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" fillcolor="white [3212]" strokecolor="white [3212]" strokeweight="1pt"/>
+              <v:rect w14:anchorId="41B1F1DB" id="Прямоугольник 4" o:spid="_x0000_s1026" style="position:absolute;margin-left:107.95pt;margin-top:116.15pt;width:92.95pt;height:15.5pt;z-index:251659264;visibility:visible;mso-wrap-style:square;mso-width-percent:0;mso-height-percent:0;mso-wrap-distance-left:9pt;mso-wrap-distance-top:0;mso-wrap-distance-right:9pt;mso-wrap-distance-bottom:0;mso-position-horizontal:absolute;mso-position-horizontal-relative:text;mso-position-vertical:absolute;mso-position-vertical-relative:text;mso-width-percent:0;mso-height-percent:0;mso-width-relative:margin;mso-height-relative:margin;v-text-anchor:middle" o:gfxdata="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" fillcolor="white [3212]" strokecolor="white [3212]" strokeweight="1pt"/>
             </w:pict>
           </mc:Fallback>
         </mc:AlternateContent>
@@ -4898,9 +4857,8 @@
           <w:szCs w:val="28"/>
           <w:lang w:val="ru-RU"/>
         </w:rPr>
-        <w:t>-</w:t>
-      </w:r>
-      <w:proofErr w:type="gramStart"/>
+        <w:t>-1)</w:t>
+      </w:r>
       <w:r>
         <w:rPr>
           <w:rFonts w:ascii="Times New Roman" w:hAnsi="Times New Roman" w:cs="Times New Roman"/>
@@ -4908,21 +4866,9 @@
           <w:iCs/>
           <w:sz w:val="28"/>
           <w:szCs w:val="28"/>
-          <w:lang w:val="ru-RU"/>
-        </w:rPr>
-        <w:t>1)</w:t>
-      </w:r>
-      <w:r>
-        <w:rPr>
-          <w:rFonts w:ascii="Times New Roman" w:hAnsi="Times New Roman" w:cs="Times New Roman"/>
-          <w:i/>
-          <w:iCs/>
-          <w:sz w:val="28"/>
-          <w:szCs w:val="28"/>
         </w:rPr>
         <w:t>a</w:t>
       </w:r>
-      <w:proofErr w:type="gramEnd"/>
       <w:r>
         <w:rPr>
           <w:rFonts w:ascii="Times New Roman" w:hAnsi="Times New Roman" w:cs="Times New Roman"/>
@@ -5778,19 +5724,8 @@
           <w:szCs w:val="28"/>
           <w:lang w:val="ru-RU"/>
         </w:rPr>
-        <w:t xml:space="preserve"> должны быть выполнены в виде </w:t>
-      </w:r>
-      <w:proofErr w:type="spellStart"/>
-      <w:r>
-        <w:rPr>
-          <w:rFonts w:ascii="Times New Roman" w:hAnsi="Times New Roman" w:cs="Times New Roman"/>
-          <w:sz w:val="28"/>
-          <w:szCs w:val="28"/>
-          <w:lang w:val="ru-RU"/>
-        </w:rPr>
-        <w:t>desktop</w:t>
-      </w:r>
-      <w:proofErr w:type="spellEnd"/>
+        <w:t xml:space="preserve"> должны быть выполнены в виде desktop</w:t>
+      </w:r>
       <w:r>
         <w:rPr>
           <w:rFonts w:ascii="Times New Roman" w:hAnsi="Times New Roman" w:cs="Times New Roman"/>
@@ -5807,47 +5742,7 @@
           <w:szCs w:val="28"/>
           <w:lang w:val="ru-RU"/>
         </w:rPr>
-        <w:t xml:space="preserve">интерфейсов с помощью фреймворков </w:t>
-      </w:r>
-      <w:proofErr w:type="spellStart"/>
-      <w:r>
-        <w:rPr>
-          <w:rFonts w:ascii="Times New Roman" w:hAnsi="Times New Roman" w:cs="Times New Roman"/>
-          <w:sz w:val="28"/>
-          <w:szCs w:val="28"/>
-          <w:lang w:val="ru-RU"/>
-        </w:rPr>
-        <w:t>WindowsForms</w:t>
-      </w:r>
-      <w:proofErr w:type="spellEnd"/>
-      <w:r>
-        <w:rPr>
-          <w:rFonts w:ascii="Times New Roman" w:hAnsi="Times New Roman" w:cs="Times New Roman"/>
-          <w:sz w:val="28"/>
-          <w:szCs w:val="28"/>
-          <w:lang w:val="ru-RU"/>
-        </w:rPr>
-        <w:t xml:space="preserve">, WPF или аналогичных им, позволяющих создавать пользовательские интерфейсы для ОС </w:t>
-      </w:r>
-      <w:proofErr w:type="spellStart"/>
-      <w:r>
-        <w:rPr>
-          <w:rFonts w:ascii="Times New Roman" w:hAnsi="Times New Roman" w:cs="Times New Roman"/>
-          <w:sz w:val="28"/>
-          <w:szCs w:val="28"/>
-          <w:lang w:val="ru-RU"/>
-        </w:rPr>
-        <w:t>Windows</w:t>
-      </w:r>
-      <w:proofErr w:type="spellEnd"/>
-      <w:r>
-        <w:rPr>
-          <w:rFonts w:ascii="Times New Roman" w:hAnsi="Times New Roman" w:cs="Times New Roman"/>
-          <w:sz w:val="28"/>
-          <w:szCs w:val="28"/>
-          <w:lang w:val="ru-RU"/>
-        </w:rPr>
-        <w:t xml:space="preserve"> 10 и выше.</w:t>
+        <w:t>интерфейсов с помощью фреймворков WindowsForms, WPF или аналогичных им, позволяющих создавать пользовательские интерфейсы для ОС Windows 10 и выше.</w:t>
       </w:r>
     </w:p>
     <w:p>
@@ -5891,27 +5786,7 @@
           <w:szCs w:val="28"/>
           <w:lang w:val="ru-RU"/>
         </w:rPr>
-        <w:t xml:space="preserve">Элементы интерфейса должны отвечать рекомендациям по вёрстке интерфейсов </w:t>
-      </w:r>
-      <w:proofErr w:type="spellStart"/>
-      <w:r>
-        <w:rPr>
-          <w:rFonts w:ascii="Times New Roman" w:hAnsi="Times New Roman" w:cs="Times New Roman"/>
-          <w:sz w:val="28"/>
-          <w:szCs w:val="28"/>
-          <w:lang w:val="ru-RU"/>
-        </w:rPr>
-        <w:t>desktop</w:t>
-      </w:r>
-      <w:proofErr w:type="spellEnd"/>
-      <w:r>
-        <w:rPr>
-          <w:rFonts w:ascii="Times New Roman" w:hAnsi="Times New Roman" w:cs="Times New Roman"/>
-          <w:sz w:val="28"/>
-          <w:szCs w:val="28"/>
-          <w:lang w:val="ru-RU"/>
-        </w:rPr>
-        <w:t>-приложений указанным в источнике [1].</w:t>
+        <w:t>Элементы интерфейса должны отвечать рекомендациям по вёрстке интерфейсов desktop-приложений указанным в источнике [1].</w:t>
       </w:r>
     </w:p>
     <w:p>
@@ -6544,27 +6419,7 @@
           <w:szCs w:val="28"/>
           <w:lang w:val="ru-RU"/>
         </w:rPr>
-        <w:t xml:space="preserve">3.3.3 Требования к лингвистическому обеспечению </w:t>
-      </w:r>
-      <w:proofErr w:type="gramStart"/>
-      <w:r>
-        <w:rPr>
-          <w:rFonts w:ascii="Times New Roman" w:hAnsi="Times New Roman" w:cs="Times New Roman"/>
-          <w:sz w:val="28"/>
-          <w:szCs w:val="28"/>
-          <w:lang w:val="ru-RU"/>
-        </w:rPr>
-        <w:t>системы</w:t>
-      </w:r>
-      <w:proofErr w:type="gramEnd"/>
-      <w:r>
-        <w:rPr>
-          <w:rFonts w:ascii="Times New Roman" w:hAnsi="Times New Roman" w:cs="Times New Roman"/>
-          <w:sz w:val="28"/>
-          <w:szCs w:val="28"/>
-          <w:lang w:val="ru-RU"/>
-        </w:rPr>
-        <w:t xml:space="preserve"> </w:t>
+        <w:t xml:space="preserve">3.3.3 Требования к лингвистическому обеспечению системы </w:t>
       </w:r>
       <w:r>
         <w:rPr>
@@ -6692,47 +6547,7 @@
           <w:szCs w:val="28"/>
           <w:lang w:val="ru-RU"/>
         </w:rPr>
-        <w:t xml:space="preserve">Помимо этого, разработанная система должна работать на ПК с ОС </w:t>
-      </w:r>
-      <w:proofErr w:type="spellStart"/>
-      <w:r>
-        <w:rPr>
-          <w:rFonts w:ascii="Times New Roman" w:hAnsi="Times New Roman" w:cs="Times New Roman"/>
-          <w:sz w:val="28"/>
-          <w:szCs w:val="28"/>
-          <w:lang w:val="ru-RU"/>
-        </w:rPr>
-        <w:t>Windows</w:t>
-      </w:r>
-      <w:proofErr w:type="spellEnd"/>
-      <w:r>
-        <w:rPr>
-          <w:rFonts w:ascii="Times New Roman" w:hAnsi="Times New Roman" w:cs="Times New Roman"/>
-          <w:sz w:val="28"/>
-          <w:szCs w:val="28"/>
-          <w:lang w:val="ru-RU"/>
-        </w:rPr>
-        <w:t xml:space="preserve"> версии 10 и старше и разрядностью х64 с NET </w:t>
-      </w:r>
-      <w:proofErr w:type="spellStart"/>
-      <w:r>
-        <w:rPr>
-          <w:rFonts w:ascii="Times New Roman" w:hAnsi="Times New Roman" w:cs="Times New Roman"/>
-          <w:sz w:val="28"/>
-          <w:szCs w:val="28"/>
-          <w:lang w:val="ru-RU"/>
-        </w:rPr>
-        <w:t>Framework</w:t>
-      </w:r>
-      <w:proofErr w:type="spellEnd"/>
-      <w:r>
-        <w:rPr>
-          <w:rFonts w:ascii="Times New Roman" w:hAnsi="Times New Roman" w:cs="Times New Roman"/>
-          <w:sz w:val="28"/>
-          <w:szCs w:val="28"/>
-          <w:lang w:val="ru-RU"/>
-        </w:rPr>
-        <w:t xml:space="preserve"> 4.7.2.</w:t>
+        <w:t>Помимо этого, разработанная система должна работать на ПК с ОС Windows версии 10 и старше и разрядностью х64 с NET Framework 4.7.2.</w:t>
       </w:r>
     </w:p>
     <w:p>
@@ -6873,6 +6688,55 @@
           <w:lang w:val="ru-RU"/>
         </w:rPr>
         <w:t>;</w:t>
+      </w:r>
+    </w:p>
+    <w:p>
+      <w:pPr>
+        <w:spacing w:line="360" w:lineRule="auto"/>
+        <w:ind w:firstLine="708"/>
+        <w:jc w:val="both"/>
+        <w:rPr>
+          <w:rFonts w:ascii="Times New Roman" w:hAnsi="Times New Roman" w:cs="Times New Roman"/>
+          <w:sz w:val="28"/>
+          <w:szCs w:val="28"/>
+          <w:lang w:val="ru-RU"/>
+        </w:rPr>
+      </w:pPr>
+      <w:r>
+        <w:rPr>
+          <w:rFonts w:ascii="Times New Roman" w:hAnsi="Times New Roman" w:cs="Times New Roman"/>
+          <w:sz w:val="28"/>
+          <w:szCs w:val="28"/>
+          <w:lang w:val="ru-RU"/>
+        </w:rPr>
+        <w:t xml:space="preserve">− </w:t>
+      </w:r>
+      <w:r>
+        <w:rPr>
+          <w:rFonts w:ascii="Times New Roman" w:hAnsi="Times New Roman" w:cs="Times New Roman"/>
+          <w:sz w:val="28"/>
+          <w:szCs w:val="28"/>
+          <w:lang w:val="ru-RU"/>
+        </w:rPr>
+        <w:t xml:space="preserve">Разрешение экрана </w:t>
+      </w:r>
+      <w:r>
+        <w:rPr>
+          <w:rFonts w:ascii="Times New Roman" w:hAnsi="Times New Roman" w:cs="Times New Roman"/>
+          <w:sz w:val="28"/>
+          <w:szCs w:val="28"/>
+          <w:lang w:val="ru-RU"/>
+        </w:rPr>
+        <w:t xml:space="preserve">− </w:t>
+      </w:r>
+      <w:r>
+        <w:rPr>
+          <w:rFonts w:ascii="Times New Roman" w:hAnsi="Times New Roman" w:cs="Times New Roman"/>
+          <w:sz w:val="28"/>
+          <w:szCs w:val="28"/>
+          <w:lang w:val="ru-RU"/>
+        </w:rPr>
+        <w:t>1920х1080 пикселов.</w:t>
       </w:r>
     </w:p>
     <w:p>
@@ -9758,47 +9622,7 @@
           <w:szCs w:val="28"/>
           <w:lang w:val="ru-RU"/>
         </w:rPr>
-        <w:t>Нижеперечисленные документы к АС предоставляются в электронном виде в форматах .</w:t>
-      </w:r>
-      <w:proofErr w:type="spellStart"/>
-      <w:r>
-        <w:rPr>
-          <w:rFonts w:ascii="Times New Roman" w:hAnsi="Times New Roman" w:cs="Times New Roman"/>
-          <w:sz w:val="28"/>
-          <w:szCs w:val="28"/>
-          <w:lang w:val="ru-RU"/>
-        </w:rPr>
-        <w:t>docx</w:t>
-      </w:r>
-      <w:proofErr w:type="spellEnd"/>
-      <w:r>
-        <w:rPr>
-          <w:rFonts w:ascii="Times New Roman" w:hAnsi="Times New Roman" w:cs="Times New Roman"/>
-          <w:sz w:val="28"/>
-          <w:szCs w:val="28"/>
-          <w:lang w:val="ru-RU"/>
-        </w:rPr>
-        <w:t xml:space="preserve"> и .</w:t>
-      </w:r>
-      <w:proofErr w:type="spellStart"/>
-      <w:r>
-        <w:rPr>
-          <w:rFonts w:ascii="Times New Roman" w:hAnsi="Times New Roman" w:cs="Times New Roman"/>
-          <w:sz w:val="28"/>
-          <w:szCs w:val="28"/>
-          <w:lang w:val="ru-RU"/>
-        </w:rPr>
-        <w:t>pdf</w:t>
-      </w:r>
-      <w:proofErr w:type="spellEnd"/>
-      <w:r>
-        <w:rPr>
-          <w:rFonts w:ascii="Times New Roman" w:hAnsi="Times New Roman" w:cs="Times New Roman"/>
-          <w:sz w:val="28"/>
-          <w:szCs w:val="28"/>
-          <w:lang w:val="ru-RU"/>
-        </w:rPr>
-        <w:t xml:space="preserve"> по одному экземпляру каждый</w:t>
+        <w:t>Нижеперечисленные документы к АС предоставляются в электронном виде в форматах .docx и .pdf по одному экземпляру каждый</w:t>
       </w:r>
       <w:r>
         <w:rPr>
@@ -10036,67 +9860,7 @@
           <w:szCs w:val="28"/>
           <w:lang w:val="ru-RU"/>
         </w:rPr>
-        <w:t xml:space="preserve">− шрифт – </w:t>
-      </w:r>
-      <w:proofErr w:type="spellStart"/>
-      <w:r>
-        <w:rPr>
-          <w:rFonts w:ascii="Times New Roman" w:hAnsi="Times New Roman" w:cs="Times New Roman"/>
-          <w:sz w:val="28"/>
-          <w:szCs w:val="28"/>
-          <w:lang w:val="ru-RU"/>
-        </w:rPr>
-        <w:t>Times</w:t>
-      </w:r>
-      <w:proofErr w:type="spellEnd"/>
-      <w:r>
-        <w:rPr>
-          <w:rFonts w:ascii="Times New Roman" w:hAnsi="Times New Roman" w:cs="Times New Roman"/>
-          <w:sz w:val="28"/>
-          <w:szCs w:val="28"/>
-          <w:lang w:val="ru-RU"/>
-        </w:rPr>
-        <w:t xml:space="preserve"> </w:t>
-      </w:r>
-      <w:proofErr w:type="spellStart"/>
-      <w:r>
-        <w:rPr>
-          <w:rFonts w:ascii="Times New Roman" w:hAnsi="Times New Roman" w:cs="Times New Roman"/>
-          <w:sz w:val="28"/>
-          <w:szCs w:val="28"/>
-          <w:lang w:val="ru-RU"/>
-        </w:rPr>
-        <w:t>New</w:t>
-      </w:r>
-      <w:proofErr w:type="spellEnd"/>
-      <w:r>
-        <w:rPr>
-          <w:rFonts w:ascii="Times New Roman" w:hAnsi="Times New Roman" w:cs="Times New Roman"/>
-          <w:sz w:val="28"/>
-          <w:szCs w:val="28"/>
-          <w:lang w:val="ru-RU"/>
-        </w:rPr>
-        <w:t xml:space="preserve"> </w:t>
-      </w:r>
-      <w:proofErr w:type="spellStart"/>
-      <w:r>
-        <w:rPr>
-          <w:rFonts w:ascii="Times New Roman" w:hAnsi="Times New Roman" w:cs="Times New Roman"/>
-          <w:sz w:val="28"/>
-          <w:szCs w:val="28"/>
-          <w:lang w:val="ru-RU"/>
-        </w:rPr>
-        <w:t>Roman</w:t>
-      </w:r>
-      <w:proofErr w:type="spellEnd"/>
-      <w:r>
-        <w:rPr>
-          <w:rFonts w:ascii="Times New Roman" w:hAnsi="Times New Roman" w:cs="Times New Roman"/>
-          <w:sz w:val="28"/>
-          <w:szCs w:val="28"/>
-          <w:lang w:val="ru-RU"/>
-        </w:rPr>
-        <w:t xml:space="preserve"> 14; </w:t>
+        <w:t xml:space="preserve">− шрифт – Times New Roman 14; </w:t>
       </w:r>
     </w:p>
     <w:p>
@@ -10251,47 +10015,7 @@
           <w:szCs w:val="28"/>
           <w:lang w:val="ru-RU"/>
         </w:rPr>
-        <w:t xml:space="preserve">Новые технологии в программировании: учебное пособие / А.А. </w:t>
-      </w:r>
-      <w:proofErr w:type="spellStart"/>
-      <w:r>
-        <w:rPr>
-          <w:rFonts w:ascii="Times New Roman" w:eastAsia="SimSun" w:hAnsi="Times New Roman" w:cs="Times New Roman"/>
-          <w:sz w:val="28"/>
-          <w:szCs w:val="28"/>
-          <w:lang w:val="ru-RU"/>
-        </w:rPr>
-        <w:t>Калентьев</w:t>
-      </w:r>
-      <w:proofErr w:type="spellEnd"/>
-      <w:r>
-        <w:rPr>
-          <w:rFonts w:ascii="Times New Roman" w:eastAsia="SimSun" w:hAnsi="Times New Roman" w:cs="Times New Roman"/>
-          <w:sz w:val="28"/>
-          <w:szCs w:val="28"/>
-          <w:lang w:val="ru-RU"/>
-        </w:rPr>
-        <w:t xml:space="preserve">, Д.В. </w:t>
-      </w:r>
-      <w:proofErr w:type="spellStart"/>
-      <w:r>
-        <w:rPr>
-          <w:rFonts w:ascii="Times New Roman" w:eastAsia="SimSun" w:hAnsi="Times New Roman" w:cs="Times New Roman"/>
-          <w:sz w:val="28"/>
-          <w:szCs w:val="28"/>
-          <w:lang w:val="ru-RU"/>
-        </w:rPr>
-        <w:t>Гарайс</w:t>
-      </w:r>
-      <w:proofErr w:type="spellEnd"/>
-      <w:r>
-        <w:rPr>
-          <w:rFonts w:ascii="Times New Roman" w:eastAsia="SimSun" w:hAnsi="Times New Roman" w:cs="Times New Roman"/>
-          <w:sz w:val="28"/>
-          <w:szCs w:val="28"/>
-          <w:lang w:val="ru-RU"/>
-        </w:rPr>
-        <w:t>, А.Е. Горяинов — Томск: Эль Контент, 2014. — 176</w:t>
+        <w:t>Новые технологии в программировании: учебное пособие / А.А. Калентьев, Д.В. Гарайс, А.Е. Горяинов — Томск: Эль Контент, 2014. — 176</w:t>
       </w:r>
       <w:r>
         <w:rPr>
@@ -10465,107 +10189,7 @@
           <w:szCs w:val="28"/>
           <w:lang w:val="ru-RU"/>
         </w:rPr>
-        <w:t>Введение в UML от создателей языка [Текст</w:t>
-      </w:r>
-      <w:proofErr w:type="gramStart"/>
-      <w:r>
-        <w:rPr>
-          <w:rFonts w:ascii="Times New Roman" w:eastAsia="SimSun" w:hAnsi="Times New Roman" w:cs="Times New Roman"/>
-          <w:sz w:val="28"/>
-          <w:szCs w:val="28"/>
-          <w:lang w:val="ru-RU"/>
-        </w:rPr>
-        <w:t>] :</w:t>
-      </w:r>
-      <w:proofErr w:type="gramEnd"/>
-      <w:r>
-        <w:rPr>
-          <w:rFonts w:ascii="Times New Roman" w:eastAsia="SimSun" w:hAnsi="Times New Roman" w:cs="Times New Roman"/>
-          <w:sz w:val="28"/>
-          <w:szCs w:val="28"/>
-          <w:lang w:val="ru-RU"/>
-        </w:rPr>
-        <w:t xml:space="preserve"> руководство пользователя / Г. Буч, Д. </w:t>
-      </w:r>
-      <w:proofErr w:type="spellStart"/>
-      <w:r>
-        <w:rPr>
-          <w:rFonts w:ascii="Times New Roman" w:eastAsia="SimSun" w:hAnsi="Times New Roman" w:cs="Times New Roman"/>
-          <w:sz w:val="28"/>
-          <w:szCs w:val="28"/>
-          <w:lang w:val="ru-RU"/>
-        </w:rPr>
-        <w:t>Рамбо</w:t>
-      </w:r>
-      <w:proofErr w:type="spellEnd"/>
-      <w:r>
-        <w:rPr>
-          <w:rFonts w:ascii="Times New Roman" w:eastAsia="SimSun" w:hAnsi="Times New Roman" w:cs="Times New Roman"/>
-          <w:sz w:val="28"/>
-          <w:szCs w:val="28"/>
-          <w:lang w:val="ru-RU"/>
-        </w:rPr>
-        <w:t xml:space="preserve">, И. Якобсон. - 2-е изд. - </w:t>
-      </w:r>
-      <w:proofErr w:type="gramStart"/>
-      <w:r>
-        <w:rPr>
-          <w:rFonts w:ascii="Times New Roman" w:eastAsia="SimSun" w:hAnsi="Times New Roman" w:cs="Times New Roman"/>
-          <w:sz w:val="28"/>
-          <w:szCs w:val="28"/>
-          <w:lang w:val="ru-RU"/>
-        </w:rPr>
-        <w:t>М. :</w:t>
-      </w:r>
-      <w:proofErr w:type="gramEnd"/>
-      <w:r>
-        <w:rPr>
-          <w:rFonts w:ascii="Times New Roman" w:eastAsia="SimSun" w:hAnsi="Times New Roman" w:cs="Times New Roman"/>
-          <w:sz w:val="28"/>
-          <w:szCs w:val="28"/>
-          <w:lang w:val="ru-RU"/>
-        </w:rPr>
-        <w:t xml:space="preserve"> ДМК Пресс, 2012. - 494 </w:t>
-      </w:r>
-      <w:proofErr w:type="gramStart"/>
-      <w:r>
-        <w:rPr>
-          <w:rFonts w:ascii="Times New Roman" w:eastAsia="SimSun" w:hAnsi="Times New Roman" w:cs="Times New Roman"/>
-          <w:sz w:val="28"/>
-          <w:szCs w:val="28"/>
-          <w:lang w:val="ru-RU"/>
-        </w:rPr>
-        <w:t>с. :</w:t>
-      </w:r>
-      <w:proofErr w:type="gramEnd"/>
-      <w:r>
-        <w:rPr>
-          <w:rFonts w:ascii="Times New Roman" w:eastAsia="SimSun" w:hAnsi="Times New Roman" w:cs="Times New Roman"/>
-          <w:sz w:val="28"/>
-          <w:szCs w:val="28"/>
-          <w:lang w:val="ru-RU"/>
-        </w:rPr>
-        <w:t xml:space="preserve"> ил. - (Классика программирования). - </w:t>
-      </w:r>
-      <w:proofErr w:type="spellStart"/>
-      <w:r>
-        <w:rPr>
-          <w:rFonts w:ascii="Times New Roman" w:eastAsia="SimSun" w:hAnsi="Times New Roman" w:cs="Times New Roman"/>
-          <w:sz w:val="28"/>
-          <w:szCs w:val="28"/>
-          <w:lang w:val="ru-RU"/>
-        </w:rPr>
-        <w:t>Предм</w:t>
-      </w:r>
-      <w:proofErr w:type="spellEnd"/>
-      <w:r>
-        <w:rPr>
-          <w:rFonts w:ascii="Times New Roman" w:eastAsia="SimSun" w:hAnsi="Times New Roman" w:cs="Times New Roman"/>
-          <w:sz w:val="28"/>
-          <w:szCs w:val="28"/>
-          <w:lang w:val="ru-RU"/>
-        </w:rPr>
-        <w:t xml:space="preserve">. указ.: с. 483- 493. - ISBN 978-5-94074-644-7; </w:t>
+        <w:t xml:space="preserve">Введение в UML от создателей языка [Текст] : руководство пользователя / Г. Буч, Д. Рамбо, И. Якобсон. - 2-е изд. - М. : ДМК Пресс, 2012. - 494 с. : ил. - (Классика программирования). - Предм. указ.: с. 483- 493. - ISBN 978-5-94074-644-7; </w:t>
       </w:r>
     </w:p>
     <w:p>
@@ -10591,38 +10215,7 @@
           <w:szCs w:val="28"/>
           <w:lang w:val="ru-RU"/>
         </w:rPr>
-        <w:t xml:space="preserve">Ли. К. Основы САПР (CAD/CAM/CAE). – </w:t>
-      </w:r>
-      <w:proofErr w:type="spellStart"/>
-      <w:r>
-        <w:rPr>
-          <w:rFonts w:ascii="Times New Roman" w:eastAsia="SimSun" w:hAnsi="Times New Roman" w:cs="Times New Roman"/>
-          <w:sz w:val="28"/>
-          <w:szCs w:val="28"/>
-          <w:lang w:val="ru-RU"/>
-        </w:rPr>
-        <w:t>Спб</w:t>
-      </w:r>
-      <w:proofErr w:type="spellEnd"/>
-      <w:proofErr w:type="gramStart"/>
-      <w:r>
-        <w:rPr>
-          <w:rFonts w:ascii="Times New Roman" w:eastAsia="SimSun" w:hAnsi="Times New Roman" w:cs="Times New Roman"/>
-          <w:sz w:val="28"/>
-          <w:szCs w:val="28"/>
-          <w:lang w:val="ru-RU"/>
-        </w:rPr>
-        <w:t>.:«</w:t>
-      </w:r>
-      <w:proofErr w:type="gramEnd"/>
-      <w:r>
-        <w:rPr>
-          <w:rFonts w:ascii="Times New Roman" w:eastAsia="SimSun" w:hAnsi="Times New Roman" w:cs="Times New Roman"/>
-          <w:sz w:val="28"/>
-          <w:szCs w:val="28"/>
-          <w:lang w:val="ru-RU"/>
-        </w:rPr>
-        <w:t>Питер», 2004. – 560с.</w:t>
+        <w:t>Ли. К. Основы САПР (CAD/CAM/CAE). – Спб.:«Питер», 2004. – 560с.</w:t>
       </w:r>
     </w:p>
     <w:p>
@@ -10667,25 +10260,41 @@
           <w:szCs w:val="28"/>
           <w:lang w:val="ru-RU"/>
         </w:rPr>
-        <w:t xml:space="preserve"> «Площадки и лестницы для строительно-монтажных</w:t>
-      </w:r>
-      <w:r>
-        <w:rPr>
-          <w:rFonts w:ascii="Times New Roman" w:hAnsi="Times New Roman" w:cs="Times New Roman"/>
-          <w:sz w:val="28"/>
-          <w:szCs w:val="28"/>
-          <w:lang w:val="ru-RU"/>
-        </w:rPr>
-        <w:t xml:space="preserve"> </w:t>
-      </w:r>
-      <w:r>
-        <w:rPr>
-          <w:rFonts w:ascii="Times New Roman" w:hAnsi="Times New Roman" w:cs="Times New Roman"/>
-          <w:sz w:val="28"/>
-          <w:szCs w:val="28"/>
-          <w:lang w:val="ru-RU"/>
-        </w:rPr>
-        <w:t>работ»</w:t>
+        <w:t xml:space="preserve"> «Площадки и лестницы для строительно-монтажных работ»</w:t>
+      </w:r>
+    </w:p>
+    <w:p>
+      <w:pPr>
+        <w:pStyle w:val="aa"/>
+        <w:numPr>
+          <w:ilvl w:val="0"/>
+          <w:numId w:val="6"/>
+        </w:numPr>
+        <w:spacing w:line="360" w:lineRule="auto"/>
+        <w:ind w:left="0" w:firstLine="709"/>
+        <w:jc w:val="both"/>
+        <w:rPr>
+          <w:rFonts w:ascii="Times New Roman" w:hAnsi="Times New Roman" w:cs="Times New Roman"/>
+          <w:sz w:val="28"/>
+          <w:szCs w:val="28"/>
+        </w:rPr>
+      </w:pPr>
+      <w:r>
+        <w:rPr>
+          <w:rFonts w:ascii="Times New Roman" w:hAnsi="Times New Roman" w:cs="Times New Roman"/>
+          <w:sz w:val="28"/>
+          <w:szCs w:val="28"/>
+          <w:lang w:val="ru-RU"/>
+        </w:rPr>
+        <w:t xml:space="preserve">КОМПАС-3D v21 «Системные требования» [Электронный ресурс]: сайт АСКОН. </w:t>
+      </w:r>
+      <w:r>
+        <w:rPr>
+          <w:rFonts w:ascii="Times New Roman" w:hAnsi="Times New Roman" w:cs="Times New Roman"/>
+          <w:sz w:val="28"/>
+          <w:szCs w:val="28"/>
+        </w:rPr>
+        <w:t>URL: https://help.ascon.ru/KOMPAS/21/ru-RU/52_glava1_trebovanija_k_apparatnym_sredstvam.html</w:t>
       </w:r>
     </w:p>
     <w:sectPr>
@@ -11811,6 +11420,7 @@
   <w:style w:type="character" w:default="1" w:styleId="a0">
     <w:name w:val="Default Paragraph Font"/>
     <w:uiPriority w:val="1"/>
+    <w:semiHidden/>
     <w:unhideWhenUsed/>
   </w:style>
   <w:style w:type="table" w:default="1" w:styleId="a1">

--- a/Documents/Техническое задание_Дей581.docx
+++ b/Documents/Техническое задание_Дей581.docx
@@ -1,6 +1,6 @@
 
 <file path=word/document.xml><?xml version="1.0" encoding="utf-8"?>
-<w:document xmlns:wpc="http://schemas.microsoft.com/office/word/2010/wordprocessingCanvas" xmlns:cx="http://schemas.microsoft.com/office/drawing/2014/chartex" xmlns:cx1="http://schemas.microsoft.com/office/drawing/2015/9/8/chartex" xmlns:cx2="http://schemas.microsoft.com/office/drawing/2015/10/21/chartex" xmlns:cx3="http://schemas.microsoft.com/office/drawing/2016/5/9/chartex" xmlns:cx4="http://schemas.microsoft.com/office/drawing/2016/5/10/chartex" xmlns:cx5="http://schemas.microsoft.com/office/drawing/2016/5/11/chartex" xmlns:cx6="http://schemas.microsoft.com/office/drawing/2016/5/12/chartex" xmlns:cx7="http://schemas.microsoft.com/office/drawing/2016/5/13/chartex" xmlns:cx8="http://schemas.microsoft.com/office/drawing/2016/5/14/chartex" xmlns:mc="http://schemas.openxmlformats.org/markup-compatibility/2006" xmlns:aink="http://schemas.microsoft.com/office/drawing/2016/ink" xmlns:am3d="http://schemas.microsoft.com/office/drawing/2017/model3d" xmlns:o="urn:schemas-microsoft-com:office:office" xmlns:r="http://schemas.openxmlformats.org/officeDocument/2006/relationships" xmlns:m="http://schemas.openxmlformats.org/officeDocument/2006/math" xmlns:v="urn:schemas-microsoft-com:vml" xmlns:wp14="http://schemas.microsoft.com/office/word/2010/wordprocessingDrawing" xmlns:wp="http://schemas.openxmlformats.org/drawingml/2006/wordprocessingDrawing" xmlns:w10="urn:schemas-microsoft-com:office:word" xmlns:w="http://schemas.openxmlformats.org/wordprocessingml/2006/main" xmlns:w14="http://schemas.microsoft.com/office/word/2010/wordml" xmlns:w15="http://schemas.microsoft.com/office/word/2012/wordml" xmlns:w16cex="http://schemas.microsoft.com/office/word/2018/wordml/cex" xmlns:w16cid="http://schemas.microsoft.com/office/word/2016/wordml/cid" xmlns:w16="http://schemas.microsoft.com/office/word/2018/wordml" xmlns:w16se="http://schemas.microsoft.com/office/word/2015/wordml/symex" xmlns:wpg="http://schemas.microsoft.com/office/word/2010/wordprocessingGroup" xmlns:wpi="http://schemas.microsoft.com/office/word/2010/wordprocessingInk" xmlns:wne="http://schemas.microsoft.com/office/word/2006/wordml" xmlns:wps="http://schemas.microsoft.com/office/word/2010/wordprocessingShape" mc:Ignorable="w14 w15 w16se w16cid w16 w16cex wp14">
+<w:document xmlns:wpc="http://schemas.microsoft.com/office/word/2010/wordprocessingCanvas" xmlns:cx="http://schemas.microsoft.com/office/drawing/2014/chartex" xmlns:cx1="http://schemas.microsoft.com/office/drawing/2015/9/8/chartex" xmlns:cx2="http://schemas.microsoft.com/office/drawing/2015/10/21/chartex" xmlns:cx3="http://schemas.microsoft.com/office/drawing/2016/5/9/chartex" xmlns:cx4="http://schemas.microsoft.com/office/drawing/2016/5/10/chartex" xmlns:cx5="http://schemas.microsoft.com/office/drawing/2016/5/11/chartex" xmlns:cx6="http://schemas.microsoft.com/office/drawing/2016/5/12/chartex" xmlns:cx7="http://schemas.microsoft.com/office/drawing/2016/5/13/chartex" xmlns:cx8="http://schemas.microsoft.com/office/drawing/2016/5/14/chartex" xmlns:mc="http://schemas.openxmlformats.org/markup-compatibility/2006" xmlns:aink="http://schemas.microsoft.com/office/drawing/2016/ink" xmlns:am3d="http://schemas.microsoft.com/office/drawing/2017/model3d" xmlns:o="urn:schemas-microsoft-com:office:office" xmlns:oel="http://schemas.microsoft.com/office/2019/extlst" xmlns:r="http://schemas.openxmlformats.org/officeDocument/2006/relationships" xmlns:m="http://schemas.openxmlformats.org/officeDocument/2006/math" xmlns:v="urn:schemas-microsoft-com:vml" xmlns:wp14="http://schemas.microsoft.com/office/word/2010/wordprocessingDrawing" xmlns:wp="http://schemas.openxmlformats.org/drawingml/2006/wordprocessingDrawing" xmlns:w10="urn:schemas-microsoft-com:office:word" xmlns:w="http://schemas.openxmlformats.org/wordprocessingml/2006/main" xmlns:w14="http://schemas.microsoft.com/office/word/2010/wordml" xmlns:w15="http://schemas.microsoft.com/office/word/2012/wordml" xmlns:w16cex="http://schemas.microsoft.com/office/word/2018/wordml/cex" xmlns:w16cid="http://schemas.microsoft.com/office/word/2016/wordml/cid" xmlns:w16="http://schemas.microsoft.com/office/word/2018/wordml" xmlns:w16du="http://schemas.microsoft.com/office/word/2023/wordml/word16du" xmlns:w16sdtdh="http://schemas.microsoft.com/office/word/2020/wordml/sdtdatahash" xmlns:w16se="http://schemas.microsoft.com/office/word/2015/wordml/symex" xmlns:wpg="http://schemas.microsoft.com/office/word/2010/wordprocessingGroup" xmlns:wpi="http://schemas.microsoft.com/office/word/2010/wordprocessingInk" xmlns:wne="http://schemas.microsoft.com/office/word/2006/wordml" xmlns:wps="http://schemas.microsoft.com/office/word/2010/wordprocessingShape" mc:Ignorable="w14 w15 w16se w16cid w16 w16cex w16sdtdh w16du wp14">
   <w:body>
     <w:p>
       <w:pPr>
@@ -3348,7 +3348,6 @@
           <w:rFonts w:ascii="Times New Roman" w:hAnsi="Times New Roman" w:cs="Times New Roman"/>
           <w:sz w:val="28"/>
           <w:szCs w:val="28"/>
-          <w:lang w:val="ru-RU"/>
         </w:rPr>
       </w:pPr>
       <w:r>
@@ -3379,6 +3378,19 @@
         </w:rPr>
         <w:t xml:space="preserve"> </w:t>
       </w:r>
+    </w:p>
+    <w:p>
+      <w:pPr>
+        <w:spacing w:line="360" w:lineRule="auto"/>
+        <w:ind w:firstLine="708"/>
+        <w:jc w:val="both"/>
+        <w:rPr>
+          <w:rFonts w:ascii="Times New Roman" w:hAnsi="Times New Roman" w:cs="Times New Roman"/>
+          <w:sz w:val="28"/>
+          <w:szCs w:val="28"/>
+          <w:lang w:val="ru-RU"/>
+        </w:rPr>
+      </w:pPr>
       <w:r>
         <w:rPr>
           <w:rFonts w:ascii="Times New Roman" w:hAnsi="Times New Roman" w:cs="Times New Roman"/>
@@ -3673,7 +3685,7 @@
           </mc:Choice>
           <mc:Fallback>
             <w:pict>
-              <v:rect w14:anchorId="41B1F1DB" id="Прямоугольник 4" o:spid="_x0000_s1026" style="position:absolute;margin-left:107.95pt;margin-top:116.15pt;width:92.95pt;height:15.5pt;z-index:251659264;visibility:visible;mso-wrap-style:square;mso-width-percent:0;mso-height-percent:0;mso-wrap-distance-left:9pt;mso-wrap-distance-top:0;mso-wrap-distance-right:9pt;mso-wrap-distance-bottom:0;mso-position-horizontal:absolute;mso-position-horizontal-relative:text;mso-position-vertical:absolute;mso-position-vertical-relative:text;mso-width-percent:0;mso-height-percent:0;mso-width-relative:margin;mso-height-relative:margin;v-text-anchor:middle" o:gfxdata="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" fillcolor="white [3212]" strokecolor="white [3212]" strokeweight="1pt"/>
+              <v:rect w14:anchorId="7BB7288F" id="Прямоугольник 4" o:spid="_x0000_s1026" style="position:absolute;margin-left:107.95pt;margin-top:116.15pt;width:92.95pt;height:15.5pt;z-index:251659264;visibility:visible;mso-wrap-style:square;mso-width-percent:0;mso-height-percent:0;mso-wrap-distance-left:9pt;mso-wrap-distance-top:0;mso-wrap-distance-right:9pt;mso-wrap-distance-bottom:0;mso-position-horizontal:absolute;mso-position-horizontal-relative:text;mso-position-vertical:absolute;mso-position-vertical-relative:text;mso-width-percent:0;mso-height-percent:0;mso-width-relative:margin;mso-height-relative:margin;v-text-anchor:middle" o:gfxdata="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" fillcolor="white [3212]" strokecolor="white [3212]" strokeweight="1pt"/>
             </w:pict>
           </mc:Fallback>
         </mc:AlternateContent>
@@ -4718,6 +4730,9 @@
         <w:t xml:space="preserve"> </w:t>
       </w:r>
       <w:r>
+        <w:rPr>
+          <w:lang w:val="ru-RU"/>
+        </w:rPr>
         <w:t xml:space="preserve">— </w:t>
       </w:r>
       <w:r>
@@ -4756,19 +4771,15 @@
         </w:rPr>
         <w:t>,</w:t>
       </w:r>
-    </w:p>
-    <w:p>
-      <w:pPr>
-        <w:spacing w:line="360" w:lineRule="auto"/>
-        <w:ind w:firstLine="708"/>
-        <w:jc w:val="both"/>
-        <w:rPr>
-          <w:rFonts w:ascii="Times New Roman" w:hAnsi="Times New Roman" w:cs="Times New Roman"/>
-          <w:sz w:val="28"/>
-          <w:szCs w:val="28"/>
-          <w:lang w:val="ru-RU"/>
-        </w:rPr>
-      </w:pPr>
+      <w:r>
+        <w:rPr>
+          <w:rFonts w:ascii="Times New Roman" w:hAnsi="Times New Roman" w:cs="Times New Roman"/>
+          <w:sz w:val="28"/>
+          <w:szCs w:val="28"/>
+          <w:lang w:val="ru-RU"/>
+        </w:rPr>
+        <w:t xml:space="preserve"> </w:t>
+      </w:r>
       <w:r>
         <w:rPr>
           <w:rFonts w:ascii="Times New Roman" w:hAnsi="Times New Roman" w:cs="Times New Roman"/>
@@ -4795,6 +4806,14 @@
           <w:lang w:val="ru-RU"/>
         </w:rPr>
         <w:t xml:space="preserve"> </w:t>
+      </w:r>
+      <w:r>
+        <w:rPr>
+          <w:rFonts w:ascii="Times New Roman" w:hAnsi="Times New Roman" w:cs="Times New Roman"/>
+          <w:sz w:val="28"/>
+          <w:szCs w:val="28"/>
+        </w:rPr>
+        <w:br/>
       </w:r>
       <w:r>
         <w:rPr>
@@ -4857,8 +4876,9 @@
           <w:szCs w:val="28"/>
           <w:lang w:val="ru-RU"/>
         </w:rPr>
-        <w:t>-1)</w:t>
-      </w:r>
+        <w:t>-</w:t>
+      </w:r>
+      <w:proofErr w:type="gramStart"/>
       <w:r>
         <w:rPr>
           <w:rFonts w:ascii="Times New Roman" w:hAnsi="Times New Roman" w:cs="Times New Roman"/>
@@ -4866,8 +4886,9 @@
           <w:iCs/>
           <w:sz w:val="28"/>
           <w:szCs w:val="28"/>
-        </w:rPr>
-        <w:t>a</w:t>
+          <w:lang w:val="ru-RU"/>
+        </w:rPr>
+        <w:t>1)</w:t>
       </w:r>
       <w:r>
         <w:rPr>
@@ -4876,10 +4897,10 @@
           <w:iCs/>
           <w:sz w:val="28"/>
           <w:szCs w:val="28"/>
-          <w:lang w:val="ru-RU"/>
-        </w:rPr>
-        <w:t xml:space="preserve"> + </w:t>
-      </w:r>
+        </w:rPr>
+        <w:t>a</w:t>
+      </w:r>
+      <w:proofErr w:type="gramEnd"/>
       <w:r>
         <w:rPr>
           <w:rFonts w:ascii="Times New Roman" w:hAnsi="Times New Roman" w:cs="Times New Roman"/>
@@ -4887,48 +4908,9 @@
           <w:iCs/>
           <w:sz w:val="28"/>
           <w:szCs w:val="28"/>
-        </w:rPr>
-        <w:t>ns</w:t>
-      </w:r>
-      <w:r>
-        <w:rPr>
-          <w:rFonts w:ascii="Times New Roman" w:hAnsi="Times New Roman" w:cs="Times New Roman"/>
-          <w:sz w:val="28"/>
-          <w:szCs w:val="28"/>
-          <w:lang w:val="ru-RU"/>
-        </w:rPr>
-        <w:t>)</w:t>
-      </w:r>
-      <w:r>
-        <w:rPr>
-          <w:rFonts w:ascii="Times New Roman" w:hAnsi="Times New Roman" w:cs="Times New Roman"/>
-          <w:sz w:val="28"/>
-          <w:szCs w:val="28"/>
-          <w:lang w:val="ru-RU"/>
-        </w:rPr>
-        <w:t>;</w:t>
-      </w:r>
-    </w:p>
-    <w:p>
-      <w:pPr>
-        <w:spacing w:line="360" w:lineRule="auto"/>
-        <w:ind w:firstLine="708"/>
-        <w:jc w:val="both"/>
-        <w:rPr>
-          <w:rFonts w:ascii="Times New Roman" w:hAnsi="Times New Roman" w:cs="Times New Roman"/>
-          <w:sz w:val="28"/>
-          <w:szCs w:val="28"/>
-          <w:lang w:val="ru-RU"/>
-        </w:rPr>
-      </w:pPr>
-      <w:r>
-        <w:rPr>
-          <w:rFonts w:ascii="Times New Roman" w:hAnsi="Times New Roman" w:cs="Times New Roman"/>
-          <w:sz w:val="28"/>
-          <w:szCs w:val="28"/>
-          <w:lang w:val="ru-RU"/>
-        </w:rPr>
-        <w:t xml:space="preserve">− Длина ступени </w:t>
+          <w:lang w:val="ru-RU"/>
+        </w:rPr>
+        <w:t xml:space="preserve"> + </w:t>
       </w:r>
       <w:r>
         <w:rPr>
@@ -4938,49 +4920,16 @@
           <w:sz w:val="28"/>
           <w:szCs w:val="28"/>
         </w:rPr>
-        <w:t>l</w:t>
-      </w:r>
-      <w:r>
-        <w:rPr>
-          <w:rFonts w:ascii="Times New Roman" w:hAnsi="Times New Roman" w:cs="Times New Roman"/>
-          <w:sz w:val="28"/>
-          <w:szCs w:val="28"/>
-          <w:lang w:val="ru-RU"/>
-        </w:rPr>
-        <w:t xml:space="preserve"> </w:t>
-      </w:r>
-      <w:r>
-        <w:rPr>
-          <w:rFonts w:ascii="Times New Roman" w:hAnsi="Times New Roman" w:cs="Times New Roman"/>
-          <w:sz w:val="28"/>
-          <w:szCs w:val="28"/>
-          <w:lang w:val="ru-RU"/>
-        </w:rPr>
-        <w:t>(460</w:t>
-      </w:r>
-      <w:r>
-        <w:rPr>
-          <w:rFonts w:ascii="Times New Roman" w:hAnsi="Times New Roman" w:cs="Times New Roman"/>
-          <w:sz w:val="28"/>
-          <w:szCs w:val="28"/>
-          <w:lang w:val="ru-RU"/>
-        </w:rPr>
-        <w:t xml:space="preserve"> </w:t>
-      </w:r>
-      <w:r>
-        <w:rPr>
-          <w:lang w:val="ru-RU"/>
-        </w:rPr>
-        <w:t xml:space="preserve">— </w:t>
-      </w:r>
-      <w:r>
-        <w:rPr>
-          <w:rFonts w:ascii="Times New Roman" w:hAnsi="Times New Roman" w:cs="Times New Roman"/>
-          <w:sz w:val="28"/>
-          <w:szCs w:val="28"/>
-          <w:lang w:val="ru-RU"/>
-        </w:rPr>
-        <w:t>800 мм)</w:t>
+        <w:t>ns</w:t>
+      </w:r>
+      <w:r>
+        <w:rPr>
+          <w:rFonts w:ascii="Times New Roman" w:hAnsi="Times New Roman" w:cs="Times New Roman"/>
+          <w:sz w:val="28"/>
+          <w:szCs w:val="28"/>
+          <w:lang w:val="ru-RU"/>
+        </w:rPr>
+        <w:t>)</w:t>
       </w:r>
       <w:r>
         <w:rPr>
@@ -5011,7 +4960,7 @@
           <w:szCs w:val="28"/>
           <w:lang w:val="ru-RU"/>
         </w:rPr>
-        <w:t xml:space="preserve">− Ширина лестницы </w:t>
+        <w:t xml:space="preserve">− Длина ступени </w:t>
       </w:r>
       <w:r>
         <w:rPr>
@@ -5021,6 +4970,89 @@
           <w:sz w:val="28"/>
           <w:szCs w:val="28"/>
         </w:rPr>
+        <w:t>l</w:t>
+      </w:r>
+      <w:r>
+        <w:rPr>
+          <w:rFonts w:ascii="Times New Roman" w:hAnsi="Times New Roman" w:cs="Times New Roman"/>
+          <w:sz w:val="28"/>
+          <w:szCs w:val="28"/>
+          <w:lang w:val="ru-RU"/>
+        </w:rPr>
+        <w:t xml:space="preserve"> </w:t>
+      </w:r>
+      <w:r>
+        <w:rPr>
+          <w:rFonts w:ascii="Times New Roman" w:hAnsi="Times New Roman" w:cs="Times New Roman"/>
+          <w:sz w:val="28"/>
+          <w:szCs w:val="28"/>
+          <w:lang w:val="ru-RU"/>
+        </w:rPr>
+        <w:t>(460</w:t>
+      </w:r>
+      <w:r>
+        <w:rPr>
+          <w:rFonts w:ascii="Times New Roman" w:hAnsi="Times New Roman" w:cs="Times New Roman"/>
+          <w:sz w:val="28"/>
+          <w:szCs w:val="28"/>
+          <w:lang w:val="ru-RU"/>
+        </w:rPr>
+        <w:t xml:space="preserve"> </w:t>
+      </w:r>
+      <w:r>
+        <w:rPr>
+          <w:lang w:val="ru-RU"/>
+        </w:rPr>
+        <w:t xml:space="preserve">— </w:t>
+      </w:r>
+      <w:r>
+        <w:rPr>
+          <w:rFonts w:ascii="Times New Roman" w:hAnsi="Times New Roman" w:cs="Times New Roman"/>
+          <w:sz w:val="28"/>
+          <w:szCs w:val="28"/>
+          <w:lang w:val="ru-RU"/>
+        </w:rPr>
+        <w:t>800 мм)</w:t>
+      </w:r>
+      <w:r>
+        <w:rPr>
+          <w:rFonts w:ascii="Times New Roman" w:hAnsi="Times New Roman" w:cs="Times New Roman"/>
+          <w:sz w:val="28"/>
+          <w:szCs w:val="28"/>
+          <w:lang w:val="ru-RU"/>
+        </w:rPr>
+        <w:t>;</w:t>
+      </w:r>
+    </w:p>
+    <w:p>
+      <w:pPr>
+        <w:spacing w:line="360" w:lineRule="auto"/>
+        <w:ind w:firstLine="708"/>
+        <w:jc w:val="both"/>
+        <w:rPr>
+          <w:rFonts w:ascii="Times New Roman" w:hAnsi="Times New Roman" w:cs="Times New Roman"/>
+          <w:sz w:val="28"/>
+          <w:szCs w:val="28"/>
+          <w:lang w:val="ru-RU"/>
+        </w:rPr>
+      </w:pPr>
+      <w:r>
+        <w:rPr>
+          <w:rFonts w:ascii="Times New Roman" w:hAnsi="Times New Roman" w:cs="Times New Roman"/>
+          <w:sz w:val="28"/>
+          <w:szCs w:val="28"/>
+          <w:lang w:val="ru-RU"/>
+        </w:rPr>
+        <w:t xml:space="preserve">− Ширина лестницы </w:t>
+      </w:r>
+      <w:r>
+        <w:rPr>
+          <w:rFonts w:ascii="Times New Roman" w:hAnsi="Times New Roman" w:cs="Times New Roman"/>
+          <w:i/>
+          <w:iCs/>
+          <w:sz w:val="28"/>
+          <w:szCs w:val="28"/>
+        </w:rPr>
         <w:t>L</w:t>
       </w:r>
       <w:r>
@@ -5101,19 +5133,15 @@
         </w:rPr>
         <w:t>,</w:t>
       </w:r>
-    </w:p>
-    <w:p>
-      <w:pPr>
-        <w:spacing w:line="360" w:lineRule="auto"/>
-        <w:ind w:firstLine="708"/>
-        <w:jc w:val="both"/>
-        <w:rPr>
-          <w:rFonts w:ascii="Times New Roman" w:hAnsi="Times New Roman" w:cs="Times New Roman"/>
-          <w:sz w:val="28"/>
-          <w:szCs w:val="28"/>
-          <w:lang w:val="ru-RU"/>
-        </w:rPr>
-      </w:pPr>
+      <w:r>
+        <w:rPr>
+          <w:rFonts w:ascii="Times New Roman" w:hAnsi="Times New Roman" w:cs="Times New Roman"/>
+          <w:sz w:val="28"/>
+          <w:szCs w:val="28"/>
+          <w:lang w:val="ru-RU"/>
+        </w:rPr>
+        <w:t xml:space="preserve"> </w:t>
+      </w:r>
       <w:r>
         <w:rPr>
           <w:rFonts w:ascii="Times New Roman" w:hAnsi="Times New Roman" w:cs="Times New Roman"/>
@@ -5131,6 +5159,14 @@
           <w:lang w:val="ru-RU"/>
         </w:rPr>
         <w:t xml:space="preserve"> </w:t>
+      </w:r>
+      <w:r>
+        <w:rPr>
+          <w:rFonts w:ascii="Times New Roman" w:hAnsi="Times New Roman" w:cs="Times New Roman"/>
+          <w:sz w:val="28"/>
+          <w:szCs w:val="28"/>
+        </w:rPr>
+        <w:br/>
       </w:r>
       <w:r>
         <w:rPr>
@@ -5742,7 +5778,24 @@
           <w:szCs w:val="28"/>
           <w:lang w:val="ru-RU"/>
         </w:rPr>
-        <w:t>интерфейсов с помощью фреймворков WindowsForms, WPF или аналогичных им, позволяющих создавать пользовательские интерфейсы для ОС Windows 10 и выше.</w:t>
+        <w:t>интерфейсов с помощью фреймворков Windows</w:t>
+      </w:r>
+      <w:r>
+        <w:rPr>
+          <w:rFonts w:ascii="Times New Roman" w:hAnsi="Times New Roman" w:cs="Times New Roman"/>
+          <w:sz w:val="28"/>
+          <w:szCs w:val="28"/>
+        </w:rPr>
+        <w:t> </w:t>
+      </w:r>
+      <w:r>
+        <w:rPr>
+          <w:rFonts w:ascii="Times New Roman" w:hAnsi="Times New Roman" w:cs="Times New Roman"/>
+          <w:sz w:val="28"/>
+          <w:szCs w:val="28"/>
+          <w:lang w:val="ru-RU"/>
+        </w:rPr>
+        <w:t>Forms, WPF или аналогичных им, позволяющих создавать пользовательские интерфейсы для ОС Windows 10 и выше.</w:t>
       </w:r>
     </w:p>
     <w:p>
@@ -6421,14 +6474,26 @@
         </w:rPr>
         <w:t xml:space="preserve">3.3.3 Требования к лингвистическому обеспечению системы </w:t>
       </w:r>
-      <w:r>
-        <w:rPr>
-          <w:rFonts w:ascii="Times New Roman" w:hAnsi="Times New Roman" w:cs="Times New Roman"/>
-          <w:sz w:val="28"/>
-          <w:szCs w:val="28"/>
-          <w:lang w:val="ru-RU"/>
-        </w:rPr>
-        <w:tab/>
+    </w:p>
+    <w:p>
+      <w:pPr>
+        <w:spacing w:line="360" w:lineRule="auto"/>
+        <w:ind w:firstLine="708"/>
+        <w:jc w:val="both"/>
+        <w:rPr>
+          <w:rFonts w:ascii="Times New Roman" w:hAnsi="Times New Roman" w:cs="Times New Roman"/>
+          <w:sz w:val="28"/>
+          <w:szCs w:val="28"/>
+          <w:lang w:val="ru-RU"/>
+        </w:rPr>
+      </w:pPr>
+      <w:r>
+        <w:rPr>
+          <w:rFonts w:ascii="Times New Roman" w:hAnsi="Times New Roman" w:cs="Times New Roman"/>
+          <w:sz w:val="28"/>
+          <w:szCs w:val="28"/>
+          <w:lang w:val="ru-RU"/>
+        </w:rPr>
         <w:t xml:space="preserve">При разработке программы допускается использовать русский и английский языки, при этом не допускается использование обоих одновременно. При реализации сразу двух языков должна быть предусмотрена возможность переключения между ними. </w:t>
       </w:r>
     </w:p>
@@ -6569,7 +6634,17 @@
           <w:szCs w:val="28"/>
           <w:lang w:val="ru-RU"/>
         </w:rPr>
-        <w:t>3.3.5</w:t>
+        <w:t>3.</w:t>
+      </w:r>
+      <w:commentRangeStart w:id="12"/>
+      <w:r>
+        <w:rPr>
+          <w:rFonts w:ascii="Times New Roman" w:hAnsi="Times New Roman" w:cs="Times New Roman"/>
+          <w:sz w:val="28"/>
+          <w:szCs w:val="28"/>
+          <w:lang w:val="ru-RU"/>
+        </w:rPr>
+        <w:t>3.5</w:t>
       </w:r>
       <w:r>
         <w:rPr>
@@ -6579,6 +6654,13 @@
           <w:lang w:val="ru-RU"/>
         </w:rPr>
         <w:t xml:space="preserve"> Требования к техническому обеспечению системы</w:t>
+      </w:r>
+      <w:commentRangeEnd w:id="12"/>
+      <w:r>
+        <w:rPr>
+          <w:rStyle w:val="ab"/>
+        </w:rPr>
+        <w:commentReference w:id="12"/>
       </w:r>
     </w:p>
     <w:p>
@@ -6711,32 +6793,22 @@
         </w:rPr>
         <w:t xml:space="preserve">− </w:t>
       </w:r>
-      <w:r>
-        <w:rPr>
-          <w:rFonts w:ascii="Times New Roman" w:hAnsi="Times New Roman" w:cs="Times New Roman"/>
-          <w:sz w:val="28"/>
-          <w:szCs w:val="28"/>
-          <w:lang w:val="ru-RU"/>
-        </w:rPr>
-        <w:t xml:space="preserve">Разрешение экрана </w:t>
-      </w:r>
-      <w:r>
-        <w:rPr>
-          <w:rFonts w:ascii="Times New Roman" w:hAnsi="Times New Roman" w:cs="Times New Roman"/>
-          <w:sz w:val="28"/>
-          <w:szCs w:val="28"/>
-          <w:lang w:val="ru-RU"/>
-        </w:rPr>
-        <w:t xml:space="preserve">− </w:t>
-      </w:r>
-      <w:r>
-        <w:rPr>
-          <w:rFonts w:ascii="Times New Roman" w:hAnsi="Times New Roman" w:cs="Times New Roman"/>
-          <w:sz w:val="28"/>
-          <w:szCs w:val="28"/>
-          <w:lang w:val="ru-RU"/>
-        </w:rPr>
-        <w:t>1920х1080 пикселов.</w:t>
+      <w:commentRangeStart w:id="13"/>
+      <w:r>
+        <w:rPr>
+          <w:rFonts w:ascii="Times New Roman" w:hAnsi="Times New Roman" w:cs="Times New Roman"/>
+          <w:sz w:val="28"/>
+          <w:szCs w:val="28"/>
+          <w:lang w:val="ru-RU"/>
+        </w:rPr>
+        <w:t>Разрешение экрана − 1920х1080 пикселов.</w:t>
+      </w:r>
+      <w:commentRangeEnd w:id="13"/>
+      <w:r>
+        <w:rPr>
+          <w:rStyle w:val="ab"/>
+        </w:rPr>
+        <w:commentReference w:id="13"/>
       </w:r>
     </w:p>
     <w:p>
@@ -6848,14 +6920,14 @@
           <w:lang w:val="ru-RU"/>
         </w:rPr>
       </w:pPr>
-      <w:bookmarkStart w:id="12" w:name="_Toc178600959"/>
+      <w:bookmarkStart w:id="14" w:name="_Toc178600959"/>
       <w:r>
         <w:rPr>
           <w:lang w:val="ru-RU"/>
         </w:rPr>
         <w:t>3.4 Общие технические требования к АС</w:t>
       </w:r>
-      <w:bookmarkEnd w:id="12"/>
+      <w:bookmarkEnd w:id="14"/>
     </w:p>
     <w:p>
       <w:pPr>
@@ -6920,7 +6992,7 @@
           <w:lang w:val="ru-RU"/>
         </w:rPr>
       </w:pPr>
-      <w:bookmarkStart w:id="13" w:name="_Toc178600960"/>
+      <w:bookmarkStart w:id="15" w:name="_Toc178600960"/>
       <w:r>
         <w:rPr>
           <w:lang w:val="ru-RU"/>
@@ -6928,7 +7000,7 @@
         <w:lastRenderedPageBreak/>
         <w:t>4 СОСТАВ И СОДЕРЖАНИЕ РАБОТ ПО СОЗДАНИЮ АВТОМАТИЗИРОВАННОЙ СИСТЕМЫ</w:t>
       </w:r>
-      <w:bookmarkEnd w:id="13"/>
+      <w:bookmarkEnd w:id="15"/>
     </w:p>
     <w:p>
       <w:pPr>
@@ -8401,7 +8473,7 @@
           <w:lang w:val="ru-RU"/>
         </w:rPr>
       </w:pPr>
-      <w:bookmarkStart w:id="14" w:name="_Toc178600961"/>
+      <w:bookmarkStart w:id="16" w:name="_Toc178600961"/>
       <w:r>
         <w:rPr>
           <w:lang w:val="ru-RU"/>
@@ -8409,7 +8481,7 @@
         <w:lastRenderedPageBreak/>
         <w:t>5 ПОРЯДОК РАЗРАБОТКИ АВТОМАТИЗИРОВАННОЙ СИСТЕМЫ</w:t>
       </w:r>
-      <w:bookmarkEnd w:id="14"/>
+      <w:bookmarkEnd w:id="16"/>
     </w:p>
     <w:p>
       <w:pPr>
@@ -8433,14 +8505,14 @@
           <w:lang w:val="ru-RU"/>
         </w:rPr>
       </w:pPr>
-      <w:bookmarkStart w:id="15" w:name="_Toc178600962"/>
+      <w:bookmarkStart w:id="17" w:name="_Toc178600962"/>
       <w:r>
         <w:rPr>
           <w:lang w:val="ru-RU"/>
         </w:rPr>
         <w:t>5.1 Порядок организации разработки АС</w:t>
       </w:r>
-      <w:bookmarkEnd w:id="15"/>
+      <w:bookmarkEnd w:id="17"/>
     </w:p>
     <w:p>
       <w:pPr>
@@ -8515,7 +8587,7 @@
           <w:lang w:val="ru-RU"/>
         </w:rPr>
       </w:pPr>
-      <w:bookmarkStart w:id="16" w:name="_Toc178600963"/>
+      <w:bookmarkStart w:id="18" w:name="_Toc178600963"/>
       <w:r>
         <w:rPr>
           <w:lang w:val="ru-RU"/>
@@ -8528,7 +8600,7 @@
         </w:rPr>
         <w:t>Перечень документов и исходных данных для разработки АС</w:t>
       </w:r>
-      <w:bookmarkEnd w:id="16"/>
+      <w:bookmarkEnd w:id="18"/>
     </w:p>
     <w:p>
       <w:pPr>
@@ -8764,7 +8836,7 @@
           <w:szCs w:val="28"/>
           <w:lang w:val="ru-RU"/>
         </w:rPr>
-        <w:t>;</w:t>
+        <w:t>.</w:t>
       </w:r>
     </w:p>
     <w:p>
@@ -8787,7 +8859,7 @@
           <w:lang w:val="ru-RU"/>
         </w:rPr>
       </w:pPr>
-      <w:bookmarkStart w:id="17" w:name="_Toc178600964"/>
+      <w:bookmarkStart w:id="19" w:name="_Toc178600964"/>
       <w:r>
         <w:rPr>
           <w:lang w:val="ru-RU"/>
@@ -8800,7 +8872,7 @@
         </w:rPr>
         <w:t>Перечень документов, предъявляемых по окончании соответствующих этапов работ</w:t>
       </w:r>
-      <w:bookmarkEnd w:id="17"/>
+      <w:bookmarkEnd w:id="19"/>
     </w:p>
     <w:p>
       <w:pPr>
@@ -9046,7 +9118,7 @@
           <w:lang w:val="ru-RU"/>
         </w:rPr>
       </w:pPr>
-      <w:bookmarkStart w:id="18" w:name="_Toc178600965"/>
+      <w:bookmarkStart w:id="20" w:name="_Toc178600965"/>
       <w:r>
         <w:rPr>
           <w:lang w:val="ru-RU"/>
@@ -9054,7 +9126,7 @@
         <w:lastRenderedPageBreak/>
         <w:t>6 ПОРЯДОК КОНТРОЛЯ И ПРИЁМКИ АВТОМАТИЗИРОВАННОЙ СИСТЕМЫ</w:t>
       </w:r>
-      <w:bookmarkEnd w:id="18"/>
+      <w:bookmarkEnd w:id="20"/>
     </w:p>
     <w:p>
       <w:pPr>
@@ -9080,7 +9152,7 @@
           <w:lang w:val="ru-RU"/>
         </w:rPr>
       </w:pPr>
-      <w:bookmarkStart w:id="19" w:name="_Toc178600966"/>
+      <w:bookmarkStart w:id="21" w:name="_Toc178600966"/>
       <w:r>
         <w:rPr>
           <w:rFonts w:cs="Times New Roman"/>
@@ -9089,7 +9161,7 @@
         </w:rPr>
         <w:t>6.1 Виды, состав и методы испытаний АС и ее составных частей</w:t>
       </w:r>
-      <w:bookmarkEnd w:id="19"/>
+      <w:bookmarkEnd w:id="21"/>
     </w:p>
     <w:p>
       <w:pPr>
@@ -9367,7 +9439,7 @@
           <w:lang w:val="ru-RU"/>
         </w:rPr>
       </w:pPr>
-      <w:bookmarkStart w:id="20" w:name="_Toc178600967"/>
+      <w:bookmarkStart w:id="22" w:name="_Toc178600967"/>
       <w:r>
         <w:rPr>
           <w:rFonts w:cs="Times New Roman"/>
@@ -9376,7 +9448,7 @@
         </w:rPr>
         <w:t>6.2 Общие требования к приёмке работ по стадиям</w:t>
       </w:r>
-      <w:bookmarkEnd w:id="20"/>
+      <w:bookmarkEnd w:id="22"/>
     </w:p>
     <w:p>
       <w:pPr>
@@ -9437,7 +9509,7 @@
           <w:lang w:val="ru-RU"/>
         </w:rPr>
       </w:pPr>
-      <w:bookmarkStart w:id="21" w:name="_Toc178600968"/>
+      <w:bookmarkStart w:id="23" w:name="_Toc178600968"/>
       <w:r>
         <w:rPr>
           <w:lang w:val="ru-RU"/>
@@ -9445,7 +9517,7 @@
         <w:lastRenderedPageBreak/>
         <w:t>7 ТРЕБОВАНИЯ К ДОКУМЕНТИРОВАНИЮ</w:t>
       </w:r>
-      <w:bookmarkEnd w:id="21"/>
+      <w:bookmarkEnd w:id="23"/>
     </w:p>
     <w:p>
       <w:pPr>
@@ -9513,14 +9585,14 @@
           <w:lang w:val="ru-RU"/>
         </w:rPr>
       </w:pPr>
-      <w:bookmarkStart w:id="22" w:name="_Toc178600969"/>
+      <w:bookmarkStart w:id="24" w:name="_Toc178600969"/>
       <w:r>
         <w:rPr>
           <w:lang w:val="ru-RU"/>
         </w:rPr>
         <w:t>7.1 Перечень подлежащих разработке документов</w:t>
       </w:r>
-      <w:bookmarkEnd w:id="22"/>
+      <w:bookmarkEnd w:id="24"/>
       <w:r>
         <w:rPr>
           <w:lang w:val="ru-RU"/>
@@ -9582,14 +9654,14 @@
           <w:lang w:val="ru-RU"/>
         </w:rPr>
       </w:pPr>
-      <w:bookmarkStart w:id="23" w:name="_Toc178600970"/>
+      <w:bookmarkStart w:id="25" w:name="_Toc178600970"/>
       <w:r>
         <w:rPr>
           <w:lang w:val="ru-RU"/>
         </w:rPr>
         <w:t>7.2 Вид представления и количество документов</w:t>
       </w:r>
-      <w:bookmarkEnd w:id="23"/>
+      <w:bookmarkEnd w:id="25"/>
     </w:p>
     <w:p>
       <w:pPr>
@@ -9767,14 +9839,14 @@
           <w:lang w:val="ru-RU"/>
         </w:rPr>
       </w:pPr>
-      <w:bookmarkStart w:id="24" w:name="_Toc178600971"/>
+      <w:bookmarkStart w:id="26" w:name="_Toc178600971"/>
       <w:r>
         <w:rPr>
           <w:lang w:val="ru-RU"/>
         </w:rPr>
         <w:t>7.3 Требования по использованию ЕСКД и ЕСПД при разработке документов</w:t>
       </w:r>
-      <w:bookmarkEnd w:id="24"/>
+      <w:bookmarkEnd w:id="26"/>
     </w:p>
     <w:p>
       <w:pPr>
@@ -9926,7 +9998,16 @@
           <w:szCs w:val="28"/>
           <w:lang w:val="ru-RU"/>
         </w:rPr>
-        <w:t xml:space="preserve">− выравнивание – по ширине; </w:t>
+        <w:t>− выравнивание – по ширине</w:t>
+      </w:r>
+      <w:r>
+        <w:rPr>
+          <w:rFonts w:ascii="Times New Roman" w:hAnsi="Times New Roman" w:cs="Times New Roman"/>
+          <w:sz w:val="28"/>
+          <w:szCs w:val="28"/>
+          <w:lang w:val="ru-RU"/>
+        </w:rPr>
+        <w:t>.</w:t>
       </w:r>
       <w:r>
         <w:rPr>
@@ -9946,7 +10027,7 @@
           <w:lang w:val="ru-RU"/>
         </w:rPr>
       </w:pPr>
-      <w:bookmarkStart w:id="25" w:name="_Toc178600972"/>
+      <w:bookmarkStart w:id="27" w:name="_Toc178600972"/>
       <w:r>
         <w:rPr>
           <w:lang w:val="ru-RU"/>
@@ -9954,7 +10035,7 @@
         <w:lastRenderedPageBreak/>
         <w:t>8 ИСТОЧНИКИ РАЗРАБОТКИ</w:t>
       </w:r>
-      <w:bookmarkEnd w:id="25"/>
+      <w:bookmarkEnd w:id="27"/>
     </w:p>
     <w:p>
       <w:pPr>
@@ -10189,7 +10270,67 @@
           <w:szCs w:val="28"/>
           <w:lang w:val="ru-RU"/>
         </w:rPr>
-        <w:t xml:space="preserve">Введение в UML от создателей языка [Текст] : руководство пользователя / Г. Буч, Д. Рамбо, И. Якобсон. - 2-е изд. - М. : ДМК Пресс, 2012. - 494 с. : ил. - (Классика программирования). - Предм. указ.: с. 483- 493. - ISBN 978-5-94074-644-7; </w:t>
+        <w:t>Введение в UML от создателей языка [Текст</w:t>
+      </w:r>
+      <w:proofErr w:type="gramStart"/>
+      <w:r>
+        <w:rPr>
+          <w:rFonts w:ascii="Times New Roman" w:eastAsia="SimSun" w:hAnsi="Times New Roman" w:cs="Times New Roman"/>
+          <w:sz w:val="28"/>
+          <w:szCs w:val="28"/>
+          <w:lang w:val="ru-RU"/>
+        </w:rPr>
+        <w:t>] :</w:t>
+      </w:r>
+      <w:proofErr w:type="gramEnd"/>
+      <w:r>
+        <w:rPr>
+          <w:rFonts w:ascii="Times New Roman" w:eastAsia="SimSun" w:hAnsi="Times New Roman" w:cs="Times New Roman"/>
+          <w:sz w:val="28"/>
+          <w:szCs w:val="28"/>
+          <w:lang w:val="ru-RU"/>
+        </w:rPr>
+        <w:t xml:space="preserve"> руководство пользователя / Г. Буч, Д. Рамбо, И. Якобсон. - 2-е изд. - </w:t>
+      </w:r>
+      <w:proofErr w:type="gramStart"/>
+      <w:r>
+        <w:rPr>
+          <w:rFonts w:ascii="Times New Roman" w:eastAsia="SimSun" w:hAnsi="Times New Roman" w:cs="Times New Roman"/>
+          <w:sz w:val="28"/>
+          <w:szCs w:val="28"/>
+          <w:lang w:val="ru-RU"/>
+        </w:rPr>
+        <w:t>М. :</w:t>
+      </w:r>
+      <w:proofErr w:type="gramEnd"/>
+      <w:r>
+        <w:rPr>
+          <w:rFonts w:ascii="Times New Roman" w:eastAsia="SimSun" w:hAnsi="Times New Roman" w:cs="Times New Roman"/>
+          <w:sz w:val="28"/>
+          <w:szCs w:val="28"/>
+          <w:lang w:val="ru-RU"/>
+        </w:rPr>
+        <w:t xml:space="preserve"> ДМК Пресс, 2012. - 494 </w:t>
+      </w:r>
+      <w:proofErr w:type="gramStart"/>
+      <w:r>
+        <w:rPr>
+          <w:rFonts w:ascii="Times New Roman" w:eastAsia="SimSun" w:hAnsi="Times New Roman" w:cs="Times New Roman"/>
+          <w:sz w:val="28"/>
+          <w:szCs w:val="28"/>
+          <w:lang w:val="ru-RU"/>
+        </w:rPr>
+        <w:t>с. :</w:t>
+      </w:r>
+      <w:proofErr w:type="gramEnd"/>
+      <w:r>
+        <w:rPr>
+          <w:rFonts w:ascii="Times New Roman" w:eastAsia="SimSun" w:hAnsi="Times New Roman" w:cs="Times New Roman"/>
+          <w:sz w:val="28"/>
+          <w:szCs w:val="28"/>
+          <w:lang w:val="ru-RU"/>
+        </w:rPr>
+        <w:t xml:space="preserve"> ил. - (Классика программирования). - Предм. указ.: с. 483- 493. - ISBN 978-5-94074-644-7; </w:t>
       </w:r>
     </w:p>
     <w:p>
@@ -10215,7 +10356,27 @@
           <w:szCs w:val="28"/>
           <w:lang w:val="ru-RU"/>
         </w:rPr>
-        <w:t>Ли. К. Основы САПР (CAD/CAM/CAE). – Спб.:«Питер», 2004. – 560с.</w:t>
+        <w:t>Ли. К. Основы САПР (CAD/CAM/CAE). – Спб</w:t>
+      </w:r>
+      <w:proofErr w:type="gramStart"/>
+      <w:r>
+        <w:rPr>
+          <w:rFonts w:ascii="Times New Roman" w:eastAsia="SimSun" w:hAnsi="Times New Roman" w:cs="Times New Roman"/>
+          <w:sz w:val="28"/>
+          <w:szCs w:val="28"/>
+          <w:lang w:val="ru-RU"/>
+        </w:rPr>
+        <w:t>.:«</w:t>
+      </w:r>
+      <w:proofErr w:type="gramEnd"/>
+      <w:r>
+        <w:rPr>
+          <w:rFonts w:ascii="Times New Roman" w:eastAsia="SimSun" w:hAnsi="Times New Roman" w:cs="Times New Roman"/>
+          <w:sz w:val="28"/>
+          <w:szCs w:val="28"/>
+          <w:lang w:val="ru-RU"/>
+        </w:rPr>
+        <w:t>Питер», 2004. – 560с.</w:t>
       </w:r>
     </w:p>
     <w:p>
@@ -10298,7 +10459,7 @@
       </w:r>
     </w:p>
     <w:sectPr>
-      <w:footerReference w:type="default" r:id="rId10"/>
+      <w:footerReference w:type="default" r:id="rId14"/>
       <w:pgSz w:w="11906" w:h="16838"/>
       <w:pgMar w:top="1134" w:right="850" w:bottom="1134" w:left="1701" w:header="720" w:footer="720" w:gutter="0"/>
       <w:cols w:space="720"/>
@@ -10308,8 +10469,69 @@
 </w:document>
 </file>
 
+<file path=word/comments.xml><?xml version="1.0" encoding="utf-8"?>
+<w:comments xmlns:wpc="http://schemas.microsoft.com/office/word/2010/wordprocessingCanvas" xmlns:cx="http://schemas.microsoft.com/office/drawing/2014/chartex" xmlns:cx1="http://schemas.microsoft.com/office/drawing/2015/9/8/chartex" xmlns:cx2="http://schemas.microsoft.com/office/drawing/2015/10/21/chartex" xmlns:cx3="http://schemas.microsoft.com/office/drawing/2016/5/9/chartex" xmlns:cx4="http://schemas.microsoft.com/office/drawing/2016/5/10/chartex" xmlns:cx5="http://schemas.microsoft.com/office/drawing/2016/5/11/chartex" xmlns:cx6="http://schemas.microsoft.com/office/drawing/2016/5/12/chartex" xmlns:cx7="http://schemas.microsoft.com/office/drawing/2016/5/13/chartex" xmlns:cx8="http://schemas.microsoft.com/office/drawing/2016/5/14/chartex" xmlns:mc="http://schemas.openxmlformats.org/markup-compatibility/2006" xmlns:aink="http://schemas.microsoft.com/office/drawing/2016/ink" xmlns:am3d="http://schemas.microsoft.com/office/drawing/2017/model3d" xmlns:o="urn:schemas-microsoft-com:office:office" xmlns:oel="http://schemas.microsoft.com/office/2019/extlst" xmlns:r="http://schemas.openxmlformats.org/officeDocument/2006/relationships" xmlns:m="http://schemas.openxmlformats.org/officeDocument/2006/math" xmlns:v="urn:schemas-microsoft-com:vml" xmlns:wp14="http://schemas.microsoft.com/office/word/2010/wordprocessingDrawing" xmlns:wp="http://schemas.openxmlformats.org/drawingml/2006/wordprocessingDrawing" xmlns:w10="urn:schemas-microsoft-com:office:word" xmlns:w="http://schemas.openxmlformats.org/wordprocessingml/2006/main" xmlns:w14="http://schemas.microsoft.com/office/word/2010/wordml" xmlns:w15="http://schemas.microsoft.com/office/word/2012/wordml" xmlns:w16cex="http://schemas.microsoft.com/office/word/2018/wordml/cex" xmlns:w16cid="http://schemas.microsoft.com/office/word/2016/wordml/cid" xmlns:w16="http://schemas.microsoft.com/office/word/2018/wordml" xmlns:w16du="http://schemas.microsoft.com/office/word/2023/wordml/word16du" xmlns:w16sdtdh="http://schemas.microsoft.com/office/word/2020/wordml/sdtdatahash" xmlns:w16se="http://schemas.microsoft.com/office/word/2015/wordml/symex" xmlns:wpg="http://schemas.microsoft.com/office/word/2010/wordprocessingGroup" xmlns:wpi="http://schemas.microsoft.com/office/word/2010/wordprocessingInk" xmlns:wne="http://schemas.microsoft.com/office/word/2006/wordml" xmlns:wps="http://schemas.microsoft.com/office/word/2010/wordprocessingShape" mc:Ignorable="w14 w15 w16se w16cid w16 w16cex w16sdtdh w16du wp14">
+  <w:comment w:id="12" w:author="Kalentyev Alexey" w:date="2024-09-30T16:54:00Z" w:initials="KA">
+    <w:p>
+      <w:pPr>
+        <w:pStyle w:val="ac"/>
+      </w:pPr>
+      <w:r>
+        <w:rPr>
+          <w:rStyle w:val="ab"/>
+        </w:rPr>
+        <w:annotationRef/>
+      </w:r>
+    </w:p>
+  </w:comment>
+  <w:comment w:id="13" w:author="Kalentyev Alexey" w:date="2024-09-30T16:54:00Z" w:initials="KA">
+    <w:p>
+      <w:pPr>
+        <w:pStyle w:val="ac"/>
+        <w:rPr>
+          <w:lang w:val="ru-RU"/>
+        </w:rPr>
+      </w:pPr>
+      <w:r>
+        <w:rPr>
+          <w:rStyle w:val="ab"/>
+        </w:rPr>
+        <w:annotationRef/>
+      </w:r>
+      <w:r>
+        <w:rPr>
+          <w:lang w:val="ru-RU"/>
+        </w:rPr>
+        <w:t>Видеопамять?</w:t>
+      </w:r>
+    </w:p>
+  </w:comment>
+</w:comments>
+</file>
+
+<file path=word/commentsExtended.xml><?xml version="1.0" encoding="utf-8"?>
+<w15:commentsEx xmlns:wpc="http://schemas.microsoft.com/office/word/2010/wordprocessingCanvas" xmlns:cx="http://schemas.microsoft.com/office/drawing/2014/chartex" xmlns:cx1="http://schemas.microsoft.com/office/drawing/2015/9/8/chartex" xmlns:cx2="http://schemas.microsoft.com/office/drawing/2015/10/21/chartex" xmlns:cx3="http://schemas.microsoft.com/office/drawing/2016/5/9/chartex" xmlns:cx4="http://schemas.microsoft.com/office/drawing/2016/5/10/chartex" xmlns:cx5="http://schemas.microsoft.com/office/drawing/2016/5/11/chartex" xmlns:cx6="http://schemas.microsoft.com/office/drawing/2016/5/12/chartex" xmlns:cx7="http://schemas.microsoft.com/office/drawing/2016/5/13/chartex" xmlns:cx8="http://schemas.microsoft.com/office/drawing/2016/5/14/chartex" xmlns:mc="http://schemas.openxmlformats.org/markup-compatibility/2006" xmlns:aink="http://schemas.microsoft.com/office/drawing/2016/ink" xmlns:am3d="http://schemas.microsoft.com/office/drawing/2017/model3d" xmlns:o="urn:schemas-microsoft-com:office:office" xmlns:oel="http://schemas.microsoft.com/office/2019/extlst" xmlns:r="http://schemas.openxmlformats.org/officeDocument/2006/relationships" xmlns:m="http://schemas.openxmlformats.org/officeDocument/2006/math" xmlns:v="urn:schemas-microsoft-com:vml" xmlns:wp14="http://schemas.microsoft.com/office/word/2010/wordprocessingDrawing" xmlns:wp="http://schemas.openxmlformats.org/drawingml/2006/wordprocessingDrawing" xmlns:w10="urn:schemas-microsoft-com:office:word" xmlns:w="http://schemas.openxmlformats.org/wordprocessingml/2006/main" xmlns:w14="http://schemas.microsoft.com/office/word/2010/wordml" xmlns:w15="http://schemas.microsoft.com/office/word/2012/wordml" xmlns:w16cex="http://schemas.microsoft.com/office/word/2018/wordml/cex" xmlns:w16cid="http://schemas.microsoft.com/office/word/2016/wordml/cid" xmlns:w16="http://schemas.microsoft.com/office/word/2018/wordml" xmlns:w16du="http://schemas.microsoft.com/office/word/2023/wordml/word16du" xmlns:w16sdtdh="http://schemas.microsoft.com/office/word/2020/wordml/sdtdatahash" xmlns:w16se="http://schemas.microsoft.com/office/word/2015/wordml/symex" xmlns:wpg="http://schemas.microsoft.com/office/word/2010/wordprocessingGroup" xmlns:wpi="http://schemas.microsoft.com/office/word/2010/wordprocessingInk" xmlns:wne="http://schemas.microsoft.com/office/word/2006/wordml" xmlns:wps="http://schemas.microsoft.com/office/word/2010/wordprocessingShape" mc:Ignorable="w14 w15 w16se w16cid w16 w16cex w16sdtdh w16du wp14">
+  <w15:commentEx w15:paraId="31360D80" w15:done="0"/>
+  <w15:commentEx w15:paraId="7066ECC8" w15:done="0"/>
+</w15:commentsEx>
+</file>
+
+<file path=word/commentsExtensible.xml><?xml version="1.0" encoding="utf-8"?>
+<w16cex:commentsExtensible xmlns:wpc="http://schemas.microsoft.com/office/word/2010/wordprocessingCanvas" xmlns:cx="http://schemas.microsoft.com/office/drawing/2014/chartex" xmlns:cx1="http://schemas.microsoft.com/office/drawing/2015/9/8/chartex" xmlns:cx2="http://schemas.microsoft.com/office/drawing/2015/10/21/chartex" xmlns:cx3="http://schemas.microsoft.com/office/drawing/2016/5/9/chartex" xmlns:cx4="http://schemas.microsoft.com/office/drawing/2016/5/10/chartex" xmlns:cx5="http://schemas.microsoft.com/office/drawing/2016/5/11/chartex" xmlns:cx6="http://schemas.microsoft.com/office/drawing/2016/5/12/chartex" xmlns:cx7="http://schemas.microsoft.com/office/drawing/2016/5/13/chartex" xmlns:cx8="http://schemas.microsoft.com/office/drawing/2016/5/14/chartex" xmlns:cr="http://schemas.microsoft.com/office/comments/2020/reactions" xmlns:mc="http://schemas.openxmlformats.org/markup-compatibility/2006" xmlns:aink="http://schemas.microsoft.com/office/drawing/2016/ink" xmlns:am3d="http://schemas.microsoft.com/office/drawing/2017/model3d" xmlns:o="urn:schemas-microsoft-com:office:office" xmlns:oel="http://schemas.microsoft.com/office/2019/extlst" xmlns:r="http://schemas.openxmlformats.org/officeDocument/2006/relationships" xmlns:m="http://schemas.openxmlformats.org/officeDocument/2006/math" xmlns:v="urn:schemas-microsoft-com:vml" xmlns:wp14="http://schemas.microsoft.com/office/word/2010/wordprocessingDrawing" xmlns:wp="http://schemas.openxmlformats.org/drawingml/2006/wordprocessingDrawing" xmlns:w10="urn:schemas-microsoft-com:office:word" xmlns:w="http://schemas.openxmlformats.org/wordprocessingml/2006/main" xmlns:w14="http://schemas.microsoft.com/office/word/2010/wordml" xmlns:w15="http://schemas.microsoft.com/office/word/2012/wordml" xmlns:w16cex="http://schemas.microsoft.com/office/word/2018/wordml/cex" xmlns:w16cid="http://schemas.microsoft.com/office/word/2016/wordml/cid" xmlns:w16="http://schemas.microsoft.com/office/word/2018/wordml" xmlns:w16du="http://schemas.microsoft.com/office/word/2023/wordml/word16du" xmlns:w16sdtdh="http://schemas.microsoft.com/office/word/2020/wordml/sdtdatahash" xmlns:w16se="http://schemas.microsoft.com/office/word/2015/wordml/symex" xmlns:wpg="http://schemas.microsoft.com/office/word/2010/wordprocessingGroup" xmlns:wpi="http://schemas.microsoft.com/office/word/2010/wordprocessingInk" xmlns:wne="http://schemas.microsoft.com/office/word/2006/wordml" xmlns:wps="http://schemas.microsoft.com/office/word/2010/wordprocessingShape" mc:Ignorable="w14 w15 w16se w16cid w16 w16cex w16sdtdh cr w16du wp14">
+  <w16cex:commentExtensible w16cex:durableId="75AFB14A" w16cex:dateUtc="2024-09-30T09:54:00Z"/>
+  <w16cex:commentExtensible w16cex:durableId="57474223" w16cex:dateUtc="2024-09-30T09:54:00Z"/>
+</w16cex:commentsExtensible>
+</file>
+
+<file path=word/commentsIds.xml><?xml version="1.0" encoding="utf-8"?>
+<w16cid:commentsIds xmlns:wpc="http://schemas.microsoft.com/office/word/2010/wordprocessingCanvas" xmlns:cx="http://schemas.microsoft.com/office/drawing/2014/chartex" xmlns:cx1="http://schemas.microsoft.com/office/drawing/2015/9/8/chartex" xmlns:cx2="http://schemas.microsoft.com/office/drawing/2015/10/21/chartex" xmlns:cx3="http://schemas.microsoft.com/office/drawing/2016/5/9/chartex" xmlns:cx4="http://schemas.microsoft.com/office/drawing/2016/5/10/chartex" xmlns:cx5="http://schemas.microsoft.com/office/drawing/2016/5/11/chartex" xmlns:cx6="http://schemas.microsoft.com/office/drawing/2016/5/12/chartex" xmlns:cx7="http://schemas.microsoft.com/office/drawing/2016/5/13/chartex" xmlns:cx8="http://schemas.microsoft.com/office/drawing/2016/5/14/chartex" xmlns:mc="http://schemas.openxmlformats.org/markup-compatibility/2006" xmlns:aink="http://schemas.microsoft.com/office/drawing/2016/ink" xmlns:am3d="http://schemas.microsoft.com/office/drawing/2017/model3d" xmlns:o="urn:schemas-microsoft-com:office:office" xmlns:oel="http://schemas.microsoft.com/office/2019/extlst" xmlns:r="http://schemas.openxmlformats.org/officeDocument/2006/relationships" xmlns:m="http://schemas.openxmlformats.org/officeDocument/2006/math" xmlns:v="urn:schemas-microsoft-com:vml" xmlns:wp14="http://schemas.microsoft.com/office/word/2010/wordprocessingDrawing" xmlns:wp="http://schemas.openxmlformats.org/drawingml/2006/wordprocessingDrawing" xmlns:w10="urn:schemas-microsoft-com:office:word" xmlns:w="http://schemas.openxmlformats.org/wordprocessingml/2006/main" xmlns:w14="http://schemas.microsoft.com/office/word/2010/wordml" xmlns:w15="http://schemas.microsoft.com/office/word/2012/wordml" xmlns:w16cex="http://schemas.microsoft.com/office/word/2018/wordml/cex" xmlns:w16cid="http://schemas.microsoft.com/office/word/2016/wordml/cid" xmlns:w16="http://schemas.microsoft.com/office/word/2018/wordml" xmlns:w16du="http://schemas.microsoft.com/office/word/2023/wordml/word16du" xmlns:w16sdtdh="http://schemas.microsoft.com/office/word/2020/wordml/sdtdatahash" xmlns:w16se="http://schemas.microsoft.com/office/word/2015/wordml/symex" xmlns:wpg="http://schemas.microsoft.com/office/word/2010/wordprocessingGroup" xmlns:wpi="http://schemas.microsoft.com/office/word/2010/wordprocessingInk" xmlns:wne="http://schemas.microsoft.com/office/word/2006/wordml" xmlns:wps="http://schemas.microsoft.com/office/word/2010/wordprocessingShape" mc:Ignorable="w14 w15 w16se w16cid w16 w16cex w16sdtdh w16du wp14">
+  <w16cid:commentId w16cid:paraId="31360D80" w16cid:durableId="75AFB14A"/>
+  <w16cid:commentId w16cid:paraId="7066ECC8" w16cid:durableId="57474223"/>
+</w16cid:commentsIds>
+</file>
+
 <file path=word/endnotes.xml><?xml version="1.0" encoding="utf-8"?>
-<w:endnotes xmlns:wpc="http://schemas.microsoft.com/office/word/2010/wordprocessingCanvas" xmlns:cx="http://schemas.microsoft.com/office/drawing/2014/chartex" xmlns:cx1="http://schemas.microsoft.com/office/drawing/2015/9/8/chartex" xmlns:cx2="http://schemas.microsoft.com/office/drawing/2015/10/21/chartex" xmlns:cx3="http://schemas.microsoft.com/office/drawing/2016/5/9/chartex" xmlns:cx4="http://schemas.microsoft.com/office/drawing/2016/5/10/chartex" xmlns:cx5="http://schemas.microsoft.com/office/drawing/2016/5/11/chartex" xmlns:cx6="http://schemas.microsoft.com/office/drawing/2016/5/12/chartex" xmlns:cx7="http://schemas.microsoft.com/office/drawing/2016/5/13/chartex" xmlns:cx8="http://schemas.microsoft.com/office/drawing/2016/5/14/chartex" xmlns:mc="http://schemas.openxmlformats.org/markup-compatibility/2006" xmlns:aink="http://schemas.microsoft.com/office/drawing/2016/ink" xmlns:am3d="http://schemas.microsoft.com/office/drawing/2017/model3d" xmlns:o="urn:schemas-microsoft-com:office:office" xmlns:r="http://schemas.openxmlformats.org/officeDocument/2006/relationships" xmlns:m="http://schemas.openxmlformats.org/officeDocument/2006/math" xmlns:v="urn:schemas-microsoft-com:vml" xmlns:wp14="http://schemas.microsoft.com/office/word/2010/wordprocessingDrawing" xmlns:wp="http://schemas.openxmlformats.org/drawingml/2006/wordprocessingDrawing" xmlns:w10="urn:schemas-microsoft-com:office:word" xmlns:w="http://schemas.openxmlformats.org/wordprocessingml/2006/main" xmlns:w14="http://schemas.microsoft.com/office/word/2010/wordml" xmlns:w15="http://schemas.microsoft.com/office/word/2012/wordml" xmlns:w16cex="http://schemas.microsoft.com/office/word/2018/wordml/cex" xmlns:w16cid="http://schemas.microsoft.com/office/word/2016/wordml/cid" xmlns:w16="http://schemas.microsoft.com/office/word/2018/wordml" xmlns:w16se="http://schemas.microsoft.com/office/word/2015/wordml/symex" xmlns:wpg="http://schemas.microsoft.com/office/word/2010/wordprocessingGroup" xmlns:wpi="http://schemas.microsoft.com/office/word/2010/wordprocessingInk" xmlns:wne="http://schemas.microsoft.com/office/word/2006/wordml" xmlns:wps="http://schemas.microsoft.com/office/word/2010/wordprocessingShape" mc:Ignorable="w14 w15 w16se w16cid w16 w16cex wp14">
+<w:endnotes xmlns:wpc="http://schemas.microsoft.com/office/word/2010/wordprocessingCanvas" xmlns:cx="http://schemas.microsoft.com/office/drawing/2014/chartex" xmlns:cx1="http://schemas.microsoft.com/office/drawing/2015/9/8/chartex" xmlns:cx2="http://schemas.microsoft.com/office/drawing/2015/10/21/chartex" xmlns:cx3="http://schemas.microsoft.com/office/drawing/2016/5/9/chartex" xmlns:cx4="http://schemas.microsoft.com/office/drawing/2016/5/10/chartex" xmlns:cx5="http://schemas.microsoft.com/office/drawing/2016/5/11/chartex" xmlns:cx6="http://schemas.microsoft.com/office/drawing/2016/5/12/chartex" xmlns:cx7="http://schemas.microsoft.com/office/drawing/2016/5/13/chartex" xmlns:cx8="http://schemas.microsoft.com/office/drawing/2016/5/14/chartex" xmlns:mc="http://schemas.openxmlformats.org/markup-compatibility/2006" xmlns:aink="http://schemas.microsoft.com/office/drawing/2016/ink" xmlns:am3d="http://schemas.microsoft.com/office/drawing/2017/model3d" xmlns:o="urn:schemas-microsoft-com:office:office" xmlns:oel="http://schemas.microsoft.com/office/2019/extlst" xmlns:r="http://schemas.openxmlformats.org/officeDocument/2006/relationships" xmlns:m="http://schemas.openxmlformats.org/officeDocument/2006/math" xmlns:v="urn:schemas-microsoft-com:vml" xmlns:wp14="http://schemas.microsoft.com/office/word/2010/wordprocessingDrawing" xmlns:wp="http://schemas.openxmlformats.org/drawingml/2006/wordprocessingDrawing" xmlns:w10="urn:schemas-microsoft-com:office:word" xmlns:w="http://schemas.openxmlformats.org/wordprocessingml/2006/main" xmlns:w14="http://schemas.microsoft.com/office/word/2010/wordml" xmlns:w15="http://schemas.microsoft.com/office/word/2012/wordml" xmlns:w16cex="http://schemas.microsoft.com/office/word/2018/wordml/cex" xmlns:w16cid="http://schemas.microsoft.com/office/word/2016/wordml/cid" xmlns:w16="http://schemas.microsoft.com/office/word/2018/wordml" xmlns:w16du="http://schemas.microsoft.com/office/word/2023/wordml/word16du" xmlns:w16sdtdh="http://schemas.microsoft.com/office/word/2020/wordml/sdtdatahash" xmlns:w16se="http://schemas.microsoft.com/office/word/2015/wordml/symex" xmlns:wpg="http://schemas.microsoft.com/office/word/2010/wordprocessingGroup" xmlns:wpi="http://schemas.microsoft.com/office/word/2010/wordprocessingInk" xmlns:wne="http://schemas.microsoft.com/office/word/2006/wordml" xmlns:wps="http://schemas.microsoft.com/office/word/2010/wordprocessingShape" mc:Ignorable="w14 w15 w16se w16cid w16 w16cex w16sdtdh w16du wp14">
   <w:endnote w:type="separator" w:id="-1">
     <w:p>
       <w:r>
@@ -10328,7 +10550,7 @@
 </file>
 
 <file path=word/footer1.xml><?xml version="1.0" encoding="utf-8"?>
-<w:ftr xmlns:wpc="http://schemas.microsoft.com/office/word/2010/wordprocessingCanvas" xmlns:cx="http://schemas.microsoft.com/office/drawing/2014/chartex" xmlns:cx1="http://schemas.microsoft.com/office/drawing/2015/9/8/chartex" xmlns:cx2="http://schemas.microsoft.com/office/drawing/2015/10/21/chartex" xmlns:cx3="http://schemas.microsoft.com/office/drawing/2016/5/9/chartex" xmlns:cx4="http://schemas.microsoft.com/office/drawing/2016/5/10/chartex" xmlns:cx5="http://schemas.microsoft.com/office/drawing/2016/5/11/chartex" xmlns:cx6="http://schemas.microsoft.com/office/drawing/2016/5/12/chartex" xmlns:cx7="http://schemas.microsoft.com/office/drawing/2016/5/13/chartex" xmlns:cx8="http://schemas.microsoft.com/office/drawing/2016/5/14/chartex" xmlns:mc="http://schemas.openxmlformats.org/markup-compatibility/2006" xmlns:aink="http://schemas.microsoft.com/office/drawing/2016/ink" xmlns:am3d="http://schemas.microsoft.com/office/drawing/2017/model3d" xmlns:o="urn:schemas-microsoft-com:office:office" xmlns:r="http://schemas.openxmlformats.org/officeDocument/2006/relationships" xmlns:m="http://schemas.openxmlformats.org/officeDocument/2006/math" xmlns:v="urn:schemas-microsoft-com:vml" xmlns:wp14="http://schemas.microsoft.com/office/word/2010/wordprocessingDrawing" xmlns:wp="http://schemas.openxmlformats.org/drawingml/2006/wordprocessingDrawing" xmlns:w10="urn:schemas-microsoft-com:office:word" xmlns:w="http://schemas.openxmlformats.org/wordprocessingml/2006/main" xmlns:w14="http://schemas.microsoft.com/office/word/2010/wordml" xmlns:w15="http://schemas.microsoft.com/office/word/2012/wordml" xmlns:w16cex="http://schemas.microsoft.com/office/word/2018/wordml/cex" xmlns:w16cid="http://schemas.microsoft.com/office/word/2016/wordml/cid" xmlns:w16="http://schemas.microsoft.com/office/word/2018/wordml" xmlns:w16se="http://schemas.microsoft.com/office/word/2015/wordml/symex" xmlns:wpg="http://schemas.microsoft.com/office/word/2010/wordprocessingGroup" xmlns:wpi="http://schemas.microsoft.com/office/word/2010/wordprocessingInk" xmlns:wne="http://schemas.microsoft.com/office/word/2006/wordml" xmlns:wps="http://schemas.microsoft.com/office/word/2010/wordprocessingShape" mc:Ignorable="w14 w15 w16se w16cid w16 w16cex wp14">
+<w:ftr xmlns:wpc="http://schemas.microsoft.com/office/word/2010/wordprocessingCanvas" xmlns:cx="http://schemas.microsoft.com/office/drawing/2014/chartex" xmlns:cx1="http://schemas.microsoft.com/office/drawing/2015/9/8/chartex" xmlns:cx2="http://schemas.microsoft.com/office/drawing/2015/10/21/chartex" xmlns:cx3="http://schemas.microsoft.com/office/drawing/2016/5/9/chartex" xmlns:cx4="http://schemas.microsoft.com/office/drawing/2016/5/10/chartex" xmlns:cx5="http://schemas.microsoft.com/office/drawing/2016/5/11/chartex" xmlns:cx6="http://schemas.microsoft.com/office/drawing/2016/5/12/chartex" xmlns:cx7="http://schemas.microsoft.com/office/drawing/2016/5/13/chartex" xmlns:cx8="http://schemas.microsoft.com/office/drawing/2016/5/14/chartex" xmlns:mc="http://schemas.openxmlformats.org/markup-compatibility/2006" xmlns:aink="http://schemas.microsoft.com/office/drawing/2016/ink" xmlns:am3d="http://schemas.microsoft.com/office/drawing/2017/model3d" xmlns:o="urn:schemas-microsoft-com:office:office" xmlns:oel="http://schemas.microsoft.com/office/2019/extlst" xmlns:r="http://schemas.openxmlformats.org/officeDocument/2006/relationships" xmlns:m="http://schemas.openxmlformats.org/officeDocument/2006/math" xmlns:v="urn:schemas-microsoft-com:vml" xmlns:wp14="http://schemas.microsoft.com/office/word/2010/wordprocessingDrawing" xmlns:wp="http://schemas.openxmlformats.org/drawingml/2006/wordprocessingDrawing" xmlns:w10="urn:schemas-microsoft-com:office:word" xmlns:w="http://schemas.openxmlformats.org/wordprocessingml/2006/main" xmlns:w14="http://schemas.microsoft.com/office/word/2010/wordml" xmlns:w15="http://schemas.microsoft.com/office/word/2012/wordml" xmlns:w16cex="http://schemas.microsoft.com/office/word/2018/wordml/cex" xmlns:w16cid="http://schemas.microsoft.com/office/word/2016/wordml/cid" xmlns:w16="http://schemas.microsoft.com/office/word/2018/wordml" xmlns:w16du="http://schemas.microsoft.com/office/word/2023/wordml/word16du" xmlns:w16sdtdh="http://schemas.microsoft.com/office/word/2020/wordml/sdtdatahash" xmlns:w16se="http://schemas.microsoft.com/office/word/2015/wordml/symex" xmlns:wpg="http://schemas.microsoft.com/office/word/2010/wordprocessingGroup" xmlns:wpi="http://schemas.microsoft.com/office/word/2010/wordprocessingInk" xmlns:wne="http://schemas.microsoft.com/office/word/2006/wordml" xmlns:wps="http://schemas.microsoft.com/office/word/2010/wordprocessingShape" mc:Ignorable="w14 w15 w16se w16cid w16 w16cex w16sdtdh w16du wp14">
   <w:p>
     <w:pPr>
       <w:pStyle w:val="a4"/>
@@ -10456,7 +10678,7 @@
               <v:stroke joinstyle="miter"/>
               <v:path gradientshapeok="t" o:connecttype="rect"/>
             </v:shapetype>
-            <v:shape id="Текстовое поле 1" o:spid="_x0000_s1026" type="#_x0000_t202" style="position:absolute;margin-left:226.75pt;margin-top:.2pt;width:26.3pt;height:2in;z-index:251659264;visibility:visible;mso-wrap-style:square;mso-width-percent:0;mso-wrap-distance-left:9pt;mso-wrap-distance-top:0;mso-wrap-distance-right:9pt;mso-wrap-distance-bottom:0;mso-position-horizontal:absolute;mso-position-horizontal-relative:margin;mso-position-vertical:absolute;mso-position-vertical-relative:text;mso-width-percent:0;mso-width-relative:margin;v-text-anchor:top" o:gfxdata="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" filled="f" stroked="f" strokeweight=".5pt">
+            <v:shape id="Текстовое поле 1" o:spid="_x0000_s1026" type="#_x0000_t202" style="position:absolute;margin-left:226.75pt;margin-top:.2pt;width:26.3pt;height:2in;z-index:251659264;visibility:visible;mso-wrap-style:square;mso-width-percent:0;mso-wrap-distance-left:9pt;mso-wrap-distance-top:0;mso-wrap-distance-right:9pt;mso-wrap-distance-bottom:0;mso-position-horizontal:absolute;mso-position-horizontal-relative:margin;mso-position-vertical:absolute;mso-position-vertical-relative:text;mso-width-percent:0;mso-width-relative:margin;v-text-anchor:top" o:gfxdata="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" filled="f" stroked="f" strokeweight=".5pt">
               <v:textbox style="mso-fit-shape-to-text:t" inset="0,0,0,0">
                 <w:txbxContent>
                   <w:p>
@@ -10522,7 +10744,7 @@
 </file>
 
 <file path=word/footnotes.xml><?xml version="1.0" encoding="utf-8"?>
-<w:footnotes xmlns:wpc="http://schemas.microsoft.com/office/word/2010/wordprocessingCanvas" xmlns:cx="http://schemas.microsoft.com/office/drawing/2014/chartex" xmlns:cx1="http://schemas.microsoft.com/office/drawing/2015/9/8/chartex" xmlns:cx2="http://schemas.microsoft.com/office/drawing/2015/10/21/chartex" xmlns:cx3="http://schemas.microsoft.com/office/drawing/2016/5/9/chartex" xmlns:cx4="http://schemas.microsoft.com/office/drawing/2016/5/10/chartex" xmlns:cx5="http://schemas.microsoft.com/office/drawing/2016/5/11/chartex" xmlns:cx6="http://schemas.microsoft.com/office/drawing/2016/5/12/chartex" xmlns:cx7="http://schemas.microsoft.com/office/drawing/2016/5/13/chartex" xmlns:cx8="http://schemas.microsoft.com/office/drawing/2016/5/14/chartex" xmlns:mc="http://schemas.openxmlformats.org/markup-compatibility/2006" xmlns:aink="http://schemas.microsoft.com/office/drawing/2016/ink" xmlns:am3d="http://schemas.microsoft.com/office/drawing/2017/model3d" xmlns:o="urn:schemas-microsoft-com:office:office" xmlns:r="http://schemas.openxmlformats.org/officeDocument/2006/relationships" xmlns:m="http://schemas.openxmlformats.org/officeDocument/2006/math" xmlns:v="urn:schemas-microsoft-com:vml" xmlns:wp14="http://schemas.microsoft.com/office/word/2010/wordprocessingDrawing" xmlns:wp="http://schemas.openxmlformats.org/drawingml/2006/wordprocessingDrawing" xmlns:w10="urn:schemas-microsoft-com:office:word" xmlns:w="http://schemas.openxmlformats.org/wordprocessingml/2006/main" xmlns:w14="http://schemas.microsoft.com/office/word/2010/wordml" xmlns:w15="http://schemas.microsoft.com/office/word/2012/wordml" xmlns:w16cex="http://schemas.microsoft.com/office/word/2018/wordml/cex" xmlns:w16cid="http://schemas.microsoft.com/office/word/2016/wordml/cid" xmlns:w16="http://schemas.microsoft.com/office/word/2018/wordml" xmlns:w16se="http://schemas.microsoft.com/office/word/2015/wordml/symex" xmlns:wpg="http://schemas.microsoft.com/office/word/2010/wordprocessingGroup" xmlns:wpi="http://schemas.microsoft.com/office/word/2010/wordprocessingInk" xmlns:wne="http://schemas.microsoft.com/office/word/2006/wordml" xmlns:wps="http://schemas.microsoft.com/office/word/2010/wordprocessingShape" mc:Ignorable="w14 w15 w16se w16cid w16 w16cex wp14">
+<w:footnotes xmlns:wpc="http://schemas.microsoft.com/office/word/2010/wordprocessingCanvas" xmlns:cx="http://schemas.microsoft.com/office/drawing/2014/chartex" xmlns:cx1="http://schemas.microsoft.com/office/drawing/2015/9/8/chartex" xmlns:cx2="http://schemas.microsoft.com/office/drawing/2015/10/21/chartex" xmlns:cx3="http://schemas.microsoft.com/office/drawing/2016/5/9/chartex" xmlns:cx4="http://schemas.microsoft.com/office/drawing/2016/5/10/chartex" xmlns:cx5="http://schemas.microsoft.com/office/drawing/2016/5/11/chartex" xmlns:cx6="http://schemas.microsoft.com/office/drawing/2016/5/12/chartex" xmlns:cx7="http://schemas.microsoft.com/office/drawing/2016/5/13/chartex" xmlns:cx8="http://schemas.microsoft.com/office/drawing/2016/5/14/chartex" xmlns:mc="http://schemas.openxmlformats.org/markup-compatibility/2006" xmlns:aink="http://schemas.microsoft.com/office/drawing/2016/ink" xmlns:am3d="http://schemas.microsoft.com/office/drawing/2017/model3d" xmlns:o="urn:schemas-microsoft-com:office:office" xmlns:oel="http://schemas.microsoft.com/office/2019/extlst" xmlns:r="http://schemas.openxmlformats.org/officeDocument/2006/relationships" xmlns:m="http://schemas.openxmlformats.org/officeDocument/2006/math" xmlns:v="urn:schemas-microsoft-com:vml" xmlns:wp14="http://schemas.microsoft.com/office/word/2010/wordprocessingDrawing" xmlns:wp="http://schemas.openxmlformats.org/drawingml/2006/wordprocessingDrawing" xmlns:w10="urn:schemas-microsoft-com:office:word" xmlns:w="http://schemas.openxmlformats.org/wordprocessingml/2006/main" xmlns:w14="http://schemas.microsoft.com/office/word/2010/wordml" xmlns:w15="http://schemas.microsoft.com/office/word/2012/wordml" xmlns:w16cex="http://schemas.microsoft.com/office/word/2018/wordml/cex" xmlns:w16cid="http://schemas.microsoft.com/office/word/2016/wordml/cid" xmlns:w16="http://schemas.microsoft.com/office/word/2018/wordml" xmlns:w16du="http://schemas.microsoft.com/office/word/2023/wordml/word16du" xmlns:w16sdtdh="http://schemas.microsoft.com/office/word/2020/wordml/sdtdatahash" xmlns:w16se="http://schemas.microsoft.com/office/word/2015/wordml/symex" xmlns:wpg="http://schemas.microsoft.com/office/word/2010/wordprocessingGroup" xmlns:wpi="http://schemas.microsoft.com/office/word/2010/wordprocessingInk" xmlns:wne="http://schemas.microsoft.com/office/word/2006/wordml" xmlns:wps="http://schemas.microsoft.com/office/word/2010/wordprocessingShape" mc:Ignorable="w14 w15 w16se w16cid w16 w16cex w16sdtdh w16du wp14">
   <w:footnote w:type="separator" w:id="-1">
     <w:p>
       <w:r>
@@ -10541,7 +10763,7 @@
 </file>
 
 <file path=word/numbering.xml><?xml version="1.0" encoding="utf-8"?>
-<w:numbering xmlns:wpc="http://schemas.microsoft.com/office/word/2010/wordprocessingCanvas" xmlns:cx="http://schemas.microsoft.com/office/drawing/2014/chartex" xmlns:cx1="http://schemas.microsoft.com/office/drawing/2015/9/8/chartex" xmlns:cx2="http://schemas.microsoft.com/office/drawing/2015/10/21/chartex" xmlns:cx3="http://schemas.microsoft.com/office/drawing/2016/5/9/chartex" xmlns:cx4="http://schemas.microsoft.com/office/drawing/2016/5/10/chartex" xmlns:cx5="http://schemas.microsoft.com/office/drawing/2016/5/11/chartex" xmlns:cx6="http://schemas.microsoft.com/office/drawing/2016/5/12/chartex" xmlns:cx7="http://schemas.microsoft.com/office/drawing/2016/5/13/chartex" xmlns:cx8="http://schemas.microsoft.com/office/drawing/2016/5/14/chartex" xmlns:mc="http://schemas.openxmlformats.org/markup-compatibility/2006" xmlns:aink="http://schemas.microsoft.com/office/drawing/2016/ink" xmlns:am3d="http://schemas.microsoft.com/office/drawing/2017/model3d" xmlns:o="urn:schemas-microsoft-com:office:office" xmlns:r="http://schemas.openxmlformats.org/officeDocument/2006/relationships" xmlns:m="http://schemas.openxmlformats.org/officeDocument/2006/math" xmlns:v="urn:schemas-microsoft-com:vml" xmlns:wp14="http://schemas.microsoft.com/office/word/2010/wordprocessingDrawing" xmlns:wp="http://schemas.openxmlformats.org/drawingml/2006/wordprocessingDrawing" xmlns:w10="urn:schemas-microsoft-com:office:word" xmlns:w="http://schemas.openxmlformats.org/wordprocessingml/2006/main" xmlns:w14="http://schemas.microsoft.com/office/word/2010/wordml" xmlns:w15="http://schemas.microsoft.com/office/word/2012/wordml" xmlns:w16cex="http://schemas.microsoft.com/office/word/2018/wordml/cex" xmlns:w16cid="http://schemas.microsoft.com/office/word/2016/wordml/cid" xmlns:w16="http://schemas.microsoft.com/office/word/2018/wordml" xmlns:w16se="http://schemas.microsoft.com/office/word/2015/wordml/symex" xmlns:wpg="http://schemas.microsoft.com/office/word/2010/wordprocessingGroup" xmlns:wpi="http://schemas.microsoft.com/office/word/2010/wordprocessingInk" xmlns:wne="http://schemas.microsoft.com/office/word/2006/wordml" xmlns:wps="http://schemas.microsoft.com/office/word/2010/wordprocessingShape" mc:Ignorable="w14 w15 w16se w16cid w16 w16cex wp14">
+<w:numbering xmlns:wpc="http://schemas.microsoft.com/office/word/2010/wordprocessingCanvas" xmlns:cx="http://schemas.microsoft.com/office/drawing/2014/chartex" xmlns:cx1="http://schemas.microsoft.com/office/drawing/2015/9/8/chartex" xmlns:cx2="http://schemas.microsoft.com/office/drawing/2015/10/21/chartex" xmlns:cx3="http://schemas.microsoft.com/office/drawing/2016/5/9/chartex" xmlns:cx4="http://schemas.microsoft.com/office/drawing/2016/5/10/chartex" xmlns:cx5="http://schemas.microsoft.com/office/drawing/2016/5/11/chartex" xmlns:cx6="http://schemas.microsoft.com/office/drawing/2016/5/12/chartex" xmlns:cx7="http://schemas.microsoft.com/office/drawing/2016/5/13/chartex" xmlns:cx8="http://schemas.microsoft.com/office/drawing/2016/5/14/chartex" xmlns:mc="http://schemas.openxmlformats.org/markup-compatibility/2006" xmlns:aink="http://schemas.microsoft.com/office/drawing/2016/ink" xmlns:am3d="http://schemas.microsoft.com/office/drawing/2017/model3d" xmlns:o="urn:schemas-microsoft-com:office:office" xmlns:oel="http://schemas.microsoft.com/office/2019/extlst" xmlns:r="http://schemas.openxmlformats.org/officeDocument/2006/relationships" xmlns:m="http://schemas.openxmlformats.org/officeDocument/2006/math" xmlns:v="urn:schemas-microsoft-com:vml" xmlns:wp14="http://schemas.microsoft.com/office/word/2010/wordprocessingDrawing" xmlns:wp="http://schemas.openxmlformats.org/drawingml/2006/wordprocessingDrawing" xmlns:w10="urn:schemas-microsoft-com:office:word" xmlns:w="http://schemas.openxmlformats.org/wordprocessingml/2006/main" xmlns:w14="http://schemas.microsoft.com/office/word/2010/wordml" xmlns:w15="http://schemas.microsoft.com/office/word/2012/wordml" xmlns:w16cex="http://schemas.microsoft.com/office/word/2018/wordml/cex" xmlns:w16cid="http://schemas.microsoft.com/office/word/2016/wordml/cid" xmlns:w16="http://schemas.microsoft.com/office/word/2018/wordml" xmlns:w16du="http://schemas.microsoft.com/office/word/2023/wordml/word16du" xmlns:w16sdtdh="http://schemas.microsoft.com/office/word/2020/wordml/sdtdatahash" xmlns:w16se="http://schemas.microsoft.com/office/word/2015/wordml/symex" xmlns:wpg="http://schemas.microsoft.com/office/word/2010/wordprocessingGroup" xmlns:wpi="http://schemas.microsoft.com/office/word/2010/wordprocessingInk" xmlns:wne="http://schemas.microsoft.com/office/word/2006/wordml" xmlns:wps="http://schemas.microsoft.com/office/word/2010/wordprocessingShape" mc:Ignorable="w14 w15 w16se w16cid w16 w16cex w16sdtdh w16du wp14">
   <w:abstractNum w:abstractNumId="0" w15:restartNumberingAfterBreak="0">
     <w:nsid w:val="9E0CF88C"/>
     <w:multiLevelType w:val="multilevel"/>
@@ -11036,35 +11258,43 @@
       <w:lvlJc w:val="left"/>
     </w:lvl>
   </w:abstractNum>
-  <w:num w:numId="1">
+  <w:num w:numId="1" w16cid:durableId="38749051">
     <w:abstractNumId w:val="0"/>
   </w:num>
-  <w:num w:numId="2">
+  <w:num w:numId="2" w16cid:durableId="797844970">
     <w:abstractNumId w:val="5"/>
   </w:num>
-  <w:num w:numId="3">
+  <w:num w:numId="3" w16cid:durableId="718095470">
     <w:abstractNumId w:val="6"/>
   </w:num>
-  <w:num w:numId="4">
+  <w:num w:numId="4" w16cid:durableId="1336689048">
     <w:abstractNumId w:val="3"/>
   </w:num>
-  <w:num w:numId="5">
+  <w:num w:numId="5" w16cid:durableId="680595006">
     <w:abstractNumId w:val="7"/>
   </w:num>
-  <w:num w:numId="6">
+  <w:num w:numId="6" w16cid:durableId="227620379">
     <w:abstractNumId w:val="1"/>
   </w:num>
-  <w:num w:numId="7">
+  <w:num w:numId="7" w16cid:durableId="93524011">
     <w:abstractNumId w:val="4"/>
   </w:num>
-  <w:num w:numId="8">
+  <w:num w:numId="8" w16cid:durableId="720902469">
     <w:abstractNumId w:val="2"/>
   </w:num>
 </w:numbering>
 </file>
 
+<file path=word/people.xml><?xml version="1.0" encoding="utf-8"?>
+<w15:people xmlns:wpc="http://schemas.microsoft.com/office/word/2010/wordprocessingCanvas" xmlns:cx="http://schemas.microsoft.com/office/drawing/2014/chartex" xmlns:cx1="http://schemas.microsoft.com/office/drawing/2015/9/8/chartex" xmlns:cx2="http://schemas.microsoft.com/office/drawing/2015/10/21/chartex" xmlns:cx3="http://schemas.microsoft.com/office/drawing/2016/5/9/chartex" xmlns:cx4="http://schemas.microsoft.com/office/drawing/2016/5/10/chartex" xmlns:cx5="http://schemas.microsoft.com/office/drawing/2016/5/11/chartex" xmlns:cx6="http://schemas.microsoft.com/office/drawing/2016/5/12/chartex" xmlns:cx7="http://schemas.microsoft.com/office/drawing/2016/5/13/chartex" xmlns:cx8="http://schemas.microsoft.com/office/drawing/2016/5/14/chartex" xmlns:mc="http://schemas.openxmlformats.org/markup-compatibility/2006" xmlns:aink="http://schemas.microsoft.com/office/drawing/2016/ink" xmlns:am3d="http://schemas.microsoft.com/office/drawing/2017/model3d" xmlns:o="urn:schemas-microsoft-com:office:office" xmlns:oel="http://schemas.microsoft.com/office/2019/extlst" xmlns:r="http://schemas.openxmlformats.org/officeDocument/2006/relationships" xmlns:m="http://schemas.openxmlformats.org/officeDocument/2006/math" xmlns:v="urn:schemas-microsoft-com:vml" xmlns:wp14="http://schemas.microsoft.com/office/word/2010/wordprocessingDrawing" xmlns:wp="http://schemas.openxmlformats.org/drawingml/2006/wordprocessingDrawing" xmlns:w10="urn:schemas-microsoft-com:office:word" xmlns:w="http://schemas.openxmlformats.org/wordprocessingml/2006/main" xmlns:w14="http://schemas.microsoft.com/office/word/2010/wordml" xmlns:w15="http://schemas.microsoft.com/office/word/2012/wordml" xmlns:w16cex="http://schemas.microsoft.com/office/word/2018/wordml/cex" xmlns:w16cid="http://schemas.microsoft.com/office/word/2016/wordml/cid" xmlns:w16="http://schemas.microsoft.com/office/word/2018/wordml" xmlns:w16du="http://schemas.microsoft.com/office/word/2023/wordml/word16du" xmlns:w16sdtdh="http://schemas.microsoft.com/office/word/2020/wordml/sdtdatahash" xmlns:w16se="http://schemas.microsoft.com/office/word/2015/wordml/symex" xmlns:wpg="http://schemas.microsoft.com/office/word/2010/wordprocessingGroup" xmlns:wpi="http://schemas.microsoft.com/office/word/2010/wordprocessingInk" xmlns:wne="http://schemas.microsoft.com/office/word/2006/wordml" xmlns:wps="http://schemas.microsoft.com/office/word/2010/wordprocessingShape" mc:Ignorable="w14 w15 w16se w16cid w16 w16cex w16sdtdh w16du wp14">
+  <w15:person w15:author="Kalentyev Alexey">
+    <w15:presenceInfo w15:providerId="Windows Live" w15:userId="da819b8650d7d997"/>
+  </w15:person>
+</w15:people>
+</file>
+
 <file path=word/styles.xml><?xml version="1.0" encoding="utf-8"?>
-<w:styles xmlns:mc="http://schemas.openxmlformats.org/markup-compatibility/2006" xmlns:r="http://schemas.openxmlformats.org/officeDocument/2006/relationships" xmlns:w="http://schemas.openxmlformats.org/wordprocessingml/2006/main" xmlns:w14="http://schemas.microsoft.com/office/word/2010/wordml" xmlns:w15="http://schemas.microsoft.com/office/word/2012/wordml" xmlns:w16cex="http://schemas.microsoft.com/office/word/2018/wordml/cex" xmlns:w16cid="http://schemas.microsoft.com/office/word/2016/wordml/cid" xmlns:w16="http://schemas.microsoft.com/office/word/2018/wordml" xmlns:w16se="http://schemas.microsoft.com/office/word/2015/wordml/symex" mc:Ignorable="w14 w15 w16se w16cid w16 w16cex">
+<w:styles xmlns:mc="http://schemas.openxmlformats.org/markup-compatibility/2006" xmlns:r="http://schemas.openxmlformats.org/officeDocument/2006/relationships" xmlns:w="http://schemas.openxmlformats.org/wordprocessingml/2006/main" xmlns:w14="http://schemas.microsoft.com/office/word/2010/wordml" xmlns:w15="http://schemas.microsoft.com/office/word/2012/wordml" xmlns:w16cex="http://schemas.microsoft.com/office/word/2018/wordml/cex" xmlns:w16cid="http://schemas.microsoft.com/office/word/2016/wordml/cid" xmlns:w16="http://schemas.microsoft.com/office/word/2018/wordml" xmlns:w16du="http://schemas.microsoft.com/office/word/2023/wordml/word16du" xmlns:w16sdtdh="http://schemas.microsoft.com/office/word/2020/wordml/sdtdatahash" xmlns:w16se="http://schemas.microsoft.com/office/word/2015/wordml/symex" mc:Ignorable="w14 w15 w16se w16cid w16 w16cex w16sdtdh w16du">
   <w:docDefaults>
     <w:rPrDefault>
       <w:rPr>
@@ -11643,6 +11873,54 @@
       <w:contextualSpacing/>
     </w:pPr>
   </w:style>
+  <w:style w:type="character" w:styleId="ab">
+    <w:name w:val="annotation reference"/>
+    <w:basedOn w:val="a0"/>
+    <w:rsid w:val="00233FD4"/>
+    <w:rPr>
+      <w:sz w:val="16"/>
+      <w:szCs w:val="16"/>
+    </w:rPr>
+  </w:style>
+  <w:style w:type="paragraph" w:styleId="ac">
+    <w:name w:val="annotation text"/>
+    <w:basedOn w:val="a"/>
+    <w:link w:val="ad"/>
+    <w:rsid w:val="00233FD4"/>
+  </w:style>
+  <w:style w:type="character" w:customStyle="1" w:styleId="ad">
+    <w:name w:val="Текст примечания Знак"/>
+    <w:basedOn w:val="a0"/>
+    <w:link w:val="ac"/>
+    <w:rsid w:val="00233FD4"/>
+    <w:rPr>
+      <w:rFonts w:asciiTheme="minorHAnsi" w:eastAsiaTheme="minorEastAsia" w:hAnsiTheme="minorHAnsi" w:cstheme="minorBidi"/>
+      <w:lang w:val="en-US" w:eastAsia="zh-CN"/>
+    </w:rPr>
+  </w:style>
+  <w:style w:type="paragraph" w:styleId="ae">
+    <w:name w:val="annotation subject"/>
+    <w:basedOn w:val="ac"/>
+    <w:next w:val="ac"/>
+    <w:link w:val="af"/>
+    <w:rsid w:val="00233FD4"/>
+    <w:rPr>
+      <w:b/>
+      <w:bCs/>
+    </w:rPr>
+  </w:style>
+  <w:style w:type="character" w:customStyle="1" w:styleId="af">
+    <w:name w:val="Тема примечания Знак"/>
+    <w:basedOn w:val="ad"/>
+    <w:link w:val="ae"/>
+    <w:rsid w:val="00233FD4"/>
+    <w:rPr>
+      <w:rFonts w:asciiTheme="minorHAnsi" w:eastAsiaTheme="minorEastAsia" w:hAnsiTheme="minorHAnsi" w:cstheme="minorBidi"/>
+      <w:b/>
+      <w:bCs/>
+      <w:lang w:val="en-US" w:eastAsia="zh-CN"/>
+    </w:rPr>
+  </w:style>
 </w:styles>
 </file>
 

--- a/Documents/Техническое задание_Дей581.docx
+++ b/Documents/Техническое задание_Дей581.docx
@@ -1,6 +1,6 @@
 
 <file path=word/document.xml><?xml version="1.0" encoding="utf-8"?>
-<w:document xmlns:wpc="http://schemas.microsoft.com/office/word/2010/wordprocessingCanvas" xmlns:cx="http://schemas.microsoft.com/office/drawing/2014/chartex" xmlns:cx1="http://schemas.microsoft.com/office/drawing/2015/9/8/chartex" xmlns:cx2="http://schemas.microsoft.com/office/drawing/2015/10/21/chartex" xmlns:cx3="http://schemas.microsoft.com/office/drawing/2016/5/9/chartex" xmlns:cx4="http://schemas.microsoft.com/office/drawing/2016/5/10/chartex" xmlns:cx5="http://schemas.microsoft.com/office/drawing/2016/5/11/chartex" xmlns:cx6="http://schemas.microsoft.com/office/drawing/2016/5/12/chartex" xmlns:cx7="http://schemas.microsoft.com/office/drawing/2016/5/13/chartex" xmlns:cx8="http://schemas.microsoft.com/office/drawing/2016/5/14/chartex" xmlns:mc="http://schemas.openxmlformats.org/markup-compatibility/2006" xmlns:aink="http://schemas.microsoft.com/office/drawing/2016/ink" xmlns:am3d="http://schemas.microsoft.com/office/drawing/2017/model3d" xmlns:o="urn:schemas-microsoft-com:office:office" xmlns:oel="http://schemas.microsoft.com/office/2019/extlst" xmlns:r="http://schemas.openxmlformats.org/officeDocument/2006/relationships" xmlns:m="http://schemas.openxmlformats.org/officeDocument/2006/math" xmlns:v="urn:schemas-microsoft-com:vml" xmlns:wp14="http://schemas.microsoft.com/office/word/2010/wordprocessingDrawing" xmlns:wp="http://schemas.openxmlformats.org/drawingml/2006/wordprocessingDrawing" xmlns:w10="urn:schemas-microsoft-com:office:word" xmlns:w="http://schemas.openxmlformats.org/wordprocessingml/2006/main" xmlns:w14="http://schemas.microsoft.com/office/word/2010/wordml" xmlns:w15="http://schemas.microsoft.com/office/word/2012/wordml" xmlns:w16cex="http://schemas.microsoft.com/office/word/2018/wordml/cex" xmlns:w16cid="http://schemas.microsoft.com/office/word/2016/wordml/cid" xmlns:w16="http://schemas.microsoft.com/office/word/2018/wordml" xmlns:w16du="http://schemas.microsoft.com/office/word/2023/wordml/word16du" xmlns:w16sdtdh="http://schemas.microsoft.com/office/word/2020/wordml/sdtdatahash" xmlns:w16se="http://schemas.microsoft.com/office/word/2015/wordml/symex" xmlns:wpg="http://schemas.microsoft.com/office/word/2010/wordprocessingGroup" xmlns:wpi="http://schemas.microsoft.com/office/word/2010/wordprocessingInk" xmlns:wne="http://schemas.microsoft.com/office/word/2006/wordml" xmlns:wps="http://schemas.microsoft.com/office/word/2010/wordprocessingShape" mc:Ignorable="w14 w15 w16se w16cid w16 w16cex w16sdtdh w16du wp14">
+<w:document xmlns:wpc="http://schemas.microsoft.com/office/word/2010/wordprocessingCanvas" xmlns:cx="http://schemas.microsoft.com/office/drawing/2014/chartex" xmlns:cx1="http://schemas.microsoft.com/office/drawing/2015/9/8/chartex" xmlns:cx2="http://schemas.microsoft.com/office/drawing/2015/10/21/chartex" xmlns:cx3="http://schemas.microsoft.com/office/drawing/2016/5/9/chartex" xmlns:cx4="http://schemas.microsoft.com/office/drawing/2016/5/10/chartex" xmlns:cx5="http://schemas.microsoft.com/office/drawing/2016/5/11/chartex" xmlns:cx6="http://schemas.microsoft.com/office/drawing/2016/5/12/chartex" xmlns:cx7="http://schemas.microsoft.com/office/drawing/2016/5/13/chartex" xmlns:cx8="http://schemas.microsoft.com/office/drawing/2016/5/14/chartex" xmlns:mc="http://schemas.openxmlformats.org/markup-compatibility/2006" xmlns:aink="http://schemas.microsoft.com/office/drawing/2016/ink" xmlns:am3d="http://schemas.microsoft.com/office/drawing/2017/model3d" xmlns:o="urn:schemas-microsoft-com:office:office" xmlns:r="http://schemas.openxmlformats.org/officeDocument/2006/relationships" xmlns:m="http://schemas.openxmlformats.org/officeDocument/2006/math" xmlns:v="urn:schemas-microsoft-com:vml" xmlns:wp14="http://schemas.microsoft.com/office/word/2010/wordprocessingDrawing" xmlns:wp="http://schemas.openxmlformats.org/drawingml/2006/wordprocessingDrawing" xmlns:w10="urn:schemas-microsoft-com:office:word" xmlns:w="http://schemas.openxmlformats.org/wordprocessingml/2006/main" xmlns:w14="http://schemas.microsoft.com/office/word/2010/wordml" xmlns:w15="http://schemas.microsoft.com/office/word/2012/wordml" xmlns:w16cex="http://schemas.microsoft.com/office/word/2018/wordml/cex" xmlns:w16cid="http://schemas.microsoft.com/office/word/2016/wordml/cid" xmlns:w16="http://schemas.microsoft.com/office/word/2018/wordml" xmlns:w16se="http://schemas.microsoft.com/office/word/2015/wordml/symex" xmlns:wpg="http://schemas.microsoft.com/office/word/2010/wordprocessingGroup" xmlns:wpi="http://schemas.microsoft.com/office/word/2010/wordprocessingInk" xmlns:wne="http://schemas.microsoft.com/office/word/2006/wordml" xmlns:wps="http://schemas.microsoft.com/office/word/2010/wordprocessingShape" mc:Ignorable="w14 w15 w16se w16cid w16 w16cex wp14">
   <w:body>
     <w:p>
       <w:pPr>
@@ -3102,7 +3102,27 @@
           <w:lang w:val="ru-RU"/>
         </w:rPr>
         <w:tab/>
-        <w:t xml:space="preserve">Заказчиком работ является: кандидат технических наук, доцент кафедры компьютерных систем в управлении и проектировании (КСУП) Калентьев Алексей Анатольевич. </w:t>
+        <w:t xml:space="preserve">Заказчиком работ является: кандидат технических наук, доцент кафедры компьютерных систем в управлении и проектировании (КСУП) </w:t>
+      </w:r>
+      <w:proofErr w:type="spellStart"/>
+      <w:r>
+        <w:rPr>
+          <w:rFonts w:ascii="Times New Roman" w:hAnsi="Times New Roman" w:cs="Times New Roman"/>
+          <w:sz w:val="28"/>
+          <w:szCs w:val="28"/>
+          <w:lang w:val="ru-RU"/>
+        </w:rPr>
+        <w:t>Калентьев</w:t>
+      </w:r>
+      <w:proofErr w:type="spellEnd"/>
+      <w:r>
+        <w:rPr>
+          <w:rFonts w:ascii="Times New Roman" w:hAnsi="Times New Roman" w:cs="Times New Roman"/>
+          <w:sz w:val="28"/>
+          <w:szCs w:val="28"/>
+          <w:lang w:val="ru-RU"/>
+        </w:rPr>
+        <w:t xml:space="preserve"> Алексей Анатольевич. </w:t>
       </w:r>
     </w:p>
     <w:p>
@@ -3348,6 +3368,7 @@
           <w:rFonts w:ascii="Times New Roman" w:hAnsi="Times New Roman" w:cs="Times New Roman"/>
           <w:sz w:val="28"/>
           <w:szCs w:val="28"/>
+          <w:lang w:val="ru-RU"/>
         </w:rPr>
       </w:pPr>
       <w:r>
@@ -3617,10 +3638,10 @@
         <mc:AlternateContent>
           <mc:Choice Requires="wps">
             <w:drawing>
-              <wp:anchor distT="0" distB="0" distL="114300" distR="114300" simplePos="0" relativeHeight="251659264" behindDoc="0" locked="0" layoutInCell="1" allowOverlap="1" wp14:anchorId="30B1DB50" wp14:editId="2B4B3445">
+              <wp:anchor distT="0" distB="0" distL="114300" distR="114300" simplePos="0" relativeHeight="251659264" behindDoc="0" locked="0" layoutInCell="1" allowOverlap="1" wp14:anchorId="30B1DB50" wp14:editId="0383D455">
                 <wp:simplePos x="0" y="0"/>
                 <wp:positionH relativeFrom="column">
-                  <wp:posOffset>1370965</wp:posOffset>
+                  <wp:posOffset>1047115</wp:posOffset>
                 </wp:positionH>
                 <wp:positionV relativeFrom="paragraph">
                   <wp:posOffset>1475105</wp:posOffset>
@@ -3685,7 +3706,7 @@
           </mc:Choice>
           <mc:Fallback>
             <w:pict>
-              <v:rect w14:anchorId="7BB7288F" id="Прямоугольник 4" o:spid="_x0000_s1026" style="position:absolute;margin-left:107.95pt;margin-top:116.15pt;width:92.95pt;height:15.5pt;z-index:251659264;visibility:visible;mso-wrap-style:square;mso-width-percent:0;mso-height-percent:0;mso-wrap-distance-left:9pt;mso-wrap-distance-top:0;mso-wrap-distance-right:9pt;mso-wrap-distance-bottom:0;mso-position-horizontal:absolute;mso-position-horizontal-relative:text;mso-position-vertical:absolute;mso-position-vertical-relative:text;mso-width-percent:0;mso-height-percent:0;mso-width-relative:margin;mso-height-relative:margin;v-text-anchor:middle" o:gfxdata="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" fillcolor="white [3212]" strokecolor="white [3212]" strokeweight="1pt"/>
+              <v:rect w14:anchorId="6F237AE9" id="Прямоугольник 4" o:spid="_x0000_s1026" style="position:absolute;margin-left:82.45pt;margin-top:116.15pt;width:92.95pt;height:15.5pt;z-index:251659264;visibility:visible;mso-wrap-style:square;mso-width-percent:0;mso-height-percent:0;mso-wrap-distance-left:9pt;mso-wrap-distance-top:0;mso-wrap-distance-right:9pt;mso-wrap-distance-bottom:0;mso-position-horizontal:absolute;mso-position-horizontal-relative:text;mso-position-vertical:absolute;mso-position-vertical-relative:text;mso-width-percent:0;mso-height-percent:0;mso-width-relative:margin;mso-height-relative:margin;v-text-anchor:middle" o:gfxdata="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" fillcolor="white [3212]" strokecolor="white [3212]" strokeweight="1pt"/>
             </w:pict>
           </mc:Fallback>
         </mc:AlternateContent>
@@ -3783,10 +3804,10 @@
           <w:noProof/>
         </w:rPr>
         <w:drawing>
-          <wp:inline distT="0" distB="0" distL="0" distR="0" wp14:anchorId="46D044F3" wp14:editId="0CA2CA03">
-            <wp:extent cx="3172571" cy="3744595"/>
-            <wp:effectExtent l="0" t="0" r="8890" b="8255"/>
-            <wp:docPr id="3" name="Рисунок 3"/>
+          <wp:inline distT="0" distB="0" distL="0" distR="0" wp14:anchorId="6CD9E93E" wp14:editId="32C3B174">
+            <wp:extent cx="2209800" cy="4171000"/>
+            <wp:effectExtent l="0" t="0" r="0" b="1270"/>
+            <wp:docPr id="2" name="Рисунок 2"/>
             <wp:cNvGraphicFramePr>
               <a:graphicFrameLocks xmlns:a="http://schemas.openxmlformats.org/drawingml/2006/main" noChangeAspect="1"/>
             </wp:cNvGraphicFramePr>
@@ -3794,36 +3815,35 @@
               <a:graphicData uri="http://schemas.openxmlformats.org/drawingml/2006/picture">
                 <pic:pic xmlns:pic="http://schemas.openxmlformats.org/drawingml/2006/picture">
                   <pic:nvPicPr>
-                    <pic:cNvPr id="3" name="Чертеж.jpg"/>
+                    <pic:cNvPr id="1" name=""/>
                     <pic:cNvPicPr/>
                   </pic:nvPicPr>
-                  <pic:blipFill rotWithShape="1">
-                    <a:blip r:embed="rId9" cstate="print">
+                  <pic:blipFill>
+                    <a:blip r:embed="rId9">
                       <a:extLst>
-                        <a:ext uri="{28A0092B-C50C-407E-A947-70E740481C1C}">
-                          <a14:useLocalDpi xmlns:a14="http://schemas.microsoft.com/office/drawing/2010/main" val="0"/>
+                        <a:ext uri="{BEBA8EAE-BF5A-486C-A8C5-ECC9F3942E4B}">
+                          <a14:imgProps xmlns:a14="http://schemas.microsoft.com/office/drawing/2010/main">
+                            <a14:imgLayer r:embed="rId10">
+                              <a14:imgEffect>
+                                <a14:sharpenSoften amount="50000"/>
+                              </a14:imgEffect>
+                            </a14:imgLayer>
+                          </a14:imgProps>
                         </a:ext>
                       </a:extLst>
                     </a:blip>
-                    <a:srcRect l="13374" t="4413" r="5334" b="22795"/>
-                    <a:stretch/>
+                    <a:stretch>
+                      <a:fillRect/>
+                    </a:stretch>
                   </pic:blipFill>
-                  <pic:spPr bwMode="auto">
+                  <pic:spPr>
                     <a:xfrm>
                       <a:off x="0" y="0"/>
-                      <a:ext cx="3209706" cy="3788426"/>
+                      <a:ext cx="2224021" cy="4197842"/>
                     </a:xfrm>
                     <a:prstGeom prst="rect">
                       <a:avLst/>
                     </a:prstGeom>
-                    <a:ln>
-                      <a:noFill/>
-                    </a:ln>
-                    <a:extLst>
-                      <a:ext uri="{53640926-AAD7-44D8-BBD7-CCE9431645EC}">
-                        <a14:shadowObscured xmlns:a14="http://schemas.microsoft.com/office/drawing/2010/main"/>
-                      </a:ext>
-                    </a:extLst>
                   </pic:spPr>
                 </pic:pic>
               </a:graphicData>
@@ -3868,7 +3888,16 @@
           <w:szCs w:val="28"/>
           <w:lang w:val="ru-RU"/>
         </w:rPr>
-        <w:t xml:space="preserve"> с размерами</w:t>
+        <w:t xml:space="preserve"> с </w:t>
+      </w:r>
+      <w:r>
+        <w:rPr>
+          <w:rFonts w:ascii="Times New Roman" w:hAnsi="Times New Roman" w:cs="Times New Roman"/>
+          <w:sz w:val="28"/>
+          <w:szCs w:val="28"/>
+          <w:lang w:val="ru-RU"/>
+        </w:rPr>
+        <w:t>обозначениями</w:t>
       </w:r>
       <w:r>
         <w:rPr>
@@ -4176,7 +4205,16 @@
           <w:szCs w:val="28"/>
           <w:lang w:val="ru-RU"/>
         </w:rPr>
-        <w:t>− Количество ступеней</w:t>
+        <w:t xml:space="preserve">− </w:t>
+      </w:r>
+      <w:r>
+        <w:rPr>
+          <w:rFonts w:ascii="Times New Roman" w:hAnsi="Times New Roman" w:cs="Times New Roman"/>
+          <w:sz w:val="28"/>
+          <w:szCs w:val="28"/>
+          <w:lang w:val="ru-RU"/>
+        </w:rPr>
+        <w:t>Высота лестницы</w:t>
       </w:r>
       <w:r>
         <w:rPr>
@@ -4195,7 +4233,7 @@
           <w:sz w:val="28"/>
           <w:szCs w:val="28"/>
         </w:rPr>
-        <w:t>n</w:t>
+        <w:t>H</w:t>
       </w:r>
       <w:r>
         <w:rPr>
@@ -4222,7 +4260,22 @@
           <w:szCs w:val="28"/>
           <w:lang w:val="ru-RU"/>
         </w:rPr>
-        <w:t>2</w:t>
+        <w:t xml:space="preserve">900 </w:t>
+      </w:r>
+      <w:r>
+        <w:rPr>
+          <w:lang w:val="ru-RU"/>
+        </w:rPr>
+        <w:t xml:space="preserve">— </w:t>
+      </w:r>
+      <w:r>
+        <w:rPr>
+          <w:rFonts w:ascii="Times New Roman" w:hAnsi="Times New Roman" w:cs="Times New Roman"/>
+          <w:sz w:val="28"/>
+          <w:szCs w:val="28"/>
+          <w:lang w:val="ru-RU"/>
+        </w:rPr>
+        <w:t>5000 мм,</w:t>
       </w:r>
       <w:r>
         <w:rPr>
@@ -4235,49 +4288,12 @@
       </w:r>
       <w:r>
         <w:rPr>
-          <w:lang w:val="ru-RU"/>
-        </w:rPr>
-        <w:t xml:space="preserve">— </w:t>
-      </w:r>
-      <w:r>
-        <w:rPr>
-          <w:rFonts w:ascii="Times New Roman" w:hAnsi="Times New Roman" w:cs="Times New Roman"/>
-          <w:sz w:val="28"/>
-          <w:szCs w:val="28"/>
-          <w:lang w:val="ru-RU"/>
-        </w:rPr>
-        <w:t>14)</w:t>
-      </w:r>
-      <w:r>
-        <w:rPr>
-          <w:rFonts w:ascii="Times New Roman" w:hAnsi="Times New Roman" w:cs="Times New Roman"/>
-          <w:sz w:val="28"/>
-          <w:szCs w:val="28"/>
-          <w:lang w:val="ru-RU"/>
-        </w:rPr>
-        <w:t>;</w:t>
-      </w:r>
-    </w:p>
-    <w:p>
-      <w:pPr>
-        <w:spacing w:line="360" w:lineRule="auto"/>
-        <w:ind w:firstLine="708"/>
-        <w:jc w:val="both"/>
-        <w:rPr>
-          <w:rFonts w:ascii="Times New Roman" w:hAnsi="Times New Roman" w:cs="Times New Roman"/>
-          <w:sz w:val="28"/>
-          <w:szCs w:val="28"/>
-          <w:lang w:val="ru-RU"/>
-        </w:rPr>
-      </w:pPr>
-      <w:r>
-        <w:rPr>
-          <w:rFonts w:ascii="Times New Roman" w:hAnsi="Times New Roman" w:cs="Times New Roman"/>
-          <w:sz w:val="28"/>
-          <w:szCs w:val="28"/>
-          <w:lang w:val="ru-RU"/>
-        </w:rPr>
-        <w:t>− Расстояние между ступенями</w:t>
+          <w:rFonts w:ascii="Times New Roman" w:hAnsi="Times New Roman" w:cs="Times New Roman"/>
+          <w:sz w:val="28"/>
+          <w:szCs w:val="28"/>
+          <w:lang w:val="ru-RU"/>
+        </w:rPr>
+        <w:t>определяется по формуле:</w:t>
       </w:r>
       <w:r>
         <w:rPr>
@@ -4287,6 +4303,15 @@
           <w:lang w:val="ru-RU"/>
         </w:rPr>
         <w:t xml:space="preserve"> </w:t>
+      </w:r>
+      <w:r>
+        <w:rPr>
+          <w:rFonts w:ascii="Times New Roman" w:hAnsi="Times New Roman" w:cs="Times New Roman"/>
+          <w:sz w:val="28"/>
+          <w:szCs w:val="28"/>
+          <w:lang w:val="ru-RU"/>
+        </w:rPr>
+        <w:br/>
       </w:r>
       <w:r>
         <w:rPr>
@@ -4296,80 +4321,7 @@
           <w:sz w:val="28"/>
           <w:szCs w:val="28"/>
         </w:rPr>
-        <w:t>a</w:t>
-      </w:r>
-      <w:r>
-        <w:rPr>
-          <w:rFonts w:ascii="Times New Roman" w:hAnsi="Times New Roman" w:cs="Times New Roman"/>
-          <w:sz w:val="28"/>
-          <w:szCs w:val="28"/>
-          <w:lang w:val="ru-RU"/>
-        </w:rPr>
-        <w:t xml:space="preserve"> </w:t>
-      </w:r>
-      <w:r>
-        <w:rPr>
-          <w:rFonts w:ascii="Times New Roman" w:hAnsi="Times New Roman" w:cs="Times New Roman"/>
-          <w:sz w:val="28"/>
-          <w:szCs w:val="28"/>
-          <w:lang w:val="ru-RU"/>
-        </w:rPr>
-        <w:t>(300</w:t>
-      </w:r>
-      <w:r>
-        <w:rPr>
-          <w:rFonts w:ascii="Times New Roman" w:hAnsi="Times New Roman" w:cs="Times New Roman"/>
-          <w:sz w:val="28"/>
-          <w:szCs w:val="28"/>
-          <w:lang w:val="ru-RU"/>
-        </w:rPr>
-        <w:t xml:space="preserve"> </w:t>
-      </w:r>
-      <w:r>
-        <w:rPr>
-          <w:lang w:val="ru-RU"/>
-        </w:rPr>
-        <w:t xml:space="preserve">— </w:t>
-      </w:r>
-      <w:r>
-        <w:rPr>
-          <w:rFonts w:ascii="Times New Roman" w:hAnsi="Times New Roman" w:cs="Times New Roman"/>
-          <w:sz w:val="28"/>
-          <w:szCs w:val="28"/>
-          <w:lang w:val="ru-RU"/>
-        </w:rPr>
-        <w:t>340 мм)</w:t>
-      </w:r>
-      <w:r>
-        <w:rPr>
-          <w:rFonts w:ascii="Times New Roman" w:hAnsi="Times New Roman" w:cs="Times New Roman"/>
-          <w:sz w:val="28"/>
-          <w:szCs w:val="28"/>
-          <w:lang w:val="ru-RU"/>
-        </w:rPr>
-        <w:t>;</w:t>
-      </w:r>
-    </w:p>
-    <w:p>
-      <w:pPr>
-        <w:spacing w:line="360" w:lineRule="auto"/>
-        <w:ind w:firstLine="708"/>
-        <w:jc w:val="both"/>
-        <w:rPr>
-          <w:rFonts w:ascii="Times New Roman" w:hAnsi="Times New Roman" w:cs="Times New Roman"/>
-          <w:sz w:val="28"/>
-          <w:szCs w:val="28"/>
-          <w:lang w:val="ru-RU"/>
-        </w:rPr>
-      </w:pPr>
-      <w:r>
-        <w:rPr>
-          <w:rFonts w:ascii="Times New Roman" w:hAnsi="Times New Roman" w:cs="Times New Roman"/>
-          <w:sz w:val="28"/>
-          <w:szCs w:val="28"/>
-          <w:lang w:val="ru-RU"/>
-        </w:rPr>
-        <w:t xml:space="preserve">− Расстояние от крайней ступени до края тетивы </w:t>
+        <w:t>H</w:t>
       </w:r>
       <w:r>
         <w:rPr>
@@ -4378,90 +4330,9 @@
           <w:iCs/>
           <w:sz w:val="28"/>
           <w:szCs w:val="28"/>
-        </w:rPr>
-        <w:t>h</w:t>
-      </w:r>
-      <w:r>
-        <w:rPr>
-          <w:rFonts w:ascii="Times New Roman" w:hAnsi="Times New Roman" w:cs="Times New Roman"/>
-          <w:sz w:val="28"/>
-          <w:szCs w:val="28"/>
-          <w:lang w:val="ru-RU"/>
-        </w:rPr>
-        <w:t xml:space="preserve"> </w:t>
-      </w:r>
-      <w:r>
-        <w:rPr>
-          <w:rFonts w:ascii="Times New Roman" w:hAnsi="Times New Roman" w:cs="Times New Roman"/>
-          <w:sz w:val="28"/>
-          <w:szCs w:val="28"/>
-          <w:lang w:val="ru-RU"/>
-        </w:rPr>
-        <w:t>(</w:t>
-      </w:r>
-      <w:r>
-        <w:rPr>
-          <w:rFonts w:ascii="Times New Roman" w:hAnsi="Times New Roman" w:cs="Times New Roman"/>
-          <w:sz w:val="28"/>
-          <w:szCs w:val="28"/>
-          <w:lang w:val="ru-RU"/>
-        </w:rPr>
-        <w:t>300</w:t>
-      </w:r>
-      <w:r>
-        <w:rPr>
-          <w:rFonts w:ascii="Times New Roman" w:hAnsi="Times New Roman" w:cs="Times New Roman"/>
-          <w:sz w:val="28"/>
-          <w:szCs w:val="28"/>
-          <w:lang w:val="ru-RU"/>
-        </w:rPr>
-        <w:t xml:space="preserve"> </w:t>
-      </w:r>
-      <w:r>
-        <w:rPr>
-          <w:lang w:val="ru-RU"/>
-        </w:rPr>
-        <w:t xml:space="preserve">— </w:t>
-      </w:r>
-      <w:r>
-        <w:rPr>
-          <w:rFonts w:ascii="Times New Roman" w:hAnsi="Times New Roman" w:cs="Times New Roman"/>
-          <w:sz w:val="28"/>
-          <w:szCs w:val="28"/>
-          <w:lang w:val="ru-RU"/>
-        </w:rPr>
-        <w:t>400 мм)</w:t>
-      </w:r>
-      <w:r>
-        <w:rPr>
-          <w:rFonts w:ascii="Times New Roman" w:hAnsi="Times New Roman" w:cs="Times New Roman"/>
-          <w:sz w:val="28"/>
-          <w:szCs w:val="28"/>
-          <w:lang w:val="ru-RU"/>
-        </w:rPr>
-        <w:t>;</w:t>
-      </w:r>
-    </w:p>
-    <w:p>
-      <w:pPr>
-        <w:spacing w:line="360" w:lineRule="auto"/>
-        <w:ind w:firstLine="708"/>
-        <w:jc w:val="both"/>
-        <w:rPr>
-          <w:rFonts w:ascii="Times New Roman" w:hAnsi="Times New Roman" w:cs="Times New Roman"/>
-          <w:sz w:val="28"/>
-          <w:szCs w:val="28"/>
-          <w:lang w:val="ru-RU"/>
-        </w:rPr>
-      </w:pPr>
-      <w:r>
-        <w:rPr>
-          <w:rFonts w:ascii="Times New Roman" w:hAnsi="Times New Roman" w:cs="Times New Roman"/>
-          <w:sz w:val="28"/>
-          <w:szCs w:val="28"/>
-          <w:lang w:val="ru-RU"/>
-        </w:rPr>
-        <w:t xml:space="preserve">− Ширина тетивы </w:t>
+          <w:lang w:val="ru-RU"/>
+        </w:rPr>
+        <w:t xml:space="preserve"> = (</w:t>
       </w:r>
       <w:r>
         <w:rPr>
@@ -4471,89 +4342,7 @@
           <w:sz w:val="28"/>
           <w:szCs w:val="28"/>
         </w:rPr>
-        <w:t>t</w:t>
-      </w:r>
-      <w:r>
-        <w:rPr>
-          <w:rFonts w:ascii="Times New Roman" w:hAnsi="Times New Roman" w:cs="Times New Roman"/>
-          <w:sz w:val="28"/>
-          <w:szCs w:val="28"/>
-          <w:lang w:val="ru-RU"/>
-        </w:rPr>
-        <w:t xml:space="preserve"> </w:t>
-      </w:r>
-      <w:r>
-        <w:rPr>
-          <w:rFonts w:ascii="Times New Roman" w:hAnsi="Times New Roman" w:cs="Times New Roman"/>
-          <w:sz w:val="28"/>
-          <w:szCs w:val="28"/>
-          <w:lang w:val="ru-RU"/>
-        </w:rPr>
-        <w:t>(</w:t>
-      </w:r>
-      <w:r>
-        <w:rPr>
-          <w:rFonts w:ascii="Times New Roman" w:hAnsi="Times New Roman" w:cs="Times New Roman"/>
-          <w:sz w:val="28"/>
-          <w:szCs w:val="28"/>
-          <w:lang w:val="ru-RU"/>
-        </w:rPr>
-        <w:t>30</w:t>
-      </w:r>
-      <w:r>
-        <w:rPr>
-          <w:rFonts w:ascii="Times New Roman" w:hAnsi="Times New Roman" w:cs="Times New Roman"/>
-          <w:sz w:val="28"/>
-          <w:szCs w:val="28"/>
-          <w:lang w:val="ru-RU"/>
-        </w:rPr>
-        <w:t xml:space="preserve"> </w:t>
-      </w:r>
-      <w:r>
-        <w:rPr>
-          <w:lang w:val="ru-RU"/>
-        </w:rPr>
-        <w:t xml:space="preserve">— </w:t>
-      </w:r>
-      <w:r>
-        <w:rPr>
-          <w:rFonts w:ascii="Times New Roman" w:hAnsi="Times New Roman" w:cs="Times New Roman"/>
-          <w:sz w:val="28"/>
-          <w:szCs w:val="28"/>
-          <w:lang w:val="ru-RU"/>
-        </w:rPr>
-        <w:t>55 мм)</w:t>
-      </w:r>
-      <w:r>
-        <w:rPr>
-          <w:rFonts w:ascii="Times New Roman" w:hAnsi="Times New Roman" w:cs="Times New Roman"/>
-          <w:sz w:val="28"/>
-          <w:szCs w:val="28"/>
-          <w:lang w:val="ru-RU"/>
-        </w:rPr>
-        <w:t>;</w:t>
-      </w:r>
-    </w:p>
-    <w:p>
-      <w:pPr>
-        <w:spacing w:line="360" w:lineRule="auto"/>
-        <w:ind w:firstLine="708"/>
-        <w:jc w:val="both"/>
-        <w:rPr>
-          <w:rFonts w:ascii="Times New Roman" w:hAnsi="Times New Roman" w:cs="Times New Roman"/>
-          <w:sz w:val="28"/>
-          <w:szCs w:val="28"/>
-          <w:lang w:val="ru-RU"/>
-        </w:rPr>
-      </w:pPr>
-      <w:r>
-        <w:rPr>
-          <w:rFonts w:ascii="Times New Roman" w:hAnsi="Times New Roman" w:cs="Times New Roman"/>
-          <w:sz w:val="28"/>
-          <w:szCs w:val="28"/>
-          <w:lang w:val="ru-RU"/>
-        </w:rPr>
-        <w:t xml:space="preserve">− Диаметр ступени </w:t>
+        <w:t>n</w:t>
       </w:r>
       <w:r>
         <w:rPr>
@@ -4562,127 +4351,11 @@
           <w:iCs/>
           <w:sz w:val="28"/>
           <w:szCs w:val="28"/>
-        </w:rPr>
-        <w:t>s</w:t>
-      </w:r>
-      <w:r>
-        <w:rPr>
-          <w:rFonts w:ascii="Times New Roman" w:hAnsi="Times New Roman" w:cs="Times New Roman"/>
-          <w:sz w:val="28"/>
-          <w:szCs w:val="28"/>
-          <w:lang w:val="ru-RU"/>
-        </w:rPr>
-        <w:t xml:space="preserve"> </w:t>
-      </w:r>
-      <w:r>
-        <w:rPr>
-          <w:rFonts w:ascii="Times New Roman" w:hAnsi="Times New Roman" w:cs="Times New Roman"/>
-          <w:sz w:val="28"/>
-          <w:szCs w:val="28"/>
-          <w:lang w:val="ru-RU"/>
-        </w:rPr>
-        <w:t>(</w:t>
-      </w:r>
-      <w:r>
-        <w:rPr>
-          <w:rFonts w:ascii="Times New Roman" w:hAnsi="Times New Roman" w:cs="Times New Roman"/>
-          <w:sz w:val="28"/>
-          <w:szCs w:val="28"/>
-          <w:lang w:val="ru-RU"/>
-        </w:rPr>
-        <w:t>16</w:t>
-      </w:r>
-      <w:r>
-        <w:rPr>
-          <w:rFonts w:ascii="Times New Roman" w:hAnsi="Times New Roman" w:cs="Times New Roman"/>
-          <w:sz w:val="28"/>
-          <w:szCs w:val="28"/>
-          <w:lang w:val="ru-RU"/>
-        </w:rPr>
-        <w:t xml:space="preserve"> </w:t>
-      </w:r>
-      <w:r>
-        <w:rPr>
-          <w:lang w:val="ru-RU"/>
-        </w:rPr>
-        <w:t xml:space="preserve">— </w:t>
-      </w:r>
-      <w:r>
-        <w:rPr>
-          <w:rFonts w:ascii="Times New Roman" w:hAnsi="Times New Roman" w:cs="Times New Roman"/>
-          <w:sz w:val="28"/>
-          <w:szCs w:val="28"/>
-          <w:lang w:val="ru-RU"/>
-        </w:rPr>
-        <w:t>35 мм, должен быть меньше ширины тетивы)</w:t>
-      </w:r>
-      <w:r>
-        <w:rPr>
-          <w:rFonts w:ascii="Times New Roman" w:hAnsi="Times New Roman" w:cs="Times New Roman"/>
-          <w:sz w:val="28"/>
-          <w:szCs w:val="28"/>
-          <w:lang w:val="ru-RU"/>
-        </w:rPr>
-        <w:t>;</w:t>
-      </w:r>
-    </w:p>
-    <w:p>
-      <w:pPr>
-        <w:spacing w:line="360" w:lineRule="auto"/>
-        <w:ind w:firstLine="708"/>
-        <w:jc w:val="both"/>
-        <w:rPr>
-          <w:rFonts w:ascii="Times New Roman" w:hAnsi="Times New Roman" w:cs="Times New Roman"/>
-          <w:sz w:val="28"/>
-          <w:szCs w:val="28"/>
-          <w:lang w:val="ru-RU"/>
-        </w:rPr>
-      </w:pPr>
-      <w:r>
-        <w:rPr>
-          <w:rFonts w:ascii="Times New Roman" w:hAnsi="Times New Roman" w:cs="Times New Roman"/>
-          <w:sz w:val="28"/>
-          <w:szCs w:val="28"/>
-          <w:lang w:val="ru-RU"/>
-        </w:rPr>
-        <w:t>−</w:t>
-      </w:r>
-      <w:r>
-        <w:rPr>
-          <w:rFonts w:ascii="Times New Roman" w:hAnsi="Times New Roman" w:cs="Times New Roman"/>
-          <w:sz w:val="28"/>
-          <w:szCs w:val="28"/>
-          <w:lang w:val="ru-RU"/>
-        </w:rPr>
-        <w:t xml:space="preserve"> </w:t>
-      </w:r>
-      <w:r>
-        <w:rPr>
-          <w:rFonts w:ascii="Times New Roman" w:hAnsi="Times New Roman" w:cs="Times New Roman"/>
-          <w:sz w:val="28"/>
-          <w:szCs w:val="28"/>
-          <w:lang w:val="ru-RU"/>
-        </w:rPr>
-        <w:t xml:space="preserve">Длина </w:t>
-      </w:r>
-      <w:r>
-        <w:rPr>
-          <w:rFonts w:ascii="Times New Roman" w:hAnsi="Times New Roman" w:cs="Times New Roman"/>
-          <w:sz w:val="28"/>
-          <w:szCs w:val="28"/>
-          <w:lang w:val="ru-RU"/>
-        </w:rPr>
-        <w:t>лестницы</w:t>
-      </w:r>
-      <w:r>
-        <w:rPr>
-          <w:rFonts w:ascii="Times New Roman" w:hAnsi="Times New Roman" w:cs="Times New Roman"/>
-          <w:sz w:val="28"/>
-          <w:szCs w:val="28"/>
-          <w:lang w:val="ru-RU"/>
-        </w:rPr>
-        <w:t xml:space="preserve"> </w:t>
-      </w:r>
+          <w:lang w:val="ru-RU"/>
+        </w:rPr>
+        <w:t>+</w:t>
+      </w:r>
+      <w:proofErr w:type="gramStart"/>
       <w:r>
         <w:rPr>
           <w:rFonts w:ascii="Times New Roman" w:hAnsi="Times New Roman" w:cs="Times New Roman"/>
@@ -4690,130 +4363,9 @@
           <w:iCs/>
           <w:sz w:val="28"/>
           <w:szCs w:val="28"/>
-        </w:rPr>
-        <w:t>H</w:t>
-      </w:r>
-      <w:r>
-        <w:rPr>
-          <w:rFonts w:ascii="Times New Roman" w:hAnsi="Times New Roman" w:cs="Times New Roman"/>
-          <w:sz w:val="28"/>
-          <w:szCs w:val="28"/>
-          <w:lang w:val="ru-RU"/>
-        </w:rPr>
-        <w:t xml:space="preserve"> </w:t>
-      </w:r>
-      <w:r>
-        <w:rPr>
-          <w:rFonts w:ascii="Times New Roman" w:hAnsi="Times New Roman" w:cs="Times New Roman"/>
-          <w:sz w:val="28"/>
-          <w:szCs w:val="28"/>
-          <w:lang w:val="ru-RU"/>
-        </w:rPr>
-        <w:t>(</w:t>
-      </w:r>
-      <w:r>
-        <w:rPr>
-          <w:rFonts w:ascii="Times New Roman" w:hAnsi="Times New Roman" w:cs="Times New Roman"/>
-          <w:sz w:val="28"/>
-          <w:szCs w:val="28"/>
-          <w:lang w:val="ru-RU"/>
-        </w:rPr>
-        <w:t>900</w:t>
-      </w:r>
-      <w:r>
-        <w:rPr>
-          <w:rFonts w:ascii="Times New Roman" w:hAnsi="Times New Roman" w:cs="Times New Roman"/>
-          <w:sz w:val="28"/>
-          <w:szCs w:val="28"/>
-          <w:lang w:val="ru-RU"/>
-        </w:rPr>
-        <w:t xml:space="preserve"> </w:t>
-      </w:r>
-      <w:r>
-        <w:rPr>
-          <w:lang w:val="ru-RU"/>
-        </w:rPr>
-        <w:t xml:space="preserve">— </w:t>
-      </w:r>
-      <w:r>
-        <w:rPr>
-          <w:rFonts w:ascii="Times New Roman" w:hAnsi="Times New Roman" w:cs="Times New Roman"/>
-          <w:sz w:val="28"/>
-          <w:szCs w:val="28"/>
-          <w:lang w:val="ru-RU"/>
-        </w:rPr>
-        <w:t>5000</w:t>
-      </w:r>
-      <w:r>
-        <w:rPr>
-          <w:rFonts w:ascii="Times New Roman" w:hAnsi="Times New Roman" w:cs="Times New Roman"/>
-          <w:sz w:val="28"/>
-          <w:szCs w:val="28"/>
-          <w:lang w:val="ru-RU"/>
-        </w:rPr>
-        <w:t xml:space="preserve"> </w:t>
-      </w:r>
-      <w:r>
-        <w:rPr>
-          <w:rFonts w:ascii="Times New Roman" w:hAnsi="Times New Roman" w:cs="Times New Roman"/>
-          <w:sz w:val="28"/>
-          <w:szCs w:val="28"/>
-          <w:lang w:val="ru-RU"/>
-        </w:rPr>
-        <w:t>мм</w:t>
-      </w:r>
-      <w:r>
-        <w:rPr>
-          <w:rFonts w:ascii="Times New Roman" w:hAnsi="Times New Roman" w:cs="Times New Roman"/>
-          <w:sz w:val="28"/>
-          <w:szCs w:val="28"/>
-          <w:lang w:val="ru-RU"/>
-        </w:rPr>
-        <w:t>,</w:t>
-      </w:r>
-      <w:r>
-        <w:rPr>
-          <w:rFonts w:ascii="Times New Roman" w:hAnsi="Times New Roman" w:cs="Times New Roman"/>
-          <w:sz w:val="28"/>
-          <w:szCs w:val="28"/>
-          <w:lang w:val="ru-RU"/>
-        </w:rPr>
-        <w:t xml:space="preserve"> </w:t>
-      </w:r>
-      <w:r>
-        <w:rPr>
-          <w:rFonts w:ascii="Times New Roman" w:hAnsi="Times New Roman" w:cs="Times New Roman"/>
-          <w:sz w:val="28"/>
-          <w:szCs w:val="28"/>
-          <w:lang w:val="ru-RU"/>
-        </w:rPr>
-        <w:t xml:space="preserve">определяется </w:t>
-      </w:r>
-      <w:r>
-        <w:rPr>
-          <w:rFonts w:ascii="Times New Roman" w:hAnsi="Times New Roman" w:cs="Times New Roman"/>
-          <w:sz w:val="28"/>
-          <w:szCs w:val="28"/>
-          <w:lang w:val="ru-RU"/>
-        </w:rPr>
-        <w:t>по формуле:</w:t>
-      </w:r>
-      <w:r>
-        <w:rPr>
-          <w:rFonts w:ascii="Times New Roman" w:hAnsi="Times New Roman" w:cs="Times New Roman"/>
-          <w:sz w:val="28"/>
-          <w:szCs w:val="28"/>
-          <w:lang w:val="ru-RU"/>
-        </w:rPr>
-        <w:t xml:space="preserve"> </w:t>
-      </w:r>
-      <w:r>
-        <w:rPr>
-          <w:rFonts w:ascii="Times New Roman" w:hAnsi="Times New Roman" w:cs="Times New Roman"/>
-          <w:sz w:val="28"/>
-          <w:szCs w:val="28"/>
-        </w:rPr>
-        <w:br/>
+          <w:lang w:val="ru-RU"/>
+        </w:rPr>
+        <w:t>1)</w:t>
       </w:r>
       <w:r>
         <w:rPr>
@@ -4823,8 +4375,9 @@
           <w:sz w:val="28"/>
           <w:szCs w:val="28"/>
         </w:rPr>
-        <w:t>H</w:t>
-      </w:r>
+        <w:t>g</w:t>
+      </w:r>
+      <w:proofErr w:type="gramEnd"/>
       <w:r>
         <w:rPr>
           <w:rFonts w:ascii="Times New Roman" w:hAnsi="Times New Roman" w:cs="Times New Roman"/>
@@ -4832,9 +4385,10 @@
           <w:iCs/>
           <w:sz w:val="28"/>
           <w:szCs w:val="28"/>
-          <w:lang w:val="ru-RU"/>
-        </w:rPr>
-        <w:t xml:space="preserve"> = 2</w:t>
+          <w:vertAlign w:val="subscript"/>
+          <w:lang w:val="ru-RU"/>
+        </w:rPr>
+        <w:t>1</w:t>
       </w:r>
       <w:r>
         <w:rPr>
@@ -4843,9 +4397,11 @@
           <w:iCs/>
           <w:sz w:val="28"/>
           <w:szCs w:val="28"/>
-        </w:rPr>
-        <w:t>h</w:t>
-      </w:r>
+          <w:lang w:val="ru-RU"/>
+        </w:rPr>
+        <w:t xml:space="preserve"> + </w:t>
+      </w:r>
+      <w:proofErr w:type="spellStart"/>
       <w:r>
         <w:rPr>
           <w:rFonts w:ascii="Times New Roman" w:hAnsi="Times New Roman" w:cs="Times New Roman"/>
@@ -4853,9 +4409,8 @@
           <w:iCs/>
           <w:sz w:val="28"/>
           <w:szCs w:val="28"/>
-          <w:lang w:val="ru-RU"/>
-        </w:rPr>
-        <w:t xml:space="preserve"> + (</w:t>
+        </w:rPr>
+        <w:t>n</w:t>
       </w:r>
       <w:r>
         <w:rPr>
@@ -4865,7 +4420,57 @@
           <w:sz w:val="28"/>
           <w:szCs w:val="28"/>
         </w:rPr>
-        <w:t>n</w:t>
+        <w:t>W</w:t>
+      </w:r>
+      <w:proofErr w:type="spellEnd"/>
+      <w:r>
+        <w:rPr>
+          <w:rFonts w:ascii="Times New Roman" w:hAnsi="Times New Roman" w:cs="Times New Roman"/>
+          <w:sz w:val="28"/>
+          <w:szCs w:val="28"/>
+          <w:lang w:val="ru-RU"/>
+        </w:rPr>
+        <w:t>)</w:t>
+      </w:r>
+      <w:r>
+        <w:rPr>
+          <w:rFonts w:ascii="Times New Roman" w:hAnsi="Times New Roman" w:cs="Times New Roman"/>
+          <w:sz w:val="28"/>
+          <w:szCs w:val="28"/>
+          <w:lang w:val="ru-RU"/>
+        </w:rPr>
+        <w:t>;</w:t>
+      </w:r>
+    </w:p>
+    <w:p>
+      <w:pPr>
+        <w:spacing w:line="360" w:lineRule="auto"/>
+        <w:ind w:firstLine="708"/>
+        <w:jc w:val="both"/>
+        <w:rPr>
+          <w:rFonts w:ascii="Times New Roman" w:hAnsi="Times New Roman" w:cs="Times New Roman"/>
+          <w:sz w:val="28"/>
+          <w:szCs w:val="28"/>
+          <w:lang w:val="ru-RU"/>
+        </w:rPr>
+      </w:pPr>
+      <w:r>
+        <w:rPr>
+          <w:rFonts w:ascii="Times New Roman" w:hAnsi="Times New Roman" w:cs="Times New Roman"/>
+          <w:sz w:val="28"/>
+          <w:szCs w:val="28"/>
+          <w:lang w:val="ru-RU"/>
+        </w:rPr>
+        <w:t>− Количество ступеней</w:t>
+      </w:r>
+      <w:r>
+        <w:rPr>
+          <w:rFonts w:ascii="Times New Roman" w:hAnsi="Times New Roman" w:cs="Times New Roman"/>
+          <w:sz w:val="28"/>
+          <w:szCs w:val="28"/>
+          <w:lang w:val="ru-RU"/>
+        </w:rPr>
+        <w:t xml:space="preserve"> </w:t>
       </w:r>
       <w:r>
         <w:rPr>
@@ -4874,11 +4479,100 @@
           <w:iCs/>
           <w:sz w:val="28"/>
           <w:szCs w:val="28"/>
-          <w:lang w:val="ru-RU"/>
-        </w:rPr>
-        <w:t>-</w:t>
-      </w:r>
-      <w:proofErr w:type="gramStart"/>
+        </w:rPr>
+        <w:t>n</w:t>
+      </w:r>
+      <w:r>
+        <w:rPr>
+          <w:rFonts w:ascii="Times New Roman" w:hAnsi="Times New Roman" w:cs="Times New Roman"/>
+          <w:sz w:val="28"/>
+          <w:szCs w:val="28"/>
+          <w:lang w:val="ru-RU"/>
+        </w:rPr>
+        <w:t xml:space="preserve"> </w:t>
+      </w:r>
+      <w:r>
+        <w:rPr>
+          <w:rFonts w:ascii="Times New Roman" w:hAnsi="Times New Roman" w:cs="Times New Roman"/>
+          <w:sz w:val="28"/>
+          <w:szCs w:val="28"/>
+          <w:lang w:val="ru-RU"/>
+        </w:rPr>
+        <w:t>(</w:t>
+      </w:r>
+      <w:r>
+        <w:rPr>
+          <w:rFonts w:ascii="Times New Roman" w:hAnsi="Times New Roman" w:cs="Times New Roman"/>
+          <w:sz w:val="28"/>
+          <w:szCs w:val="28"/>
+          <w:lang w:val="ru-RU"/>
+        </w:rPr>
+        <w:t xml:space="preserve">2 </w:t>
+      </w:r>
+      <w:r>
+        <w:rPr>
+          <w:lang w:val="ru-RU"/>
+        </w:rPr>
+        <w:t xml:space="preserve">— </w:t>
+      </w:r>
+      <w:r>
+        <w:rPr>
+          <w:rFonts w:ascii="Times New Roman" w:hAnsi="Times New Roman" w:cs="Times New Roman"/>
+          <w:sz w:val="28"/>
+          <w:szCs w:val="28"/>
+          <w:lang w:val="ru-RU"/>
+        </w:rPr>
+        <w:t>14)</w:t>
+      </w:r>
+      <w:r>
+        <w:rPr>
+          <w:rFonts w:ascii="Times New Roman" w:hAnsi="Times New Roman" w:cs="Times New Roman"/>
+          <w:sz w:val="28"/>
+          <w:szCs w:val="28"/>
+          <w:lang w:val="ru-RU"/>
+        </w:rPr>
+        <w:t>;</w:t>
+      </w:r>
+    </w:p>
+    <w:p>
+      <w:pPr>
+        <w:spacing w:line="360" w:lineRule="auto"/>
+        <w:ind w:firstLine="708"/>
+        <w:jc w:val="both"/>
+        <w:rPr>
+          <w:rFonts w:ascii="Times New Roman" w:hAnsi="Times New Roman" w:cs="Times New Roman"/>
+          <w:sz w:val="28"/>
+          <w:szCs w:val="28"/>
+          <w:lang w:val="ru-RU"/>
+        </w:rPr>
+      </w:pPr>
+      <w:r>
+        <w:rPr>
+          <w:rFonts w:ascii="Times New Roman" w:hAnsi="Times New Roman" w:cs="Times New Roman"/>
+          <w:sz w:val="28"/>
+          <w:szCs w:val="28"/>
+          <w:lang w:val="ru-RU"/>
+        </w:rPr>
+        <w:t xml:space="preserve">− </w:t>
+      </w:r>
+      <w:r>
+        <w:rPr>
+          <w:rFonts w:ascii="Times New Roman" w:hAnsi="Times New Roman" w:cs="Times New Roman"/>
+          <w:sz w:val="28"/>
+          <w:szCs w:val="28"/>
+          <w:lang w:val="ru-RU"/>
+        </w:rPr>
+        <w:t>Расстояние между ступенями</w:t>
+      </w:r>
+      <w:r>
+        <w:rPr>
+          <w:rFonts w:ascii="Times New Roman" w:hAnsi="Times New Roman" w:cs="Times New Roman"/>
+          <w:sz w:val="28"/>
+          <w:szCs w:val="28"/>
+          <w:lang w:val="ru-RU"/>
+        </w:rPr>
+        <w:t xml:space="preserve"> </w:t>
+      </w:r>
       <w:r>
         <w:rPr>
           <w:rFonts w:ascii="Times New Roman" w:hAnsi="Times New Roman" w:cs="Times New Roman"/>
@@ -4886,9 +4580,8 @@
           <w:iCs/>
           <w:sz w:val="28"/>
           <w:szCs w:val="28"/>
-          <w:lang w:val="ru-RU"/>
-        </w:rPr>
-        <w:t>1)</w:t>
+        </w:rPr>
+        <w:t>g</w:t>
       </w:r>
       <w:r>
         <w:rPr>
@@ -4897,10 +4590,93 @@
           <w:iCs/>
           <w:sz w:val="28"/>
           <w:szCs w:val="28"/>
-        </w:rPr>
-        <w:t>a</w:t>
-      </w:r>
-      <w:proofErr w:type="gramEnd"/>
+          <w:vertAlign w:val="subscript"/>
+          <w:lang w:val="ru-RU"/>
+        </w:rPr>
+        <w:t>1</w:t>
+      </w:r>
+      <w:r>
+        <w:rPr>
+          <w:rFonts w:ascii="Times New Roman" w:hAnsi="Times New Roman" w:cs="Times New Roman"/>
+          <w:sz w:val="28"/>
+          <w:szCs w:val="28"/>
+          <w:lang w:val="ru-RU"/>
+        </w:rPr>
+        <w:t xml:space="preserve"> </w:t>
+      </w:r>
+      <w:r>
+        <w:rPr>
+          <w:rFonts w:ascii="Times New Roman" w:hAnsi="Times New Roman" w:cs="Times New Roman"/>
+          <w:sz w:val="28"/>
+          <w:szCs w:val="28"/>
+          <w:lang w:val="ru-RU"/>
+        </w:rPr>
+        <w:t xml:space="preserve">(300 </w:t>
+      </w:r>
+      <w:r>
+        <w:rPr>
+          <w:lang w:val="ru-RU"/>
+        </w:rPr>
+        <w:t xml:space="preserve">— </w:t>
+      </w:r>
+      <w:r>
+        <w:rPr>
+          <w:rFonts w:ascii="Times New Roman" w:hAnsi="Times New Roman" w:cs="Times New Roman"/>
+          <w:sz w:val="28"/>
+          <w:szCs w:val="28"/>
+          <w:lang w:val="ru-RU"/>
+        </w:rPr>
+        <w:t>340 мм)</w:t>
+      </w:r>
+      <w:r>
+        <w:rPr>
+          <w:rFonts w:ascii="Times New Roman" w:hAnsi="Times New Roman" w:cs="Times New Roman"/>
+          <w:sz w:val="28"/>
+          <w:szCs w:val="28"/>
+          <w:lang w:val="ru-RU"/>
+        </w:rPr>
+        <w:t>;</w:t>
+      </w:r>
+    </w:p>
+    <w:p>
+      <w:pPr>
+        <w:spacing w:line="360" w:lineRule="auto"/>
+        <w:ind w:firstLine="708"/>
+        <w:jc w:val="both"/>
+        <w:rPr>
+          <w:rFonts w:ascii="Times New Roman" w:hAnsi="Times New Roman" w:cs="Times New Roman"/>
+          <w:sz w:val="28"/>
+          <w:szCs w:val="28"/>
+          <w:lang w:val="ru-RU"/>
+        </w:rPr>
+      </w:pPr>
+      <w:r>
+        <w:rPr>
+          <w:rFonts w:ascii="Times New Roman" w:hAnsi="Times New Roman" w:cs="Times New Roman"/>
+          <w:sz w:val="28"/>
+          <w:szCs w:val="28"/>
+          <w:lang w:val="ru-RU"/>
+        </w:rPr>
+        <w:t>−</w:t>
+      </w:r>
+      <w:r>
+        <w:rPr>
+          <w:rFonts w:ascii="Times New Roman" w:hAnsi="Times New Roman" w:cs="Times New Roman"/>
+          <w:sz w:val="28"/>
+          <w:szCs w:val="28"/>
+          <w:lang w:val="ru-RU"/>
+        </w:rPr>
+        <w:t xml:space="preserve"> </w:t>
+      </w:r>
+      <w:r>
+        <w:rPr>
+          <w:rFonts w:ascii="Times New Roman" w:hAnsi="Times New Roman" w:cs="Times New Roman"/>
+          <w:sz w:val="28"/>
+          <w:szCs w:val="28"/>
+          <w:lang w:val="ru-RU"/>
+        </w:rPr>
+        <w:t xml:space="preserve">Ширина ступени </w:t>
+      </w:r>
       <w:r>
         <w:rPr>
           <w:rFonts w:ascii="Times New Roman" w:hAnsi="Times New Roman" w:cs="Times New Roman"/>
@@ -4908,9 +4684,8 @@
           <w:iCs/>
           <w:sz w:val="28"/>
           <w:szCs w:val="28"/>
-          <w:lang w:val="ru-RU"/>
-        </w:rPr>
-        <w:t xml:space="preserve"> + </w:t>
+        </w:rPr>
+        <w:t>b</w:t>
       </w:r>
       <w:r>
         <w:rPr>
@@ -4919,48 +4694,10 @@
           <w:iCs/>
           <w:sz w:val="28"/>
           <w:szCs w:val="28"/>
-        </w:rPr>
-        <w:t>ns</w:t>
-      </w:r>
-      <w:r>
-        <w:rPr>
-          <w:rFonts w:ascii="Times New Roman" w:hAnsi="Times New Roman" w:cs="Times New Roman"/>
-          <w:sz w:val="28"/>
-          <w:szCs w:val="28"/>
-          <w:lang w:val="ru-RU"/>
-        </w:rPr>
-        <w:t>)</w:t>
-      </w:r>
-      <w:r>
-        <w:rPr>
-          <w:rFonts w:ascii="Times New Roman" w:hAnsi="Times New Roman" w:cs="Times New Roman"/>
-          <w:sz w:val="28"/>
-          <w:szCs w:val="28"/>
-          <w:lang w:val="ru-RU"/>
-        </w:rPr>
-        <w:t>;</w:t>
-      </w:r>
-    </w:p>
-    <w:p>
-      <w:pPr>
-        <w:spacing w:line="360" w:lineRule="auto"/>
-        <w:ind w:firstLine="708"/>
-        <w:jc w:val="both"/>
-        <w:rPr>
-          <w:rFonts w:ascii="Times New Roman" w:hAnsi="Times New Roman" w:cs="Times New Roman"/>
-          <w:sz w:val="28"/>
-          <w:szCs w:val="28"/>
-          <w:lang w:val="ru-RU"/>
-        </w:rPr>
-      </w:pPr>
-      <w:r>
-        <w:rPr>
-          <w:rFonts w:ascii="Times New Roman" w:hAnsi="Times New Roman" w:cs="Times New Roman"/>
-          <w:sz w:val="28"/>
-          <w:szCs w:val="28"/>
-          <w:lang w:val="ru-RU"/>
-        </w:rPr>
-        <w:t xml:space="preserve">− Длина ступени </w:t>
+          <w:vertAlign w:val="subscript"/>
+          <w:lang w:val="ru-RU"/>
+        </w:rPr>
+        <w:t>1</w:t>
       </w:r>
       <w:r>
         <w:rPr>
@@ -4969,14 +4706,6 @@
           <w:iCs/>
           <w:sz w:val="28"/>
           <w:szCs w:val="28"/>
-        </w:rPr>
-        <w:t>l</w:t>
-      </w:r>
-      <w:r>
-        <w:rPr>
-          <w:rFonts w:ascii="Times New Roman" w:hAnsi="Times New Roman" w:cs="Times New Roman"/>
-          <w:sz w:val="28"/>
-          <w:szCs w:val="28"/>
           <w:lang w:val="ru-RU"/>
         </w:rPr>
         <w:t xml:space="preserve"> </w:t>
@@ -4988,7 +4717,62 @@
           <w:szCs w:val="28"/>
           <w:lang w:val="ru-RU"/>
         </w:rPr>
-        <w:t>(460</w:t>
+        <w:t xml:space="preserve">(460 </w:t>
+      </w:r>
+      <w:r>
+        <w:rPr>
+          <w:lang w:val="ru-RU"/>
+        </w:rPr>
+        <w:t xml:space="preserve">— </w:t>
+      </w:r>
+      <w:r>
+        <w:rPr>
+          <w:rFonts w:ascii="Times New Roman" w:hAnsi="Times New Roman" w:cs="Times New Roman"/>
+          <w:sz w:val="28"/>
+          <w:szCs w:val="28"/>
+          <w:lang w:val="ru-RU"/>
+        </w:rPr>
+        <w:t>800 мм)</w:t>
+      </w:r>
+      <w:r>
+        <w:rPr>
+          <w:rFonts w:ascii="Times New Roman" w:hAnsi="Times New Roman" w:cs="Times New Roman"/>
+          <w:sz w:val="28"/>
+          <w:szCs w:val="28"/>
+          <w:lang w:val="ru-RU"/>
+        </w:rPr>
+        <w:t>;</w:t>
+      </w:r>
+    </w:p>
+    <w:p>
+      <w:pPr>
+        <w:spacing w:line="360" w:lineRule="auto"/>
+        <w:ind w:firstLine="708"/>
+        <w:jc w:val="both"/>
+        <w:rPr>
+          <w:rFonts w:ascii="Times New Roman" w:hAnsi="Times New Roman" w:cs="Times New Roman"/>
+          <w:sz w:val="28"/>
+          <w:szCs w:val="28"/>
+          <w:lang w:val="ru-RU"/>
+        </w:rPr>
+      </w:pPr>
+      <w:r>
+        <w:rPr>
+          <w:rFonts w:ascii="Times New Roman" w:hAnsi="Times New Roman" w:cs="Times New Roman"/>
+          <w:sz w:val="28"/>
+          <w:szCs w:val="28"/>
+          <w:lang w:val="ru-RU"/>
+        </w:rPr>
+        <w:t xml:space="preserve">− </w:t>
+      </w:r>
+      <w:r>
+        <w:rPr>
+          <w:rFonts w:ascii="Times New Roman" w:hAnsi="Times New Roman" w:cs="Times New Roman"/>
+          <w:sz w:val="28"/>
+          <w:szCs w:val="28"/>
+          <w:lang w:val="ru-RU"/>
+        </w:rPr>
+        <w:t>Толщина профиля</w:t>
       </w:r>
       <w:r>
         <w:rPr>
@@ -4998,52 +4782,6 @@
           <w:lang w:val="ru-RU"/>
         </w:rPr>
         <w:t xml:space="preserve"> </w:t>
-      </w:r>
-      <w:r>
-        <w:rPr>
-          <w:lang w:val="ru-RU"/>
-        </w:rPr>
-        <w:t xml:space="preserve">— </w:t>
-      </w:r>
-      <w:r>
-        <w:rPr>
-          <w:rFonts w:ascii="Times New Roman" w:hAnsi="Times New Roman" w:cs="Times New Roman"/>
-          <w:sz w:val="28"/>
-          <w:szCs w:val="28"/>
-          <w:lang w:val="ru-RU"/>
-        </w:rPr>
-        <w:t>800 мм)</w:t>
-      </w:r>
-      <w:r>
-        <w:rPr>
-          <w:rFonts w:ascii="Times New Roman" w:hAnsi="Times New Roman" w:cs="Times New Roman"/>
-          <w:sz w:val="28"/>
-          <w:szCs w:val="28"/>
-          <w:lang w:val="ru-RU"/>
-        </w:rPr>
-        <w:t>;</w:t>
-      </w:r>
-    </w:p>
-    <w:p>
-      <w:pPr>
-        <w:spacing w:line="360" w:lineRule="auto"/>
-        <w:ind w:firstLine="708"/>
-        <w:jc w:val="both"/>
-        <w:rPr>
-          <w:rFonts w:ascii="Times New Roman" w:hAnsi="Times New Roman" w:cs="Times New Roman"/>
-          <w:sz w:val="28"/>
-          <w:szCs w:val="28"/>
-          <w:lang w:val="ru-RU"/>
-        </w:rPr>
-      </w:pPr>
-      <w:r>
-        <w:rPr>
-          <w:rFonts w:ascii="Times New Roman" w:hAnsi="Times New Roman" w:cs="Times New Roman"/>
-          <w:sz w:val="28"/>
-          <w:szCs w:val="28"/>
-          <w:lang w:val="ru-RU"/>
-        </w:rPr>
-        <w:t xml:space="preserve">− Ширина лестницы </w:t>
       </w:r>
       <w:r>
         <w:rPr>
@@ -5053,7 +4791,7 @@
           <w:sz w:val="28"/>
           <w:szCs w:val="28"/>
         </w:rPr>
-        <w:t>L</w:t>
+        <w:t>W</w:t>
       </w:r>
       <w:r>
         <w:rPr>
@@ -5078,9 +4816,8 @@
           <w:rFonts w:ascii="Times New Roman" w:hAnsi="Times New Roman" w:cs="Times New Roman"/>
           <w:sz w:val="28"/>
           <w:szCs w:val="28"/>
-          <w:lang w:val="ru-RU"/>
-        </w:rPr>
-        <w:t>520</w:t>
+        </w:rPr>
+        <w:t>30</w:t>
       </w:r>
       <w:r>
         <w:rPr>
@@ -5102,141 +4839,26 @@
           <w:rFonts w:ascii="Times New Roman" w:hAnsi="Times New Roman" w:cs="Times New Roman"/>
           <w:sz w:val="28"/>
           <w:szCs w:val="28"/>
-          <w:lang w:val="ru-RU"/>
-        </w:rPr>
-        <w:t>8</w:t>
-      </w:r>
-      <w:r>
-        <w:rPr>
-          <w:rFonts w:ascii="Times New Roman" w:hAnsi="Times New Roman" w:cs="Times New Roman"/>
-          <w:sz w:val="28"/>
-          <w:szCs w:val="28"/>
-          <w:lang w:val="ru-RU"/>
-        </w:rPr>
-        <w:t>60</w:t>
-      </w:r>
-      <w:r>
-        <w:rPr>
-          <w:rFonts w:ascii="Times New Roman" w:hAnsi="Times New Roman" w:cs="Times New Roman"/>
-          <w:sz w:val="28"/>
-          <w:szCs w:val="28"/>
-          <w:lang w:val="ru-RU"/>
-        </w:rPr>
-        <w:t xml:space="preserve"> мм</w:t>
-      </w:r>
-      <w:r>
-        <w:rPr>
-          <w:rFonts w:ascii="Times New Roman" w:hAnsi="Times New Roman" w:cs="Times New Roman"/>
-          <w:sz w:val="28"/>
-          <w:szCs w:val="28"/>
-          <w:lang w:val="ru-RU"/>
-        </w:rPr>
-        <w:t>,</w:t>
-      </w:r>
-      <w:r>
-        <w:rPr>
-          <w:rFonts w:ascii="Times New Roman" w:hAnsi="Times New Roman" w:cs="Times New Roman"/>
-          <w:sz w:val="28"/>
-          <w:szCs w:val="28"/>
-          <w:lang w:val="ru-RU"/>
-        </w:rPr>
-        <w:t xml:space="preserve"> </w:t>
-      </w:r>
-      <w:r>
-        <w:rPr>
-          <w:rFonts w:ascii="Times New Roman" w:hAnsi="Times New Roman" w:cs="Times New Roman"/>
-          <w:sz w:val="28"/>
-          <w:szCs w:val="28"/>
-          <w:lang w:val="ru-RU"/>
-        </w:rPr>
-        <w:t>определяется по формуле:</w:t>
-      </w:r>
-      <w:r>
-        <w:rPr>
-          <w:rFonts w:ascii="Times New Roman" w:hAnsi="Times New Roman" w:cs="Times New Roman"/>
-          <w:sz w:val="28"/>
-          <w:szCs w:val="28"/>
-          <w:lang w:val="ru-RU"/>
-        </w:rPr>
-        <w:t xml:space="preserve"> </w:t>
-      </w:r>
-      <w:r>
-        <w:rPr>
-          <w:rFonts w:ascii="Times New Roman" w:hAnsi="Times New Roman" w:cs="Times New Roman"/>
-          <w:sz w:val="28"/>
-          <w:szCs w:val="28"/>
-        </w:rPr>
-        <w:br/>
-      </w:r>
-      <w:r>
-        <w:rPr>
-          <w:rFonts w:ascii="Times New Roman" w:hAnsi="Times New Roman" w:cs="Times New Roman"/>
-          <w:i/>
-          <w:iCs/>
-          <w:sz w:val="28"/>
-          <w:szCs w:val="28"/>
-        </w:rPr>
-        <w:t>L</w:t>
-      </w:r>
-      <w:r>
-        <w:rPr>
-          <w:rFonts w:ascii="Times New Roman" w:hAnsi="Times New Roman" w:cs="Times New Roman"/>
-          <w:i/>
-          <w:iCs/>
-          <w:sz w:val="28"/>
-          <w:szCs w:val="28"/>
-          <w:lang w:val="ru-RU"/>
-        </w:rPr>
-        <w:t xml:space="preserve"> = 2</w:t>
-      </w:r>
-      <w:r>
-        <w:rPr>
-          <w:rFonts w:ascii="Times New Roman" w:hAnsi="Times New Roman" w:cs="Times New Roman"/>
-          <w:i/>
-          <w:iCs/>
-          <w:sz w:val="28"/>
-          <w:szCs w:val="28"/>
-        </w:rPr>
-        <w:t>t</w:t>
-      </w:r>
-      <w:r>
-        <w:rPr>
-          <w:rFonts w:ascii="Times New Roman" w:hAnsi="Times New Roman" w:cs="Times New Roman"/>
-          <w:i/>
-          <w:iCs/>
-          <w:sz w:val="28"/>
-          <w:szCs w:val="28"/>
-          <w:lang w:val="ru-RU"/>
-        </w:rPr>
-        <w:t xml:space="preserve"> + </w:t>
-      </w:r>
-      <w:r>
-        <w:rPr>
-          <w:rFonts w:ascii="Times New Roman" w:hAnsi="Times New Roman" w:cs="Times New Roman"/>
-          <w:i/>
-          <w:iCs/>
-          <w:sz w:val="28"/>
-          <w:szCs w:val="28"/>
-        </w:rPr>
-        <w:t>l</w:t>
-      </w:r>
-      <w:r>
-        <w:rPr>
-          <w:rFonts w:ascii="Times New Roman" w:hAnsi="Times New Roman" w:cs="Times New Roman"/>
-          <w:sz w:val="28"/>
-          <w:szCs w:val="28"/>
-          <w:lang w:val="ru-RU"/>
-        </w:rPr>
-        <w:t>)</w:t>
-      </w:r>
-      <w:r>
-        <w:rPr>
-          <w:rFonts w:ascii="Times New Roman" w:hAnsi="Times New Roman" w:cs="Times New Roman"/>
-          <w:sz w:val="28"/>
-          <w:szCs w:val="28"/>
-          <w:lang w:val="ru-RU"/>
-        </w:rPr>
-        <w:t>;</w:t>
+        </w:rPr>
+        <w:t>55</w:t>
+      </w:r>
+      <w:r>
+        <w:rPr>
+          <w:rFonts w:ascii="Times New Roman" w:hAnsi="Times New Roman" w:cs="Times New Roman"/>
+          <w:sz w:val="28"/>
+          <w:szCs w:val="28"/>
+          <w:lang w:val="ru-RU"/>
+        </w:rPr>
+        <w:t xml:space="preserve"> мм)</w:t>
+      </w:r>
+      <w:r>
+        <w:rPr>
+          <w:rFonts w:ascii="Times New Roman" w:hAnsi="Times New Roman" w:cs="Times New Roman"/>
+          <w:sz w:val="28"/>
+          <w:szCs w:val="28"/>
+          <w:lang w:val="ru-RU"/>
+        </w:rPr>
+        <w:t>.</w:t>
       </w:r>
     </w:p>
     <w:p>
@@ -5258,70 +4880,51 @@
           <w:szCs w:val="28"/>
           <w:lang w:val="ru-RU"/>
         </w:rPr>
-        <w:t xml:space="preserve">− Форма </w:t>
-      </w:r>
-      <w:r>
-        <w:rPr>
-          <w:rFonts w:ascii="Times New Roman" w:hAnsi="Times New Roman" w:cs="Times New Roman"/>
-          <w:sz w:val="28"/>
-          <w:szCs w:val="28"/>
-          <w:lang w:val="ru-RU"/>
-        </w:rPr>
-        <w:t>тетивы</w:t>
-      </w:r>
-      <w:r>
-        <w:rPr>
-          <w:rFonts w:ascii="Times New Roman" w:hAnsi="Times New Roman" w:cs="Times New Roman"/>
-          <w:sz w:val="28"/>
-          <w:szCs w:val="28"/>
-          <w:lang w:val="ru-RU"/>
-        </w:rPr>
-        <w:t xml:space="preserve"> (</w:t>
-      </w:r>
-      <w:r>
-        <w:rPr>
-          <w:rFonts w:ascii="Times New Roman" w:hAnsi="Times New Roman" w:cs="Times New Roman"/>
-          <w:sz w:val="28"/>
-          <w:szCs w:val="28"/>
-          <w:lang w:val="ru-RU"/>
-        </w:rPr>
-        <w:t>четырех</w:t>
-      </w:r>
-      <w:r>
-        <w:rPr>
-          <w:rFonts w:ascii="Times New Roman" w:hAnsi="Times New Roman" w:cs="Times New Roman"/>
-          <w:sz w:val="28"/>
-          <w:szCs w:val="28"/>
-          <w:lang w:val="ru-RU"/>
-        </w:rPr>
-        <w:t>угольная призма</w:t>
-      </w:r>
-      <w:r>
-        <w:rPr>
-          <w:rFonts w:ascii="Times New Roman" w:hAnsi="Times New Roman" w:cs="Times New Roman"/>
-          <w:sz w:val="28"/>
-          <w:szCs w:val="28"/>
-          <w:lang w:val="ru-RU"/>
-        </w:rPr>
-        <w:t>/</w:t>
-      </w:r>
-      <w:r>
-        <w:rPr>
-          <w:rFonts w:ascii="Times New Roman" w:hAnsi="Times New Roman" w:cs="Times New Roman"/>
-          <w:sz w:val="28"/>
-          <w:szCs w:val="28"/>
-          <w:lang w:val="ru-RU"/>
-        </w:rPr>
-        <w:t>цилиндр)</w:t>
-      </w:r>
-      <w:r>
-        <w:rPr>
-          <w:rFonts w:ascii="Times New Roman" w:hAnsi="Times New Roman" w:cs="Times New Roman"/>
-          <w:sz w:val="28"/>
-          <w:szCs w:val="28"/>
-          <w:lang w:val="ru-RU"/>
-        </w:rPr>
-        <w:t>.</w:t>
+        <w:t>АС должна иметь пользовательский интерфейс с возможностью изменения значений, представленных выше, и последующим построении объекта «</w:t>
+      </w:r>
+      <w:r>
+        <w:rPr>
+          <w:rFonts w:ascii="Times New Roman" w:hAnsi="Times New Roman" w:cs="Times New Roman"/>
+          <w:sz w:val="28"/>
+          <w:szCs w:val="28"/>
+          <w:lang w:val="ru-RU"/>
+        </w:rPr>
+        <w:t>Лестница</w:t>
+      </w:r>
+      <w:r>
+        <w:rPr>
+          <w:rFonts w:ascii="Times New Roman" w:hAnsi="Times New Roman" w:cs="Times New Roman"/>
+          <w:sz w:val="28"/>
+          <w:szCs w:val="28"/>
+          <w:lang w:val="ru-RU"/>
+        </w:rPr>
+        <w:t xml:space="preserve">» в САПР Компас </w:t>
+      </w:r>
+      <w:r>
+        <w:rPr>
+          <w:rFonts w:ascii="Times New Roman" w:hAnsi="Times New Roman" w:cs="Times New Roman"/>
+          <w:sz w:val="28"/>
+          <w:szCs w:val="28"/>
+          <w:lang w:val="ru-RU"/>
+        </w:rPr>
+        <w:t>3</w:t>
+      </w:r>
+      <w:r>
+        <w:rPr>
+          <w:rFonts w:ascii="Times New Roman" w:hAnsi="Times New Roman" w:cs="Times New Roman"/>
+          <w:sz w:val="28"/>
+          <w:szCs w:val="28"/>
+        </w:rPr>
+        <w:t>D</w:t>
+      </w:r>
+      <w:r>
+        <w:rPr>
+          <w:rFonts w:ascii="Times New Roman" w:hAnsi="Times New Roman" w:cs="Times New Roman"/>
+          <w:sz w:val="28"/>
+          <w:szCs w:val="28"/>
+          <w:lang w:val="ru-RU"/>
+        </w:rPr>
+        <w:t>. В плагине должны проходить проверки значений, вводимых пользователем. Реализуемый плагин должен обеспечивать обработку ошибочных ситуаций, возникающих в процессе работы. При нажатии на кнопку «Построить» должна проходить проверка правильности ввода данных. Если данные некорректные, то должно высветиться окно с ошибкой построения и не будут применяться введённые параметры.</w:t>
       </w:r>
     </w:p>
     <w:p>
@@ -5343,52 +4946,43 @@
           <w:szCs w:val="28"/>
           <w:lang w:val="ru-RU"/>
         </w:rPr>
-        <w:t>АС должна иметь пользовательский интерфейс с возможностью изменения значений, представленных выше, и последующим построении объекта «</w:t>
-      </w:r>
-      <w:r>
-        <w:rPr>
-          <w:rFonts w:ascii="Times New Roman" w:hAnsi="Times New Roman" w:cs="Times New Roman"/>
-          <w:sz w:val="28"/>
-          <w:szCs w:val="28"/>
-          <w:lang w:val="ru-RU"/>
-        </w:rPr>
-        <w:t>Лестница</w:t>
-      </w:r>
-      <w:r>
-        <w:rPr>
-          <w:rFonts w:ascii="Times New Roman" w:hAnsi="Times New Roman" w:cs="Times New Roman"/>
-          <w:sz w:val="28"/>
-          <w:szCs w:val="28"/>
-          <w:lang w:val="ru-RU"/>
-        </w:rPr>
-        <w:t xml:space="preserve">» в САПР Компас </w:t>
-      </w:r>
-      <w:r>
-        <w:rPr>
-          <w:rFonts w:ascii="Times New Roman" w:hAnsi="Times New Roman" w:cs="Times New Roman"/>
-          <w:sz w:val="28"/>
-          <w:szCs w:val="28"/>
-          <w:lang w:val="ru-RU"/>
-        </w:rPr>
-        <w:t>3</w:t>
-      </w:r>
-      <w:r>
-        <w:rPr>
-          <w:rFonts w:ascii="Times New Roman" w:hAnsi="Times New Roman" w:cs="Times New Roman"/>
-          <w:sz w:val="28"/>
-          <w:szCs w:val="28"/>
-        </w:rPr>
-        <w:t>D</w:t>
-      </w:r>
-      <w:r>
-        <w:rPr>
-          <w:rFonts w:ascii="Times New Roman" w:hAnsi="Times New Roman" w:cs="Times New Roman"/>
-          <w:sz w:val="28"/>
-          <w:szCs w:val="28"/>
-          <w:lang w:val="ru-RU"/>
-        </w:rPr>
-        <w:t xml:space="preserve">. В плагине должны проходить проверки значений, вводимых пользователем. Реализуемый плагин должен обеспечивать обработку ошибочных ситуаций, возникающих в процессе работы. При нажатии на кнопку «Построить» должна проходить проверка правильности ввода данных. Если данные некорректные, то должно </w:t>
-      </w:r>
+        <w:t>3.1.2 Требования к численности и квалификации персонала системы</w:t>
+      </w:r>
+    </w:p>
+    <w:p>
+      <w:pPr>
+        <w:spacing w:line="360" w:lineRule="auto"/>
+        <w:ind w:firstLine="708"/>
+        <w:jc w:val="both"/>
+        <w:rPr>
+          <w:rFonts w:ascii="Times New Roman" w:hAnsi="Times New Roman" w:cs="Times New Roman"/>
+          <w:sz w:val="28"/>
+          <w:szCs w:val="28"/>
+          <w:lang w:val="ru-RU"/>
+        </w:rPr>
+      </w:pPr>
+      <w:r>
+        <w:rPr>
+          <w:rFonts w:ascii="Times New Roman" w:hAnsi="Times New Roman" w:cs="Times New Roman"/>
+          <w:sz w:val="28"/>
+          <w:szCs w:val="28"/>
+          <w:lang w:val="ru-RU"/>
+        </w:rPr>
+        <w:t>Дополнительные требования к численности и квалификации персонала системы не предъявляются.</w:t>
+      </w:r>
+    </w:p>
+    <w:p>
+      <w:pPr>
+        <w:spacing w:line="360" w:lineRule="auto"/>
+        <w:ind w:firstLine="708"/>
+        <w:jc w:val="both"/>
+        <w:rPr>
+          <w:rFonts w:ascii="Times New Roman" w:hAnsi="Times New Roman" w:cs="Times New Roman"/>
+          <w:sz w:val="28"/>
+          <w:szCs w:val="28"/>
+          <w:lang w:val="ru-RU"/>
+        </w:rPr>
+      </w:pPr>
       <w:r>
         <w:rPr>
           <w:rFonts w:ascii="Times New Roman" w:hAnsi="Times New Roman" w:cs="Times New Roman"/>
@@ -5397,72 +4991,6 @@
           <w:lang w:val="ru-RU"/>
         </w:rPr>
         <w:lastRenderedPageBreak/>
-        <w:t>высветиться окно с ошибкой построения и не будут применяться введённые параметры.</w:t>
-      </w:r>
-    </w:p>
-    <w:p>
-      <w:pPr>
-        <w:spacing w:line="360" w:lineRule="auto"/>
-        <w:ind w:firstLine="708"/>
-        <w:jc w:val="both"/>
-        <w:rPr>
-          <w:rFonts w:ascii="Times New Roman" w:hAnsi="Times New Roman" w:cs="Times New Roman"/>
-          <w:sz w:val="28"/>
-          <w:szCs w:val="28"/>
-          <w:lang w:val="ru-RU"/>
-        </w:rPr>
-      </w:pPr>
-      <w:r>
-        <w:rPr>
-          <w:rFonts w:ascii="Times New Roman" w:hAnsi="Times New Roman" w:cs="Times New Roman"/>
-          <w:sz w:val="28"/>
-          <w:szCs w:val="28"/>
-          <w:lang w:val="ru-RU"/>
-        </w:rPr>
-        <w:t>3.1.2 Требования к численности и квалификации персонала системы</w:t>
-      </w:r>
-    </w:p>
-    <w:p>
-      <w:pPr>
-        <w:spacing w:line="360" w:lineRule="auto"/>
-        <w:ind w:firstLine="708"/>
-        <w:jc w:val="both"/>
-        <w:rPr>
-          <w:rFonts w:ascii="Times New Roman" w:hAnsi="Times New Roman" w:cs="Times New Roman"/>
-          <w:sz w:val="28"/>
-          <w:szCs w:val="28"/>
-          <w:lang w:val="ru-RU"/>
-        </w:rPr>
-      </w:pPr>
-      <w:r>
-        <w:rPr>
-          <w:rFonts w:ascii="Times New Roman" w:hAnsi="Times New Roman" w:cs="Times New Roman"/>
-          <w:sz w:val="28"/>
-          <w:szCs w:val="28"/>
-          <w:lang w:val="ru-RU"/>
-        </w:rPr>
-        <w:t>Дополнительные требования к численности и квалификации персонала системы не предъявляются.</w:t>
-      </w:r>
-    </w:p>
-    <w:p>
-      <w:pPr>
-        <w:spacing w:line="360" w:lineRule="auto"/>
-        <w:ind w:firstLine="708"/>
-        <w:jc w:val="both"/>
-        <w:rPr>
-          <w:rFonts w:ascii="Times New Roman" w:hAnsi="Times New Roman" w:cs="Times New Roman"/>
-          <w:sz w:val="28"/>
-          <w:szCs w:val="28"/>
-          <w:lang w:val="ru-RU"/>
-        </w:rPr>
-      </w:pPr>
-      <w:r>
-        <w:rPr>
-          <w:rFonts w:ascii="Times New Roman" w:hAnsi="Times New Roman" w:cs="Times New Roman"/>
-          <w:sz w:val="28"/>
-          <w:szCs w:val="28"/>
-          <w:lang w:val="ru-RU"/>
-        </w:rPr>
         <w:t>3.1.3 Показатели назначения</w:t>
       </w:r>
     </w:p>
@@ -5760,8 +5288,19 @@
           <w:szCs w:val="28"/>
           <w:lang w:val="ru-RU"/>
         </w:rPr>
-        <w:t xml:space="preserve"> должны быть выполнены в виде desktop</w:t>
-      </w:r>
+        <w:t xml:space="preserve"> должны быть выполнены в виде </w:t>
+      </w:r>
+      <w:proofErr w:type="spellStart"/>
+      <w:r>
+        <w:rPr>
+          <w:rFonts w:ascii="Times New Roman" w:hAnsi="Times New Roman" w:cs="Times New Roman"/>
+          <w:sz w:val="28"/>
+          <w:szCs w:val="28"/>
+          <w:lang w:val="ru-RU"/>
+        </w:rPr>
+        <w:t>desktop</w:t>
+      </w:r>
+      <w:proofErr w:type="spellEnd"/>
       <w:r>
         <w:rPr>
           <w:rFonts w:ascii="Times New Roman" w:hAnsi="Times New Roman" w:cs="Times New Roman"/>
@@ -5778,8 +5317,19 @@
           <w:szCs w:val="28"/>
           <w:lang w:val="ru-RU"/>
         </w:rPr>
-        <w:t>интерфейсов с помощью фреймворков Windows</w:t>
-      </w:r>
+        <w:t xml:space="preserve">интерфейсов с помощью фреймворков </w:t>
+      </w:r>
+      <w:proofErr w:type="spellStart"/>
+      <w:r>
+        <w:rPr>
+          <w:rFonts w:ascii="Times New Roman" w:hAnsi="Times New Roman" w:cs="Times New Roman"/>
+          <w:sz w:val="28"/>
+          <w:szCs w:val="28"/>
+          <w:lang w:val="ru-RU"/>
+        </w:rPr>
+        <w:t>Windows</w:t>
+      </w:r>
+      <w:proofErr w:type="spellEnd"/>
       <w:r>
         <w:rPr>
           <w:rFonts w:ascii="Times New Roman" w:hAnsi="Times New Roman" w:cs="Times New Roman"/>
@@ -5788,14 +5338,45 @@
         </w:rPr>
         <w:t> </w:t>
       </w:r>
-      <w:r>
-        <w:rPr>
-          <w:rFonts w:ascii="Times New Roman" w:hAnsi="Times New Roman" w:cs="Times New Roman"/>
-          <w:sz w:val="28"/>
-          <w:szCs w:val="28"/>
-          <w:lang w:val="ru-RU"/>
-        </w:rPr>
-        <w:t>Forms, WPF или аналогичных им, позволяющих создавать пользовательские интерфейсы для ОС Windows 10 и выше.</w:t>
+      <w:proofErr w:type="spellStart"/>
+      <w:r>
+        <w:rPr>
+          <w:rFonts w:ascii="Times New Roman" w:hAnsi="Times New Roman" w:cs="Times New Roman"/>
+          <w:sz w:val="28"/>
+          <w:szCs w:val="28"/>
+          <w:lang w:val="ru-RU"/>
+        </w:rPr>
+        <w:t>Forms</w:t>
+      </w:r>
+      <w:proofErr w:type="spellEnd"/>
+      <w:r>
+        <w:rPr>
+          <w:rFonts w:ascii="Times New Roman" w:hAnsi="Times New Roman" w:cs="Times New Roman"/>
+          <w:sz w:val="28"/>
+          <w:szCs w:val="28"/>
+          <w:lang w:val="ru-RU"/>
+        </w:rPr>
+        <w:t xml:space="preserve">, WPF или аналогичных им, позволяющих создавать пользовательские интерфейсы для ОС </w:t>
+      </w:r>
+      <w:proofErr w:type="spellStart"/>
+      <w:r>
+        <w:rPr>
+          <w:rFonts w:ascii="Times New Roman" w:hAnsi="Times New Roman" w:cs="Times New Roman"/>
+          <w:sz w:val="28"/>
+          <w:szCs w:val="28"/>
+          <w:lang w:val="ru-RU"/>
+        </w:rPr>
+        <w:t>Windows</w:t>
+      </w:r>
+      <w:proofErr w:type="spellEnd"/>
+      <w:r>
+        <w:rPr>
+          <w:rFonts w:ascii="Times New Roman" w:hAnsi="Times New Roman" w:cs="Times New Roman"/>
+          <w:sz w:val="28"/>
+          <w:szCs w:val="28"/>
+          <w:lang w:val="ru-RU"/>
+        </w:rPr>
+        <w:t xml:space="preserve"> 10 и выше.</w:t>
       </w:r>
     </w:p>
     <w:p>
@@ -5839,7 +5420,27 @@
           <w:szCs w:val="28"/>
           <w:lang w:val="ru-RU"/>
         </w:rPr>
-        <w:t>Элементы интерфейса должны отвечать рекомендациям по вёрстке интерфейсов desktop-приложений указанным в источнике [1].</w:t>
+        <w:t xml:space="preserve">Элементы интерфейса должны отвечать рекомендациям по вёрстке интерфейсов </w:t>
+      </w:r>
+      <w:proofErr w:type="spellStart"/>
+      <w:r>
+        <w:rPr>
+          <w:rFonts w:ascii="Times New Roman" w:hAnsi="Times New Roman" w:cs="Times New Roman"/>
+          <w:sz w:val="28"/>
+          <w:szCs w:val="28"/>
+          <w:lang w:val="ru-RU"/>
+        </w:rPr>
+        <w:t>desktop</w:t>
+      </w:r>
+      <w:proofErr w:type="spellEnd"/>
+      <w:r>
+        <w:rPr>
+          <w:rFonts w:ascii="Times New Roman" w:hAnsi="Times New Roman" w:cs="Times New Roman"/>
+          <w:sz w:val="28"/>
+          <w:szCs w:val="28"/>
+          <w:lang w:val="ru-RU"/>
+        </w:rPr>
+        <w:t>-приложений указанным в источнике [1].</w:t>
       </w:r>
     </w:p>
     <w:p>
@@ -5861,51 +5462,51 @@
           <w:szCs w:val="28"/>
           <w:lang w:val="ru-RU"/>
         </w:rPr>
+        <w:t>3.1.7 Требования к эксплуатации, техническому обслуживанию, ремонту и хранению компонентов системы</w:t>
+      </w:r>
+    </w:p>
+    <w:p>
+      <w:pPr>
+        <w:spacing w:line="360" w:lineRule="auto"/>
+        <w:ind w:firstLine="708"/>
+        <w:jc w:val="both"/>
+        <w:rPr>
+          <w:rFonts w:ascii="Times New Roman" w:hAnsi="Times New Roman" w:cs="Times New Roman"/>
+          <w:sz w:val="28"/>
+          <w:szCs w:val="28"/>
+          <w:lang w:val="ru-RU"/>
+        </w:rPr>
+      </w:pPr>
+      <w:r>
+        <w:rPr>
+          <w:rFonts w:ascii="Times New Roman" w:hAnsi="Times New Roman" w:cs="Times New Roman"/>
+          <w:sz w:val="28"/>
+          <w:szCs w:val="28"/>
+          <w:lang w:val="ru-RU"/>
+        </w:rPr>
+        <w:t xml:space="preserve"> Дополнительные требования к эксплуатации, техническому обслуживанию, ремонту и хранению компонентов системы не предъявляются. </w:t>
+      </w:r>
+    </w:p>
+    <w:p>
+      <w:pPr>
+        <w:spacing w:line="360" w:lineRule="auto"/>
+        <w:ind w:firstLine="708"/>
+        <w:jc w:val="both"/>
+        <w:rPr>
+          <w:rFonts w:ascii="Times New Roman" w:hAnsi="Times New Roman" w:cs="Times New Roman"/>
+          <w:sz w:val="28"/>
+          <w:szCs w:val="28"/>
+          <w:lang w:val="ru-RU"/>
+        </w:rPr>
+      </w:pPr>
+      <w:r>
+        <w:rPr>
+          <w:rFonts w:ascii="Times New Roman" w:hAnsi="Times New Roman" w:cs="Times New Roman"/>
+          <w:sz w:val="28"/>
+          <w:szCs w:val="28"/>
+          <w:lang w:val="ru-RU"/>
+        </w:rPr>
         <w:lastRenderedPageBreak/>
-        <w:t>3.1.7 Требования к эксплуатации, техническому обслуживанию, ремонту и хранению компонентов системы</w:t>
-      </w:r>
-    </w:p>
-    <w:p>
-      <w:pPr>
-        <w:spacing w:line="360" w:lineRule="auto"/>
-        <w:ind w:firstLine="708"/>
-        <w:jc w:val="both"/>
-        <w:rPr>
-          <w:rFonts w:ascii="Times New Roman" w:hAnsi="Times New Roman" w:cs="Times New Roman"/>
-          <w:sz w:val="28"/>
-          <w:szCs w:val="28"/>
-          <w:lang w:val="ru-RU"/>
-        </w:rPr>
-      </w:pPr>
-      <w:r>
-        <w:rPr>
-          <w:rFonts w:ascii="Times New Roman" w:hAnsi="Times New Roman" w:cs="Times New Roman"/>
-          <w:sz w:val="28"/>
-          <w:szCs w:val="28"/>
-          <w:lang w:val="ru-RU"/>
-        </w:rPr>
-        <w:t xml:space="preserve"> Дополнительные требования к эксплуатации, техническому обслуживанию, ремонту и хранению компонентов системы не предъявляются. </w:t>
-      </w:r>
-    </w:p>
-    <w:p>
-      <w:pPr>
-        <w:spacing w:line="360" w:lineRule="auto"/>
-        <w:ind w:firstLine="708"/>
-        <w:jc w:val="both"/>
-        <w:rPr>
-          <w:rFonts w:ascii="Times New Roman" w:hAnsi="Times New Roman" w:cs="Times New Roman"/>
-          <w:sz w:val="28"/>
-          <w:szCs w:val="28"/>
-          <w:lang w:val="ru-RU"/>
-        </w:rPr>
-      </w:pPr>
-      <w:r>
-        <w:rPr>
-          <w:rFonts w:ascii="Times New Roman" w:hAnsi="Times New Roman" w:cs="Times New Roman"/>
-          <w:sz w:val="28"/>
-          <w:szCs w:val="28"/>
-          <w:lang w:val="ru-RU"/>
-        </w:rPr>
         <w:t xml:space="preserve">3.1.8 Требования к защите информации от несанкционированного доступа </w:t>
       </w:r>
     </w:p>
@@ -6227,8 +5828,21 @@
           <w:szCs w:val="28"/>
           <w:lang w:val="ru-RU"/>
         </w:rPr>
-        <w:t xml:space="preserve">перегородки </w:t>
-      </w:r>
+        <w:t>перегородки (ступени). Моделирование такой архитектуры возможно посредством задания и выдавливания формы тетивы, расположения и выдавливания на ней ступеней и перекрытием детали финальной тетивой.</w:t>
+      </w:r>
+    </w:p>
+    <w:p>
+      <w:pPr>
+        <w:spacing w:line="360" w:lineRule="auto"/>
+        <w:ind w:firstLine="708"/>
+        <w:jc w:val="both"/>
+        <w:rPr>
+          <w:rFonts w:ascii="Times New Roman" w:hAnsi="Times New Roman" w:cs="Times New Roman"/>
+          <w:sz w:val="28"/>
+          <w:szCs w:val="28"/>
+          <w:lang w:val="ru-RU"/>
+        </w:rPr>
+      </w:pPr>
       <w:r>
         <w:rPr>
           <w:rFonts w:ascii="Times New Roman" w:hAnsi="Times New Roman" w:cs="Times New Roman"/>
@@ -6237,28 +5851,6 @@
           <w:lang w:val="ru-RU"/>
         </w:rPr>
         <w:lastRenderedPageBreak/>
-        <w:t>(ступени). Моделирование такой архитектуры возможно посредством задания и выдавливания формы тетивы, расположения и выдавливания на ней ступеней и перекрытием детали финальной тетивой.</w:t>
-      </w:r>
-    </w:p>
-    <w:p>
-      <w:pPr>
-        <w:spacing w:line="360" w:lineRule="auto"/>
-        <w:ind w:firstLine="708"/>
-        <w:jc w:val="both"/>
-        <w:rPr>
-          <w:rFonts w:ascii="Times New Roman" w:hAnsi="Times New Roman" w:cs="Times New Roman"/>
-          <w:sz w:val="28"/>
-          <w:szCs w:val="28"/>
-          <w:lang w:val="ru-RU"/>
-        </w:rPr>
-      </w:pPr>
-      <w:r>
-        <w:rPr>
-          <w:rFonts w:ascii="Times New Roman" w:hAnsi="Times New Roman" w:cs="Times New Roman"/>
-          <w:sz w:val="28"/>
-          <w:szCs w:val="28"/>
-          <w:lang w:val="ru-RU"/>
-        </w:rPr>
         <w:t xml:space="preserve">В рамках задачи должен быть спроектирован и реализован механизм задания параметров с проверкой их корректности, а также разработана система взаимодействия с </w:t>
       </w:r>
       <w:r>
@@ -6612,7 +6204,47 @@
           <w:szCs w:val="28"/>
           <w:lang w:val="ru-RU"/>
         </w:rPr>
-        <w:t>Помимо этого, разработанная система должна работать на ПК с ОС Windows версии 10 и старше и разрядностью х64 с NET Framework 4.7.2.</w:t>
+        <w:t xml:space="preserve">Помимо этого, разработанная система должна работать на ПК с ОС </w:t>
+      </w:r>
+      <w:proofErr w:type="spellStart"/>
+      <w:r>
+        <w:rPr>
+          <w:rFonts w:ascii="Times New Roman" w:hAnsi="Times New Roman" w:cs="Times New Roman"/>
+          <w:sz w:val="28"/>
+          <w:szCs w:val="28"/>
+          <w:lang w:val="ru-RU"/>
+        </w:rPr>
+        <w:t>Windows</w:t>
+      </w:r>
+      <w:proofErr w:type="spellEnd"/>
+      <w:r>
+        <w:rPr>
+          <w:rFonts w:ascii="Times New Roman" w:hAnsi="Times New Roman" w:cs="Times New Roman"/>
+          <w:sz w:val="28"/>
+          <w:szCs w:val="28"/>
+          <w:lang w:val="ru-RU"/>
+        </w:rPr>
+        <w:t xml:space="preserve"> версии 10 и старше и разрядностью х64 с NET </w:t>
+      </w:r>
+      <w:proofErr w:type="spellStart"/>
+      <w:r>
+        <w:rPr>
+          <w:rFonts w:ascii="Times New Roman" w:hAnsi="Times New Roman" w:cs="Times New Roman"/>
+          <w:sz w:val="28"/>
+          <w:szCs w:val="28"/>
+          <w:lang w:val="ru-RU"/>
+        </w:rPr>
+        <w:t>Framework</w:t>
+      </w:r>
+      <w:proofErr w:type="spellEnd"/>
+      <w:r>
+        <w:rPr>
+          <w:rFonts w:ascii="Times New Roman" w:hAnsi="Times New Roman" w:cs="Times New Roman"/>
+          <w:sz w:val="28"/>
+          <w:szCs w:val="28"/>
+          <w:lang w:val="ru-RU"/>
+        </w:rPr>
+        <w:t xml:space="preserve"> 4.7.2.</w:t>
       </w:r>
     </w:p>
     <w:p>
@@ -6637,6 +6269,7 @@
         <w:t>3.</w:t>
       </w:r>
       <w:commentRangeStart w:id="12"/>
+      <w:commentRangeStart w:id="13"/>
       <w:r>
         <w:rPr>
           <w:rFonts w:ascii="Times New Roman" w:hAnsi="Times New Roman" w:cs="Times New Roman"/>
@@ -6662,6 +6295,13 @@
         </w:rPr>
         <w:commentReference w:id="12"/>
       </w:r>
+      <w:commentRangeEnd w:id="13"/>
+      <w:r>
+        <w:rPr>
+          <w:rStyle w:val="ab"/>
+        </w:rPr>
+        <w:commentReference w:id="13"/>
+      </w:r>
     </w:p>
     <w:p>
       <w:pPr>
@@ -6682,8 +6322,127 @@
           <w:szCs w:val="28"/>
           <w:lang w:val="ru-RU"/>
         </w:rPr>
+        <w:t>− ЦП 3 ГГц</w:t>
+      </w:r>
+      <w:r>
+        <w:rPr>
+          <w:rFonts w:ascii="Times New Roman" w:hAnsi="Times New Roman" w:cs="Times New Roman"/>
+          <w:sz w:val="28"/>
+          <w:szCs w:val="28"/>
+          <w:lang w:val="ru-RU"/>
+        </w:rPr>
+        <w:t>;</w:t>
+      </w:r>
+    </w:p>
+    <w:p>
+      <w:pPr>
+        <w:spacing w:line="360" w:lineRule="auto"/>
+        <w:ind w:firstLine="708"/>
+        <w:jc w:val="both"/>
+        <w:rPr>
+          <w:rFonts w:ascii="Times New Roman" w:hAnsi="Times New Roman" w:cs="Times New Roman"/>
+          <w:sz w:val="28"/>
+          <w:szCs w:val="28"/>
+          <w:lang w:val="ru-RU"/>
+        </w:rPr>
+      </w:pPr>
+      <w:r>
+        <w:rPr>
+          <w:rFonts w:ascii="Times New Roman" w:hAnsi="Times New Roman" w:cs="Times New Roman"/>
+          <w:sz w:val="28"/>
+          <w:szCs w:val="28"/>
+          <w:lang w:val="ru-RU"/>
+        </w:rPr>
+        <w:t>− ОЗУ 16 ГБ</w:t>
+      </w:r>
+      <w:r>
+        <w:rPr>
+          <w:rFonts w:ascii="Times New Roman" w:hAnsi="Times New Roman" w:cs="Times New Roman"/>
+          <w:sz w:val="28"/>
+          <w:szCs w:val="28"/>
+          <w:lang w:val="ru-RU"/>
+        </w:rPr>
+        <w:t>;</w:t>
+      </w:r>
+    </w:p>
+    <w:p>
+      <w:pPr>
+        <w:spacing w:line="360" w:lineRule="auto"/>
+        <w:ind w:firstLine="708"/>
+        <w:jc w:val="both"/>
+        <w:rPr>
+          <w:rFonts w:ascii="Times New Roman" w:hAnsi="Times New Roman" w:cs="Times New Roman"/>
+          <w:sz w:val="28"/>
+          <w:szCs w:val="28"/>
+          <w:lang w:val="ru-RU"/>
+        </w:rPr>
+      </w:pPr>
+      <w:r>
+        <w:rPr>
+          <w:rFonts w:ascii="Times New Roman" w:hAnsi="Times New Roman" w:cs="Times New Roman"/>
+          <w:sz w:val="28"/>
+          <w:szCs w:val="28"/>
+          <w:lang w:val="ru-RU"/>
+        </w:rPr>
+        <w:t xml:space="preserve">− Место на диске </w:t>
+      </w:r>
+      <w:r>
+        <w:rPr>
+          <w:lang w:val="ru-RU"/>
+        </w:rPr>
+        <w:t xml:space="preserve">— </w:t>
+      </w:r>
+      <w:r>
+        <w:rPr>
+          <w:rFonts w:ascii="Times New Roman" w:hAnsi="Times New Roman" w:cs="Times New Roman"/>
+          <w:sz w:val="28"/>
+          <w:szCs w:val="28"/>
+          <w:lang w:val="ru-RU"/>
+        </w:rPr>
+        <w:t>15 ГБ</w:t>
+      </w:r>
+      <w:r>
+        <w:rPr>
+          <w:rFonts w:ascii="Times New Roman" w:hAnsi="Times New Roman" w:cs="Times New Roman"/>
+          <w:sz w:val="28"/>
+          <w:szCs w:val="28"/>
+          <w:lang w:val="ru-RU"/>
+        </w:rPr>
+        <w:t>;</w:t>
+      </w:r>
+    </w:p>
+    <w:p>
+      <w:pPr>
+        <w:spacing w:line="360" w:lineRule="auto"/>
+        <w:ind w:firstLine="708"/>
+        <w:jc w:val="both"/>
+        <w:rPr>
+          <w:rFonts w:ascii="Times New Roman" w:hAnsi="Times New Roman" w:cs="Times New Roman"/>
+          <w:sz w:val="28"/>
+          <w:szCs w:val="28"/>
+          <w:lang w:val="ru-RU"/>
+        </w:rPr>
+      </w:pPr>
+      <w:r>
+        <w:rPr>
+          <w:rFonts w:ascii="Times New Roman" w:hAnsi="Times New Roman" w:cs="Times New Roman"/>
+          <w:sz w:val="28"/>
+          <w:szCs w:val="28"/>
+          <w:lang w:val="ru-RU"/>
+        </w:rPr>
         <w:lastRenderedPageBreak/>
-        <w:t>− ЦП 3 ГГц</w:t>
+        <w:t xml:space="preserve">− </w:t>
+      </w:r>
+      <w:commentRangeStart w:id="14"/>
+      <w:commentRangeStart w:id="15"/>
+      <w:r>
+        <w:rPr>
+          <w:rFonts w:ascii="Times New Roman" w:hAnsi="Times New Roman" w:cs="Times New Roman"/>
+          <w:sz w:val="28"/>
+          <w:szCs w:val="28"/>
+          <w:lang w:val="ru-RU"/>
+        </w:rPr>
+        <w:t>Разрешение экрана − 1920х1080 пикселов</w:t>
       </w:r>
       <w:r>
         <w:rPr>
@@ -6714,101 +6473,68 @@
           <w:szCs w:val="28"/>
           <w:lang w:val="ru-RU"/>
         </w:rPr>
-        <w:t>− ОЗУ 16 ГБ</w:t>
-      </w:r>
-      <w:r>
-        <w:rPr>
-          <w:rFonts w:ascii="Times New Roman" w:hAnsi="Times New Roman" w:cs="Times New Roman"/>
-          <w:sz w:val="28"/>
-          <w:szCs w:val="28"/>
-          <w:lang w:val="ru-RU"/>
-        </w:rPr>
-        <w:t>;</w:t>
-      </w:r>
-    </w:p>
-    <w:p>
-      <w:pPr>
-        <w:spacing w:line="360" w:lineRule="auto"/>
-        <w:ind w:firstLine="708"/>
-        <w:jc w:val="both"/>
-        <w:rPr>
-          <w:rFonts w:ascii="Times New Roman" w:hAnsi="Times New Roman" w:cs="Times New Roman"/>
-          <w:sz w:val="28"/>
-          <w:szCs w:val="28"/>
-          <w:lang w:val="ru-RU"/>
-        </w:rPr>
-      </w:pPr>
-      <w:r>
-        <w:rPr>
-          <w:rFonts w:ascii="Times New Roman" w:hAnsi="Times New Roman" w:cs="Times New Roman"/>
-          <w:sz w:val="28"/>
-          <w:szCs w:val="28"/>
-          <w:lang w:val="ru-RU"/>
-        </w:rPr>
-        <w:t xml:space="preserve">− Место на диске </w:t>
-      </w:r>
-      <w:r>
-        <w:rPr>
-          <w:lang w:val="ru-RU"/>
-        </w:rPr>
-        <w:t xml:space="preserve">— </w:t>
-      </w:r>
-      <w:r>
-        <w:rPr>
-          <w:rFonts w:ascii="Times New Roman" w:hAnsi="Times New Roman" w:cs="Times New Roman"/>
-          <w:sz w:val="28"/>
-          <w:szCs w:val="28"/>
-          <w:lang w:val="ru-RU"/>
-        </w:rPr>
-        <w:t>15 ГБ</w:t>
-      </w:r>
-      <w:r>
-        <w:rPr>
-          <w:rFonts w:ascii="Times New Roman" w:hAnsi="Times New Roman" w:cs="Times New Roman"/>
-          <w:sz w:val="28"/>
-          <w:szCs w:val="28"/>
-          <w:lang w:val="ru-RU"/>
-        </w:rPr>
-        <w:t>;</w:t>
-      </w:r>
-    </w:p>
-    <w:p>
-      <w:pPr>
-        <w:spacing w:line="360" w:lineRule="auto"/>
-        <w:ind w:firstLine="708"/>
-        <w:jc w:val="both"/>
-        <w:rPr>
-          <w:rFonts w:ascii="Times New Roman" w:hAnsi="Times New Roman" w:cs="Times New Roman"/>
-          <w:sz w:val="28"/>
-          <w:szCs w:val="28"/>
-          <w:lang w:val="ru-RU"/>
-        </w:rPr>
-      </w:pPr>
-      <w:r>
-        <w:rPr>
-          <w:rFonts w:ascii="Times New Roman" w:hAnsi="Times New Roman" w:cs="Times New Roman"/>
-          <w:sz w:val="28"/>
-          <w:szCs w:val="28"/>
-          <w:lang w:val="ru-RU"/>
-        </w:rPr>
-        <w:t xml:space="preserve">− </w:t>
-      </w:r>
-      <w:commentRangeStart w:id="13"/>
-      <w:r>
-        <w:rPr>
-          <w:rFonts w:ascii="Times New Roman" w:hAnsi="Times New Roman" w:cs="Times New Roman"/>
-          <w:sz w:val="28"/>
-          <w:szCs w:val="28"/>
-          <w:lang w:val="ru-RU"/>
-        </w:rPr>
-        <w:t>Разрешение экрана − 1920х1080 пикселов.</w:t>
-      </w:r>
-      <w:commentRangeEnd w:id="13"/>
+        <w:t>−</w:t>
+      </w:r>
+      <w:r>
+        <w:rPr>
+          <w:rFonts w:ascii="Times New Roman" w:hAnsi="Times New Roman" w:cs="Times New Roman"/>
+          <w:sz w:val="28"/>
+          <w:szCs w:val="28"/>
+          <w:lang w:val="ru-RU"/>
+        </w:rPr>
+        <w:t xml:space="preserve"> В</w:t>
+      </w:r>
+      <w:r>
+        <w:rPr>
+          <w:rFonts w:ascii="Times New Roman" w:hAnsi="Times New Roman" w:cs="Times New Roman"/>
+          <w:sz w:val="28"/>
+          <w:szCs w:val="28"/>
+          <w:lang w:val="ru-RU"/>
+        </w:rPr>
+        <w:t xml:space="preserve">идеокарта с поддержкой </w:t>
+      </w:r>
+      <w:proofErr w:type="spellStart"/>
+      <w:r>
+        <w:rPr>
+          <w:rFonts w:ascii="Times New Roman" w:hAnsi="Times New Roman" w:cs="Times New Roman"/>
+          <w:sz w:val="28"/>
+          <w:szCs w:val="28"/>
+          <w:lang w:val="ru-RU"/>
+        </w:rPr>
+        <w:t>OpenGL</w:t>
+      </w:r>
+      <w:proofErr w:type="spellEnd"/>
+      <w:r>
+        <w:rPr>
+          <w:rFonts w:ascii="Times New Roman" w:hAnsi="Times New Roman" w:cs="Times New Roman"/>
+          <w:sz w:val="28"/>
+          <w:szCs w:val="28"/>
+          <w:lang w:val="ru-RU"/>
+        </w:rPr>
+        <w:t xml:space="preserve"> 4.5, с 2 ГБ видеопамяти и более, пропускная способность видеопамяти — 80 ГБ/с и более</w:t>
+      </w:r>
+      <w:r>
+        <w:rPr>
+          <w:rFonts w:ascii="Times New Roman" w:hAnsi="Times New Roman" w:cs="Times New Roman"/>
+          <w:sz w:val="28"/>
+          <w:szCs w:val="28"/>
+          <w:lang w:val="ru-RU"/>
+        </w:rPr>
+        <w:t>.</w:t>
+      </w:r>
+      <w:commentRangeEnd w:id="14"/>
       <w:r>
         <w:rPr>
           <w:rStyle w:val="ab"/>
         </w:rPr>
-        <w:commentReference w:id="13"/>
+        <w:commentReference w:id="14"/>
+      </w:r>
+      <w:commentRangeEnd w:id="15"/>
+      <w:r>
+        <w:rPr>
+          <w:rStyle w:val="ab"/>
+        </w:rPr>
+        <w:commentReference w:id="15"/>
       </w:r>
     </w:p>
     <w:p>
@@ -6920,14 +6646,14 @@
           <w:lang w:val="ru-RU"/>
         </w:rPr>
       </w:pPr>
-      <w:bookmarkStart w:id="14" w:name="_Toc178600959"/>
+      <w:bookmarkStart w:id="16" w:name="_Toc178600959"/>
       <w:r>
         <w:rPr>
           <w:lang w:val="ru-RU"/>
         </w:rPr>
         <w:t>3.4 Общие технические требования к АС</w:t>
       </w:r>
-      <w:bookmarkEnd w:id="14"/>
+      <w:bookmarkEnd w:id="16"/>
     </w:p>
     <w:p>
       <w:pPr>
@@ -6992,7 +6718,7 @@
           <w:lang w:val="ru-RU"/>
         </w:rPr>
       </w:pPr>
-      <w:bookmarkStart w:id="15" w:name="_Toc178600960"/>
+      <w:bookmarkStart w:id="17" w:name="_Toc178600960"/>
       <w:r>
         <w:rPr>
           <w:lang w:val="ru-RU"/>
@@ -7000,7 +6726,7 @@
         <w:lastRenderedPageBreak/>
         <w:t>4 СОСТАВ И СОДЕРЖАНИЕ РАБОТ ПО СОЗДАНИЮ АВТОМАТИЗИРОВАННОЙ СИСТЕМЫ</w:t>
       </w:r>
-      <w:bookmarkEnd w:id="15"/>
+      <w:bookmarkEnd w:id="17"/>
     </w:p>
     <w:p>
       <w:pPr>
@@ -7156,17 +6882,17 @@
         <w:tblLook w:val="04A0" w:firstRow="1" w:lastRow="0" w:firstColumn="1" w:lastColumn="0" w:noHBand="0" w:noVBand="1"/>
       </w:tblPr>
       <w:tblGrid>
-        <w:gridCol w:w="851"/>
-        <w:gridCol w:w="1761"/>
-        <w:gridCol w:w="2383"/>
-        <w:gridCol w:w="1276"/>
-        <w:gridCol w:w="1526"/>
+        <w:gridCol w:w="817"/>
+        <w:gridCol w:w="1843"/>
+        <w:gridCol w:w="2268"/>
+        <w:gridCol w:w="992"/>
+        <w:gridCol w:w="1877"/>
         <w:gridCol w:w="1559"/>
       </w:tblGrid>
       <w:tr>
         <w:tc>
           <w:tcPr>
-            <w:tcW w:w="851" w:type="dxa"/>
+            <w:tcW w:w="817" w:type="dxa"/>
           </w:tcPr>
           <w:p>
             <w:pPr>
@@ -7191,7 +6917,7 @@
         </w:tc>
         <w:tc>
           <w:tcPr>
-            <w:tcW w:w="1761" w:type="dxa"/>
+            <w:tcW w:w="1843" w:type="dxa"/>
           </w:tcPr>
           <w:p>
             <w:pPr>
@@ -7216,7 +6942,7 @@
         </w:tc>
         <w:tc>
           <w:tcPr>
-            <w:tcW w:w="2383" w:type="dxa"/>
+            <w:tcW w:w="2268" w:type="dxa"/>
           </w:tcPr>
           <w:p>
             <w:pPr>
@@ -7241,7 +6967,7 @@
         </w:tc>
         <w:tc>
           <w:tcPr>
-            <w:tcW w:w="1276" w:type="dxa"/>
+            <w:tcW w:w="992" w:type="dxa"/>
           </w:tcPr>
           <w:p>
             <w:pPr>
@@ -7266,7 +6992,7 @@
         </w:tc>
         <w:tc>
           <w:tcPr>
-            <w:tcW w:w="1526" w:type="dxa"/>
+            <w:tcW w:w="1877" w:type="dxa"/>
           </w:tcPr>
           <w:p>
             <w:pPr>
@@ -7318,7 +7044,7 @@
       <w:tr>
         <w:tc>
           <w:tcPr>
-            <w:tcW w:w="851" w:type="dxa"/>
+            <w:tcW w:w="817" w:type="dxa"/>
           </w:tcPr>
           <w:p>
             <w:pPr>
@@ -7343,7 +7069,7 @@
         </w:tc>
         <w:tc>
           <w:tcPr>
-            <w:tcW w:w="1761" w:type="dxa"/>
+            <w:tcW w:w="1843" w:type="dxa"/>
           </w:tcPr>
           <w:p>
             <w:pPr>
@@ -7368,7 +7094,7 @@
         </w:tc>
         <w:tc>
           <w:tcPr>
-            <w:tcW w:w="2383" w:type="dxa"/>
+            <w:tcW w:w="2268" w:type="dxa"/>
           </w:tcPr>
           <w:p>
             <w:pPr>
@@ -7393,7 +7119,7 @@
         </w:tc>
         <w:tc>
           <w:tcPr>
-            <w:tcW w:w="1276" w:type="dxa"/>
+            <w:tcW w:w="992" w:type="dxa"/>
           </w:tcPr>
           <w:p>
             <w:pPr>
@@ -7418,7 +7144,7 @@
         </w:tc>
         <w:tc>
           <w:tcPr>
-            <w:tcW w:w="1526" w:type="dxa"/>
+            <w:tcW w:w="1877" w:type="dxa"/>
           </w:tcPr>
           <w:p>
             <w:pPr>
@@ -7470,7 +7196,7 @@
       <w:tr>
         <w:tc>
           <w:tcPr>
-            <w:tcW w:w="851" w:type="dxa"/>
+            <w:tcW w:w="817" w:type="dxa"/>
           </w:tcPr>
           <w:p>
             <w:pPr>
@@ -7495,7 +7221,7 @@
         </w:tc>
         <w:tc>
           <w:tcPr>
-            <w:tcW w:w="1761" w:type="dxa"/>
+            <w:tcW w:w="1843" w:type="dxa"/>
           </w:tcPr>
           <w:p>
             <w:pPr>
@@ -7520,7 +7246,7 @@
         </w:tc>
         <w:tc>
           <w:tcPr>
-            <w:tcW w:w="2383" w:type="dxa"/>
+            <w:tcW w:w="2268" w:type="dxa"/>
           </w:tcPr>
           <w:p>
             <w:pPr>
@@ -7545,7 +7271,7 @@
         </w:tc>
         <w:tc>
           <w:tcPr>
-            <w:tcW w:w="1276" w:type="dxa"/>
+            <w:tcW w:w="992" w:type="dxa"/>
           </w:tcPr>
           <w:p>
             <w:pPr>
@@ -7570,7 +7296,7 @@
         </w:tc>
         <w:tc>
           <w:tcPr>
-            <w:tcW w:w="1526" w:type="dxa"/>
+            <w:tcW w:w="1877" w:type="dxa"/>
           </w:tcPr>
           <w:p>
             <w:pPr>
@@ -7621,7 +7347,7 @@
       <w:tr>
         <w:tc>
           <w:tcPr>
-            <w:tcW w:w="851" w:type="dxa"/>
+            <w:tcW w:w="817" w:type="dxa"/>
             <w:vMerge w:val="restart"/>
           </w:tcPr>
           <w:p>
@@ -7647,7 +7373,7 @@
         </w:tc>
         <w:tc>
           <w:tcPr>
-            <w:tcW w:w="1761" w:type="dxa"/>
+            <w:tcW w:w="1843" w:type="dxa"/>
             <w:vMerge w:val="restart"/>
           </w:tcPr>
           <w:p>
@@ -7673,7 +7399,7 @@
         </w:tc>
         <w:tc>
           <w:tcPr>
-            <w:tcW w:w="2383" w:type="dxa"/>
+            <w:tcW w:w="2268" w:type="dxa"/>
           </w:tcPr>
           <w:p>
             <w:pPr>
@@ -7698,7 +7424,7 @@
         </w:tc>
         <w:tc>
           <w:tcPr>
-            <w:tcW w:w="1276" w:type="dxa"/>
+            <w:tcW w:w="992" w:type="dxa"/>
             <w:vMerge w:val="restart"/>
           </w:tcPr>
           <w:p>
@@ -7724,7 +7450,7 @@
         </w:tc>
         <w:tc>
           <w:tcPr>
-            <w:tcW w:w="1526" w:type="dxa"/>
+            <w:tcW w:w="1877" w:type="dxa"/>
             <w:vMerge w:val="restart"/>
           </w:tcPr>
           <w:p>
@@ -7776,7 +7502,7 @@
       <w:tr>
         <w:tc>
           <w:tcPr>
-            <w:tcW w:w="851" w:type="dxa"/>
+            <w:tcW w:w="817" w:type="dxa"/>
             <w:vMerge/>
           </w:tcPr>
           <w:p>
@@ -7793,7 +7519,7 @@
         </w:tc>
         <w:tc>
           <w:tcPr>
-            <w:tcW w:w="1761" w:type="dxa"/>
+            <w:tcW w:w="1843" w:type="dxa"/>
             <w:vMerge/>
           </w:tcPr>
           <w:p>
@@ -7810,7 +7536,7 @@
         </w:tc>
         <w:tc>
           <w:tcPr>
-            <w:tcW w:w="2383" w:type="dxa"/>
+            <w:tcW w:w="2268" w:type="dxa"/>
           </w:tcPr>
           <w:p>
             <w:pPr>
@@ -7835,7 +7561,7 @@
         </w:tc>
         <w:tc>
           <w:tcPr>
-            <w:tcW w:w="1276" w:type="dxa"/>
+            <w:tcW w:w="992" w:type="dxa"/>
             <w:vMerge/>
           </w:tcPr>
           <w:p>
@@ -7852,7 +7578,7 @@
         </w:tc>
         <w:tc>
           <w:tcPr>
-            <w:tcW w:w="1526" w:type="dxa"/>
+            <w:tcW w:w="1877" w:type="dxa"/>
             <w:vMerge/>
           </w:tcPr>
           <w:p>
@@ -7888,7 +7614,7 @@
       <w:tr>
         <w:tc>
           <w:tcPr>
-            <w:tcW w:w="851" w:type="dxa"/>
+            <w:tcW w:w="817" w:type="dxa"/>
             <w:vMerge/>
           </w:tcPr>
           <w:p>
@@ -7905,7 +7631,7 @@
         </w:tc>
         <w:tc>
           <w:tcPr>
-            <w:tcW w:w="1761" w:type="dxa"/>
+            <w:tcW w:w="1843" w:type="dxa"/>
             <w:vMerge/>
           </w:tcPr>
           <w:p>
@@ -7922,7 +7648,7 @@
         </w:tc>
         <w:tc>
           <w:tcPr>
-            <w:tcW w:w="2383" w:type="dxa"/>
+            <w:tcW w:w="2268" w:type="dxa"/>
           </w:tcPr>
           <w:p>
             <w:pPr>
@@ -7947,7 +7673,7 @@
         </w:tc>
         <w:tc>
           <w:tcPr>
-            <w:tcW w:w="1276" w:type="dxa"/>
+            <w:tcW w:w="992" w:type="dxa"/>
             <w:vMerge/>
           </w:tcPr>
           <w:p>
@@ -7964,7 +7690,7 @@
         </w:tc>
         <w:tc>
           <w:tcPr>
-            <w:tcW w:w="1526" w:type="dxa"/>
+            <w:tcW w:w="1877" w:type="dxa"/>
             <w:vMerge/>
           </w:tcPr>
           <w:p>
@@ -8000,7 +7726,7 @@
       <w:tr>
         <w:tc>
           <w:tcPr>
-            <w:tcW w:w="851" w:type="dxa"/>
+            <w:tcW w:w="817" w:type="dxa"/>
             <w:vMerge w:val="restart"/>
           </w:tcPr>
           <w:p>
@@ -8026,7 +7752,7 @@
         </w:tc>
         <w:tc>
           <w:tcPr>
-            <w:tcW w:w="1761" w:type="dxa"/>
+            <w:tcW w:w="1843" w:type="dxa"/>
             <w:vMerge w:val="restart"/>
           </w:tcPr>
           <w:p>
@@ -8082,7 +7808,7 @@
         </w:tc>
         <w:tc>
           <w:tcPr>
-            <w:tcW w:w="2383" w:type="dxa"/>
+            <w:tcW w:w="2268" w:type="dxa"/>
           </w:tcPr>
           <w:p>
             <w:pPr>
@@ -8107,7 +7833,7 @@
         </w:tc>
         <w:tc>
           <w:tcPr>
-            <w:tcW w:w="1276" w:type="dxa"/>
+            <w:tcW w:w="992" w:type="dxa"/>
             <w:vMerge w:val="restart"/>
           </w:tcPr>
           <w:p>
@@ -8133,7 +7859,7 @@
         </w:tc>
         <w:tc>
           <w:tcPr>
-            <w:tcW w:w="1526" w:type="dxa"/>
+            <w:tcW w:w="1877" w:type="dxa"/>
             <w:vMerge w:val="restart"/>
           </w:tcPr>
           <w:p>
@@ -8214,7 +7940,7 @@
       <w:tr>
         <w:tc>
           <w:tcPr>
-            <w:tcW w:w="851" w:type="dxa"/>
+            <w:tcW w:w="817" w:type="dxa"/>
             <w:vMerge/>
           </w:tcPr>
           <w:p>
@@ -8231,7 +7957,7 @@
         </w:tc>
         <w:tc>
           <w:tcPr>
-            <w:tcW w:w="1761" w:type="dxa"/>
+            <w:tcW w:w="1843" w:type="dxa"/>
             <w:vMerge/>
           </w:tcPr>
           <w:p>
@@ -8248,7 +7974,7 @@
         </w:tc>
         <w:tc>
           <w:tcPr>
-            <w:tcW w:w="2383" w:type="dxa"/>
+            <w:tcW w:w="2268" w:type="dxa"/>
           </w:tcPr>
           <w:p>
             <w:pPr>
@@ -8273,7 +7999,7 @@
         </w:tc>
         <w:tc>
           <w:tcPr>
-            <w:tcW w:w="1276" w:type="dxa"/>
+            <w:tcW w:w="992" w:type="dxa"/>
             <w:vMerge/>
           </w:tcPr>
           <w:p>
@@ -8290,7 +8016,7 @@
         </w:tc>
         <w:tc>
           <w:tcPr>
-            <w:tcW w:w="1526" w:type="dxa"/>
+            <w:tcW w:w="1877" w:type="dxa"/>
             <w:vMerge/>
           </w:tcPr>
           <w:p>
@@ -8326,7 +8052,7 @@
       <w:tr>
         <w:tc>
           <w:tcPr>
-            <w:tcW w:w="851" w:type="dxa"/>
+            <w:tcW w:w="817" w:type="dxa"/>
             <w:vMerge/>
           </w:tcPr>
           <w:p>
@@ -8343,7 +8069,7 @@
         </w:tc>
         <w:tc>
           <w:tcPr>
-            <w:tcW w:w="1761" w:type="dxa"/>
+            <w:tcW w:w="1843" w:type="dxa"/>
             <w:vMerge/>
           </w:tcPr>
           <w:p>
@@ -8360,7 +8086,7 @@
         </w:tc>
         <w:tc>
           <w:tcPr>
-            <w:tcW w:w="2383" w:type="dxa"/>
+            <w:tcW w:w="2268" w:type="dxa"/>
           </w:tcPr>
           <w:p>
             <w:pPr>
@@ -8385,7 +8111,7 @@
         </w:tc>
         <w:tc>
           <w:tcPr>
-            <w:tcW w:w="1276" w:type="dxa"/>
+            <w:tcW w:w="992" w:type="dxa"/>
             <w:vMerge/>
           </w:tcPr>
           <w:p>
@@ -8402,7 +8128,7 @@
         </w:tc>
         <w:tc>
           <w:tcPr>
-            <w:tcW w:w="1526" w:type="dxa"/>
+            <w:tcW w:w="1877" w:type="dxa"/>
             <w:vMerge/>
           </w:tcPr>
           <w:p>
@@ -8473,7 +8199,7 @@
           <w:lang w:val="ru-RU"/>
         </w:rPr>
       </w:pPr>
-      <w:bookmarkStart w:id="16" w:name="_Toc178600961"/>
+      <w:bookmarkStart w:id="18" w:name="_Toc178600961"/>
       <w:r>
         <w:rPr>
           <w:lang w:val="ru-RU"/>
@@ -8481,7 +8207,7 @@
         <w:lastRenderedPageBreak/>
         <w:t>5 ПОРЯДОК РАЗРАБОТКИ АВТОМАТИЗИРОВАННОЙ СИСТЕМЫ</w:t>
       </w:r>
-      <w:bookmarkEnd w:id="16"/>
+      <w:bookmarkEnd w:id="18"/>
     </w:p>
     <w:p>
       <w:pPr>
@@ -8505,14 +8231,14 @@
           <w:lang w:val="ru-RU"/>
         </w:rPr>
       </w:pPr>
-      <w:bookmarkStart w:id="17" w:name="_Toc178600962"/>
+      <w:bookmarkStart w:id="19" w:name="_Toc178600962"/>
       <w:r>
         <w:rPr>
           <w:lang w:val="ru-RU"/>
         </w:rPr>
         <w:t>5.1 Порядок организации разработки АС</w:t>
       </w:r>
-      <w:bookmarkEnd w:id="17"/>
+      <w:bookmarkEnd w:id="19"/>
     </w:p>
     <w:p>
       <w:pPr>
@@ -8587,7 +8313,7 @@
           <w:lang w:val="ru-RU"/>
         </w:rPr>
       </w:pPr>
-      <w:bookmarkStart w:id="18" w:name="_Toc178600963"/>
+      <w:bookmarkStart w:id="20" w:name="_Toc178600963"/>
       <w:r>
         <w:rPr>
           <w:lang w:val="ru-RU"/>
@@ -8600,7 +8326,7 @@
         </w:rPr>
         <w:t>Перечень документов и исходных данных для разработки АС</w:t>
       </w:r>
-      <w:bookmarkEnd w:id="18"/>
+      <w:bookmarkEnd w:id="20"/>
     </w:p>
     <w:p>
       <w:pPr>
@@ -8859,7 +8585,7 @@
           <w:lang w:val="ru-RU"/>
         </w:rPr>
       </w:pPr>
-      <w:bookmarkStart w:id="19" w:name="_Toc178600964"/>
+      <w:bookmarkStart w:id="21" w:name="_Toc178600964"/>
       <w:r>
         <w:rPr>
           <w:lang w:val="ru-RU"/>
@@ -8872,7 +8598,7 @@
         </w:rPr>
         <w:t>Перечень документов, предъявляемых по окончании соответствующих этапов работ</w:t>
       </w:r>
-      <w:bookmarkEnd w:id="19"/>
+      <w:bookmarkEnd w:id="21"/>
     </w:p>
     <w:p>
       <w:pPr>
@@ -9118,7 +8844,7 @@
           <w:lang w:val="ru-RU"/>
         </w:rPr>
       </w:pPr>
-      <w:bookmarkStart w:id="20" w:name="_Toc178600965"/>
+      <w:bookmarkStart w:id="22" w:name="_Toc178600965"/>
       <w:r>
         <w:rPr>
           <w:lang w:val="ru-RU"/>
@@ -9126,7 +8852,7 @@
         <w:lastRenderedPageBreak/>
         <w:t>6 ПОРЯДОК КОНТРОЛЯ И ПРИЁМКИ АВТОМАТИЗИРОВАННОЙ СИСТЕМЫ</w:t>
       </w:r>
-      <w:bookmarkEnd w:id="20"/>
+      <w:bookmarkEnd w:id="22"/>
     </w:p>
     <w:p>
       <w:pPr>
@@ -9152,7 +8878,7 @@
           <w:lang w:val="ru-RU"/>
         </w:rPr>
       </w:pPr>
-      <w:bookmarkStart w:id="21" w:name="_Toc178600966"/>
+      <w:bookmarkStart w:id="23" w:name="_Toc178600966"/>
       <w:r>
         <w:rPr>
           <w:rFonts w:cs="Times New Roman"/>
@@ -9161,7 +8887,7 @@
         </w:rPr>
         <w:t>6.1 Виды, состав и методы испытаний АС и ее составных частей</w:t>
       </w:r>
-      <w:bookmarkEnd w:id="21"/>
+      <w:bookmarkEnd w:id="23"/>
     </w:p>
     <w:p>
       <w:pPr>
@@ -9439,7 +9165,7 @@
           <w:lang w:val="ru-RU"/>
         </w:rPr>
       </w:pPr>
-      <w:bookmarkStart w:id="22" w:name="_Toc178600967"/>
+      <w:bookmarkStart w:id="24" w:name="_Toc178600967"/>
       <w:r>
         <w:rPr>
           <w:rFonts w:cs="Times New Roman"/>
@@ -9448,7 +9174,7 @@
         </w:rPr>
         <w:t>6.2 Общие требования к приёмке работ по стадиям</w:t>
       </w:r>
-      <w:bookmarkEnd w:id="22"/>
+      <w:bookmarkEnd w:id="24"/>
     </w:p>
     <w:p>
       <w:pPr>
@@ -9509,7 +9235,7 @@
           <w:lang w:val="ru-RU"/>
         </w:rPr>
       </w:pPr>
-      <w:bookmarkStart w:id="23" w:name="_Toc178600968"/>
+      <w:bookmarkStart w:id="25" w:name="_Toc178600968"/>
       <w:r>
         <w:rPr>
           <w:lang w:val="ru-RU"/>
@@ -9517,7 +9243,7 @@
         <w:lastRenderedPageBreak/>
         <w:t>7 ТРЕБОВАНИЯ К ДОКУМЕНТИРОВАНИЮ</w:t>
       </w:r>
-      <w:bookmarkEnd w:id="23"/>
+      <w:bookmarkEnd w:id="25"/>
     </w:p>
     <w:p>
       <w:pPr>
@@ -9585,14 +9311,14 @@
           <w:lang w:val="ru-RU"/>
         </w:rPr>
       </w:pPr>
-      <w:bookmarkStart w:id="24" w:name="_Toc178600969"/>
+      <w:bookmarkStart w:id="26" w:name="_Toc178600969"/>
       <w:r>
         <w:rPr>
           <w:lang w:val="ru-RU"/>
         </w:rPr>
         <w:t>7.1 Перечень подлежащих разработке документов</w:t>
       </w:r>
-      <w:bookmarkEnd w:id="24"/>
+      <w:bookmarkEnd w:id="26"/>
       <w:r>
         <w:rPr>
           <w:lang w:val="ru-RU"/>
@@ -9654,14 +9380,14 @@
           <w:lang w:val="ru-RU"/>
         </w:rPr>
       </w:pPr>
-      <w:bookmarkStart w:id="25" w:name="_Toc178600970"/>
+      <w:bookmarkStart w:id="27" w:name="_Toc178600970"/>
       <w:r>
         <w:rPr>
           <w:lang w:val="ru-RU"/>
         </w:rPr>
         <w:t>7.2 Вид представления и количество документов</w:t>
       </w:r>
-      <w:bookmarkEnd w:id="25"/>
+      <w:bookmarkEnd w:id="27"/>
     </w:p>
     <w:p>
       <w:pPr>
@@ -9694,7 +9420,47 @@
           <w:szCs w:val="28"/>
           <w:lang w:val="ru-RU"/>
         </w:rPr>
-        <w:t>Нижеперечисленные документы к АС предоставляются в электронном виде в форматах .docx и .pdf по одному экземпляру каждый</w:t>
+        <w:t>Нижеперечисленные документы к АС предоставляются в электронном виде в форматах .</w:t>
+      </w:r>
+      <w:proofErr w:type="spellStart"/>
+      <w:r>
+        <w:rPr>
+          <w:rFonts w:ascii="Times New Roman" w:hAnsi="Times New Roman" w:cs="Times New Roman"/>
+          <w:sz w:val="28"/>
+          <w:szCs w:val="28"/>
+          <w:lang w:val="ru-RU"/>
+        </w:rPr>
+        <w:t>docx</w:t>
+      </w:r>
+      <w:proofErr w:type="spellEnd"/>
+      <w:r>
+        <w:rPr>
+          <w:rFonts w:ascii="Times New Roman" w:hAnsi="Times New Roman" w:cs="Times New Roman"/>
+          <w:sz w:val="28"/>
+          <w:szCs w:val="28"/>
+          <w:lang w:val="ru-RU"/>
+        </w:rPr>
+        <w:t xml:space="preserve"> и .</w:t>
+      </w:r>
+      <w:proofErr w:type="spellStart"/>
+      <w:r>
+        <w:rPr>
+          <w:rFonts w:ascii="Times New Roman" w:hAnsi="Times New Roman" w:cs="Times New Roman"/>
+          <w:sz w:val="28"/>
+          <w:szCs w:val="28"/>
+          <w:lang w:val="ru-RU"/>
+        </w:rPr>
+        <w:t>pdf</w:t>
+      </w:r>
+      <w:proofErr w:type="spellEnd"/>
+      <w:r>
+        <w:rPr>
+          <w:rFonts w:ascii="Times New Roman" w:hAnsi="Times New Roman" w:cs="Times New Roman"/>
+          <w:sz w:val="28"/>
+          <w:szCs w:val="28"/>
+          <w:lang w:val="ru-RU"/>
+        </w:rPr>
+        <w:t xml:space="preserve"> по одному экземпляру каждый</w:t>
       </w:r>
       <w:r>
         <w:rPr>
@@ -9839,14 +9605,14 @@
           <w:lang w:val="ru-RU"/>
         </w:rPr>
       </w:pPr>
-      <w:bookmarkStart w:id="26" w:name="_Toc178600971"/>
+      <w:bookmarkStart w:id="28" w:name="_Toc178600971"/>
       <w:r>
         <w:rPr>
           <w:lang w:val="ru-RU"/>
         </w:rPr>
         <w:t>7.3 Требования по использованию ЕСКД и ЕСПД при разработке документов</w:t>
       </w:r>
-      <w:bookmarkEnd w:id="26"/>
+      <w:bookmarkEnd w:id="28"/>
     </w:p>
     <w:p>
       <w:pPr>
@@ -9932,7 +9698,67 @@
           <w:szCs w:val="28"/>
           <w:lang w:val="ru-RU"/>
         </w:rPr>
-        <w:t xml:space="preserve">− шрифт – Times New Roman 14; </w:t>
+        <w:t xml:space="preserve">− шрифт – </w:t>
+      </w:r>
+      <w:proofErr w:type="spellStart"/>
+      <w:r>
+        <w:rPr>
+          <w:rFonts w:ascii="Times New Roman" w:hAnsi="Times New Roman" w:cs="Times New Roman"/>
+          <w:sz w:val="28"/>
+          <w:szCs w:val="28"/>
+          <w:lang w:val="ru-RU"/>
+        </w:rPr>
+        <w:t>Times</w:t>
+      </w:r>
+      <w:proofErr w:type="spellEnd"/>
+      <w:r>
+        <w:rPr>
+          <w:rFonts w:ascii="Times New Roman" w:hAnsi="Times New Roman" w:cs="Times New Roman"/>
+          <w:sz w:val="28"/>
+          <w:szCs w:val="28"/>
+          <w:lang w:val="ru-RU"/>
+        </w:rPr>
+        <w:t xml:space="preserve"> </w:t>
+      </w:r>
+      <w:proofErr w:type="spellStart"/>
+      <w:r>
+        <w:rPr>
+          <w:rFonts w:ascii="Times New Roman" w:hAnsi="Times New Roman" w:cs="Times New Roman"/>
+          <w:sz w:val="28"/>
+          <w:szCs w:val="28"/>
+          <w:lang w:val="ru-RU"/>
+        </w:rPr>
+        <w:t>New</w:t>
+      </w:r>
+      <w:proofErr w:type="spellEnd"/>
+      <w:r>
+        <w:rPr>
+          <w:rFonts w:ascii="Times New Roman" w:hAnsi="Times New Roman" w:cs="Times New Roman"/>
+          <w:sz w:val="28"/>
+          <w:szCs w:val="28"/>
+          <w:lang w:val="ru-RU"/>
+        </w:rPr>
+        <w:t xml:space="preserve"> </w:t>
+      </w:r>
+      <w:proofErr w:type="spellStart"/>
+      <w:r>
+        <w:rPr>
+          <w:rFonts w:ascii="Times New Roman" w:hAnsi="Times New Roman" w:cs="Times New Roman"/>
+          <w:sz w:val="28"/>
+          <w:szCs w:val="28"/>
+          <w:lang w:val="ru-RU"/>
+        </w:rPr>
+        <w:t>Roman</w:t>
+      </w:r>
+      <w:proofErr w:type="spellEnd"/>
+      <w:r>
+        <w:rPr>
+          <w:rFonts w:ascii="Times New Roman" w:hAnsi="Times New Roman" w:cs="Times New Roman"/>
+          <w:sz w:val="28"/>
+          <w:szCs w:val="28"/>
+          <w:lang w:val="ru-RU"/>
+        </w:rPr>
+        <w:t xml:space="preserve"> 14; </w:t>
       </w:r>
     </w:p>
     <w:p>
@@ -10027,7 +9853,7 @@
           <w:lang w:val="ru-RU"/>
         </w:rPr>
       </w:pPr>
-      <w:bookmarkStart w:id="27" w:name="_Toc178600972"/>
+      <w:bookmarkStart w:id="29" w:name="_Toc178600972"/>
       <w:r>
         <w:rPr>
           <w:lang w:val="ru-RU"/>
@@ -10035,7 +9861,7 @@
         <w:lastRenderedPageBreak/>
         <w:t>8 ИСТОЧНИКИ РАЗРАБОТКИ</w:t>
       </w:r>
-      <w:bookmarkEnd w:id="27"/>
+      <w:bookmarkEnd w:id="29"/>
     </w:p>
     <w:p>
       <w:pPr>
@@ -10096,7 +9922,47 @@
           <w:szCs w:val="28"/>
           <w:lang w:val="ru-RU"/>
         </w:rPr>
-        <w:t>Новые технологии в программировании: учебное пособие / А.А. Калентьев, Д.В. Гарайс, А.Е. Горяинов — Томск: Эль Контент, 2014. — 176</w:t>
+        <w:t xml:space="preserve">Новые технологии в программировании: учебное пособие / А.А. </w:t>
+      </w:r>
+      <w:proofErr w:type="spellStart"/>
+      <w:r>
+        <w:rPr>
+          <w:rFonts w:ascii="Times New Roman" w:eastAsia="SimSun" w:hAnsi="Times New Roman" w:cs="Times New Roman"/>
+          <w:sz w:val="28"/>
+          <w:szCs w:val="28"/>
+          <w:lang w:val="ru-RU"/>
+        </w:rPr>
+        <w:t>Калентьев</w:t>
+      </w:r>
+      <w:proofErr w:type="spellEnd"/>
+      <w:r>
+        <w:rPr>
+          <w:rFonts w:ascii="Times New Roman" w:eastAsia="SimSun" w:hAnsi="Times New Roman" w:cs="Times New Roman"/>
+          <w:sz w:val="28"/>
+          <w:szCs w:val="28"/>
+          <w:lang w:val="ru-RU"/>
+        </w:rPr>
+        <w:t xml:space="preserve">, Д.В. </w:t>
+      </w:r>
+      <w:proofErr w:type="spellStart"/>
+      <w:r>
+        <w:rPr>
+          <w:rFonts w:ascii="Times New Roman" w:eastAsia="SimSun" w:hAnsi="Times New Roman" w:cs="Times New Roman"/>
+          <w:sz w:val="28"/>
+          <w:szCs w:val="28"/>
+          <w:lang w:val="ru-RU"/>
+        </w:rPr>
+        <w:t>Гарайс</w:t>
+      </w:r>
+      <w:proofErr w:type="spellEnd"/>
+      <w:r>
+        <w:rPr>
+          <w:rFonts w:ascii="Times New Roman" w:eastAsia="SimSun" w:hAnsi="Times New Roman" w:cs="Times New Roman"/>
+          <w:sz w:val="28"/>
+          <w:szCs w:val="28"/>
+          <w:lang w:val="ru-RU"/>
+        </w:rPr>
+        <w:t>, А.Е. Горяинов — Томск: Эль Контент, 2014. — 176</w:t>
       </w:r>
       <w:r>
         <w:rPr>
@@ -10290,7 +10156,27 @@
           <w:szCs w:val="28"/>
           <w:lang w:val="ru-RU"/>
         </w:rPr>
-        <w:t xml:space="preserve"> руководство пользователя / Г. Буч, Д. Рамбо, И. Якобсон. - 2-е изд. - </w:t>
+        <w:t xml:space="preserve"> руководство пользователя / Г. Буч, Д. </w:t>
+      </w:r>
+      <w:proofErr w:type="spellStart"/>
+      <w:r>
+        <w:rPr>
+          <w:rFonts w:ascii="Times New Roman" w:eastAsia="SimSun" w:hAnsi="Times New Roman" w:cs="Times New Roman"/>
+          <w:sz w:val="28"/>
+          <w:szCs w:val="28"/>
+          <w:lang w:val="ru-RU"/>
+        </w:rPr>
+        <w:t>Рамбо</w:t>
+      </w:r>
+      <w:proofErr w:type="spellEnd"/>
+      <w:r>
+        <w:rPr>
+          <w:rFonts w:ascii="Times New Roman" w:eastAsia="SimSun" w:hAnsi="Times New Roman" w:cs="Times New Roman"/>
+          <w:sz w:val="28"/>
+          <w:szCs w:val="28"/>
+          <w:lang w:val="ru-RU"/>
+        </w:rPr>
+        <w:t xml:space="preserve">, И. Якобсон. - 2-е изд. - </w:t>
       </w:r>
       <w:proofErr w:type="gramStart"/>
       <w:r>
@@ -10330,7 +10216,27 @@
           <w:szCs w:val="28"/>
           <w:lang w:val="ru-RU"/>
         </w:rPr>
-        <w:t xml:space="preserve"> ил. - (Классика программирования). - Предм. указ.: с. 483- 493. - ISBN 978-5-94074-644-7; </w:t>
+        <w:t xml:space="preserve"> ил. - (Классика программирования). - </w:t>
+      </w:r>
+      <w:proofErr w:type="spellStart"/>
+      <w:r>
+        <w:rPr>
+          <w:rFonts w:ascii="Times New Roman" w:eastAsia="SimSun" w:hAnsi="Times New Roman" w:cs="Times New Roman"/>
+          <w:sz w:val="28"/>
+          <w:szCs w:val="28"/>
+          <w:lang w:val="ru-RU"/>
+        </w:rPr>
+        <w:t>Предм</w:t>
+      </w:r>
+      <w:proofErr w:type="spellEnd"/>
+      <w:r>
+        <w:rPr>
+          <w:rFonts w:ascii="Times New Roman" w:eastAsia="SimSun" w:hAnsi="Times New Roman" w:cs="Times New Roman"/>
+          <w:sz w:val="28"/>
+          <w:szCs w:val="28"/>
+          <w:lang w:val="ru-RU"/>
+        </w:rPr>
+        <w:t xml:space="preserve">. указ.: с. 483- 493. - ISBN 978-5-94074-644-7; </w:t>
       </w:r>
     </w:p>
     <w:p>
@@ -10356,8 +10262,19 @@
           <w:szCs w:val="28"/>
           <w:lang w:val="ru-RU"/>
         </w:rPr>
-        <w:t>Ли. К. Основы САПР (CAD/CAM/CAE). – Спб</w:t>
-      </w:r>
+        <w:t xml:space="preserve">Ли. К. Основы САПР (CAD/CAM/CAE). – </w:t>
+      </w:r>
+      <w:proofErr w:type="spellStart"/>
+      <w:r>
+        <w:rPr>
+          <w:rFonts w:ascii="Times New Roman" w:eastAsia="SimSun" w:hAnsi="Times New Roman" w:cs="Times New Roman"/>
+          <w:sz w:val="28"/>
+          <w:szCs w:val="28"/>
+          <w:lang w:val="ru-RU"/>
+        </w:rPr>
+        <w:t>Спб</w:t>
+      </w:r>
+      <w:proofErr w:type="spellEnd"/>
       <w:proofErr w:type="gramStart"/>
       <w:r>
         <w:rPr>
@@ -10459,7 +10376,7 @@
       </w:r>
     </w:p>
     <w:sectPr>
-      <w:footerReference w:type="default" r:id="rId14"/>
+      <w:footerReference w:type="default" r:id="rId15"/>
       <w:pgSz w:w="11906" w:h="16838"/>
       <w:pgMar w:top="1134" w:right="850" w:bottom="1134" w:left="1701" w:header="720" w:footer="720" w:gutter="0"/>
       <w:cols w:space="720"/>
@@ -10470,7 +10387,7 @@
 </file>
 
 <file path=word/comments.xml><?xml version="1.0" encoding="utf-8"?>
-<w:comments xmlns:wpc="http://schemas.microsoft.com/office/word/2010/wordprocessingCanvas" xmlns:cx="http://schemas.microsoft.com/office/drawing/2014/chartex" xmlns:cx1="http://schemas.microsoft.com/office/drawing/2015/9/8/chartex" xmlns:cx2="http://schemas.microsoft.com/office/drawing/2015/10/21/chartex" xmlns:cx3="http://schemas.microsoft.com/office/drawing/2016/5/9/chartex" xmlns:cx4="http://schemas.microsoft.com/office/drawing/2016/5/10/chartex" xmlns:cx5="http://schemas.microsoft.com/office/drawing/2016/5/11/chartex" xmlns:cx6="http://schemas.microsoft.com/office/drawing/2016/5/12/chartex" xmlns:cx7="http://schemas.microsoft.com/office/drawing/2016/5/13/chartex" xmlns:cx8="http://schemas.microsoft.com/office/drawing/2016/5/14/chartex" xmlns:mc="http://schemas.openxmlformats.org/markup-compatibility/2006" xmlns:aink="http://schemas.microsoft.com/office/drawing/2016/ink" xmlns:am3d="http://schemas.microsoft.com/office/drawing/2017/model3d" xmlns:o="urn:schemas-microsoft-com:office:office" xmlns:oel="http://schemas.microsoft.com/office/2019/extlst" xmlns:r="http://schemas.openxmlformats.org/officeDocument/2006/relationships" xmlns:m="http://schemas.openxmlformats.org/officeDocument/2006/math" xmlns:v="urn:schemas-microsoft-com:vml" xmlns:wp14="http://schemas.microsoft.com/office/word/2010/wordprocessingDrawing" xmlns:wp="http://schemas.openxmlformats.org/drawingml/2006/wordprocessingDrawing" xmlns:w10="urn:schemas-microsoft-com:office:word" xmlns:w="http://schemas.openxmlformats.org/wordprocessingml/2006/main" xmlns:w14="http://schemas.microsoft.com/office/word/2010/wordml" xmlns:w15="http://schemas.microsoft.com/office/word/2012/wordml" xmlns:w16cex="http://schemas.microsoft.com/office/word/2018/wordml/cex" xmlns:w16cid="http://schemas.microsoft.com/office/word/2016/wordml/cid" xmlns:w16="http://schemas.microsoft.com/office/word/2018/wordml" xmlns:w16du="http://schemas.microsoft.com/office/word/2023/wordml/word16du" xmlns:w16sdtdh="http://schemas.microsoft.com/office/word/2020/wordml/sdtdatahash" xmlns:w16se="http://schemas.microsoft.com/office/word/2015/wordml/symex" xmlns:wpg="http://schemas.microsoft.com/office/word/2010/wordprocessingGroup" xmlns:wpi="http://schemas.microsoft.com/office/word/2010/wordprocessingInk" xmlns:wne="http://schemas.microsoft.com/office/word/2006/wordml" xmlns:wps="http://schemas.microsoft.com/office/word/2010/wordprocessingShape" mc:Ignorable="w14 w15 w16se w16cid w16 w16cex w16sdtdh w16du wp14">
+<w:comments xmlns:wpc="http://schemas.microsoft.com/office/word/2010/wordprocessingCanvas" xmlns:cx="http://schemas.microsoft.com/office/drawing/2014/chartex" xmlns:cx1="http://schemas.microsoft.com/office/drawing/2015/9/8/chartex" xmlns:cx2="http://schemas.microsoft.com/office/drawing/2015/10/21/chartex" xmlns:cx3="http://schemas.microsoft.com/office/drawing/2016/5/9/chartex" xmlns:cx4="http://schemas.microsoft.com/office/drawing/2016/5/10/chartex" xmlns:cx5="http://schemas.microsoft.com/office/drawing/2016/5/11/chartex" xmlns:cx6="http://schemas.microsoft.com/office/drawing/2016/5/12/chartex" xmlns:cx7="http://schemas.microsoft.com/office/drawing/2016/5/13/chartex" xmlns:cx8="http://schemas.microsoft.com/office/drawing/2016/5/14/chartex" xmlns:mc="http://schemas.openxmlformats.org/markup-compatibility/2006" xmlns:aink="http://schemas.microsoft.com/office/drawing/2016/ink" xmlns:am3d="http://schemas.microsoft.com/office/drawing/2017/model3d" xmlns:o="urn:schemas-microsoft-com:office:office" xmlns:r="http://schemas.openxmlformats.org/officeDocument/2006/relationships" xmlns:m="http://schemas.openxmlformats.org/officeDocument/2006/math" xmlns:v="urn:schemas-microsoft-com:vml" xmlns:wp14="http://schemas.microsoft.com/office/word/2010/wordprocessingDrawing" xmlns:wp="http://schemas.openxmlformats.org/drawingml/2006/wordprocessingDrawing" xmlns:w10="urn:schemas-microsoft-com:office:word" xmlns:w="http://schemas.openxmlformats.org/wordprocessingml/2006/main" xmlns:w14="http://schemas.microsoft.com/office/word/2010/wordml" xmlns:w15="http://schemas.microsoft.com/office/word/2012/wordml" xmlns:w16cex="http://schemas.microsoft.com/office/word/2018/wordml/cex" xmlns:w16cid="http://schemas.microsoft.com/office/word/2016/wordml/cid" xmlns:w16="http://schemas.microsoft.com/office/word/2018/wordml" xmlns:w16se="http://schemas.microsoft.com/office/word/2015/wordml/symex" xmlns:wpg="http://schemas.microsoft.com/office/word/2010/wordprocessingGroup" xmlns:wpi="http://schemas.microsoft.com/office/word/2010/wordprocessingInk" xmlns:wne="http://schemas.microsoft.com/office/word/2006/wordml" xmlns:wps="http://schemas.microsoft.com/office/word/2010/wordprocessingShape" mc:Ignorable="w14 w15 w16se w16cid w16 w16cex wp14">
   <w:comment w:id="12" w:author="Kalentyev Alexey" w:date="2024-09-30T16:54:00Z" w:initials="KA">
     <w:p>
       <w:pPr>
@@ -10484,7 +10401,7 @@
       </w:r>
     </w:p>
   </w:comment>
-  <w:comment w:id="13" w:author="Kalentyev Alexey" w:date="2024-09-30T16:54:00Z" w:initials="KA">
+  <w:comment w:id="13" w:author="Mr Dei" w:date="2024-10-06T23:32:00Z" w:initials="MD">
     <w:p>
       <w:pPr>
         <w:pStyle w:val="ac"/>
@@ -10502,7 +10419,51 @@
         <w:rPr>
           <w:lang w:val="ru-RU"/>
         </w:rPr>
+        <w:t>См поправку в след комментарии</w:t>
+      </w:r>
+    </w:p>
+  </w:comment>
+  <w:comment w:id="14" w:author="Kalentyev Alexey" w:date="2024-09-30T16:54:00Z" w:initials="KA">
+    <w:p>
+      <w:pPr>
+        <w:pStyle w:val="ac"/>
+        <w:rPr>
+          <w:lang w:val="ru-RU"/>
+        </w:rPr>
+      </w:pPr>
+      <w:r>
+        <w:rPr>
+          <w:rStyle w:val="ab"/>
+        </w:rPr>
+        <w:annotationRef/>
+      </w:r>
+      <w:r>
+        <w:rPr>
+          <w:lang w:val="ru-RU"/>
+        </w:rPr>
         <w:t>Видеопамять?</w:t>
+      </w:r>
+    </w:p>
+  </w:comment>
+  <w:comment w:id="15" w:author="Mr Dei" w:date="2024-10-06T23:53:00Z" w:initials="MD">
+    <w:p>
+      <w:pPr>
+        <w:pStyle w:val="ac"/>
+        <w:rPr>
+          <w:lang w:val="ru-RU"/>
+        </w:rPr>
+      </w:pPr>
+      <w:r>
+        <w:rPr>
+          <w:rStyle w:val="ab"/>
+        </w:rPr>
+        <w:annotationRef/>
+      </w:r>
+      <w:r>
+        <w:rPr>
+          <w:lang w:val="ru-RU"/>
+        </w:rPr>
+        <w:t>Исправлено</w:t>
       </w:r>
     </w:p>
   </w:comment>
@@ -10510,28 +10471,34 @@
 </file>
 
 <file path=word/commentsExtended.xml><?xml version="1.0" encoding="utf-8"?>
-<w15:commentsEx xmlns:wpc="http://schemas.microsoft.com/office/word/2010/wordprocessingCanvas" xmlns:cx="http://schemas.microsoft.com/office/drawing/2014/chartex" xmlns:cx1="http://schemas.microsoft.com/office/drawing/2015/9/8/chartex" xmlns:cx2="http://schemas.microsoft.com/office/drawing/2015/10/21/chartex" xmlns:cx3="http://schemas.microsoft.com/office/drawing/2016/5/9/chartex" xmlns:cx4="http://schemas.microsoft.com/office/drawing/2016/5/10/chartex" xmlns:cx5="http://schemas.microsoft.com/office/drawing/2016/5/11/chartex" xmlns:cx6="http://schemas.microsoft.com/office/drawing/2016/5/12/chartex" xmlns:cx7="http://schemas.microsoft.com/office/drawing/2016/5/13/chartex" xmlns:cx8="http://schemas.microsoft.com/office/drawing/2016/5/14/chartex" xmlns:mc="http://schemas.openxmlformats.org/markup-compatibility/2006" xmlns:aink="http://schemas.microsoft.com/office/drawing/2016/ink" xmlns:am3d="http://schemas.microsoft.com/office/drawing/2017/model3d" xmlns:o="urn:schemas-microsoft-com:office:office" xmlns:oel="http://schemas.microsoft.com/office/2019/extlst" xmlns:r="http://schemas.openxmlformats.org/officeDocument/2006/relationships" xmlns:m="http://schemas.openxmlformats.org/officeDocument/2006/math" xmlns:v="urn:schemas-microsoft-com:vml" xmlns:wp14="http://schemas.microsoft.com/office/word/2010/wordprocessingDrawing" xmlns:wp="http://schemas.openxmlformats.org/drawingml/2006/wordprocessingDrawing" xmlns:w10="urn:schemas-microsoft-com:office:word" xmlns:w="http://schemas.openxmlformats.org/wordprocessingml/2006/main" xmlns:w14="http://schemas.microsoft.com/office/word/2010/wordml" xmlns:w15="http://schemas.microsoft.com/office/word/2012/wordml" xmlns:w16cex="http://schemas.microsoft.com/office/word/2018/wordml/cex" xmlns:w16cid="http://schemas.microsoft.com/office/word/2016/wordml/cid" xmlns:w16="http://schemas.microsoft.com/office/word/2018/wordml" xmlns:w16du="http://schemas.microsoft.com/office/word/2023/wordml/word16du" xmlns:w16sdtdh="http://schemas.microsoft.com/office/word/2020/wordml/sdtdatahash" xmlns:w16se="http://schemas.microsoft.com/office/word/2015/wordml/symex" xmlns:wpg="http://schemas.microsoft.com/office/word/2010/wordprocessingGroup" xmlns:wpi="http://schemas.microsoft.com/office/word/2010/wordprocessingInk" xmlns:wne="http://schemas.microsoft.com/office/word/2006/wordml" xmlns:wps="http://schemas.microsoft.com/office/word/2010/wordprocessingShape" mc:Ignorable="w14 w15 w16se w16cid w16 w16cex w16sdtdh w16du wp14">
+<w15:commentsEx xmlns:wpc="http://schemas.microsoft.com/office/word/2010/wordprocessingCanvas" xmlns:cx="http://schemas.microsoft.com/office/drawing/2014/chartex" xmlns:cx1="http://schemas.microsoft.com/office/drawing/2015/9/8/chartex" xmlns:cx2="http://schemas.microsoft.com/office/drawing/2015/10/21/chartex" xmlns:cx3="http://schemas.microsoft.com/office/drawing/2016/5/9/chartex" xmlns:cx4="http://schemas.microsoft.com/office/drawing/2016/5/10/chartex" xmlns:cx5="http://schemas.microsoft.com/office/drawing/2016/5/11/chartex" xmlns:cx6="http://schemas.microsoft.com/office/drawing/2016/5/12/chartex" xmlns:cx7="http://schemas.microsoft.com/office/drawing/2016/5/13/chartex" xmlns:cx8="http://schemas.microsoft.com/office/drawing/2016/5/14/chartex" xmlns:mc="http://schemas.openxmlformats.org/markup-compatibility/2006" xmlns:aink="http://schemas.microsoft.com/office/drawing/2016/ink" xmlns:am3d="http://schemas.microsoft.com/office/drawing/2017/model3d" xmlns:o="urn:schemas-microsoft-com:office:office" xmlns:r="http://schemas.openxmlformats.org/officeDocument/2006/relationships" xmlns:m="http://schemas.openxmlformats.org/officeDocument/2006/math" xmlns:v="urn:schemas-microsoft-com:vml" xmlns:wp14="http://schemas.microsoft.com/office/word/2010/wordprocessingDrawing" xmlns:wp="http://schemas.openxmlformats.org/drawingml/2006/wordprocessingDrawing" xmlns:w10="urn:schemas-microsoft-com:office:word" xmlns:w="http://schemas.openxmlformats.org/wordprocessingml/2006/main" xmlns:w14="http://schemas.microsoft.com/office/word/2010/wordml" xmlns:w15="http://schemas.microsoft.com/office/word/2012/wordml" xmlns:w16cex="http://schemas.microsoft.com/office/word/2018/wordml/cex" xmlns:w16cid="http://schemas.microsoft.com/office/word/2016/wordml/cid" xmlns:w16="http://schemas.microsoft.com/office/word/2018/wordml" xmlns:w16se="http://schemas.microsoft.com/office/word/2015/wordml/symex" xmlns:wpg="http://schemas.microsoft.com/office/word/2010/wordprocessingGroup" xmlns:wpi="http://schemas.microsoft.com/office/word/2010/wordprocessingInk" xmlns:wne="http://schemas.microsoft.com/office/word/2006/wordml" xmlns:wps="http://schemas.microsoft.com/office/word/2010/wordprocessingShape" mc:Ignorable="w14 w15 w16se w16cid w16 w16cex wp14">
   <w15:commentEx w15:paraId="31360D80" w15:done="0"/>
+  <w15:commentEx w15:paraId="2638DBA0" w15:paraIdParent="31360D80" w15:done="0"/>
   <w15:commentEx w15:paraId="7066ECC8" w15:done="0"/>
+  <w15:commentEx w15:paraId="02D0C68B" w15:paraIdParent="7066ECC8" w15:done="0"/>
 </w15:commentsEx>
 </file>
 
 <file path=word/commentsExtensible.xml><?xml version="1.0" encoding="utf-8"?>
-<w16cex:commentsExtensible xmlns:wpc="http://schemas.microsoft.com/office/word/2010/wordprocessingCanvas" xmlns:cx="http://schemas.microsoft.com/office/drawing/2014/chartex" xmlns:cx1="http://schemas.microsoft.com/office/drawing/2015/9/8/chartex" xmlns:cx2="http://schemas.microsoft.com/office/drawing/2015/10/21/chartex" xmlns:cx3="http://schemas.microsoft.com/office/drawing/2016/5/9/chartex" xmlns:cx4="http://schemas.microsoft.com/office/drawing/2016/5/10/chartex" xmlns:cx5="http://schemas.microsoft.com/office/drawing/2016/5/11/chartex" xmlns:cx6="http://schemas.microsoft.com/office/drawing/2016/5/12/chartex" xmlns:cx7="http://schemas.microsoft.com/office/drawing/2016/5/13/chartex" xmlns:cx8="http://schemas.microsoft.com/office/drawing/2016/5/14/chartex" xmlns:cr="http://schemas.microsoft.com/office/comments/2020/reactions" xmlns:mc="http://schemas.openxmlformats.org/markup-compatibility/2006" xmlns:aink="http://schemas.microsoft.com/office/drawing/2016/ink" xmlns:am3d="http://schemas.microsoft.com/office/drawing/2017/model3d" xmlns:o="urn:schemas-microsoft-com:office:office" xmlns:oel="http://schemas.microsoft.com/office/2019/extlst" xmlns:r="http://schemas.openxmlformats.org/officeDocument/2006/relationships" xmlns:m="http://schemas.openxmlformats.org/officeDocument/2006/math" xmlns:v="urn:schemas-microsoft-com:vml" xmlns:wp14="http://schemas.microsoft.com/office/word/2010/wordprocessingDrawing" xmlns:wp="http://schemas.openxmlformats.org/drawingml/2006/wordprocessingDrawing" xmlns:w10="urn:schemas-microsoft-com:office:word" xmlns:w="http://schemas.openxmlformats.org/wordprocessingml/2006/main" xmlns:w14="http://schemas.microsoft.com/office/word/2010/wordml" xmlns:w15="http://schemas.microsoft.com/office/word/2012/wordml" xmlns:w16cex="http://schemas.microsoft.com/office/word/2018/wordml/cex" xmlns:w16cid="http://schemas.microsoft.com/office/word/2016/wordml/cid" xmlns:w16="http://schemas.microsoft.com/office/word/2018/wordml" xmlns:w16du="http://schemas.microsoft.com/office/word/2023/wordml/word16du" xmlns:w16sdtdh="http://schemas.microsoft.com/office/word/2020/wordml/sdtdatahash" xmlns:w16se="http://schemas.microsoft.com/office/word/2015/wordml/symex" xmlns:wpg="http://schemas.microsoft.com/office/word/2010/wordprocessingGroup" xmlns:wpi="http://schemas.microsoft.com/office/word/2010/wordprocessingInk" xmlns:wne="http://schemas.microsoft.com/office/word/2006/wordml" xmlns:wps="http://schemas.microsoft.com/office/word/2010/wordprocessingShape" mc:Ignorable="w14 w15 w16se w16cid w16 w16cex w16sdtdh cr w16du wp14">
+<w16cex:commentsExtensible xmlns:wpc="http://schemas.microsoft.com/office/word/2010/wordprocessingCanvas" xmlns:cx="http://schemas.microsoft.com/office/drawing/2014/chartex" xmlns:cx1="http://schemas.microsoft.com/office/drawing/2015/9/8/chartex" xmlns:cx2="http://schemas.microsoft.com/office/drawing/2015/10/21/chartex" xmlns:cx3="http://schemas.microsoft.com/office/drawing/2016/5/9/chartex" xmlns:cx4="http://schemas.microsoft.com/office/drawing/2016/5/10/chartex" xmlns:cx5="http://schemas.microsoft.com/office/drawing/2016/5/11/chartex" xmlns:cx6="http://schemas.microsoft.com/office/drawing/2016/5/12/chartex" xmlns:cx7="http://schemas.microsoft.com/office/drawing/2016/5/13/chartex" xmlns:cx8="http://schemas.microsoft.com/office/drawing/2016/5/14/chartex" xmlns:mc="http://schemas.openxmlformats.org/markup-compatibility/2006" xmlns:aink="http://schemas.microsoft.com/office/drawing/2016/ink" xmlns:am3d="http://schemas.microsoft.com/office/drawing/2017/model3d" xmlns:o="urn:schemas-microsoft-com:office:office" xmlns:r="http://schemas.openxmlformats.org/officeDocument/2006/relationships" xmlns:m="http://schemas.openxmlformats.org/officeDocument/2006/math" xmlns:v="urn:schemas-microsoft-com:vml" xmlns:wp14="http://schemas.microsoft.com/office/word/2010/wordprocessingDrawing" xmlns:wp="http://schemas.openxmlformats.org/drawingml/2006/wordprocessingDrawing" xmlns:w10="urn:schemas-microsoft-com:office:word" xmlns:w="http://schemas.openxmlformats.org/wordprocessingml/2006/main" xmlns:w14="http://schemas.microsoft.com/office/word/2010/wordml" xmlns:w15="http://schemas.microsoft.com/office/word/2012/wordml" xmlns:w16cex="http://schemas.microsoft.com/office/word/2018/wordml/cex" xmlns:w16cid="http://schemas.microsoft.com/office/word/2016/wordml/cid" xmlns:w16="http://schemas.microsoft.com/office/word/2018/wordml" xmlns:w16se="http://schemas.microsoft.com/office/word/2015/wordml/symex" xmlns:wpg="http://schemas.microsoft.com/office/word/2010/wordprocessingGroup" xmlns:wpi="http://schemas.microsoft.com/office/word/2010/wordprocessingInk" xmlns:wne="http://schemas.microsoft.com/office/word/2006/wordml" xmlns:wps="http://schemas.microsoft.com/office/word/2010/wordprocessingShape" mc:Ignorable="w14 w15 w16se w16cid w16 w16cex wp14">
   <w16cex:commentExtensible w16cex:durableId="75AFB14A" w16cex:dateUtc="2024-09-30T09:54:00Z"/>
+  <w16cex:commentExtensible w16cex:durableId="2AAD9CA5" w16cex:dateUtc="2024-10-06T16:32:00Z"/>
   <w16cex:commentExtensible w16cex:durableId="57474223" w16cex:dateUtc="2024-09-30T09:54:00Z"/>
+  <w16cex:commentExtensible w16cex:durableId="2AADA177" w16cex:dateUtc="2024-10-06T16:53:00Z"/>
 </w16cex:commentsExtensible>
 </file>
 
 <file path=word/commentsIds.xml><?xml version="1.0" encoding="utf-8"?>
-<w16cid:commentsIds xmlns:wpc="http://schemas.microsoft.com/office/word/2010/wordprocessingCanvas" xmlns:cx="http://schemas.microsoft.com/office/drawing/2014/chartex" xmlns:cx1="http://schemas.microsoft.com/office/drawing/2015/9/8/chartex" xmlns:cx2="http://schemas.microsoft.com/office/drawing/2015/10/21/chartex" xmlns:cx3="http://schemas.microsoft.com/office/drawing/2016/5/9/chartex" xmlns:cx4="http://schemas.microsoft.com/office/drawing/2016/5/10/chartex" xmlns:cx5="http://schemas.microsoft.com/office/drawing/2016/5/11/chartex" xmlns:cx6="http://schemas.microsoft.com/office/drawing/2016/5/12/chartex" xmlns:cx7="http://schemas.microsoft.com/office/drawing/2016/5/13/chartex" xmlns:cx8="http://schemas.microsoft.com/office/drawing/2016/5/14/chartex" xmlns:mc="http://schemas.openxmlformats.org/markup-compatibility/2006" xmlns:aink="http://schemas.microsoft.com/office/drawing/2016/ink" xmlns:am3d="http://schemas.microsoft.com/office/drawing/2017/model3d" xmlns:o="urn:schemas-microsoft-com:office:office" xmlns:oel="http://schemas.microsoft.com/office/2019/extlst" xmlns:r="http://schemas.openxmlformats.org/officeDocument/2006/relationships" xmlns:m="http://schemas.openxmlformats.org/officeDocument/2006/math" xmlns:v="urn:schemas-microsoft-com:vml" xmlns:wp14="http://schemas.microsoft.com/office/word/2010/wordprocessingDrawing" xmlns:wp="http://schemas.openxmlformats.org/drawingml/2006/wordprocessingDrawing" xmlns:w10="urn:schemas-microsoft-com:office:word" xmlns:w="http://schemas.openxmlformats.org/wordprocessingml/2006/main" xmlns:w14="http://schemas.microsoft.com/office/word/2010/wordml" xmlns:w15="http://schemas.microsoft.com/office/word/2012/wordml" xmlns:w16cex="http://schemas.microsoft.com/office/word/2018/wordml/cex" xmlns:w16cid="http://schemas.microsoft.com/office/word/2016/wordml/cid" xmlns:w16="http://schemas.microsoft.com/office/word/2018/wordml" xmlns:w16du="http://schemas.microsoft.com/office/word/2023/wordml/word16du" xmlns:w16sdtdh="http://schemas.microsoft.com/office/word/2020/wordml/sdtdatahash" xmlns:w16se="http://schemas.microsoft.com/office/word/2015/wordml/symex" xmlns:wpg="http://schemas.microsoft.com/office/word/2010/wordprocessingGroup" xmlns:wpi="http://schemas.microsoft.com/office/word/2010/wordprocessingInk" xmlns:wne="http://schemas.microsoft.com/office/word/2006/wordml" xmlns:wps="http://schemas.microsoft.com/office/word/2010/wordprocessingShape" mc:Ignorable="w14 w15 w16se w16cid w16 w16cex w16sdtdh w16du wp14">
+<w16cid:commentsIds xmlns:wpc="http://schemas.microsoft.com/office/word/2010/wordprocessingCanvas" xmlns:cx="http://schemas.microsoft.com/office/drawing/2014/chartex" xmlns:cx1="http://schemas.microsoft.com/office/drawing/2015/9/8/chartex" xmlns:cx2="http://schemas.microsoft.com/office/drawing/2015/10/21/chartex" xmlns:cx3="http://schemas.microsoft.com/office/drawing/2016/5/9/chartex" xmlns:cx4="http://schemas.microsoft.com/office/drawing/2016/5/10/chartex" xmlns:cx5="http://schemas.microsoft.com/office/drawing/2016/5/11/chartex" xmlns:cx6="http://schemas.microsoft.com/office/drawing/2016/5/12/chartex" xmlns:cx7="http://schemas.microsoft.com/office/drawing/2016/5/13/chartex" xmlns:cx8="http://schemas.microsoft.com/office/drawing/2016/5/14/chartex" xmlns:mc="http://schemas.openxmlformats.org/markup-compatibility/2006" xmlns:aink="http://schemas.microsoft.com/office/drawing/2016/ink" xmlns:am3d="http://schemas.microsoft.com/office/drawing/2017/model3d" xmlns:o="urn:schemas-microsoft-com:office:office" xmlns:r="http://schemas.openxmlformats.org/officeDocument/2006/relationships" xmlns:m="http://schemas.openxmlformats.org/officeDocument/2006/math" xmlns:v="urn:schemas-microsoft-com:vml" xmlns:wp14="http://schemas.microsoft.com/office/word/2010/wordprocessingDrawing" xmlns:wp="http://schemas.openxmlformats.org/drawingml/2006/wordprocessingDrawing" xmlns:w10="urn:schemas-microsoft-com:office:word" xmlns:w="http://schemas.openxmlformats.org/wordprocessingml/2006/main" xmlns:w14="http://schemas.microsoft.com/office/word/2010/wordml" xmlns:w15="http://schemas.microsoft.com/office/word/2012/wordml" xmlns:w16cex="http://schemas.microsoft.com/office/word/2018/wordml/cex" xmlns:w16cid="http://schemas.microsoft.com/office/word/2016/wordml/cid" xmlns:w16="http://schemas.microsoft.com/office/word/2018/wordml" xmlns:w16se="http://schemas.microsoft.com/office/word/2015/wordml/symex" xmlns:wpg="http://schemas.microsoft.com/office/word/2010/wordprocessingGroup" xmlns:wpi="http://schemas.microsoft.com/office/word/2010/wordprocessingInk" xmlns:wne="http://schemas.microsoft.com/office/word/2006/wordml" xmlns:wps="http://schemas.microsoft.com/office/word/2010/wordprocessingShape" mc:Ignorable="w14 w15 w16se w16cid w16 w16cex wp14">
   <w16cid:commentId w16cid:paraId="31360D80" w16cid:durableId="75AFB14A"/>
+  <w16cid:commentId w16cid:paraId="2638DBA0" w16cid:durableId="2AAD9CA5"/>
   <w16cid:commentId w16cid:paraId="7066ECC8" w16cid:durableId="57474223"/>
+  <w16cid:commentId w16cid:paraId="02D0C68B" w16cid:durableId="2AADA177"/>
 </w16cid:commentsIds>
 </file>
 
 <file path=word/endnotes.xml><?xml version="1.0" encoding="utf-8"?>
-<w:endnotes xmlns:wpc="http://schemas.microsoft.com/office/word/2010/wordprocessingCanvas" xmlns:cx="http://schemas.microsoft.com/office/drawing/2014/chartex" xmlns:cx1="http://schemas.microsoft.com/office/drawing/2015/9/8/chartex" xmlns:cx2="http://schemas.microsoft.com/office/drawing/2015/10/21/chartex" xmlns:cx3="http://schemas.microsoft.com/office/drawing/2016/5/9/chartex" xmlns:cx4="http://schemas.microsoft.com/office/drawing/2016/5/10/chartex" xmlns:cx5="http://schemas.microsoft.com/office/drawing/2016/5/11/chartex" xmlns:cx6="http://schemas.microsoft.com/office/drawing/2016/5/12/chartex" xmlns:cx7="http://schemas.microsoft.com/office/drawing/2016/5/13/chartex" xmlns:cx8="http://schemas.microsoft.com/office/drawing/2016/5/14/chartex" xmlns:mc="http://schemas.openxmlformats.org/markup-compatibility/2006" xmlns:aink="http://schemas.microsoft.com/office/drawing/2016/ink" xmlns:am3d="http://schemas.microsoft.com/office/drawing/2017/model3d" xmlns:o="urn:schemas-microsoft-com:office:office" xmlns:oel="http://schemas.microsoft.com/office/2019/extlst" xmlns:r="http://schemas.openxmlformats.org/officeDocument/2006/relationships" xmlns:m="http://schemas.openxmlformats.org/officeDocument/2006/math" xmlns:v="urn:schemas-microsoft-com:vml" xmlns:wp14="http://schemas.microsoft.com/office/word/2010/wordprocessingDrawing" xmlns:wp="http://schemas.openxmlformats.org/drawingml/2006/wordprocessingDrawing" xmlns:w10="urn:schemas-microsoft-com:office:word" xmlns:w="http://schemas.openxmlformats.org/wordprocessingml/2006/main" xmlns:w14="http://schemas.microsoft.com/office/word/2010/wordml" xmlns:w15="http://schemas.microsoft.com/office/word/2012/wordml" xmlns:w16cex="http://schemas.microsoft.com/office/word/2018/wordml/cex" xmlns:w16cid="http://schemas.microsoft.com/office/word/2016/wordml/cid" xmlns:w16="http://schemas.microsoft.com/office/word/2018/wordml" xmlns:w16du="http://schemas.microsoft.com/office/word/2023/wordml/word16du" xmlns:w16sdtdh="http://schemas.microsoft.com/office/word/2020/wordml/sdtdatahash" xmlns:w16se="http://schemas.microsoft.com/office/word/2015/wordml/symex" xmlns:wpg="http://schemas.microsoft.com/office/word/2010/wordprocessingGroup" xmlns:wpi="http://schemas.microsoft.com/office/word/2010/wordprocessingInk" xmlns:wne="http://schemas.microsoft.com/office/word/2006/wordml" xmlns:wps="http://schemas.microsoft.com/office/word/2010/wordprocessingShape" mc:Ignorable="w14 w15 w16se w16cid w16 w16cex w16sdtdh w16du wp14">
+<w:endnotes xmlns:wpc="http://schemas.microsoft.com/office/word/2010/wordprocessingCanvas" xmlns:cx="http://schemas.microsoft.com/office/drawing/2014/chartex" xmlns:cx1="http://schemas.microsoft.com/office/drawing/2015/9/8/chartex" xmlns:cx2="http://schemas.microsoft.com/office/drawing/2015/10/21/chartex" xmlns:cx3="http://schemas.microsoft.com/office/drawing/2016/5/9/chartex" xmlns:cx4="http://schemas.microsoft.com/office/drawing/2016/5/10/chartex" xmlns:cx5="http://schemas.microsoft.com/office/drawing/2016/5/11/chartex" xmlns:cx6="http://schemas.microsoft.com/office/drawing/2016/5/12/chartex" xmlns:cx7="http://schemas.microsoft.com/office/drawing/2016/5/13/chartex" xmlns:cx8="http://schemas.microsoft.com/office/drawing/2016/5/14/chartex" xmlns:mc="http://schemas.openxmlformats.org/markup-compatibility/2006" xmlns:aink="http://schemas.microsoft.com/office/drawing/2016/ink" xmlns:am3d="http://schemas.microsoft.com/office/drawing/2017/model3d" xmlns:o="urn:schemas-microsoft-com:office:office" xmlns:r="http://schemas.openxmlformats.org/officeDocument/2006/relationships" xmlns:m="http://schemas.openxmlformats.org/officeDocument/2006/math" xmlns:v="urn:schemas-microsoft-com:vml" xmlns:wp14="http://schemas.microsoft.com/office/word/2010/wordprocessingDrawing" xmlns:wp="http://schemas.openxmlformats.org/drawingml/2006/wordprocessingDrawing" xmlns:w10="urn:schemas-microsoft-com:office:word" xmlns:w="http://schemas.openxmlformats.org/wordprocessingml/2006/main" xmlns:w14="http://schemas.microsoft.com/office/word/2010/wordml" xmlns:w15="http://schemas.microsoft.com/office/word/2012/wordml" xmlns:w16cex="http://schemas.microsoft.com/office/word/2018/wordml/cex" xmlns:w16cid="http://schemas.microsoft.com/office/word/2016/wordml/cid" xmlns:w16="http://schemas.microsoft.com/office/word/2018/wordml" xmlns:w16se="http://schemas.microsoft.com/office/word/2015/wordml/symex" xmlns:wpg="http://schemas.microsoft.com/office/word/2010/wordprocessingGroup" xmlns:wpi="http://schemas.microsoft.com/office/word/2010/wordprocessingInk" xmlns:wne="http://schemas.microsoft.com/office/word/2006/wordml" xmlns:wps="http://schemas.microsoft.com/office/word/2010/wordprocessingShape" mc:Ignorable="w14 w15 w16se w16cid w16 w16cex wp14">
   <w:endnote w:type="separator" w:id="-1">
     <w:p>
       <w:r>
@@ -10550,7 +10517,7 @@
 </file>
 
 <file path=word/footer1.xml><?xml version="1.0" encoding="utf-8"?>
-<w:ftr xmlns:wpc="http://schemas.microsoft.com/office/word/2010/wordprocessingCanvas" xmlns:cx="http://schemas.microsoft.com/office/drawing/2014/chartex" xmlns:cx1="http://schemas.microsoft.com/office/drawing/2015/9/8/chartex" xmlns:cx2="http://schemas.microsoft.com/office/drawing/2015/10/21/chartex" xmlns:cx3="http://schemas.microsoft.com/office/drawing/2016/5/9/chartex" xmlns:cx4="http://schemas.microsoft.com/office/drawing/2016/5/10/chartex" xmlns:cx5="http://schemas.microsoft.com/office/drawing/2016/5/11/chartex" xmlns:cx6="http://schemas.microsoft.com/office/drawing/2016/5/12/chartex" xmlns:cx7="http://schemas.microsoft.com/office/drawing/2016/5/13/chartex" xmlns:cx8="http://schemas.microsoft.com/office/drawing/2016/5/14/chartex" xmlns:mc="http://schemas.openxmlformats.org/markup-compatibility/2006" xmlns:aink="http://schemas.microsoft.com/office/drawing/2016/ink" xmlns:am3d="http://schemas.microsoft.com/office/drawing/2017/model3d" xmlns:o="urn:schemas-microsoft-com:office:office" xmlns:oel="http://schemas.microsoft.com/office/2019/extlst" xmlns:r="http://schemas.openxmlformats.org/officeDocument/2006/relationships" xmlns:m="http://schemas.openxmlformats.org/officeDocument/2006/math" xmlns:v="urn:schemas-microsoft-com:vml" xmlns:wp14="http://schemas.microsoft.com/office/word/2010/wordprocessingDrawing" xmlns:wp="http://schemas.openxmlformats.org/drawingml/2006/wordprocessingDrawing" xmlns:w10="urn:schemas-microsoft-com:office:word" xmlns:w="http://schemas.openxmlformats.org/wordprocessingml/2006/main" xmlns:w14="http://schemas.microsoft.com/office/word/2010/wordml" xmlns:w15="http://schemas.microsoft.com/office/word/2012/wordml" xmlns:w16cex="http://schemas.microsoft.com/office/word/2018/wordml/cex" xmlns:w16cid="http://schemas.microsoft.com/office/word/2016/wordml/cid" xmlns:w16="http://schemas.microsoft.com/office/word/2018/wordml" xmlns:w16du="http://schemas.microsoft.com/office/word/2023/wordml/word16du" xmlns:w16sdtdh="http://schemas.microsoft.com/office/word/2020/wordml/sdtdatahash" xmlns:w16se="http://schemas.microsoft.com/office/word/2015/wordml/symex" xmlns:wpg="http://schemas.microsoft.com/office/word/2010/wordprocessingGroup" xmlns:wpi="http://schemas.microsoft.com/office/word/2010/wordprocessingInk" xmlns:wne="http://schemas.microsoft.com/office/word/2006/wordml" xmlns:wps="http://schemas.microsoft.com/office/word/2010/wordprocessingShape" mc:Ignorable="w14 w15 w16se w16cid w16 w16cex w16sdtdh w16du wp14">
+<w:ftr xmlns:wpc="http://schemas.microsoft.com/office/word/2010/wordprocessingCanvas" xmlns:cx="http://schemas.microsoft.com/office/drawing/2014/chartex" xmlns:cx1="http://schemas.microsoft.com/office/drawing/2015/9/8/chartex" xmlns:cx2="http://schemas.microsoft.com/office/drawing/2015/10/21/chartex" xmlns:cx3="http://schemas.microsoft.com/office/drawing/2016/5/9/chartex" xmlns:cx4="http://schemas.microsoft.com/office/drawing/2016/5/10/chartex" xmlns:cx5="http://schemas.microsoft.com/office/drawing/2016/5/11/chartex" xmlns:cx6="http://schemas.microsoft.com/office/drawing/2016/5/12/chartex" xmlns:cx7="http://schemas.microsoft.com/office/drawing/2016/5/13/chartex" xmlns:cx8="http://schemas.microsoft.com/office/drawing/2016/5/14/chartex" xmlns:mc="http://schemas.openxmlformats.org/markup-compatibility/2006" xmlns:aink="http://schemas.microsoft.com/office/drawing/2016/ink" xmlns:am3d="http://schemas.microsoft.com/office/drawing/2017/model3d" xmlns:o="urn:schemas-microsoft-com:office:office" xmlns:r="http://schemas.openxmlformats.org/officeDocument/2006/relationships" xmlns:m="http://schemas.openxmlformats.org/officeDocument/2006/math" xmlns:v="urn:schemas-microsoft-com:vml" xmlns:wp14="http://schemas.microsoft.com/office/word/2010/wordprocessingDrawing" xmlns:wp="http://schemas.openxmlformats.org/drawingml/2006/wordprocessingDrawing" xmlns:w10="urn:schemas-microsoft-com:office:word" xmlns:w="http://schemas.openxmlformats.org/wordprocessingml/2006/main" xmlns:w14="http://schemas.microsoft.com/office/word/2010/wordml" xmlns:w15="http://schemas.microsoft.com/office/word/2012/wordml" xmlns:w16cex="http://schemas.microsoft.com/office/word/2018/wordml/cex" xmlns:w16cid="http://schemas.microsoft.com/office/word/2016/wordml/cid" xmlns:w16="http://schemas.microsoft.com/office/word/2018/wordml" xmlns:w16se="http://schemas.microsoft.com/office/word/2015/wordml/symex" xmlns:wpg="http://schemas.microsoft.com/office/word/2010/wordprocessingGroup" xmlns:wpi="http://schemas.microsoft.com/office/word/2010/wordprocessingInk" xmlns:wne="http://schemas.microsoft.com/office/word/2006/wordml" xmlns:wps="http://schemas.microsoft.com/office/word/2010/wordprocessingShape" mc:Ignorable="w14 w15 w16se w16cid w16 w16cex wp14">
   <w:p>
     <w:pPr>
       <w:pStyle w:val="a4"/>
@@ -10678,7 +10645,7 @@
               <v:stroke joinstyle="miter"/>
               <v:path gradientshapeok="t" o:connecttype="rect"/>
             </v:shapetype>
-            <v:shape id="Текстовое поле 1" o:spid="_x0000_s1026" type="#_x0000_t202" style="position:absolute;margin-left:226.75pt;margin-top:.2pt;width:26.3pt;height:2in;z-index:251659264;visibility:visible;mso-wrap-style:square;mso-width-percent:0;mso-wrap-distance-left:9pt;mso-wrap-distance-top:0;mso-wrap-distance-right:9pt;mso-wrap-distance-bottom:0;mso-position-horizontal:absolute;mso-position-horizontal-relative:margin;mso-position-vertical:absolute;mso-position-vertical-relative:text;mso-width-percent:0;mso-width-relative:margin;v-text-anchor:top" o:gfxdata="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" filled="f" stroked="f" strokeweight=".5pt">
+            <v:shape id="Текстовое поле 1" o:spid="_x0000_s1026" type="#_x0000_t202" style="position:absolute;margin-left:226.75pt;margin-top:.2pt;width:26.3pt;height:2in;z-index:251659264;visibility:visible;mso-wrap-style:square;mso-width-percent:0;mso-wrap-distance-left:9pt;mso-wrap-distance-top:0;mso-wrap-distance-right:9pt;mso-wrap-distance-bottom:0;mso-position-horizontal:absolute;mso-position-horizontal-relative:margin;mso-position-vertical:absolute;mso-position-vertical-relative:text;mso-width-percent:0;mso-width-relative:margin;v-text-anchor:top" o:gfxdata="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" filled="f" stroked="f" strokeweight=".5pt">
               <v:textbox style="mso-fit-shape-to-text:t" inset="0,0,0,0">
                 <w:txbxContent>
                   <w:p>
@@ -10744,7 +10711,7 @@
 </file>
 
 <file path=word/footnotes.xml><?xml version="1.0" encoding="utf-8"?>
-<w:footnotes xmlns:wpc="http://schemas.microsoft.com/office/word/2010/wordprocessingCanvas" xmlns:cx="http://schemas.microsoft.com/office/drawing/2014/chartex" xmlns:cx1="http://schemas.microsoft.com/office/drawing/2015/9/8/chartex" xmlns:cx2="http://schemas.microsoft.com/office/drawing/2015/10/21/chartex" xmlns:cx3="http://schemas.microsoft.com/office/drawing/2016/5/9/chartex" xmlns:cx4="http://schemas.microsoft.com/office/drawing/2016/5/10/chartex" xmlns:cx5="http://schemas.microsoft.com/office/drawing/2016/5/11/chartex" xmlns:cx6="http://schemas.microsoft.com/office/drawing/2016/5/12/chartex" xmlns:cx7="http://schemas.microsoft.com/office/drawing/2016/5/13/chartex" xmlns:cx8="http://schemas.microsoft.com/office/drawing/2016/5/14/chartex" xmlns:mc="http://schemas.openxmlformats.org/markup-compatibility/2006" xmlns:aink="http://schemas.microsoft.com/office/drawing/2016/ink" xmlns:am3d="http://schemas.microsoft.com/office/drawing/2017/model3d" xmlns:o="urn:schemas-microsoft-com:office:office" xmlns:oel="http://schemas.microsoft.com/office/2019/extlst" xmlns:r="http://schemas.openxmlformats.org/officeDocument/2006/relationships" xmlns:m="http://schemas.openxmlformats.org/officeDocument/2006/math" xmlns:v="urn:schemas-microsoft-com:vml" xmlns:wp14="http://schemas.microsoft.com/office/word/2010/wordprocessingDrawing" xmlns:wp="http://schemas.openxmlformats.org/drawingml/2006/wordprocessingDrawing" xmlns:w10="urn:schemas-microsoft-com:office:word" xmlns:w="http://schemas.openxmlformats.org/wordprocessingml/2006/main" xmlns:w14="http://schemas.microsoft.com/office/word/2010/wordml" xmlns:w15="http://schemas.microsoft.com/office/word/2012/wordml" xmlns:w16cex="http://schemas.microsoft.com/office/word/2018/wordml/cex" xmlns:w16cid="http://schemas.microsoft.com/office/word/2016/wordml/cid" xmlns:w16="http://schemas.microsoft.com/office/word/2018/wordml" xmlns:w16du="http://schemas.microsoft.com/office/word/2023/wordml/word16du" xmlns:w16sdtdh="http://schemas.microsoft.com/office/word/2020/wordml/sdtdatahash" xmlns:w16se="http://schemas.microsoft.com/office/word/2015/wordml/symex" xmlns:wpg="http://schemas.microsoft.com/office/word/2010/wordprocessingGroup" xmlns:wpi="http://schemas.microsoft.com/office/word/2010/wordprocessingInk" xmlns:wne="http://schemas.microsoft.com/office/word/2006/wordml" xmlns:wps="http://schemas.microsoft.com/office/word/2010/wordprocessingShape" mc:Ignorable="w14 w15 w16se w16cid w16 w16cex w16sdtdh w16du wp14">
+<w:footnotes xmlns:wpc="http://schemas.microsoft.com/office/word/2010/wordprocessingCanvas" xmlns:cx="http://schemas.microsoft.com/office/drawing/2014/chartex" xmlns:cx1="http://schemas.microsoft.com/office/drawing/2015/9/8/chartex" xmlns:cx2="http://schemas.microsoft.com/office/drawing/2015/10/21/chartex" xmlns:cx3="http://schemas.microsoft.com/office/drawing/2016/5/9/chartex" xmlns:cx4="http://schemas.microsoft.com/office/drawing/2016/5/10/chartex" xmlns:cx5="http://schemas.microsoft.com/office/drawing/2016/5/11/chartex" xmlns:cx6="http://schemas.microsoft.com/office/drawing/2016/5/12/chartex" xmlns:cx7="http://schemas.microsoft.com/office/drawing/2016/5/13/chartex" xmlns:cx8="http://schemas.microsoft.com/office/drawing/2016/5/14/chartex" xmlns:mc="http://schemas.openxmlformats.org/markup-compatibility/2006" xmlns:aink="http://schemas.microsoft.com/office/drawing/2016/ink" xmlns:am3d="http://schemas.microsoft.com/office/drawing/2017/model3d" xmlns:o="urn:schemas-microsoft-com:office:office" xmlns:r="http://schemas.openxmlformats.org/officeDocument/2006/relationships" xmlns:m="http://schemas.openxmlformats.org/officeDocument/2006/math" xmlns:v="urn:schemas-microsoft-com:vml" xmlns:wp14="http://schemas.microsoft.com/office/word/2010/wordprocessingDrawing" xmlns:wp="http://schemas.openxmlformats.org/drawingml/2006/wordprocessingDrawing" xmlns:w10="urn:schemas-microsoft-com:office:word" xmlns:w="http://schemas.openxmlformats.org/wordprocessingml/2006/main" xmlns:w14="http://schemas.microsoft.com/office/word/2010/wordml" xmlns:w15="http://schemas.microsoft.com/office/word/2012/wordml" xmlns:w16cex="http://schemas.microsoft.com/office/word/2018/wordml/cex" xmlns:w16cid="http://schemas.microsoft.com/office/word/2016/wordml/cid" xmlns:w16="http://schemas.microsoft.com/office/word/2018/wordml" xmlns:w16se="http://schemas.microsoft.com/office/word/2015/wordml/symex" xmlns:wpg="http://schemas.microsoft.com/office/word/2010/wordprocessingGroup" xmlns:wpi="http://schemas.microsoft.com/office/word/2010/wordprocessingInk" xmlns:wne="http://schemas.microsoft.com/office/word/2006/wordml" xmlns:wps="http://schemas.microsoft.com/office/word/2010/wordprocessingShape" mc:Ignorable="w14 w15 w16se w16cid w16 w16cex wp14">
   <w:footnote w:type="separator" w:id="-1">
     <w:p>
       <w:r>
@@ -10763,7 +10730,7 @@
 </file>
 
 <file path=word/numbering.xml><?xml version="1.0" encoding="utf-8"?>
-<w:numbering xmlns:wpc="http://schemas.microsoft.com/office/word/2010/wordprocessingCanvas" xmlns:cx="http://schemas.microsoft.com/office/drawing/2014/chartex" xmlns:cx1="http://schemas.microsoft.com/office/drawing/2015/9/8/chartex" xmlns:cx2="http://schemas.microsoft.com/office/drawing/2015/10/21/chartex" xmlns:cx3="http://schemas.microsoft.com/office/drawing/2016/5/9/chartex" xmlns:cx4="http://schemas.microsoft.com/office/drawing/2016/5/10/chartex" xmlns:cx5="http://schemas.microsoft.com/office/drawing/2016/5/11/chartex" xmlns:cx6="http://schemas.microsoft.com/office/drawing/2016/5/12/chartex" xmlns:cx7="http://schemas.microsoft.com/office/drawing/2016/5/13/chartex" xmlns:cx8="http://schemas.microsoft.com/office/drawing/2016/5/14/chartex" xmlns:mc="http://schemas.openxmlformats.org/markup-compatibility/2006" xmlns:aink="http://schemas.microsoft.com/office/drawing/2016/ink" xmlns:am3d="http://schemas.microsoft.com/office/drawing/2017/model3d" xmlns:o="urn:schemas-microsoft-com:office:office" xmlns:oel="http://schemas.microsoft.com/office/2019/extlst" xmlns:r="http://schemas.openxmlformats.org/officeDocument/2006/relationships" xmlns:m="http://schemas.openxmlformats.org/officeDocument/2006/math" xmlns:v="urn:schemas-microsoft-com:vml" xmlns:wp14="http://schemas.microsoft.com/office/word/2010/wordprocessingDrawing" xmlns:wp="http://schemas.openxmlformats.org/drawingml/2006/wordprocessingDrawing" xmlns:w10="urn:schemas-microsoft-com:office:word" xmlns:w="http://schemas.openxmlformats.org/wordprocessingml/2006/main" xmlns:w14="http://schemas.microsoft.com/office/word/2010/wordml" xmlns:w15="http://schemas.microsoft.com/office/word/2012/wordml" xmlns:w16cex="http://schemas.microsoft.com/office/word/2018/wordml/cex" xmlns:w16cid="http://schemas.microsoft.com/office/word/2016/wordml/cid" xmlns:w16="http://schemas.microsoft.com/office/word/2018/wordml" xmlns:w16du="http://schemas.microsoft.com/office/word/2023/wordml/word16du" xmlns:w16sdtdh="http://schemas.microsoft.com/office/word/2020/wordml/sdtdatahash" xmlns:w16se="http://schemas.microsoft.com/office/word/2015/wordml/symex" xmlns:wpg="http://schemas.microsoft.com/office/word/2010/wordprocessingGroup" xmlns:wpi="http://schemas.microsoft.com/office/word/2010/wordprocessingInk" xmlns:wne="http://schemas.microsoft.com/office/word/2006/wordml" xmlns:wps="http://schemas.microsoft.com/office/word/2010/wordprocessingShape" mc:Ignorable="w14 w15 w16se w16cid w16 w16cex w16sdtdh w16du wp14">
+<w:numbering xmlns:wpc="http://schemas.microsoft.com/office/word/2010/wordprocessingCanvas" xmlns:cx="http://schemas.microsoft.com/office/drawing/2014/chartex" xmlns:cx1="http://schemas.microsoft.com/office/drawing/2015/9/8/chartex" xmlns:cx2="http://schemas.microsoft.com/office/drawing/2015/10/21/chartex" xmlns:cx3="http://schemas.microsoft.com/office/drawing/2016/5/9/chartex" xmlns:cx4="http://schemas.microsoft.com/office/drawing/2016/5/10/chartex" xmlns:cx5="http://schemas.microsoft.com/office/drawing/2016/5/11/chartex" xmlns:cx6="http://schemas.microsoft.com/office/drawing/2016/5/12/chartex" xmlns:cx7="http://schemas.microsoft.com/office/drawing/2016/5/13/chartex" xmlns:cx8="http://schemas.microsoft.com/office/drawing/2016/5/14/chartex" xmlns:mc="http://schemas.openxmlformats.org/markup-compatibility/2006" xmlns:aink="http://schemas.microsoft.com/office/drawing/2016/ink" xmlns:am3d="http://schemas.microsoft.com/office/drawing/2017/model3d" xmlns:o="urn:schemas-microsoft-com:office:office" xmlns:r="http://schemas.openxmlformats.org/officeDocument/2006/relationships" xmlns:m="http://schemas.openxmlformats.org/officeDocument/2006/math" xmlns:v="urn:schemas-microsoft-com:vml" xmlns:wp14="http://schemas.microsoft.com/office/word/2010/wordprocessingDrawing" xmlns:wp="http://schemas.openxmlformats.org/drawingml/2006/wordprocessingDrawing" xmlns:w10="urn:schemas-microsoft-com:office:word" xmlns:w="http://schemas.openxmlformats.org/wordprocessingml/2006/main" xmlns:w14="http://schemas.microsoft.com/office/word/2010/wordml" xmlns:w15="http://schemas.microsoft.com/office/word/2012/wordml" xmlns:w16cex="http://schemas.microsoft.com/office/word/2018/wordml/cex" xmlns:w16cid="http://schemas.microsoft.com/office/word/2016/wordml/cid" xmlns:w16="http://schemas.microsoft.com/office/word/2018/wordml" xmlns:w16se="http://schemas.microsoft.com/office/word/2015/wordml/symex" xmlns:wpg="http://schemas.microsoft.com/office/word/2010/wordprocessingGroup" xmlns:wpi="http://schemas.microsoft.com/office/word/2010/wordprocessingInk" xmlns:wne="http://schemas.microsoft.com/office/word/2006/wordml" xmlns:wps="http://schemas.microsoft.com/office/word/2010/wordprocessingShape" mc:Ignorable="w14 w15 w16se w16cid w16 w16cex wp14">
   <w:abstractNum w:abstractNumId="0" w15:restartNumberingAfterBreak="0">
     <w:nsid w:val="9E0CF88C"/>
     <w:multiLevelType w:val="multilevel"/>
@@ -11258,43 +11225,46 @@
       <w:lvlJc w:val="left"/>
     </w:lvl>
   </w:abstractNum>
-  <w:num w:numId="1" w16cid:durableId="38749051">
+  <w:num w:numId="1">
     <w:abstractNumId w:val="0"/>
   </w:num>
-  <w:num w:numId="2" w16cid:durableId="797844970">
+  <w:num w:numId="2">
     <w:abstractNumId w:val="5"/>
   </w:num>
-  <w:num w:numId="3" w16cid:durableId="718095470">
+  <w:num w:numId="3">
     <w:abstractNumId w:val="6"/>
   </w:num>
-  <w:num w:numId="4" w16cid:durableId="1336689048">
+  <w:num w:numId="4">
     <w:abstractNumId w:val="3"/>
   </w:num>
-  <w:num w:numId="5" w16cid:durableId="680595006">
+  <w:num w:numId="5">
     <w:abstractNumId w:val="7"/>
   </w:num>
-  <w:num w:numId="6" w16cid:durableId="227620379">
+  <w:num w:numId="6">
     <w:abstractNumId w:val="1"/>
   </w:num>
-  <w:num w:numId="7" w16cid:durableId="93524011">
+  <w:num w:numId="7">
     <w:abstractNumId w:val="4"/>
   </w:num>
-  <w:num w:numId="8" w16cid:durableId="720902469">
+  <w:num w:numId="8">
     <w:abstractNumId w:val="2"/>
   </w:num>
 </w:numbering>
 </file>
 
 <file path=word/people.xml><?xml version="1.0" encoding="utf-8"?>
-<w15:people xmlns:wpc="http://schemas.microsoft.com/office/word/2010/wordprocessingCanvas" xmlns:cx="http://schemas.microsoft.com/office/drawing/2014/chartex" xmlns:cx1="http://schemas.microsoft.com/office/drawing/2015/9/8/chartex" xmlns:cx2="http://schemas.microsoft.com/office/drawing/2015/10/21/chartex" xmlns:cx3="http://schemas.microsoft.com/office/drawing/2016/5/9/chartex" xmlns:cx4="http://schemas.microsoft.com/office/drawing/2016/5/10/chartex" xmlns:cx5="http://schemas.microsoft.com/office/drawing/2016/5/11/chartex" xmlns:cx6="http://schemas.microsoft.com/office/drawing/2016/5/12/chartex" xmlns:cx7="http://schemas.microsoft.com/office/drawing/2016/5/13/chartex" xmlns:cx8="http://schemas.microsoft.com/office/drawing/2016/5/14/chartex" xmlns:mc="http://schemas.openxmlformats.org/markup-compatibility/2006" xmlns:aink="http://schemas.microsoft.com/office/drawing/2016/ink" xmlns:am3d="http://schemas.microsoft.com/office/drawing/2017/model3d" xmlns:o="urn:schemas-microsoft-com:office:office" xmlns:oel="http://schemas.microsoft.com/office/2019/extlst" xmlns:r="http://schemas.openxmlformats.org/officeDocument/2006/relationships" xmlns:m="http://schemas.openxmlformats.org/officeDocument/2006/math" xmlns:v="urn:schemas-microsoft-com:vml" xmlns:wp14="http://schemas.microsoft.com/office/word/2010/wordprocessingDrawing" xmlns:wp="http://schemas.openxmlformats.org/drawingml/2006/wordprocessingDrawing" xmlns:w10="urn:schemas-microsoft-com:office:word" xmlns:w="http://schemas.openxmlformats.org/wordprocessingml/2006/main" xmlns:w14="http://schemas.microsoft.com/office/word/2010/wordml" xmlns:w15="http://schemas.microsoft.com/office/word/2012/wordml" xmlns:w16cex="http://schemas.microsoft.com/office/word/2018/wordml/cex" xmlns:w16cid="http://schemas.microsoft.com/office/word/2016/wordml/cid" xmlns:w16="http://schemas.microsoft.com/office/word/2018/wordml" xmlns:w16du="http://schemas.microsoft.com/office/word/2023/wordml/word16du" xmlns:w16sdtdh="http://schemas.microsoft.com/office/word/2020/wordml/sdtdatahash" xmlns:w16se="http://schemas.microsoft.com/office/word/2015/wordml/symex" xmlns:wpg="http://schemas.microsoft.com/office/word/2010/wordprocessingGroup" xmlns:wpi="http://schemas.microsoft.com/office/word/2010/wordprocessingInk" xmlns:wne="http://schemas.microsoft.com/office/word/2006/wordml" xmlns:wps="http://schemas.microsoft.com/office/word/2010/wordprocessingShape" mc:Ignorable="w14 w15 w16se w16cid w16 w16cex w16sdtdh w16du wp14">
+<w15:people xmlns:wpc="http://schemas.microsoft.com/office/word/2010/wordprocessingCanvas" xmlns:cx="http://schemas.microsoft.com/office/drawing/2014/chartex" xmlns:cx1="http://schemas.microsoft.com/office/drawing/2015/9/8/chartex" xmlns:cx2="http://schemas.microsoft.com/office/drawing/2015/10/21/chartex" xmlns:cx3="http://schemas.microsoft.com/office/drawing/2016/5/9/chartex" xmlns:cx4="http://schemas.microsoft.com/office/drawing/2016/5/10/chartex" xmlns:cx5="http://schemas.microsoft.com/office/drawing/2016/5/11/chartex" xmlns:cx6="http://schemas.microsoft.com/office/drawing/2016/5/12/chartex" xmlns:cx7="http://schemas.microsoft.com/office/drawing/2016/5/13/chartex" xmlns:cx8="http://schemas.microsoft.com/office/drawing/2016/5/14/chartex" xmlns:mc="http://schemas.openxmlformats.org/markup-compatibility/2006" xmlns:aink="http://schemas.microsoft.com/office/drawing/2016/ink" xmlns:am3d="http://schemas.microsoft.com/office/drawing/2017/model3d" xmlns:o="urn:schemas-microsoft-com:office:office" xmlns:r="http://schemas.openxmlformats.org/officeDocument/2006/relationships" xmlns:m="http://schemas.openxmlformats.org/officeDocument/2006/math" xmlns:v="urn:schemas-microsoft-com:vml" xmlns:wp14="http://schemas.microsoft.com/office/word/2010/wordprocessingDrawing" xmlns:wp="http://schemas.openxmlformats.org/drawingml/2006/wordprocessingDrawing" xmlns:w10="urn:schemas-microsoft-com:office:word" xmlns:w="http://schemas.openxmlformats.org/wordprocessingml/2006/main" xmlns:w14="http://schemas.microsoft.com/office/word/2010/wordml" xmlns:w15="http://schemas.microsoft.com/office/word/2012/wordml" xmlns:w16cex="http://schemas.microsoft.com/office/word/2018/wordml/cex" xmlns:w16cid="http://schemas.microsoft.com/office/word/2016/wordml/cid" xmlns:w16="http://schemas.microsoft.com/office/word/2018/wordml" xmlns:w16se="http://schemas.microsoft.com/office/word/2015/wordml/symex" xmlns:wpg="http://schemas.microsoft.com/office/word/2010/wordprocessingGroup" xmlns:wpi="http://schemas.microsoft.com/office/word/2010/wordprocessingInk" xmlns:wne="http://schemas.microsoft.com/office/word/2006/wordml" xmlns:wps="http://schemas.microsoft.com/office/word/2010/wordprocessingShape" mc:Ignorable="w14 w15 w16se w16cid w16 w16cex wp14">
   <w15:person w15:author="Kalentyev Alexey">
     <w15:presenceInfo w15:providerId="Windows Live" w15:userId="da819b8650d7d997"/>
+  </w15:person>
+  <w15:person w15:author="Mr Dei">
+    <w15:presenceInfo w15:providerId="Windows Live" w15:userId="3b79f7d171d85de2"/>
   </w15:person>
 </w15:people>
 </file>
 
 <file path=word/styles.xml><?xml version="1.0" encoding="utf-8"?>
-<w:styles xmlns:mc="http://schemas.openxmlformats.org/markup-compatibility/2006" xmlns:r="http://schemas.openxmlformats.org/officeDocument/2006/relationships" xmlns:w="http://schemas.openxmlformats.org/wordprocessingml/2006/main" xmlns:w14="http://schemas.microsoft.com/office/word/2010/wordml" xmlns:w15="http://schemas.microsoft.com/office/word/2012/wordml" xmlns:w16cex="http://schemas.microsoft.com/office/word/2018/wordml/cex" xmlns:w16cid="http://schemas.microsoft.com/office/word/2016/wordml/cid" xmlns:w16="http://schemas.microsoft.com/office/word/2018/wordml" xmlns:w16du="http://schemas.microsoft.com/office/word/2023/wordml/word16du" xmlns:w16sdtdh="http://schemas.microsoft.com/office/word/2020/wordml/sdtdatahash" xmlns:w16se="http://schemas.microsoft.com/office/word/2015/wordml/symex" mc:Ignorable="w14 w15 w16se w16cid w16 w16cex w16sdtdh w16du">
+<w:styles xmlns:mc="http://schemas.openxmlformats.org/markup-compatibility/2006" xmlns:r="http://schemas.openxmlformats.org/officeDocument/2006/relationships" xmlns:w="http://schemas.openxmlformats.org/wordprocessingml/2006/main" xmlns:w14="http://schemas.microsoft.com/office/word/2010/wordml" xmlns:w15="http://schemas.microsoft.com/office/word/2012/wordml" xmlns:w16cex="http://schemas.microsoft.com/office/word/2018/wordml/cex" xmlns:w16cid="http://schemas.microsoft.com/office/word/2016/wordml/cid" xmlns:w16="http://schemas.microsoft.com/office/word/2018/wordml" xmlns:w16se="http://schemas.microsoft.com/office/word/2015/wordml/symex" mc:Ignorable="w14 w15 w16se w16cid w16 w16cex">
   <w:docDefaults>
     <w:rPrDefault>
       <w:rPr>
@@ -11599,7 +11569,7 @@
   <w:style w:type="paragraph" w:default="1" w:styleId="a">
     <w:name w:val="Normal"/>
     <w:qFormat/>
-    <w:rsid w:val="00F77E03"/>
+    <w:rsid w:val="005F40A9"/>
     <w:rPr>
       <w:rFonts w:asciiTheme="minorHAnsi" w:eastAsiaTheme="minorEastAsia" w:hAnsiTheme="minorHAnsi" w:cstheme="minorBidi"/>
       <w:lang w:val="en-US" w:eastAsia="zh-CN"/>
@@ -11921,6 +11891,29 @@
       <w:lang w:val="en-US" w:eastAsia="zh-CN"/>
     </w:rPr>
   </w:style>
+  <w:style w:type="paragraph" w:styleId="af0">
+    <w:name w:val="Balloon Text"/>
+    <w:basedOn w:val="a"/>
+    <w:link w:val="af1"/>
+    <w:rsid w:val="00F549FF"/>
+    <w:rPr>
+      <w:rFonts w:ascii="Segoe UI" w:hAnsi="Segoe UI" w:cs="Segoe UI"/>
+      <w:sz w:val="18"/>
+      <w:szCs w:val="18"/>
+    </w:rPr>
+  </w:style>
+  <w:style w:type="character" w:customStyle="1" w:styleId="af1">
+    <w:name w:val="Текст выноски Знак"/>
+    <w:basedOn w:val="a0"/>
+    <w:link w:val="af0"/>
+    <w:rsid w:val="00F549FF"/>
+    <w:rPr>
+      <w:rFonts w:ascii="Segoe UI" w:eastAsiaTheme="minorEastAsia" w:hAnsi="Segoe UI" w:cs="Segoe UI"/>
+      <w:sz w:val="18"/>
+      <w:szCs w:val="18"/>
+      <w:lang w:val="en-US" w:eastAsia="zh-CN"/>
+    </w:rPr>
+  </w:style>
 </w:styles>
 </file>
 
@@ -12181,6 +12174,10 @@
 </file>
 
 <file path=customXml/item1.xml><?xml version="1.0" encoding="utf-8"?>
+<b:Sources xmlns:b="http://schemas.openxmlformats.org/officeDocument/2006/bibliography" xmlns="http://schemas.openxmlformats.org/officeDocument/2006/bibliography" SelectedStyle="\APASixthEditionOfficeOnline.xsl" StyleName="APA" Version="6"/>
+</file>
+
+<file path=customXml/item2.xml><?xml version="1.0" encoding="utf-8"?>
 <s:customData xmlns="http://www.wps.cn/officeDocument/2013/wpsCustomData" xmlns:s="http://www.wps.cn/officeDocument/2013/wpsCustomData">
   <customSectProps>
     <customSectPr/>
@@ -12191,22 +12188,18 @@
 </s:customData>
 </file>
 
-<file path=customXml/item2.xml><?xml version="1.0" encoding="utf-8"?>
-<b:Sources xmlns:b="http://schemas.openxmlformats.org/officeDocument/2006/bibliography" xmlns="http://schemas.openxmlformats.org/officeDocument/2006/bibliography" SelectedStyle="\APASixthEditionOfficeOnline.xsl" StyleName="APA" Version="6"/>
+<file path=customXml/itemProps1.xml><?xml version="1.0" encoding="utf-8"?>
+<ds:datastoreItem xmlns:ds="http://schemas.openxmlformats.org/officeDocument/2006/customXml" ds:itemID="{23C13C1D-4505-465D-B831-64E815D723B7}">
+  <ds:schemaRefs>
+    <ds:schemaRef ds:uri="http://schemas.openxmlformats.org/officeDocument/2006/bibliography"/>
+  </ds:schemaRefs>
+</ds:datastoreItem>
 </file>
 
-<file path=customXml/itemProps1.xml><?xml version="1.0" encoding="utf-8"?>
+<file path=customXml/itemProps2.xml><?xml version="1.0" encoding="utf-8"?>
 <ds:datastoreItem xmlns:ds="http://schemas.openxmlformats.org/officeDocument/2006/customXml" ds:itemID="{B1977F7D-205B-4081-913C-38D41E755F92}">
   <ds:schemaRefs>
     <ds:schemaRef ds:uri="http://www.wps.cn/officeDocument/2013/wpsCustomData"/>
   </ds:schemaRefs>
 </ds:datastoreItem>
-</file>
-
-<file path=customXml/itemProps2.xml><?xml version="1.0" encoding="utf-8"?>
-<ds:datastoreItem xmlns:ds="http://schemas.openxmlformats.org/officeDocument/2006/customXml" ds:itemID="{23C13C1D-4505-465D-B831-64E815D723B7}">
-  <ds:schemaRefs>
-    <ds:schemaRef ds:uri="http://schemas.openxmlformats.org/officeDocument/2006/bibliography"/>
-  </ds:schemaRefs>
-</ds:datastoreItem>
 </file>
--- a/Documents/Техническое задание_Дей581.docx
+++ b/Documents/Техническое задание_Дей581.docx
@@ -1,6 +1,6 @@
 
 <file path=word/document.xml><?xml version="1.0" encoding="utf-8"?>
-<w:document xmlns:wpc="http://schemas.microsoft.com/office/word/2010/wordprocessingCanvas" xmlns:cx="http://schemas.microsoft.com/office/drawing/2014/chartex" xmlns:cx1="http://schemas.microsoft.com/office/drawing/2015/9/8/chartex" xmlns:cx2="http://schemas.microsoft.com/office/drawing/2015/10/21/chartex" xmlns:cx3="http://schemas.microsoft.com/office/drawing/2016/5/9/chartex" xmlns:cx4="http://schemas.microsoft.com/office/drawing/2016/5/10/chartex" xmlns:cx5="http://schemas.microsoft.com/office/drawing/2016/5/11/chartex" xmlns:cx6="http://schemas.microsoft.com/office/drawing/2016/5/12/chartex" xmlns:cx7="http://schemas.microsoft.com/office/drawing/2016/5/13/chartex" xmlns:cx8="http://schemas.microsoft.com/office/drawing/2016/5/14/chartex" xmlns:mc="http://schemas.openxmlformats.org/markup-compatibility/2006" xmlns:aink="http://schemas.microsoft.com/office/drawing/2016/ink" xmlns:am3d="http://schemas.microsoft.com/office/drawing/2017/model3d" xmlns:o="urn:schemas-microsoft-com:office:office" xmlns:r="http://schemas.openxmlformats.org/officeDocument/2006/relationships" xmlns:m="http://schemas.openxmlformats.org/officeDocument/2006/math" xmlns:v="urn:schemas-microsoft-com:vml" xmlns:wp14="http://schemas.microsoft.com/office/word/2010/wordprocessingDrawing" xmlns:wp="http://schemas.openxmlformats.org/drawingml/2006/wordprocessingDrawing" xmlns:w10="urn:schemas-microsoft-com:office:word" xmlns:w="http://schemas.openxmlformats.org/wordprocessingml/2006/main" xmlns:w14="http://schemas.microsoft.com/office/word/2010/wordml" xmlns:w15="http://schemas.microsoft.com/office/word/2012/wordml" xmlns:w16cex="http://schemas.microsoft.com/office/word/2018/wordml/cex" xmlns:w16cid="http://schemas.microsoft.com/office/word/2016/wordml/cid" xmlns:w16="http://schemas.microsoft.com/office/word/2018/wordml" xmlns:w16se="http://schemas.microsoft.com/office/word/2015/wordml/symex" xmlns:wpg="http://schemas.microsoft.com/office/word/2010/wordprocessingGroup" xmlns:wpi="http://schemas.microsoft.com/office/word/2010/wordprocessingInk" xmlns:wne="http://schemas.microsoft.com/office/word/2006/wordml" xmlns:wps="http://schemas.microsoft.com/office/word/2010/wordprocessingShape" mc:Ignorable="w14 w15 w16se w16cid w16 w16cex wp14">
+<w:document xmlns:wpc="http://schemas.microsoft.com/office/word/2010/wordprocessingCanvas" xmlns:cx="http://schemas.microsoft.com/office/drawing/2014/chartex" xmlns:cx1="http://schemas.microsoft.com/office/drawing/2015/9/8/chartex" xmlns:cx2="http://schemas.microsoft.com/office/drawing/2015/10/21/chartex" xmlns:cx3="http://schemas.microsoft.com/office/drawing/2016/5/9/chartex" xmlns:cx4="http://schemas.microsoft.com/office/drawing/2016/5/10/chartex" xmlns:cx5="http://schemas.microsoft.com/office/drawing/2016/5/11/chartex" xmlns:cx6="http://schemas.microsoft.com/office/drawing/2016/5/12/chartex" xmlns:cx7="http://schemas.microsoft.com/office/drawing/2016/5/13/chartex" xmlns:cx8="http://schemas.microsoft.com/office/drawing/2016/5/14/chartex" xmlns:mc="http://schemas.openxmlformats.org/markup-compatibility/2006" xmlns:aink="http://schemas.microsoft.com/office/drawing/2016/ink" xmlns:am3d="http://schemas.microsoft.com/office/drawing/2017/model3d" xmlns:o="urn:schemas-microsoft-com:office:office" xmlns:oel="http://schemas.microsoft.com/office/2019/extlst" xmlns:r="http://schemas.openxmlformats.org/officeDocument/2006/relationships" xmlns:m="http://schemas.openxmlformats.org/officeDocument/2006/math" xmlns:v="urn:schemas-microsoft-com:vml" xmlns:wp14="http://schemas.microsoft.com/office/word/2010/wordprocessingDrawing" xmlns:wp="http://schemas.openxmlformats.org/drawingml/2006/wordprocessingDrawing" xmlns:w10="urn:schemas-microsoft-com:office:word" xmlns:w="http://schemas.openxmlformats.org/wordprocessingml/2006/main" xmlns:w14="http://schemas.microsoft.com/office/word/2010/wordml" xmlns:w15="http://schemas.microsoft.com/office/word/2012/wordml" xmlns:w16cex="http://schemas.microsoft.com/office/word/2018/wordml/cex" xmlns:w16cid="http://schemas.microsoft.com/office/word/2016/wordml/cid" xmlns:w16="http://schemas.microsoft.com/office/word/2018/wordml" xmlns:w16du="http://schemas.microsoft.com/office/word/2023/wordml/word16du" xmlns:w16sdtdh="http://schemas.microsoft.com/office/word/2020/wordml/sdtdatahash" xmlns:w16se="http://schemas.microsoft.com/office/word/2015/wordml/symex" xmlns:wpg="http://schemas.microsoft.com/office/word/2010/wordprocessingGroup" xmlns:wpi="http://schemas.microsoft.com/office/word/2010/wordprocessingInk" xmlns:wne="http://schemas.microsoft.com/office/word/2006/wordml" xmlns:wps="http://schemas.microsoft.com/office/word/2010/wordprocessingShape" mc:Ignorable="w14 w15 w16se w16cid w16 w16cex w16sdtdh w16du wp14">
   <w:body>
     <w:p>
       <w:pPr>
@@ -3706,7 +3706,7 @@
           </mc:Choice>
           <mc:Fallback>
             <w:pict>
-              <v:rect w14:anchorId="6F237AE9" id="Прямоугольник 4" o:spid="_x0000_s1026" style="position:absolute;margin-left:82.45pt;margin-top:116.15pt;width:92.95pt;height:15.5pt;z-index:251659264;visibility:visible;mso-wrap-style:square;mso-width-percent:0;mso-height-percent:0;mso-wrap-distance-left:9pt;mso-wrap-distance-top:0;mso-wrap-distance-right:9pt;mso-wrap-distance-bottom:0;mso-position-horizontal:absolute;mso-position-horizontal-relative:text;mso-position-vertical:absolute;mso-position-vertical-relative:text;mso-width-percent:0;mso-height-percent:0;mso-width-relative:margin;mso-height-relative:margin;v-text-anchor:middle" o:gfxdata="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" fillcolor="white [3212]" strokecolor="white [3212]" strokeweight="1pt"/>
+              <v:rect w14:anchorId="6D01AE0F" id="Прямоугольник 4" o:spid="_x0000_s1026" style="position:absolute;margin-left:82.45pt;margin-top:116.15pt;width:92.95pt;height:15.5pt;z-index:251659264;visibility:visible;mso-wrap-style:square;mso-width-percent:0;mso-height-percent:0;mso-wrap-distance-left:9pt;mso-wrap-distance-top:0;mso-wrap-distance-right:9pt;mso-wrap-distance-bottom:0;mso-position-horizontal:absolute;mso-position-horizontal-relative:text;mso-position-vertical:absolute;mso-position-vertical-relative:text;mso-width-percent:0;mso-height-percent:0;mso-width-relative:margin;mso-height-relative:margin;v-text-anchor:middle" o:gfxdata="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" fillcolor="white [3212]" strokecolor="white [3212]" strokeweight="1pt"/>
             </w:pict>
           </mc:Fallback>
         </mc:AlternateContent>
@@ -4732,16 +4732,7 @@
           <w:szCs w:val="28"/>
           <w:lang w:val="ru-RU"/>
         </w:rPr>
-        <w:t>800 мм)</w:t>
-      </w:r>
-      <w:r>
-        <w:rPr>
-          <w:rFonts w:ascii="Times New Roman" w:hAnsi="Times New Roman" w:cs="Times New Roman"/>
-          <w:sz w:val="28"/>
-          <w:szCs w:val="28"/>
-          <w:lang w:val="ru-RU"/>
-        </w:rPr>
-        <w:t>;</w:t>
+        <w:t>800 мм);</w:t>
       </w:r>
     </w:p>
     <w:p>
@@ -4816,6 +4807,7 @@
           <w:rFonts w:ascii="Times New Roman" w:hAnsi="Times New Roman" w:cs="Times New Roman"/>
           <w:sz w:val="28"/>
           <w:szCs w:val="28"/>
+          <w:lang w:val="ru-RU"/>
         </w:rPr>
         <w:t>30</w:t>
       </w:r>
@@ -4839,6 +4831,7 @@
           <w:rFonts w:ascii="Times New Roman" w:hAnsi="Times New Roman" w:cs="Times New Roman"/>
           <w:sz w:val="28"/>
           <w:szCs w:val="28"/>
+          <w:lang w:val="ru-RU"/>
         </w:rPr>
         <w:t>55</w:t>
       </w:r>
@@ -5317,7 +5310,15 @@
           <w:szCs w:val="28"/>
           <w:lang w:val="ru-RU"/>
         </w:rPr>
-        <w:t xml:space="preserve">интерфейсов с помощью фреймворков </w:t>
+        <w:t>интерфейсов с помощью фреймворков Windows</w:t>
+      </w:r>
+      <w:r>
+        <w:rPr>
+          <w:rFonts w:ascii="Times New Roman" w:hAnsi="Times New Roman" w:cs="Times New Roman"/>
+          <w:sz w:val="28"/>
+          <w:szCs w:val="28"/>
+        </w:rPr>
+        <w:t> </w:t>
       </w:r>
       <w:proofErr w:type="spellStart"/>
       <w:r>
@@ -5327,7 +5328,7 @@
           <w:szCs w:val="28"/>
           <w:lang w:val="ru-RU"/>
         </w:rPr>
-        <w:t>Windows</w:t>
+        <w:t>Forms</w:t>
       </w:r>
       <w:proofErr w:type="spellEnd"/>
       <w:r>
@@ -5335,48 +5336,9 @@
           <w:rFonts w:ascii="Times New Roman" w:hAnsi="Times New Roman" w:cs="Times New Roman"/>
           <w:sz w:val="28"/>
           <w:szCs w:val="28"/>
-        </w:rPr>
-        <w:t> </w:t>
-      </w:r>
-      <w:proofErr w:type="spellStart"/>
-      <w:r>
-        <w:rPr>
-          <w:rFonts w:ascii="Times New Roman" w:hAnsi="Times New Roman" w:cs="Times New Roman"/>
-          <w:sz w:val="28"/>
-          <w:szCs w:val="28"/>
-          <w:lang w:val="ru-RU"/>
-        </w:rPr>
-        <w:t>Forms</w:t>
-      </w:r>
-      <w:proofErr w:type="spellEnd"/>
-      <w:r>
-        <w:rPr>
-          <w:rFonts w:ascii="Times New Roman" w:hAnsi="Times New Roman" w:cs="Times New Roman"/>
-          <w:sz w:val="28"/>
-          <w:szCs w:val="28"/>
-          <w:lang w:val="ru-RU"/>
-        </w:rPr>
-        <w:t xml:space="preserve">, WPF или аналогичных им, позволяющих создавать пользовательские интерфейсы для ОС </w:t>
-      </w:r>
-      <w:proofErr w:type="spellStart"/>
-      <w:r>
-        <w:rPr>
-          <w:rFonts w:ascii="Times New Roman" w:hAnsi="Times New Roman" w:cs="Times New Roman"/>
-          <w:sz w:val="28"/>
-          <w:szCs w:val="28"/>
-          <w:lang w:val="ru-RU"/>
-        </w:rPr>
-        <w:t>Windows</w:t>
-      </w:r>
-      <w:proofErr w:type="spellEnd"/>
-      <w:r>
-        <w:rPr>
-          <w:rFonts w:ascii="Times New Roman" w:hAnsi="Times New Roman" w:cs="Times New Roman"/>
-          <w:sz w:val="28"/>
-          <w:szCs w:val="28"/>
-          <w:lang w:val="ru-RU"/>
-        </w:rPr>
-        <w:t xml:space="preserve"> 10 и выше.</w:t>
+          <w:lang w:val="ru-RU"/>
+        </w:rPr>
+        <w:t>, WPF или аналогичных им, позволяющих создавать пользовательские интерфейсы для ОС Windows 10 и выше.</w:t>
       </w:r>
     </w:p>
     <w:p>
@@ -6204,47 +6166,7 @@
           <w:szCs w:val="28"/>
           <w:lang w:val="ru-RU"/>
         </w:rPr>
-        <w:t xml:space="preserve">Помимо этого, разработанная система должна работать на ПК с ОС </w:t>
-      </w:r>
-      <w:proofErr w:type="spellStart"/>
-      <w:r>
-        <w:rPr>
-          <w:rFonts w:ascii="Times New Roman" w:hAnsi="Times New Roman" w:cs="Times New Roman"/>
-          <w:sz w:val="28"/>
-          <w:szCs w:val="28"/>
-          <w:lang w:val="ru-RU"/>
-        </w:rPr>
-        <w:t>Windows</w:t>
-      </w:r>
-      <w:proofErr w:type="spellEnd"/>
-      <w:r>
-        <w:rPr>
-          <w:rFonts w:ascii="Times New Roman" w:hAnsi="Times New Roman" w:cs="Times New Roman"/>
-          <w:sz w:val="28"/>
-          <w:szCs w:val="28"/>
-          <w:lang w:val="ru-RU"/>
-        </w:rPr>
-        <w:t xml:space="preserve"> версии 10 и старше и разрядностью х64 с NET </w:t>
-      </w:r>
-      <w:proofErr w:type="spellStart"/>
-      <w:r>
-        <w:rPr>
-          <w:rFonts w:ascii="Times New Roman" w:hAnsi="Times New Roman" w:cs="Times New Roman"/>
-          <w:sz w:val="28"/>
-          <w:szCs w:val="28"/>
-          <w:lang w:val="ru-RU"/>
-        </w:rPr>
-        <w:t>Framework</w:t>
-      </w:r>
-      <w:proofErr w:type="spellEnd"/>
-      <w:r>
-        <w:rPr>
-          <w:rFonts w:ascii="Times New Roman" w:hAnsi="Times New Roman" w:cs="Times New Roman"/>
-          <w:sz w:val="28"/>
-          <w:szCs w:val="28"/>
-          <w:lang w:val="ru-RU"/>
-        </w:rPr>
-        <w:t xml:space="preserve"> 4.7.2.</w:t>
+        <w:t>Помимо этого, разработанная система должна работать на ПК с ОС Windows версии 10 и старше и разрядностью х64 с NET Framework 4.7.2.</w:t>
       </w:r>
     </w:p>
     <w:p>
@@ -6266,18 +6188,7 @@
           <w:szCs w:val="28"/>
           <w:lang w:val="ru-RU"/>
         </w:rPr>
-        <w:t>3.</w:t>
-      </w:r>
-      <w:commentRangeStart w:id="12"/>
-      <w:commentRangeStart w:id="13"/>
-      <w:r>
-        <w:rPr>
-          <w:rFonts w:ascii="Times New Roman" w:hAnsi="Times New Roman" w:cs="Times New Roman"/>
-          <w:sz w:val="28"/>
-          <w:szCs w:val="28"/>
-          <w:lang w:val="ru-RU"/>
-        </w:rPr>
-        <w:t>3.5</w:t>
+        <w:t>3.3.5</w:t>
       </w:r>
       <w:r>
         <w:rPr>
@@ -6288,20 +6199,6 @@
         </w:rPr>
         <w:t xml:space="preserve"> Требования к техническому обеспечению системы</w:t>
       </w:r>
-      <w:commentRangeEnd w:id="12"/>
-      <w:r>
-        <w:rPr>
-          <w:rStyle w:val="ab"/>
-        </w:rPr>
-        <w:commentReference w:id="12"/>
-      </w:r>
-      <w:commentRangeEnd w:id="13"/>
-      <w:r>
-        <w:rPr>
-          <w:rStyle w:val="ab"/>
-        </w:rPr>
-        <w:commentReference w:id="13"/>
-      </w:r>
     </w:p>
     <w:p>
       <w:pPr>
@@ -6431,18 +6328,7 @@
           <w:lang w:val="ru-RU"/>
         </w:rPr>
         <w:lastRenderedPageBreak/>
-        <w:t xml:space="preserve">− </w:t>
-      </w:r>
-      <w:commentRangeStart w:id="14"/>
-      <w:commentRangeStart w:id="15"/>
-      <w:r>
-        <w:rPr>
-          <w:rFonts w:ascii="Times New Roman" w:hAnsi="Times New Roman" w:cs="Times New Roman"/>
-          <w:sz w:val="28"/>
-          <w:szCs w:val="28"/>
-          <w:lang w:val="ru-RU"/>
-        </w:rPr>
-        <w:t>Разрешение экрана − 1920х1080 пикселов</w:t>
+        <w:t>− Разрешение экрана − 1920х1080 пикселов</w:t>
       </w:r>
       <w:r>
         <w:rPr>
@@ -6463,55 +6349,25 @@
           <w:rFonts w:ascii="Times New Roman" w:hAnsi="Times New Roman" w:cs="Times New Roman"/>
           <w:sz w:val="28"/>
           <w:szCs w:val="28"/>
-          <w:lang w:val="ru-RU"/>
-        </w:rPr>
-      </w:pPr>
-      <w:r>
-        <w:rPr>
-          <w:rFonts w:ascii="Times New Roman" w:hAnsi="Times New Roman" w:cs="Times New Roman"/>
-          <w:sz w:val="28"/>
-          <w:szCs w:val="28"/>
-          <w:lang w:val="ru-RU"/>
-        </w:rPr>
-        <w:t>−</w:t>
-      </w:r>
-      <w:r>
-        <w:rPr>
-          <w:rFonts w:ascii="Times New Roman" w:hAnsi="Times New Roman" w:cs="Times New Roman"/>
-          <w:sz w:val="28"/>
-          <w:szCs w:val="28"/>
-          <w:lang w:val="ru-RU"/>
-        </w:rPr>
-        <w:t xml:space="preserve"> В</w:t>
-      </w:r>
-      <w:r>
-        <w:rPr>
-          <w:rFonts w:ascii="Times New Roman" w:hAnsi="Times New Roman" w:cs="Times New Roman"/>
-          <w:sz w:val="28"/>
-          <w:szCs w:val="28"/>
-          <w:lang w:val="ru-RU"/>
-        </w:rPr>
-        <w:t xml:space="preserve">идеокарта с поддержкой </w:t>
-      </w:r>
-      <w:proofErr w:type="spellStart"/>
-      <w:r>
-        <w:rPr>
-          <w:rFonts w:ascii="Times New Roman" w:hAnsi="Times New Roman" w:cs="Times New Roman"/>
-          <w:sz w:val="28"/>
-          <w:szCs w:val="28"/>
-          <w:lang w:val="ru-RU"/>
-        </w:rPr>
-        <w:t>OpenGL</w:t>
-      </w:r>
-      <w:proofErr w:type="spellEnd"/>
-      <w:r>
-        <w:rPr>
-          <w:rFonts w:ascii="Times New Roman" w:hAnsi="Times New Roman" w:cs="Times New Roman"/>
-          <w:sz w:val="28"/>
-          <w:szCs w:val="28"/>
-          <w:lang w:val="ru-RU"/>
-        </w:rPr>
-        <w:t xml:space="preserve"> 4.5, с 2 ГБ видеопамяти и более, пропускная способность видеопамяти — 80 ГБ/с и более</w:t>
+        </w:rPr>
+      </w:pPr>
+      <w:r>
+        <w:rPr>
+          <w:rFonts w:ascii="Times New Roman" w:hAnsi="Times New Roman" w:cs="Times New Roman"/>
+          <w:sz w:val="28"/>
+          <w:szCs w:val="28"/>
+          <w:lang w:val="ru-RU"/>
+        </w:rPr>
+        <w:t>− В</w:t>
+      </w:r>
+      <w:r>
+        <w:rPr>
+          <w:rFonts w:ascii="Times New Roman" w:hAnsi="Times New Roman" w:cs="Times New Roman"/>
+          <w:sz w:val="28"/>
+          <w:szCs w:val="28"/>
+          <w:lang w:val="ru-RU"/>
+        </w:rPr>
+        <w:t>идеокарта с поддержкой OpenGL 4.5, с 2 ГБ видеопамяти и более, пропускная способность видеопамяти — 80 ГБ/с и более</w:t>
       </w:r>
       <w:r>
         <w:rPr>
@@ -6522,19 +6378,22 @@
         </w:rPr>
         <w:t>.</w:t>
       </w:r>
-      <w:commentRangeEnd w:id="14"/>
-      <w:r>
-        <w:rPr>
-          <w:rStyle w:val="ab"/>
-        </w:rPr>
-        <w:commentReference w:id="14"/>
-      </w:r>
-      <w:commentRangeEnd w:id="15"/>
-      <w:r>
-        <w:rPr>
-          <w:rStyle w:val="ab"/>
-        </w:rPr>
-        <w:commentReference w:id="15"/>
+      <w:r>
+        <w:rPr>
+          <w:rFonts w:ascii="Times New Roman" w:hAnsi="Times New Roman" w:cs="Times New Roman"/>
+          <w:sz w:val="28"/>
+          <w:szCs w:val="28"/>
+          <w:lang w:val="ru-RU"/>
+        </w:rPr>
+        <w:t xml:space="preserve"> </w:t>
+      </w:r>
+      <w:r>
+        <w:rPr>
+          <w:rFonts w:ascii="Times New Roman" w:hAnsi="Times New Roman" w:cs="Times New Roman"/>
+          <w:sz w:val="28"/>
+          <w:szCs w:val="28"/>
+        </w:rPr>
+        <w:t>[10]</w:t>
       </w:r>
     </w:p>
     <w:p>
@@ -6646,14 +6505,14 @@
           <w:lang w:val="ru-RU"/>
         </w:rPr>
       </w:pPr>
-      <w:bookmarkStart w:id="16" w:name="_Toc178600959"/>
+      <w:bookmarkStart w:id="12" w:name="_Toc178600959"/>
       <w:r>
         <w:rPr>
           <w:lang w:val="ru-RU"/>
         </w:rPr>
         <w:t>3.4 Общие технические требования к АС</w:t>
       </w:r>
-      <w:bookmarkEnd w:id="16"/>
+      <w:bookmarkEnd w:id="12"/>
     </w:p>
     <w:p>
       <w:pPr>
@@ -6718,7 +6577,7 @@
           <w:lang w:val="ru-RU"/>
         </w:rPr>
       </w:pPr>
-      <w:bookmarkStart w:id="17" w:name="_Toc178600960"/>
+      <w:bookmarkStart w:id="13" w:name="_Toc178600960"/>
       <w:r>
         <w:rPr>
           <w:lang w:val="ru-RU"/>
@@ -6726,7 +6585,7 @@
         <w:lastRenderedPageBreak/>
         <w:t>4 СОСТАВ И СОДЕРЖАНИЕ РАБОТ ПО СОЗДАНИЮ АВТОМАТИЗИРОВАННОЙ СИСТЕМЫ</w:t>
       </w:r>
-      <w:bookmarkEnd w:id="17"/>
+      <w:bookmarkEnd w:id="13"/>
     </w:p>
     <w:p>
       <w:pPr>
@@ -8199,7 +8058,7 @@
           <w:lang w:val="ru-RU"/>
         </w:rPr>
       </w:pPr>
-      <w:bookmarkStart w:id="18" w:name="_Toc178600961"/>
+      <w:bookmarkStart w:id="14" w:name="_Toc178600961"/>
       <w:r>
         <w:rPr>
           <w:lang w:val="ru-RU"/>
@@ -8207,7 +8066,7 @@
         <w:lastRenderedPageBreak/>
         <w:t>5 ПОРЯДОК РАЗРАБОТКИ АВТОМАТИЗИРОВАННОЙ СИСТЕМЫ</w:t>
       </w:r>
-      <w:bookmarkEnd w:id="18"/>
+      <w:bookmarkEnd w:id="14"/>
     </w:p>
     <w:p>
       <w:pPr>
@@ -8231,14 +8090,14 @@
           <w:lang w:val="ru-RU"/>
         </w:rPr>
       </w:pPr>
-      <w:bookmarkStart w:id="19" w:name="_Toc178600962"/>
+      <w:bookmarkStart w:id="15" w:name="_Toc178600962"/>
       <w:r>
         <w:rPr>
           <w:lang w:val="ru-RU"/>
         </w:rPr>
         <w:t>5.1 Порядок организации разработки АС</w:t>
       </w:r>
-      <w:bookmarkEnd w:id="19"/>
+      <w:bookmarkEnd w:id="15"/>
     </w:p>
     <w:p>
       <w:pPr>
@@ -8313,7 +8172,7 @@
           <w:lang w:val="ru-RU"/>
         </w:rPr>
       </w:pPr>
-      <w:bookmarkStart w:id="20" w:name="_Toc178600963"/>
+      <w:bookmarkStart w:id="16" w:name="_Toc178600963"/>
       <w:r>
         <w:rPr>
           <w:lang w:val="ru-RU"/>
@@ -8326,7 +8185,7 @@
         </w:rPr>
         <w:t>Перечень документов и исходных данных для разработки АС</w:t>
       </w:r>
-      <w:bookmarkEnd w:id="20"/>
+      <w:bookmarkEnd w:id="16"/>
     </w:p>
     <w:p>
       <w:pPr>
@@ -8585,7 +8444,7 @@
           <w:lang w:val="ru-RU"/>
         </w:rPr>
       </w:pPr>
-      <w:bookmarkStart w:id="21" w:name="_Toc178600964"/>
+      <w:bookmarkStart w:id="17" w:name="_Toc178600964"/>
       <w:r>
         <w:rPr>
           <w:lang w:val="ru-RU"/>
@@ -8598,7 +8457,7 @@
         </w:rPr>
         <w:t>Перечень документов, предъявляемых по окончании соответствующих этапов работ</w:t>
       </w:r>
-      <w:bookmarkEnd w:id="21"/>
+      <w:bookmarkEnd w:id="17"/>
     </w:p>
     <w:p>
       <w:pPr>
@@ -8844,7 +8703,7 @@
           <w:lang w:val="ru-RU"/>
         </w:rPr>
       </w:pPr>
-      <w:bookmarkStart w:id="22" w:name="_Toc178600965"/>
+      <w:bookmarkStart w:id="18" w:name="_Toc178600965"/>
       <w:r>
         <w:rPr>
           <w:lang w:val="ru-RU"/>
@@ -8852,7 +8711,7 @@
         <w:lastRenderedPageBreak/>
         <w:t>6 ПОРЯДОК КОНТРОЛЯ И ПРИЁМКИ АВТОМАТИЗИРОВАННОЙ СИСТЕМЫ</w:t>
       </w:r>
-      <w:bookmarkEnd w:id="22"/>
+      <w:bookmarkEnd w:id="18"/>
     </w:p>
     <w:p>
       <w:pPr>
@@ -8878,7 +8737,7 @@
           <w:lang w:val="ru-RU"/>
         </w:rPr>
       </w:pPr>
-      <w:bookmarkStart w:id="23" w:name="_Toc178600966"/>
+      <w:bookmarkStart w:id="19" w:name="_Toc178600966"/>
       <w:r>
         <w:rPr>
           <w:rFonts w:cs="Times New Roman"/>
@@ -8887,7 +8746,7 @@
         </w:rPr>
         <w:t>6.1 Виды, состав и методы испытаний АС и ее составных частей</w:t>
       </w:r>
-      <w:bookmarkEnd w:id="23"/>
+      <w:bookmarkEnd w:id="19"/>
     </w:p>
     <w:p>
       <w:pPr>
@@ -9165,7 +9024,7 @@
           <w:lang w:val="ru-RU"/>
         </w:rPr>
       </w:pPr>
-      <w:bookmarkStart w:id="24" w:name="_Toc178600967"/>
+      <w:bookmarkStart w:id="20" w:name="_Toc178600967"/>
       <w:r>
         <w:rPr>
           <w:rFonts w:cs="Times New Roman"/>
@@ -9174,7 +9033,7 @@
         </w:rPr>
         <w:t>6.2 Общие требования к приёмке работ по стадиям</w:t>
       </w:r>
-      <w:bookmarkEnd w:id="24"/>
+      <w:bookmarkEnd w:id="20"/>
     </w:p>
     <w:p>
       <w:pPr>
@@ -9235,7 +9094,7 @@
           <w:lang w:val="ru-RU"/>
         </w:rPr>
       </w:pPr>
-      <w:bookmarkStart w:id="25" w:name="_Toc178600968"/>
+      <w:bookmarkStart w:id="21" w:name="_Toc178600968"/>
       <w:r>
         <w:rPr>
           <w:lang w:val="ru-RU"/>
@@ -9243,7 +9102,7 @@
         <w:lastRenderedPageBreak/>
         <w:t>7 ТРЕБОВАНИЯ К ДОКУМЕНТИРОВАНИЮ</w:t>
       </w:r>
-      <w:bookmarkEnd w:id="25"/>
+      <w:bookmarkEnd w:id="21"/>
     </w:p>
     <w:p>
       <w:pPr>
@@ -9311,14 +9170,14 @@
           <w:lang w:val="ru-RU"/>
         </w:rPr>
       </w:pPr>
-      <w:bookmarkStart w:id="26" w:name="_Toc178600969"/>
+      <w:bookmarkStart w:id="22" w:name="_Toc178600969"/>
       <w:r>
         <w:rPr>
           <w:lang w:val="ru-RU"/>
         </w:rPr>
         <w:t>7.1 Перечень подлежащих разработке документов</w:t>
       </w:r>
-      <w:bookmarkEnd w:id="26"/>
+      <w:bookmarkEnd w:id="22"/>
       <w:r>
         <w:rPr>
           <w:lang w:val="ru-RU"/>
@@ -9380,14 +9239,14 @@
           <w:lang w:val="ru-RU"/>
         </w:rPr>
       </w:pPr>
-      <w:bookmarkStart w:id="27" w:name="_Toc178600970"/>
+      <w:bookmarkStart w:id="23" w:name="_Toc178600970"/>
       <w:r>
         <w:rPr>
           <w:lang w:val="ru-RU"/>
         </w:rPr>
         <w:t>7.2 Вид представления и количество документов</w:t>
       </w:r>
-      <w:bookmarkEnd w:id="27"/>
+      <w:bookmarkEnd w:id="23"/>
     </w:p>
     <w:p>
       <w:pPr>
@@ -9605,14 +9464,14 @@
           <w:lang w:val="ru-RU"/>
         </w:rPr>
       </w:pPr>
-      <w:bookmarkStart w:id="28" w:name="_Toc178600971"/>
+      <w:bookmarkStart w:id="24" w:name="_Toc178600971"/>
       <w:r>
         <w:rPr>
           <w:lang w:val="ru-RU"/>
         </w:rPr>
         <w:t>7.3 Требования по использованию ЕСКД и ЕСПД при разработке документов</w:t>
       </w:r>
-      <w:bookmarkEnd w:id="28"/>
+      <w:bookmarkEnd w:id="24"/>
     </w:p>
     <w:p>
       <w:pPr>
@@ -9698,47 +9557,7 @@
           <w:szCs w:val="28"/>
           <w:lang w:val="ru-RU"/>
         </w:rPr>
-        <w:t xml:space="preserve">− шрифт – </w:t>
-      </w:r>
-      <w:proofErr w:type="spellStart"/>
-      <w:r>
-        <w:rPr>
-          <w:rFonts w:ascii="Times New Roman" w:hAnsi="Times New Roman" w:cs="Times New Roman"/>
-          <w:sz w:val="28"/>
-          <w:szCs w:val="28"/>
-          <w:lang w:val="ru-RU"/>
-        </w:rPr>
-        <w:t>Times</w:t>
-      </w:r>
-      <w:proofErr w:type="spellEnd"/>
-      <w:r>
-        <w:rPr>
-          <w:rFonts w:ascii="Times New Roman" w:hAnsi="Times New Roman" w:cs="Times New Roman"/>
-          <w:sz w:val="28"/>
-          <w:szCs w:val="28"/>
-          <w:lang w:val="ru-RU"/>
-        </w:rPr>
-        <w:t xml:space="preserve"> </w:t>
-      </w:r>
-      <w:proofErr w:type="spellStart"/>
-      <w:r>
-        <w:rPr>
-          <w:rFonts w:ascii="Times New Roman" w:hAnsi="Times New Roman" w:cs="Times New Roman"/>
-          <w:sz w:val="28"/>
-          <w:szCs w:val="28"/>
-          <w:lang w:val="ru-RU"/>
-        </w:rPr>
-        <w:t>New</w:t>
-      </w:r>
-      <w:proofErr w:type="spellEnd"/>
-      <w:r>
-        <w:rPr>
-          <w:rFonts w:ascii="Times New Roman" w:hAnsi="Times New Roman" w:cs="Times New Roman"/>
-          <w:sz w:val="28"/>
-          <w:szCs w:val="28"/>
-          <w:lang w:val="ru-RU"/>
-        </w:rPr>
-        <w:t xml:space="preserve"> </w:t>
+        <w:t xml:space="preserve">− шрифт – Times New </w:t>
       </w:r>
       <w:proofErr w:type="spellStart"/>
       <w:r>
@@ -9853,7 +9672,7 @@
           <w:lang w:val="ru-RU"/>
         </w:rPr>
       </w:pPr>
-      <w:bookmarkStart w:id="29" w:name="_Toc178600972"/>
+      <w:bookmarkStart w:id="25" w:name="_Toc178600972"/>
       <w:r>
         <w:rPr>
           <w:lang w:val="ru-RU"/>
@@ -9861,7 +9680,7 @@
         <w:lastRenderedPageBreak/>
         <w:t>8 ИСТОЧНИКИ РАЗРАБОТКИ</w:t>
       </w:r>
-      <w:bookmarkEnd w:id="29"/>
+      <w:bookmarkEnd w:id="25"/>
     </w:p>
     <w:p>
       <w:pPr>
@@ -10156,27 +9975,7 @@
           <w:szCs w:val="28"/>
           <w:lang w:val="ru-RU"/>
         </w:rPr>
-        <w:t xml:space="preserve"> руководство пользователя / Г. Буч, Д. </w:t>
-      </w:r>
-      <w:proofErr w:type="spellStart"/>
-      <w:r>
-        <w:rPr>
-          <w:rFonts w:ascii="Times New Roman" w:eastAsia="SimSun" w:hAnsi="Times New Roman" w:cs="Times New Roman"/>
-          <w:sz w:val="28"/>
-          <w:szCs w:val="28"/>
-          <w:lang w:val="ru-RU"/>
-        </w:rPr>
-        <w:t>Рамбо</w:t>
-      </w:r>
-      <w:proofErr w:type="spellEnd"/>
-      <w:r>
-        <w:rPr>
-          <w:rFonts w:ascii="Times New Roman" w:eastAsia="SimSun" w:hAnsi="Times New Roman" w:cs="Times New Roman"/>
-          <w:sz w:val="28"/>
-          <w:szCs w:val="28"/>
-          <w:lang w:val="ru-RU"/>
-        </w:rPr>
-        <w:t xml:space="preserve">, И. Якобсон. - 2-е изд. - </w:t>
+        <w:t xml:space="preserve"> руководство пользователя / Г. Буч, Д. Рамбо, И. Якобсон. - 2-е изд. - </w:t>
       </w:r>
       <w:proofErr w:type="gramStart"/>
       <w:r>
@@ -10376,7 +10175,7 @@
       </w:r>
     </w:p>
     <w:sectPr>
-      <w:footerReference w:type="default" r:id="rId15"/>
+      <w:footerReference w:type="default" r:id="rId11"/>
       <w:pgSz w:w="11906" w:h="16838"/>
       <w:pgMar w:top="1134" w:right="850" w:bottom="1134" w:left="1701" w:header="720" w:footer="720" w:gutter="0"/>
       <w:cols w:space="720"/>
@@ -10386,119 +10185,8 @@
 </w:document>
 </file>
 
-<file path=word/comments.xml><?xml version="1.0" encoding="utf-8"?>
-<w:comments xmlns:wpc="http://schemas.microsoft.com/office/word/2010/wordprocessingCanvas" xmlns:cx="http://schemas.microsoft.com/office/drawing/2014/chartex" xmlns:cx1="http://schemas.microsoft.com/office/drawing/2015/9/8/chartex" xmlns:cx2="http://schemas.microsoft.com/office/drawing/2015/10/21/chartex" xmlns:cx3="http://schemas.microsoft.com/office/drawing/2016/5/9/chartex" xmlns:cx4="http://schemas.microsoft.com/office/drawing/2016/5/10/chartex" xmlns:cx5="http://schemas.microsoft.com/office/drawing/2016/5/11/chartex" xmlns:cx6="http://schemas.microsoft.com/office/drawing/2016/5/12/chartex" xmlns:cx7="http://schemas.microsoft.com/office/drawing/2016/5/13/chartex" xmlns:cx8="http://schemas.microsoft.com/office/drawing/2016/5/14/chartex" xmlns:mc="http://schemas.openxmlformats.org/markup-compatibility/2006" xmlns:aink="http://schemas.microsoft.com/office/drawing/2016/ink" xmlns:am3d="http://schemas.microsoft.com/office/drawing/2017/model3d" xmlns:o="urn:schemas-microsoft-com:office:office" xmlns:r="http://schemas.openxmlformats.org/officeDocument/2006/relationships" xmlns:m="http://schemas.openxmlformats.org/officeDocument/2006/math" xmlns:v="urn:schemas-microsoft-com:vml" xmlns:wp14="http://schemas.microsoft.com/office/word/2010/wordprocessingDrawing" xmlns:wp="http://schemas.openxmlformats.org/drawingml/2006/wordprocessingDrawing" xmlns:w10="urn:schemas-microsoft-com:office:word" xmlns:w="http://schemas.openxmlformats.org/wordprocessingml/2006/main" xmlns:w14="http://schemas.microsoft.com/office/word/2010/wordml" xmlns:w15="http://schemas.microsoft.com/office/word/2012/wordml" xmlns:w16cex="http://schemas.microsoft.com/office/word/2018/wordml/cex" xmlns:w16cid="http://schemas.microsoft.com/office/word/2016/wordml/cid" xmlns:w16="http://schemas.microsoft.com/office/word/2018/wordml" xmlns:w16se="http://schemas.microsoft.com/office/word/2015/wordml/symex" xmlns:wpg="http://schemas.microsoft.com/office/word/2010/wordprocessingGroup" xmlns:wpi="http://schemas.microsoft.com/office/word/2010/wordprocessingInk" xmlns:wne="http://schemas.microsoft.com/office/word/2006/wordml" xmlns:wps="http://schemas.microsoft.com/office/word/2010/wordprocessingShape" mc:Ignorable="w14 w15 w16se w16cid w16 w16cex wp14">
-  <w:comment w:id="12" w:author="Kalentyev Alexey" w:date="2024-09-30T16:54:00Z" w:initials="KA">
-    <w:p>
-      <w:pPr>
-        <w:pStyle w:val="ac"/>
-      </w:pPr>
-      <w:r>
-        <w:rPr>
-          <w:rStyle w:val="ab"/>
-        </w:rPr>
-        <w:annotationRef/>
-      </w:r>
-    </w:p>
-  </w:comment>
-  <w:comment w:id="13" w:author="Mr Dei" w:date="2024-10-06T23:32:00Z" w:initials="MD">
-    <w:p>
-      <w:pPr>
-        <w:pStyle w:val="ac"/>
-        <w:rPr>
-          <w:lang w:val="ru-RU"/>
-        </w:rPr>
-      </w:pPr>
-      <w:r>
-        <w:rPr>
-          <w:rStyle w:val="ab"/>
-        </w:rPr>
-        <w:annotationRef/>
-      </w:r>
-      <w:r>
-        <w:rPr>
-          <w:lang w:val="ru-RU"/>
-        </w:rPr>
-        <w:t>См поправку в след комментарии</w:t>
-      </w:r>
-    </w:p>
-  </w:comment>
-  <w:comment w:id="14" w:author="Kalentyev Alexey" w:date="2024-09-30T16:54:00Z" w:initials="KA">
-    <w:p>
-      <w:pPr>
-        <w:pStyle w:val="ac"/>
-        <w:rPr>
-          <w:lang w:val="ru-RU"/>
-        </w:rPr>
-      </w:pPr>
-      <w:r>
-        <w:rPr>
-          <w:rStyle w:val="ab"/>
-        </w:rPr>
-        <w:annotationRef/>
-      </w:r>
-      <w:r>
-        <w:rPr>
-          <w:lang w:val="ru-RU"/>
-        </w:rPr>
-        <w:t>Видеопамять?</w:t>
-      </w:r>
-    </w:p>
-  </w:comment>
-  <w:comment w:id="15" w:author="Mr Dei" w:date="2024-10-06T23:53:00Z" w:initials="MD">
-    <w:p>
-      <w:pPr>
-        <w:pStyle w:val="ac"/>
-        <w:rPr>
-          <w:lang w:val="ru-RU"/>
-        </w:rPr>
-      </w:pPr>
-      <w:r>
-        <w:rPr>
-          <w:rStyle w:val="ab"/>
-        </w:rPr>
-        <w:annotationRef/>
-      </w:r>
-      <w:r>
-        <w:rPr>
-          <w:lang w:val="ru-RU"/>
-        </w:rPr>
-        <w:t>Исправлено</w:t>
-      </w:r>
-    </w:p>
-  </w:comment>
-</w:comments>
-</file>
-
-<file path=word/commentsExtended.xml><?xml version="1.0" encoding="utf-8"?>
-<w15:commentsEx xmlns:wpc="http://schemas.microsoft.com/office/word/2010/wordprocessingCanvas" xmlns:cx="http://schemas.microsoft.com/office/drawing/2014/chartex" xmlns:cx1="http://schemas.microsoft.com/office/drawing/2015/9/8/chartex" xmlns:cx2="http://schemas.microsoft.com/office/drawing/2015/10/21/chartex" xmlns:cx3="http://schemas.microsoft.com/office/drawing/2016/5/9/chartex" xmlns:cx4="http://schemas.microsoft.com/office/drawing/2016/5/10/chartex" xmlns:cx5="http://schemas.microsoft.com/office/drawing/2016/5/11/chartex" xmlns:cx6="http://schemas.microsoft.com/office/drawing/2016/5/12/chartex" xmlns:cx7="http://schemas.microsoft.com/office/drawing/2016/5/13/chartex" xmlns:cx8="http://schemas.microsoft.com/office/drawing/2016/5/14/chartex" xmlns:mc="http://schemas.openxmlformats.org/markup-compatibility/2006" xmlns:aink="http://schemas.microsoft.com/office/drawing/2016/ink" xmlns:am3d="http://schemas.microsoft.com/office/drawing/2017/model3d" xmlns:o="urn:schemas-microsoft-com:office:office" xmlns:r="http://schemas.openxmlformats.org/officeDocument/2006/relationships" xmlns:m="http://schemas.openxmlformats.org/officeDocument/2006/math" xmlns:v="urn:schemas-microsoft-com:vml" xmlns:wp14="http://schemas.microsoft.com/office/word/2010/wordprocessingDrawing" xmlns:wp="http://schemas.openxmlformats.org/drawingml/2006/wordprocessingDrawing" xmlns:w10="urn:schemas-microsoft-com:office:word" xmlns:w="http://schemas.openxmlformats.org/wordprocessingml/2006/main" xmlns:w14="http://schemas.microsoft.com/office/word/2010/wordml" xmlns:w15="http://schemas.microsoft.com/office/word/2012/wordml" xmlns:w16cex="http://schemas.microsoft.com/office/word/2018/wordml/cex" xmlns:w16cid="http://schemas.microsoft.com/office/word/2016/wordml/cid" xmlns:w16="http://schemas.microsoft.com/office/word/2018/wordml" xmlns:w16se="http://schemas.microsoft.com/office/word/2015/wordml/symex" xmlns:wpg="http://schemas.microsoft.com/office/word/2010/wordprocessingGroup" xmlns:wpi="http://schemas.microsoft.com/office/word/2010/wordprocessingInk" xmlns:wne="http://schemas.microsoft.com/office/word/2006/wordml" xmlns:wps="http://schemas.microsoft.com/office/word/2010/wordprocessingShape" mc:Ignorable="w14 w15 w16se w16cid w16 w16cex wp14">
-  <w15:commentEx w15:paraId="31360D80" w15:done="0"/>
-  <w15:commentEx w15:paraId="2638DBA0" w15:paraIdParent="31360D80" w15:done="0"/>
-  <w15:commentEx w15:paraId="7066ECC8" w15:done="0"/>
-  <w15:commentEx w15:paraId="02D0C68B" w15:paraIdParent="7066ECC8" w15:done="0"/>
-</w15:commentsEx>
-</file>
-
-<file path=word/commentsExtensible.xml><?xml version="1.0" encoding="utf-8"?>
-<w16cex:commentsExtensible xmlns:wpc="http://schemas.microsoft.com/office/word/2010/wordprocessingCanvas" xmlns:cx="http://schemas.microsoft.com/office/drawing/2014/chartex" xmlns:cx1="http://schemas.microsoft.com/office/drawing/2015/9/8/chartex" xmlns:cx2="http://schemas.microsoft.com/office/drawing/2015/10/21/chartex" xmlns:cx3="http://schemas.microsoft.com/office/drawing/2016/5/9/chartex" xmlns:cx4="http://schemas.microsoft.com/office/drawing/2016/5/10/chartex" xmlns:cx5="http://schemas.microsoft.com/office/drawing/2016/5/11/chartex" xmlns:cx6="http://schemas.microsoft.com/office/drawing/2016/5/12/chartex" xmlns:cx7="http://schemas.microsoft.com/office/drawing/2016/5/13/chartex" xmlns:cx8="http://schemas.microsoft.com/office/drawing/2016/5/14/chartex" xmlns:mc="http://schemas.openxmlformats.org/markup-compatibility/2006" xmlns:aink="http://schemas.microsoft.com/office/drawing/2016/ink" xmlns:am3d="http://schemas.microsoft.com/office/drawing/2017/model3d" xmlns:o="urn:schemas-microsoft-com:office:office" xmlns:r="http://schemas.openxmlformats.org/officeDocument/2006/relationships" xmlns:m="http://schemas.openxmlformats.org/officeDocument/2006/math" xmlns:v="urn:schemas-microsoft-com:vml" xmlns:wp14="http://schemas.microsoft.com/office/word/2010/wordprocessingDrawing" xmlns:wp="http://schemas.openxmlformats.org/drawingml/2006/wordprocessingDrawing" xmlns:w10="urn:schemas-microsoft-com:office:word" xmlns:w="http://schemas.openxmlformats.org/wordprocessingml/2006/main" xmlns:w14="http://schemas.microsoft.com/office/word/2010/wordml" xmlns:w15="http://schemas.microsoft.com/office/word/2012/wordml" xmlns:w16cex="http://schemas.microsoft.com/office/word/2018/wordml/cex" xmlns:w16cid="http://schemas.microsoft.com/office/word/2016/wordml/cid" xmlns:w16="http://schemas.microsoft.com/office/word/2018/wordml" xmlns:w16se="http://schemas.microsoft.com/office/word/2015/wordml/symex" xmlns:wpg="http://schemas.microsoft.com/office/word/2010/wordprocessingGroup" xmlns:wpi="http://schemas.microsoft.com/office/word/2010/wordprocessingInk" xmlns:wne="http://schemas.microsoft.com/office/word/2006/wordml" xmlns:wps="http://schemas.microsoft.com/office/word/2010/wordprocessingShape" mc:Ignorable="w14 w15 w16se w16cid w16 w16cex wp14">
-  <w16cex:commentExtensible w16cex:durableId="75AFB14A" w16cex:dateUtc="2024-09-30T09:54:00Z"/>
-  <w16cex:commentExtensible w16cex:durableId="2AAD9CA5" w16cex:dateUtc="2024-10-06T16:32:00Z"/>
-  <w16cex:commentExtensible w16cex:durableId="57474223" w16cex:dateUtc="2024-09-30T09:54:00Z"/>
-  <w16cex:commentExtensible w16cex:durableId="2AADA177" w16cex:dateUtc="2024-10-06T16:53:00Z"/>
-</w16cex:commentsExtensible>
-</file>
-
-<file path=word/commentsIds.xml><?xml version="1.0" encoding="utf-8"?>
-<w16cid:commentsIds xmlns:wpc="http://schemas.microsoft.com/office/word/2010/wordprocessingCanvas" xmlns:cx="http://schemas.microsoft.com/office/drawing/2014/chartex" xmlns:cx1="http://schemas.microsoft.com/office/drawing/2015/9/8/chartex" xmlns:cx2="http://schemas.microsoft.com/office/drawing/2015/10/21/chartex" xmlns:cx3="http://schemas.microsoft.com/office/drawing/2016/5/9/chartex" xmlns:cx4="http://schemas.microsoft.com/office/drawing/2016/5/10/chartex" xmlns:cx5="http://schemas.microsoft.com/office/drawing/2016/5/11/chartex" xmlns:cx6="http://schemas.microsoft.com/office/drawing/2016/5/12/chartex" xmlns:cx7="http://schemas.microsoft.com/office/drawing/2016/5/13/chartex" xmlns:cx8="http://schemas.microsoft.com/office/drawing/2016/5/14/chartex" xmlns:mc="http://schemas.openxmlformats.org/markup-compatibility/2006" xmlns:aink="http://schemas.microsoft.com/office/drawing/2016/ink" xmlns:am3d="http://schemas.microsoft.com/office/drawing/2017/model3d" xmlns:o="urn:schemas-microsoft-com:office:office" xmlns:r="http://schemas.openxmlformats.org/officeDocument/2006/relationships" xmlns:m="http://schemas.openxmlformats.org/officeDocument/2006/math" xmlns:v="urn:schemas-microsoft-com:vml" xmlns:wp14="http://schemas.microsoft.com/office/word/2010/wordprocessingDrawing" xmlns:wp="http://schemas.openxmlformats.org/drawingml/2006/wordprocessingDrawing" xmlns:w10="urn:schemas-microsoft-com:office:word" xmlns:w="http://schemas.openxmlformats.org/wordprocessingml/2006/main" xmlns:w14="http://schemas.microsoft.com/office/word/2010/wordml" xmlns:w15="http://schemas.microsoft.com/office/word/2012/wordml" xmlns:w16cex="http://schemas.microsoft.com/office/word/2018/wordml/cex" xmlns:w16cid="http://schemas.microsoft.com/office/word/2016/wordml/cid" xmlns:w16="http://schemas.microsoft.com/office/word/2018/wordml" xmlns:w16se="http://schemas.microsoft.com/office/word/2015/wordml/symex" xmlns:wpg="http://schemas.microsoft.com/office/word/2010/wordprocessingGroup" xmlns:wpi="http://schemas.microsoft.com/office/word/2010/wordprocessingInk" xmlns:wne="http://schemas.microsoft.com/office/word/2006/wordml" xmlns:wps="http://schemas.microsoft.com/office/word/2010/wordprocessingShape" mc:Ignorable="w14 w15 w16se w16cid w16 w16cex wp14">
-  <w16cid:commentId w16cid:paraId="31360D80" w16cid:durableId="75AFB14A"/>
-  <w16cid:commentId w16cid:paraId="2638DBA0" w16cid:durableId="2AAD9CA5"/>
-  <w16cid:commentId w16cid:paraId="7066ECC8" w16cid:durableId="57474223"/>
-  <w16cid:commentId w16cid:paraId="02D0C68B" w16cid:durableId="2AADA177"/>
-</w16cid:commentsIds>
-</file>
-
 <file path=word/endnotes.xml><?xml version="1.0" encoding="utf-8"?>
-<w:endnotes xmlns:wpc="http://schemas.microsoft.com/office/word/2010/wordprocessingCanvas" xmlns:cx="http://schemas.microsoft.com/office/drawing/2014/chartex" xmlns:cx1="http://schemas.microsoft.com/office/drawing/2015/9/8/chartex" xmlns:cx2="http://schemas.microsoft.com/office/drawing/2015/10/21/chartex" xmlns:cx3="http://schemas.microsoft.com/office/drawing/2016/5/9/chartex" xmlns:cx4="http://schemas.microsoft.com/office/drawing/2016/5/10/chartex" xmlns:cx5="http://schemas.microsoft.com/office/drawing/2016/5/11/chartex" xmlns:cx6="http://schemas.microsoft.com/office/drawing/2016/5/12/chartex" xmlns:cx7="http://schemas.microsoft.com/office/drawing/2016/5/13/chartex" xmlns:cx8="http://schemas.microsoft.com/office/drawing/2016/5/14/chartex" xmlns:mc="http://schemas.openxmlformats.org/markup-compatibility/2006" xmlns:aink="http://schemas.microsoft.com/office/drawing/2016/ink" xmlns:am3d="http://schemas.microsoft.com/office/drawing/2017/model3d" xmlns:o="urn:schemas-microsoft-com:office:office" xmlns:r="http://schemas.openxmlformats.org/officeDocument/2006/relationships" xmlns:m="http://schemas.openxmlformats.org/officeDocument/2006/math" xmlns:v="urn:schemas-microsoft-com:vml" xmlns:wp14="http://schemas.microsoft.com/office/word/2010/wordprocessingDrawing" xmlns:wp="http://schemas.openxmlformats.org/drawingml/2006/wordprocessingDrawing" xmlns:w10="urn:schemas-microsoft-com:office:word" xmlns:w="http://schemas.openxmlformats.org/wordprocessingml/2006/main" xmlns:w14="http://schemas.microsoft.com/office/word/2010/wordml" xmlns:w15="http://schemas.microsoft.com/office/word/2012/wordml" xmlns:w16cex="http://schemas.microsoft.com/office/word/2018/wordml/cex" xmlns:w16cid="http://schemas.microsoft.com/office/word/2016/wordml/cid" xmlns:w16="http://schemas.microsoft.com/office/word/2018/wordml" xmlns:w16se="http://schemas.microsoft.com/office/word/2015/wordml/symex" xmlns:wpg="http://schemas.microsoft.com/office/word/2010/wordprocessingGroup" xmlns:wpi="http://schemas.microsoft.com/office/word/2010/wordprocessingInk" xmlns:wne="http://schemas.microsoft.com/office/word/2006/wordml" xmlns:wps="http://schemas.microsoft.com/office/word/2010/wordprocessingShape" mc:Ignorable="w14 w15 w16se w16cid w16 w16cex wp14">
+<w:endnotes xmlns:wpc="http://schemas.microsoft.com/office/word/2010/wordprocessingCanvas" xmlns:cx="http://schemas.microsoft.com/office/drawing/2014/chartex" xmlns:cx1="http://schemas.microsoft.com/office/drawing/2015/9/8/chartex" xmlns:cx2="http://schemas.microsoft.com/office/drawing/2015/10/21/chartex" xmlns:cx3="http://schemas.microsoft.com/office/drawing/2016/5/9/chartex" xmlns:cx4="http://schemas.microsoft.com/office/drawing/2016/5/10/chartex" xmlns:cx5="http://schemas.microsoft.com/office/drawing/2016/5/11/chartex" xmlns:cx6="http://schemas.microsoft.com/office/drawing/2016/5/12/chartex" xmlns:cx7="http://schemas.microsoft.com/office/drawing/2016/5/13/chartex" xmlns:cx8="http://schemas.microsoft.com/office/drawing/2016/5/14/chartex" xmlns:mc="http://schemas.openxmlformats.org/markup-compatibility/2006" xmlns:aink="http://schemas.microsoft.com/office/drawing/2016/ink" xmlns:am3d="http://schemas.microsoft.com/office/drawing/2017/model3d" xmlns:o="urn:schemas-microsoft-com:office:office" xmlns:oel="http://schemas.microsoft.com/office/2019/extlst" xmlns:r="http://schemas.openxmlformats.org/officeDocument/2006/relationships" xmlns:m="http://schemas.openxmlformats.org/officeDocument/2006/math" xmlns:v="urn:schemas-microsoft-com:vml" xmlns:wp14="http://schemas.microsoft.com/office/word/2010/wordprocessingDrawing" xmlns:wp="http://schemas.openxmlformats.org/drawingml/2006/wordprocessingDrawing" xmlns:w10="urn:schemas-microsoft-com:office:word" xmlns:w="http://schemas.openxmlformats.org/wordprocessingml/2006/main" xmlns:w14="http://schemas.microsoft.com/office/word/2010/wordml" xmlns:w15="http://schemas.microsoft.com/office/word/2012/wordml" xmlns:w16cex="http://schemas.microsoft.com/office/word/2018/wordml/cex" xmlns:w16cid="http://schemas.microsoft.com/office/word/2016/wordml/cid" xmlns:w16="http://schemas.microsoft.com/office/word/2018/wordml" xmlns:w16du="http://schemas.microsoft.com/office/word/2023/wordml/word16du" xmlns:w16sdtdh="http://schemas.microsoft.com/office/word/2020/wordml/sdtdatahash" xmlns:w16se="http://schemas.microsoft.com/office/word/2015/wordml/symex" xmlns:wpg="http://schemas.microsoft.com/office/word/2010/wordprocessingGroup" xmlns:wpi="http://schemas.microsoft.com/office/word/2010/wordprocessingInk" xmlns:wne="http://schemas.microsoft.com/office/word/2006/wordml" xmlns:wps="http://schemas.microsoft.com/office/word/2010/wordprocessingShape" mc:Ignorable="w14 w15 w16se w16cid w16 w16cex w16sdtdh w16du wp14">
   <w:endnote w:type="separator" w:id="-1">
     <w:p>
       <w:r>
@@ -10517,7 +10205,7 @@
 </file>
 
 <file path=word/footer1.xml><?xml version="1.0" encoding="utf-8"?>
-<w:ftr xmlns:wpc="http://schemas.microsoft.com/office/word/2010/wordprocessingCanvas" xmlns:cx="http://schemas.microsoft.com/office/drawing/2014/chartex" xmlns:cx1="http://schemas.microsoft.com/office/drawing/2015/9/8/chartex" xmlns:cx2="http://schemas.microsoft.com/office/drawing/2015/10/21/chartex" xmlns:cx3="http://schemas.microsoft.com/office/drawing/2016/5/9/chartex" xmlns:cx4="http://schemas.microsoft.com/office/drawing/2016/5/10/chartex" xmlns:cx5="http://schemas.microsoft.com/office/drawing/2016/5/11/chartex" xmlns:cx6="http://schemas.microsoft.com/office/drawing/2016/5/12/chartex" xmlns:cx7="http://schemas.microsoft.com/office/drawing/2016/5/13/chartex" xmlns:cx8="http://schemas.microsoft.com/office/drawing/2016/5/14/chartex" xmlns:mc="http://schemas.openxmlformats.org/markup-compatibility/2006" xmlns:aink="http://schemas.microsoft.com/office/drawing/2016/ink" xmlns:am3d="http://schemas.microsoft.com/office/drawing/2017/model3d" xmlns:o="urn:schemas-microsoft-com:office:office" xmlns:r="http://schemas.openxmlformats.org/officeDocument/2006/relationships" xmlns:m="http://schemas.openxmlformats.org/officeDocument/2006/math" xmlns:v="urn:schemas-microsoft-com:vml" xmlns:wp14="http://schemas.microsoft.com/office/word/2010/wordprocessingDrawing" xmlns:wp="http://schemas.openxmlformats.org/drawingml/2006/wordprocessingDrawing" xmlns:w10="urn:schemas-microsoft-com:office:word" xmlns:w="http://schemas.openxmlformats.org/wordprocessingml/2006/main" xmlns:w14="http://schemas.microsoft.com/office/word/2010/wordml" xmlns:w15="http://schemas.microsoft.com/office/word/2012/wordml" xmlns:w16cex="http://schemas.microsoft.com/office/word/2018/wordml/cex" xmlns:w16cid="http://schemas.microsoft.com/office/word/2016/wordml/cid" xmlns:w16="http://schemas.microsoft.com/office/word/2018/wordml" xmlns:w16se="http://schemas.microsoft.com/office/word/2015/wordml/symex" xmlns:wpg="http://schemas.microsoft.com/office/word/2010/wordprocessingGroup" xmlns:wpi="http://schemas.microsoft.com/office/word/2010/wordprocessingInk" xmlns:wne="http://schemas.microsoft.com/office/word/2006/wordml" xmlns:wps="http://schemas.microsoft.com/office/word/2010/wordprocessingShape" mc:Ignorable="w14 w15 w16se w16cid w16 w16cex wp14">
+<w:ftr xmlns:wpc="http://schemas.microsoft.com/office/word/2010/wordprocessingCanvas" xmlns:cx="http://schemas.microsoft.com/office/drawing/2014/chartex" xmlns:cx1="http://schemas.microsoft.com/office/drawing/2015/9/8/chartex" xmlns:cx2="http://schemas.microsoft.com/office/drawing/2015/10/21/chartex" xmlns:cx3="http://schemas.microsoft.com/office/drawing/2016/5/9/chartex" xmlns:cx4="http://schemas.microsoft.com/office/drawing/2016/5/10/chartex" xmlns:cx5="http://schemas.microsoft.com/office/drawing/2016/5/11/chartex" xmlns:cx6="http://schemas.microsoft.com/office/drawing/2016/5/12/chartex" xmlns:cx7="http://schemas.microsoft.com/office/drawing/2016/5/13/chartex" xmlns:cx8="http://schemas.microsoft.com/office/drawing/2016/5/14/chartex" xmlns:mc="http://schemas.openxmlformats.org/markup-compatibility/2006" xmlns:aink="http://schemas.microsoft.com/office/drawing/2016/ink" xmlns:am3d="http://schemas.microsoft.com/office/drawing/2017/model3d" xmlns:o="urn:schemas-microsoft-com:office:office" xmlns:oel="http://schemas.microsoft.com/office/2019/extlst" xmlns:r="http://schemas.openxmlformats.org/officeDocument/2006/relationships" xmlns:m="http://schemas.openxmlformats.org/officeDocument/2006/math" xmlns:v="urn:schemas-microsoft-com:vml" xmlns:wp14="http://schemas.microsoft.com/office/word/2010/wordprocessingDrawing" xmlns:wp="http://schemas.openxmlformats.org/drawingml/2006/wordprocessingDrawing" xmlns:w10="urn:schemas-microsoft-com:office:word" xmlns:w="http://schemas.openxmlformats.org/wordprocessingml/2006/main" xmlns:w14="http://schemas.microsoft.com/office/word/2010/wordml" xmlns:w15="http://schemas.microsoft.com/office/word/2012/wordml" xmlns:w16cex="http://schemas.microsoft.com/office/word/2018/wordml/cex" xmlns:w16cid="http://schemas.microsoft.com/office/word/2016/wordml/cid" xmlns:w16="http://schemas.microsoft.com/office/word/2018/wordml" xmlns:w16du="http://schemas.microsoft.com/office/word/2023/wordml/word16du" xmlns:w16sdtdh="http://schemas.microsoft.com/office/word/2020/wordml/sdtdatahash" xmlns:w16se="http://schemas.microsoft.com/office/word/2015/wordml/symex" xmlns:wpg="http://schemas.microsoft.com/office/word/2010/wordprocessingGroup" xmlns:wpi="http://schemas.microsoft.com/office/word/2010/wordprocessingInk" xmlns:wne="http://schemas.microsoft.com/office/word/2006/wordml" xmlns:wps="http://schemas.microsoft.com/office/word/2010/wordprocessingShape" mc:Ignorable="w14 w15 w16se w16cid w16 w16cex w16sdtdh w16du wp14">
   <w:p>
     <w:pPr>
       <w:pStyle w:val="a4"/>
@@ -10645,7 +10333,7 @@
               <v:stroke joinstyle="miter"/>
               <v:path gradientshapeok="t" o:connecttype="rect"/>
             </v:shapetype>
-            <v:shape id="Текстовое поле 1" o:spid="_x0000_s1026" type="#_x0000_t202" style="position:absolute;margin-left:226.75pt;margin-top:.2pt;width:26.3pt;height:2in;z-index:251659264;visibility:visible;mso-wrap-style:square;mso-width-percent:0;mso-wrap-distance-left:9pt;mso-wrap-distance-top:0;mso-wrap-distance-right:9pt;mso-wrap-distance-bottom:0;mso-position-horizontal:absolute;mso-position-horizontal-relative:margin;mso-position-vertical:absolute;mso-position-vertical-relative:text;mso-width-percent:0;mso-width-relative:margin;v-text-anchor:top" o:gfxdata="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" filled="f" stroked="f" strokeweight=".5pt">
+            <v:shape id="Текстовое поле 1" o:spid="_x0000_s1026" type="#_x0000_t202" style="position:absolute;margin-left:226.75pt;margin-top:.2pt;width:26.3pt;height:2in;z-index:251659264;visibility:visible;mso-wrap-style:square;mso-width-percent:0;mso-wrap-distance-left:9pt;mso-wrap-distance-top:0;mso-wrap-distance-right:9pt;mso-wrap-distance-bottom:0;mso-position-horizontal:absolute;mso-position-horizontal-relative:margin;mso-position-vertical:absolute;mso-position-vertical-relative:text;mso-width-percent:0;mso-width-relative:margin;v-text-anchor:top" o:gfxdata="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" filled="f" stroked="f" strokeweight=".5pt">
               <v:textbox style="mso-fit-shape-to-text:t" inset="0,0,0,0">
                 <w:txbxContent>
                   <w:p>
@@ -10711,7 +10399,7 @@
 </file>
 
 <file path=word/footnotes.xml><?xml version="1.0" encoding="utf-8"?>
-<w:footnotes xmlns:wpc="http://schemas.microsoft.com/office/word/2010/wordprocessingCanvas" xmlns:cx="http://schemas.microsoft.com/office/drawing/2014/chartex" xmlns:cx1="http://schemas.microsoft.com/office/drawing/2015/9/8/chartex" xmlns:cx2="http://schemas.microsoft.com/office/drawing/2015/10/21/chartex" xmlns:cx3="http://schemas.microsoft.com/office/drawing/2016/5/9/chartex" xmlns:cx4="http://schemas.microsoft.com/office/drawing/2016/5/10/chartex" xmlns:cx5="http://schemas.microsoft.com/office/drawing/2016/5/11/chartex" xmlns:cx6="http://schemas.microsoft.com/office/drawing/2016/5/12/chartex" xmlns:cx7="http://schemas.microsoft.com/office/drawing/2016/5/13/chartex" xmlns:cx8="http://schemas.microsoft.com/office/drawing/2016/5/14/chartex" xmlns:mc="http://schemas.openxmlformats.org/markup-compatibility/2006" xmlns:aink="http://schemas.microsoft.com/office/drawing/2016/ink" xmlns:am3d="http://schemas.microsoft.com/office/drawing/2017/model3d" xmlns:o="urn:schemas-microsoft-com:office:office" xmlns:r="http://schemas.openxmlformats.org/officeDocument/2006/relationships" xmlns:m="http://schemas.openxmlformats.org/officeDocument/2006/math" xmlns:v="urn:schemas-microsoft-com:vml" xmlns:wp14="http://schemas.microsoft.com/office/word/2010/wordprocessingDrawing" xmlns:wp="http://schemas.openxmlformats.org/drawingml/2006/wordprocessingDrawing" xmlns:w10="urn:schemas-microsoft-com:office:word" xmlns:w="http://schemas.openxmlformats.org/wordprocessingml/2006/main" xmlns:w14="http://schemas.microsoft.com/office/word/2010/wordml" xmlns:w15="http://schemas.microsoft.com/office/word/2012/wordml" xmlns:w16cex="http://schemas.microsoft.com/office/word/2018/wordml/cex" xmlns:w16cid="http://schemas.microsoft.com/office/word/2016/wordml/cid" xmlns:w16="http://schemas.microsoft.com/office/word/2018/wordml" xmlns:w16se="http://schemas.microsoft.com/office/word/2015/wordml/symex" xmlns:wpg="http://schemas.microsoft.com/office/word/2010/wordprocessingGroup" xmlns:wpi="http://schemas.microsoft.com/office/word/2010/wordprocessingInk" xmlns:wne="http://schemas.microsoft.com/office/word/2006/wordml" xmlns:wps="http://schemas.microsoft.com/office/word/2010/wordprocessingShape" mc:Ignorable="w14 w15 w16se w16cid w16 w16cex wp14">
+<w:footnotes xmlns:wpc="http://schemas.microsoft.com/office/word/2010/wordprocessingCanvas" xmlns:cx="http://schemas.microsoft.com/office/drawing/2014/chartex" xmlns:cx1="http://schemas.microsoft.com/office/drawing/2015/9/8/chartex" xmlns:cx2="http://schemas.microsoft.com/office/drawing/2015/10/21/chartex" xmlns:cx3="http://schemas.microsoft.com/office/drawing/2016/5/9/chartex" xmlns:cx4="http://schemas.microsoft.com/office/drawing/2016/5/10/chartex" xmlns:cx5="http://schemas.microsoft.com/office/drawing/2016/5/11/chartex" xmlns:cx6="http://schemas.microsoft.com/office/drawing/2016/5/12/chartex" xmlns:cx7="http://schemas.microsoft.com/office/drawing/2016/5/13/chartex" xmlns:cx8="http://schemas.microsoft.com/office/drawing/2016/5/14/chartex" xmlns:mc="http://schemas.openxmlformats.org/markup-compatibility/2006" xmlns:aink="http://schemas.microsoft.com/office/drawing/2016/ink" xmlns:am3d="http://schemas.microsoft.com/office/drawing/2017/model3d" xmlns:o="urn:schemas-microsoft-com:office:office" xmlns:oel="http://schemas.microsoft.com/office/2019/extlst" xmlns:r="http://schemas.openxmlformats.org/officeDocument/2006/relationships" xmlns:m="http://schemas.openxmlformats.org/officeDocument/2006/math" xmlns:v="urn:schemas-microsoft-com:vml" xmlns:wp14="http://schemas.microsoft.com/office/word/2010/wordprocessingDrawing" xmlns:wp="http://schemas.openxmlformats.org/drawingml/2006/wordprocessingDrawing" xmlns:w10="urn:schemas-microsoft-com:office:word" xmlns:w="http://schemas.openxmlformats.org/wordprocessingml/2006/main" xmlns:w14="http://schemas.microsoft.com/office/word/2010/wordml" xmlns:w15="http://schemas.microsoft.com/office/word/2012/wordml" xmlns:w16cex="http://schemas.microsoft.com/office/word/2018/wordml/cex" xmlns:w16cid="http://schemas.microsoft.com/office/word/2016/wordml/cid" xmlns:w16="http://schemas.microsoft.com/office/word/2018/wordml" xmlns:w16du="http://schemas.microsoft.com/office/word/2023/wordml/word16du" xmlns:w16sdtdh="http://schemas.microsoft.com/office/word/2020/wordml/sdtdatahash" xmlns:w16se="http://schemas.microsoft.com/office/word/2015/wordml/symex" xmlns:wpg="http://schemas.microsoft.com/office/word/2010/wordprocessingGroup" xmlns:wpi="http://schemas.microsoft.com/office/word/2010/wordprocessingInk" xmlns:wne="http://schemas.microsoft.com/office/word/2006/wordml" xmlns:wps="http://schemas.microsoft.com/office/word/2010/wordprocessingShape" mc:Ignorable="w14 w15 w16se w16cid w16 w16cex w16sdtdh w16du wp14">
   <w:footnote w:type="separator" w:id="-1">
     <w:p>
       <w:r>
@@ -10730,7 +10418,7 @@
 </file>
 
 <file path=word/numbering.xml><?xml version="1.0" encoding="utf-8"?>
-<w:numbering xmlns:wpc="http://schemas.microsoft.com/office/word/2010/wordprocessingCanvas" xmlns:cx="http://schemas.microsoft.com/office/drawing/2014/chartex" xmlns:cx1="http://schemas.microsoft.com/office/drawing/2015/9/8/chartex" xmlns:cx2="http://schemas.microsoft.com/office/drawing/2015/10/21/chartex" xmlns:cx3="http://schemas.microsoft.com/office/drawing/2016/5/9/chartex" xmlns:cx4="http://schemas.microsoft.com/office/drawing/2016/5/10/chartex" xmlns:cx5="http://schemas.microsoft.com/office/drawing/2016/5/11/chartex" xmlns:cx6="http://schemas.microsoft.com/office/drawing/2016/5/12/chartex" xmlns:cx7="http://schemas.microsoft.com/office/drawing/2016/5/13/chartex" xmlns:cx8="http://schemas.microsoft.com/office/drawing/2016/5/14/chartex" xmlns:mc="http://schemas.openxmlformats.org/markup-compatibility/2006" xmlns:aink="http://schemas.microsoft.com/office/drawing/2016/ink" xmlns:am3d="http://schemas.microsoft.com/office/drawing/2017/model3d" xmlns:o="urn:schemas-microsoft-com:office:office" xmlns:r="http://schemas.openxmlformats.org/officeDocument/2006/relationships" xmlns:m="http://schemas.openxmlformats.org/officeDocument/2006/math" xmlns:v="urn:schemas-microsoft-com:vml" xmlns:wp14="http://schemas.microsoft.com/office/word/2010/wordprocessingDrawing" xmlns:wp="http://schemas.openxmlformats.org/drawingml/2006/wordprocessingDrawing" xmlns:w10="urn:schemas-microsoft-com:office:word" xmlns:w="http://schemas.openxmlformats.org/wordprocessingml/2006/main" xmlns:w14="http://schemas.microsoft.com/office/word/2010/wordml" xmlns:w15="http://schemas.microsoft.com/office/word/2012/wordml" xmlns:w16cex="http://schemas.microsoft.com/office/word/2018/wordml/cex" xmlns:w16cid="http://schemas.microsoft.com/office/word/2016/wordml/cid" xmlns:w16="http://schemas.microsoft.com/office/word/2018/wordml" xmlns:w16se="http://schemas.microsoft.com/office/word/2015/wordml/symex" xmlns:wpg="http://schemas.microsoft.com/office/word/2010/wordprocessingGroup" xmlns:wpi="http://schemas.microsoft.com/office/word/2010/wordprocessingInk" xmlns:wne="http://schemas.microsoft.com/office/word/2006/wordml" xmlns:wps="http://schemas.microsoft.com/office/word/2010/wordprocessingShape" mc:Ignorable="w14 w15 w16se w16cid w16 w16cex wp14">
+<w:numbering xmlns:wpc="http://schemas.microsoft.com/office/word/2010/wordprocessingCanvas" xmlns:cx="http://schemas.microsoft.com/office/drawing/2014/chartex" xmlns:cx1="http://schemas.microsoft.com/office/drawing/2015/9/8/chartex" xmlns:cx2="http://schemas.microsoft.com/office/drawing/2015/10/21/chartex" xmlns:cx3="http://schemas.microsoft.com/office/drawing/2016/5/9/chartex" xmlns:cx4="http://schemas.microsoft.com/office/drawing/2016/5/10/chartex" xmlns:cx5="http://schemas.microsoft.com/office/drawing/2016/5/11/chartex" xmlns:cx6="http://schemas.microsoft.com/office/drawing/2016/5/12/chartex" xmlns:cx7="http://schemas.microsoft.com/office/drawing/2016/5/13/chartex" xmlns:cx8="http://schemas.microsoft.com/office/drawing/2016/5/14/chartex" xmlns:mc="http://schemas.openxmlformats.org/markup-compatibility/2006" xmlns:aink="http://schemas.microsoft.com/office/drawing/2016/ink" xmlns:am3d="http://schemas.microsoft.com/office/drawing/2017/model3d" xmlns:o="urn:schemas-microsoft-com:office:office" xmlns:oel="http://schemas.microsoft.com/office/2019/extlst" xmlns:r="http://schemas.openxmlformats.org/officeDocument/2006/relationships" xmlns:m="http://schemas.openxmlformats.org/officeDocument/2006/math" xmlns:v="urn:schemas-microsoft-com:vml" xmlns:wp14="http://schemas.microsoft.com/office/word/2010/wordprocessingDrawing" xmlns:wp="http://schemas.openxmlformats.org/drawingml/2006/wordprocessingDrawing" xmlns:w10="urn:schemas-microsoft-com:office:word" xmlns:w="http://schemas.openxmlformats.org/wordprocessingml/2006/main" xmlns:w14="http://schemas.microsoft.com/office/word/2010/wordml" xmlns:w15="http://schemas.microsoft.com/office/word/2012/wordml" xmlns:w16cex="http://schemas.microsoft.com/office/word/2018/wordml/cex" xmlns:w16cid="http://schemas.microsoft.com/office/word/2016/wordml/cid" xmlns:w16="http://schemas.microsoft.com/office/word/2018/wordml" xmlns:w16du="http://schemas.microsoft.com/office/word/2023/wordml/word16du" xmlns:w16sdtdh="http://schemas.microsoft.com/office/word/2020/wordml/sdtdatahash" xmlns:w16se="http://schemas.microsoft.com/office/word/2015/wordml/symex" xmlns:wpg="http://schemas.microsoft.com/office/word/2010/wordprocessingGroup" xmlns:wpi="http://schemas.microsoft.com/office/word/2010/wordprocessingInk" xmlns:wne="http://schemas.microsoft.com/office/word/2006/wordml" xmlns:wps="http://schemas.microsoft.com/office/word/2010/wordprocessingShape" mc:Ignorable="w14 w15 w16se w16cid w16 w16cex w16sdtdh w16du wp14">
   <w:abstractNum w:abstractNumId="0" w15:restartNumberingAfterBreak="0">
     <w:nsid w:val="9E0CF88C"/>
     <w:multiLevelType w:val="multilevel"/>
@@ -11225,46 +10913,35 @@
       <w:lvlJc w:val="left"/>
     </w:lvl>
   </w:abstractNum>
-  <w:num w:numId="1">
+  <w:num w:numId="1" w16cid:durableId="1763838869">
     <w:abstractNumId w:val="0"/>
   </w:num>
-  <w:num w:numId="2">
+  <w:num w:numId="2" w16cid:durableId="1658805915">
     <w:abstractNumId w:val="5"/>
   </w:num>
-  <w:num w:numId="3">
+  <w:num w:numId="3" w16cid:durableId="1266353497">
     <w:abstractNumId w:val="6"/>
   </w:num>
-  <w:num w:numId="4">
+  <w:num w:numId="4" w16cid:durableId="482433956">
     <w:abstractNumId w:val="3"/>
   </w:num>
-  <w:num w:numId="5">
+  <w:num w:numId="5" w16cid:durableId="1007748450">
     <w:abstractNumId w:val="7"/>
   </w:num>
-  <w:num w:numId="6">
+  <w:num w:numId="6" w16cid:durableId="546141004">
     <w:abstractNumId w:val="1"/>
   </w:num>
-  <w:num w:numId="7">
+  <w:num w:numId="7" w16cid:durableId="666715398">
     <w:abstractNumId w:val="4"/>
   </w:num>
-  <w:num w:numId="8">
+  <w:num w:numId="8" w16cid:durableId="659891346">
     <w:abstractNumId w:val="2"/>
   </w:num>
 </w:numbering>
 </file>
 
-<file path=word/people.xml><?xml version="1.0" encoding="utf-8"?>
-<w15:people xmlns:wpc="http://schemas.microsoft.com/office/word/2010/wordprocessingCanvas" xmlns:cx="http://schemas.microsoft.com/office/drawing/2014/chartex" xmlns:cx1="http://schemas.microsoft.com/office/drawing/2015/9/8/chartex" xmlns:cx2="http://schemas.microsoft.com/office/drawing/2015/10/21/chartex" xmlns:cx3="http://schemas.microsoft.com/office/drawing/2016/5/9/chartex" xmlns:cx4="http://schemas.microsoft.com/office/drawing/2016/5/10/chartex" xmlns:cx5="http://schemas.microsoft.com/office/drawing/2016/5/11/chartex" xmlns:cx6="http://schemas.microsoft.com/office/drawing/2016/5/12/chartex" xmlns:cx7="http://schemas.microsoft.com/office/drawing/2016/5/13/chartex" xmlns:cx8="http://schemas.microsoft.com/office/drawing/2016/5/14/chartex" xmlns:mc="http://schemas.openxmlformats.org/markup-compatibility/2006" xmlns:aink="http://schemas.microsoft.com/office/drawing/2016/ink" xmlns:am3d="http://schemas.microsoft.com/office/drawing/2017/model3d" xmlns:o="urn:schemas-microsoft-com:office:office" xmlns:r="http://schemas.openxmlformats.org/officeDocument/2006/relationships" xmlns:m="http://schemas.openxmlformats.org/officeDocument/2006/math" xmlns:v="urn:schemas-microsoft-com:vml" xmlns:wp14="http://schemas.microsoft.com/office/word/2010/wordprocessingDrawing" xmlns:wp="http://schemas.openxmlformats.org/drawingml/2006/wordprocessingDrawing" xmlns:w10="urn:schemas-microsoft-com:office:word" xmlns:w="http://schemas.openxmlformats.org/wordprocessingml/2006/main" xmlns:w14="http://schemas.microsoft.com/office/word/2010/wordml" xmlns:w15="http://schemas.microsoft.com/office/word/2012/wordml" xmlns:w16cex="http://schemas.microsoft.com/office/word/2018/wordml/cex" xmlns:w16cid="http://schemas.microsoft.com/office/word/2016/wordml/cid" xmlns:w16="http://schemas.microsoft.com/office/word/2018/wordml" xmlns:w16se="http://schemas.microsoft.com/office/word/2015/wordml/symex" xmlns:wpg="http://schemas.microsoft.com/office/word/2010/wordprocessingGroup" xmlns:wpi="http://schemas.microsoft.com/office/word/2010/wordprocessingInk" xmlns:wne="http://schemas.microsoft.com/office/word/2006/wordml" xmlns:wps="http://schemas.microsoft.com/office/word/2010/wordprocessingShape" mc:Ignorable="w14 w15 w16se w16cid w16 w16cex wp14">
-  <w15:person w15:author="Kalentyev Alexey">
-    <w15:presenceInfo w15:providerId="Windows Live" w15:userId="da819b8650d7d997"/>
-  </w15:person>
-  <w15:person w15:author="Mr Dei">
-    <w15:presenceInfo w15:providerId="Windows Live" w15:userId="3b79f7d171d85de2"/>
-  </w15:person>
-</w15:people>
-</file>
-
 <file path=word/styles.xml><?xml version="1.0" encoding="utf-8"?>
-<w:styles xmlns:mc="http://schemas.openxmlformats.org/markup-compatibility/2006" xmlns:r="http://schemas.openxmlformats.org/officeDocument/2006/relationships" xmlns:w="http://schemas.openxmlformats.org/wordprocessingml/2006/main" xmlns:w14="http://schemas.microsoft.com/office/word/2010/wordml" xmlns:w15="http://schemas.microsoft.com/office/word/2012/wordml" xmlns:w16cex="http://schemas.microsoft.com/office/word/2018/wordml/cex" xmlns:w16cid="http://schemas.microsoft.com/office/word/2016/wordml/cid" xmlns:w16="http://schemas.microsoft.com/office/word/2018/wordml" xmlns:w16se="http://schemas.microsoft.com/office/word/2015/wordml/symex" mc:Ignorable="w14 w15 w16se w16cid w16 w16cex">
+<w:styles xmlns:mc="http://schemas.openxmlformats.org/markup-compatibility/2006" xmlns:r="http://schemas.openxmlformats.org/officeDocument/2006/relationships" xmlns:w="http://schemas.openxmlformats.org/wordprocessingml/2006/main" xmlns:w14="http://schemas.microsoft.com/office/word/2010/wordml" xmlns:w15="http://schemas.microsoft.com/office/word/2012/wordml" xmlns:w16cex="http://schemas.microsoft.com/office/word/2018/wordml/cex" xmlns:w16cid="http://schemas.microsoft.com/office/word/2016/wordml/cid" xmlns:w16="http://schemas.microsoft.com/office/word/2018/wordml" xmlns:w16du="http://schemas.microsoft.com/office/word/2023/wordml/word16du" xmlns:w16sdtdh="http://schemas.microsoft.com/office/word/2020/wordml/sdtdatahash" xmlns:w16se="http://schemas.microsoft.com/office/word/2015/wordml/symex" mc:Ignorable="w14 w15 w16se w16cid w16 w16cex w16sdtdh w16du">
   <w:docDefaults>
     <w:rPrDefault>
       <w:rPr>
@@ -12174,10 +11851,6 @@
 </file>
 
 <file path=customXml/item1.xml><?xml version="1.0" encoding="utf-8"?>
-<b:Sources xmlns:b="http://schemas.openxmlformats.org/officeDocument/2006/bibliography" xmlns="http://schemas.openxmlformats.org/officeDocument/2006/bibliography" SelectedStyle="\APASixthEditionOfficeOnline.xsl" StyleName="APA" Version="6"/>
-</file>
-
-<file path=customXml/item2.xml><?xml version="1.0" encoding="utf-8"?>
 <s:customData xmlns="http://www.wps.cn/officeDocument/2013/wpsCustomData" xmlns:s="http://www.wps.cn/officeDocument/2013/wpsCustomData">
   <customSectProps>
     <customSectPr/>
@@ -12188,18 +11861,22 @@
 </s:customData>
 </file>
 
+<file path=customXml/item2.xml><?xml version="1.0" encoding="utf-8"?>
+<b:Sources xmlns:b="http://schemas.openxmlformats.org/officeDocument/2006/bibliography" xmlns="http://schemas.openxmlformats.org/officeDocument/2006/bibliography" SelectedStyle="\APASixthEditionOfficeOnline.xsl" StyleName="APA" Version="6"/>
+</file>
+
 <file path=customXml/itemProps1.xml><?xml version="1.0" encoding="utf-8"?>
+<ds:datastoreItem xmlns:ds="http://schemas.openxmlformats.org/officeDocument/2006/customXml" ds:itemID="{B1977F7D-205B-4081-913C-38D41E755F92}">
+  <ds:schemaRefs>
+    <ds:schemaRef ds:uri="http://www.wps.cn/officeDocument/2013/wpsCustomData"/>
+  </ds:schemaRefs>
+</ds:datastoreItem>
+</file>
+
+<file path=customXml/itemProps2.xml><?xml version="1.0" encoding="utf-8"?>
 <ds:datastoreItem xmlns:ds="http://schemas.openxmlformats.org/officeDocument/2006/customXml" ds:itemID="{23C13C1D-4505-465D-B831-64E815D723B7}">
   <ds:schemaRefs>
     <ds:schemaRef ds:uri="http://schemas.openxmlformats.org/officeDocument/2006/bibliography"/>
   </ds:schemaRefs>
 </ds:datastoreItem>
-</file>
-
-<file path=customXml/itemProps2.xml><?xml version="1.0" encoding="utf-8"?>
-<ds:datastoreItem xmlns:ds="http://schemas.openxmlformats.org/officeDocument/2006/customXml" ds:itemID="{B1977F7D-205B-4081-913C-38D41E755F92}">
-  <ds:schemaRefs>
-    <ds:schemaRef ds:uri="http://www.wps.cn/officeDocument/2013/wpsCustomData"/>
-  </ds:schemaRefs>
-</ds:datastoreItem>
 </file>